--- a/Enyrgy_GHL_WIP-3.docx
+++ b/Enyrgy_GHL_WIP-3.docx
@@ -1627,18 +1627,18 @@
               <w:pStyle w:val="Compact"/>
             </w:pPr>
             <w:r>
-              <w:t xml:space="preserve">Scott</w:t>
-            </w:r>
-          </w:p>
-        </w:tc>
-        <w:tc>
-          <w:tcPr/>
-          <w:p>
-            <w:pPr>
-              <w:pStyle w:val="Compact"/>
-            </w:pPr>
-            <w:r>
-              <w:t xml:space="preserve">Pending securities attorney approval - placeholder in workflow</w:t>
+              <w:t xml:space="preserve">DONE</w:t>
+            </w:r>
+          </w:p>
+        </w:tc>
+        <w:tc>
+          <w:tcPr/>
+          <w:p>
+            <w:pPr>
+              <w:pStyle w:val="Compact"/>
+            </w:pPr>
+            <w:r>
+              <w:t xml:space="preserve">Attorney-approved; no longer a placeholder, the approved PPM is used in Touch 7.</w:t>
             </w:r>
           </w:p>
         </w:tc>
@@ -3010,7 +3010,7 @@
               <w:pStyle w:val="Compact"/>
             </w:pPr>
             <w:r>
-              <w:t xml:space="preserve">Pending securities attorney approval</w:t>
+              <w:t xml:space="preserve">Attorney-approved</w:t>
             </w:r>
           </w:p>
         </w:tc>
@@ -7615,6 +7615,253 @@
       <w:szCs w:val="20"/>
     </w:rPr>
   </w:style>
+  <w:style w:customStyle="1" w:styleId="SourceCode" w:type="paragraph">
+    <w:name w:val="Source Code"/>
+    <w:basedOn w:val="Normal"/>
+    <w:link w:val="VerbatimChar"/>
+    <w:pPr>
+      <w:wordWrap w:val="off"/>
+    </w:pPr>
+  </w:style>
+  <w:style w:customStyle="1" w:styleId="KeywordTok" w:type="character">
+    <w:name w:val="KeywordTok"/>
+    <w:basedOn w:val="VerbatimChar"/>
+    <w:rPr>
+      <w:b/>
+      <w:color w:val="007020"/>
+    </w:rPr>
+  </w:style>
+  <w:style w:customStyle="1" w:styleId="DataTypeTok" w:type="character">
+    <w:name w:val="DataTypeTok"/>
+    <w:basedOn w:val="VerbatimChar"/>
+    <w:rPr>
+      <w:color w:val="902000"/>
+    </w:rPr>
+  </w:style>
+  <w:style w:customStyle="1" w:styleId="DecValTok" w:type="character">
+    <w:name w:val="DecValTok"/>
+    <w:basedOn w:val="VerbatimChar"/>
+    <w:rPr>
+      <w:color w:val="40a070"/>
+    </w:rPr>
+  </w:style>
+  <w:style w:customStyle="1" w:styleId="BaseNTok" w:type="character">
+    <w:name w:val="BaseNTok"/>
+    <w:basedOn w:val="VerbatimChar"/>
+    <w:rPr>
+      <w:color w:val="40a070"/>
+    </w:rPr>
+  </w:style>
+  <w:style w:customStyle="1" w:styleId="FloatTok" w:type="character">
+    <w:name w:val="FloatTok"/>
+    <w:basedOn w:val="VerbatimChar"/>
+    <w:rPr>
+      <w:color w:val="40a070"/>
+    </w:rPr>
+  </w:style>
+  <w:style w:customStyle="1" w:styleId="ConstantTok" w:type="character">
+    <w:name w:val="ConstantTok"/>
+    <w:basedOn w:val="VerbatimChar"/>
+    <w:rPr>
+      <w:color w:val="880000"/>
+    </w:rPr>
+  </w:style>
+  <w:style w:customStyle="1" w:styleId="CharTok" w:type="character">
+    <w:name w:val="CharTok"/>
+    <w:basedOn w:val="VerbatimChar"/>
+    <w:rPr>
+      <w:color w:val="4070a0"/>
+    </w:rPr>
+  </w:style>
+  <w:style w:customStyle="1" w:styleId="SpecialCharTok" w:type="character">
+    <w:name w:val="SpecialCharTok"/>
+    <w:basedOn w:val="VerbatimChar"/>
+    <w:rPr>
+      <w:color w:val="4070a0"/>
+    </w:rPr>
+  </w:style>
+  <w:style w:customStyle="1" w:styleId="StringTok" w:type="character">
+    <w:name w:val="StringTok"/>
+    <w:basedOn w:val="VerbatimChar"/>
+    <w:rPr>
+      <w:color w:val="4070a0"/>
+    </w:rPr>
+  </w:style>
+  <w:style w:customStyle="1" w:styleId="VerbatimStringTok" w:type="character">
+    <w:name w:val="VerbatimStringTok"/>
+    <w:basedOn w:val="VerbatimChar"/>
+    <w:rPr>
+      <w:color w:val="4070a0"/>
+    </w:rPr>
+  </w:style>
+  <w:style w:customStyle="1" w:styleId="SpecialStringTok" w:type="character">
+    <w:name w:val="SpecialStringTok"/>
+    <w:basedOn w:val="VerbatimChar"/>
+    <w:rPr>
+      <w:color w:val="bb6688"/>
+    </w:rPr>
+  </w:style>
+  <w:style w:customStyle="1" w:styleId="ImportTok" w:type="character">
+    <w:name w:val="ImportTok"/>
+    <w:basedOn w:val="VerbatimChar"/>
+    <w:rPr>
+      <w:b/>
+      <w:color w:val="008000"/>
+    </w:rPr>
+  </w:style>
+  <w:style w:customStyle="1" w:styleId="CommentTok" w:type="character">
+    <w:name w:val="CommentTok"/>
+    <w:basedOn w:val="VerbatimChar"/>
+    <w:rPr>
+      <w:i/>
+      <w:color w:val="60a0b0"/>
+    </w:rPr>
+  </w:style>
+  <w:style w:customStyle="1" w:styleId="DocumentationTok" w:type="character">
+    <w:name w:val="DocumentationTok"/>
+    <w:basedOn w:val="VerbatimChar"/>
+    <w:rPr>
+      <w:i/>
+      <w:color w:val="ba2121"/>
+    </w:rPr>
+  </w:style>
+  <w:style w:customStyle="1" w:styleId="AnnotationTok" w:type="character">
+    <w:name w:val="AnnotationTok"/>
+    <w:basedOn w:val="VerbatimChar"/>
+    <w:rPr>
+      <w:b/>
+      <w:i/>
+      <w:color w:val="60a0b0"/>
+    </w:rPr>
+  </w:style>
+  <w:style w:customStyle="1" w:styleId="CommentVarTok" w:type="character">
+    <w:name w:val="CommentVarTok"/>
+    <w:basedOn w:val="VerbatimChar"/>
+    <w:rPr>
+      <w:b/>
+      <w:i/>
+      <w:color w:val="60a0b0"/>
+    </w:rPr>
+  </w:style>
+  <w:style w:customStyle="1" w:styleId="OtherTok" w:type="character">
+    <w:name w:val="OtherTok"/>
+    <w:basedOn w:val="VerbatimChar"/>
+    <w:rPr>
+      <w:color w:val="007020"/>
+    </w:rPr>
+  </w:style>
+  <w:style w:customStyle="1" w:styleId="FunctionTok" w:type="character">
+    <w:name w:val="FunctionTok"/>
+    <w:basedOn w:val="VerbatimChar"/>
+    <w:rPr>
+      <w:color w:val="06287e"/>
+    </w:rPr>
+  </w:style>
+  <w:style w:customStyle="1" w:styleId="VariableTok" w:type="character">
+    <w:name w:val="VariableTok"/>
+    <w:basedOn w:val="VerbatimChar"/>
+    <w:rPr>
+      <w:color w:val="19177c"/>
+    </w:rPr>
+  </w:style>
+  <w:style w:customStyle="1" w:styleId="ControlFlowTok" w:type="character">
+    <w:name w:val="ControlFlowTok"/>
+    <w:basedOn w:val="VerbatimChar"/>
+    <w:rPr>
+      <w:b/>
+      <w:color w:val="007020"/>
+    </w:rPr>
+  </w:style>
+  <w:style w:customStyle="1" w:styleId="OperatorTok" w:type="character">
+    <w:name w:val="OperatorTok"/>
+    <w:basedOn w:val="VerbatimChar"/>
+    <w:rPr>
+      <w:color w:val="666666"/>
+    </w:rPr>
+  </w:style>
+  <w:style w:customStyle="1" w:styleId="BuiltInTok" w:type="character">
+    <w:name w:val="BuiltInTok"/>
+    <w:basedOn w:val="VerbatimChar"/>
+    <w:rPr>
+      <w:color w:val="008000"/>
+    </w:rPr>
+  </w:style>
+  <w:style w:customStyle="1" w:styleId="ExtensionTok" w:type="character">
+    <w:name w:val="ExtensionTok"/>
+    <w:basedOn w:val="VerbatimChar"/>
+    <w:rPr/>
+  </w:style>
+  <w:style w:customStyle="1" w:styleId="PreprocessorTok" w:type="character">
+    <w:name w:val="PreprocessorTok"/>
+    <w:basedOn w:val="VerbatimChar"/>
+    <w:rPr>
+      <w:color w:val="bc7a00"/>
+    </w:rPr>
+  </w:style>
+  <w:style w:customStyle="1" w:styleId="AttributeTok" w:type="character">
+    <w:name w:val="AttributeTok"/>
+    <w:basedOn w:val="VerbatimChar"/>
+    <w:rPr>
+      <w:color w:val="7d9029"/>
+    </w:rPr>
+  </w:style>
+  <w:style w:customStyle="1" w:styleId="RegionMarkerTok" w:type="character">
+    <w:name w:val="RegionMarkerTok"/>
+    <w:basedOn w:val="VerbatimChar"/>
+    <w:rPr/>
+  </w:style>
+  <w:style w:customStyle="1" w:styleId="InformationTok" w:type="character">
+    <w:name w:val="InformationTok"/>
+    <w:basedOn w:val="VerbatimChar"/>
+    <w:rPr>
+      <w:b/>
+      <w:i/>
+      <w:color w:val="60a0b0"/>
+    </w:rPr>
+  </w:style>
+  <w:style w:customStyle="1" w:styleId="WarningTok" w:type="character">
+    <w:name w:val="WarningTok"/>
+    <w:basedOn w:val="VerbatimChar"/>
+    <w:rPr>
+      <w:b/>
+      <w:i/>
+      <w:color w:val="60a0b0"/>
+    </w:rPr>
+  </w:style>
+  <w:style w:customStyle="1" w:styleId="AlertTok" w:type="character">
+    <w:name w:val="AlertTok"/>
+    <w:basedOn w:val="VerbatimChar"/>
+    <w:rPr>
+      <w:b/>
+      <w:color w:val="ff0000"/>
+    </w:rPr>
+  </w:style>
+  <w:style w:customStyle="1" w:styleId="ErrorTok" w:type="character">
+    <w:name w:val="ErrorTok"/>
+    <w:basedOn w:val="VerbatimChar"/>
+    <w:rPr>
+      <w:b/>
+      <w:color w:val="ff0000"/>
+    </w:rPr>
+  </w:style>
+  <w:style w:customStyle="1" w:styleId="NormalTok" w:type="character">
+    <w:name w:val="NormalTok"/>
+    <w:basedOn w:val="VerbatimChar"/>
+    <w:rPr/>
+  </w:style>
+  <w:style w:styleId="Table" w:type="table">
+    <w:name w:val="Table"/>
+    <w:tblPr>
+      <w:tblBorders>
+        <w:top w:color="000000" w:space="0" w:sz="4" w:val="single"/>
+        <w:left w:color="000000" w:space="0" w:sz="4" w:val="single"/>
+        <w:bottom w:color="000000" w:space="0" w:sz="4" w:val="single"/>
+        <w:right w:color="000000" w:space="0" w:sz="4" w:val="single"/>
+        <w:insideH w:color="000000" w:space="0" w:sz="4" w:val="single"/>
+        <w:insideV w:color="000000" w:space="0" w:sz="4" w:val="single"/>
+      </w:tblBorders>
+    </w:tblPr>
+  </w:style>
   <w:style w:type="paragraph" w:customStyle="1" w:styleId="SourceCode">
     <w:name w:val="Source Code"/>
     <w:basedOn w:val="Normal"/>
@@ -7848,19 +8095,6 @@
     <w:name w:val="NormalTok"/>
     <w:basedOn w:val="VerbatimChar"/>
     <w:rPr/>
-  </w:style>
-  <w:style w:type="table" w:styleId="Table">
-    <w:name w:val="Table"/>
-    <w:tblPr>
-      <w:tblBorders>
-        <w:top w:val="single" w:sz="4" w:space="0" w:color="000000"/>
-        <w:left w:val="single" w:sz="4" w:space="0" w:color="000000"/>
-        <w:bottom w:val="single" w:sz="4" w:space="0" w:color="000000"/>
-        <w:right w:val="single" w:sz="4" w:space="0" w:color="000000"/>
-        <w:insideH w:val="single" w:sz="4" w:space="0" w:color="000000"/>
-        <w:insideV w:val="single" w:sz="4" w:space="0" w:color="000000"/>
-      </w:tblBorders>
-    </w:tblPr>
   </w:style>
 </w:styles>
 </file>

--- a/Enyrgy_GHL_WIP-3.docx
+++ b/Enyrgy_GHL_WIP-3.docx
@@ -2,7 +2,7 @@
 <file path=word/document.xml><?xml version="1.0" encoding="utf-8"?>
 <w:document xmlns:w="http://schemas.openxmlformats.org/wordprocessingml/2006/main" xmlns:m="http://schemas.openxmlformats.org/officeDocument/2006/math" xmlns:r="http://schemas.openxmlformats.org/officeDocument/2006/relationships" xmlns:o="urn:schemas-microsoft-com:office:office" xmlns:v="urn:schemas-microsoft-com:vml" xmlns:w10="urn:schemas-microsoft-com:office:word" xmlns:a="http://schemas.openxmlformats.org/drawingml/2006/main" xmlns:pic="http://schemas.openxmlformats.org/drawingml/2006/picture" xmlns:wp="http://schemas.openxmlformats.org/drawingml/2006/wordprocessingDrawing">
   <w:body>
-    <w:bookmarkStart w:id="53" w:name="X7c09c800aa281316eb93c1acd13bb871c9c487a"/>
+    <w:bookmarkStart w:id="45" w:name="X7c09c800aa281316eb93c1acd13bb871c9c487a"/>
     <w:p>
       <w:pPr>
         <w:pStyle w:val="Heading1"/>
@@ -28,7 +28,22 @@
         <w:pStyle w:val="BodyText"/>
       </w:pPr>
       <w:r>
-        <w:t xml:space="preserve">Last Updated: July 24, 2026 (Session 13)</w:t>
+        <w:t xml:space="preserve">Last Updated: July 28, 2026 (Session 15). See</w:t>
+      </w:r>
+      <w:r>
+        <w:t xml:space="preserve"> </w:t>
+      </w:r>
+      <w:r>
+        <w:rPr>
+          <w:rStyle w:val="VerbatimChar"/>
+        </w:rPr>
+        <w:t xml:space="preserve">Enyrgy_Master_TODO.md</w:t>
+      </w:r>
+      <w:r>
+        <w:t xml:space="preserve"> </w:t>
+      </w:r>
+      <w:r>
+        <w:t xml:space="preserve">for the consolidated open-items punch list.</w:t>
       </w:r>
     </w:p>
     <w:p>
@@ -38,7 +53,7 @@
         </w:pict>
       </w:r>
     </w:p>
-    <w:bookmarkStart w:id="17" w:name="quick-status-overview"/>
+    <w:bookmarkStart w:id="9" w:name="quick-status-overview"/>
     <w:p>
       <w:pPr>
         <w:pStyle w:val="Heading2"/>
@@ -296,7 +311,7 @@
               <w:pStyle w:val="Compact"/>
             </w:pPr>
             <w:r>
-              <w:t xml:space="preserve">In progress - video verification pending (Session 11)</w:t>
+              <w:t xml:space="preserve">Verified and LIVE (Session 15). Remaining: wire the review link into WF-07.</w:t>
             </w:r>
           </w:p>
         </w:tc>
@@ -320,7 +335,7 @@
               <w:pStyle w:val="Compact"/>
             </w:pPr>
             <w:r>
-              <w:t xml:space="preserve">GO-LIVE READY (Session 13): bridge read-write, KB v2, compliance gate proven live, all agents on GHL tools. Heartbeats off until launch.</w:t>
+              <w:t xml:space="preserve">GO-LIVE IN PROGRESS (Session 15): heartbeats staged and tuned. ON: Sentinel 24h, Quality Control daily, Dispatcher 8h, Sales Outreach 1h, SDR 2h, KB Manager 30d. Remaining to stage: Reactivation, Referral and Reviews (gated on WF-07), Sales Scout, CSM. Execs + Audit/PRD/Onboarding stay event-driven (timer OFF).</w:t>
             </w:r>
           </w:p>
         </w:tc>
@@ -344,7 +359,7 @@
               <w:pStyle w:val="Compact"/>
             </w:pPr>
             <w:r>
-              <w:t xml:space="preserve">Pending carrier - resubmitted after 30496 rejection (Session 11)</w:t>
+              <w:t xml:space="preserve">Still pending/failing at carrier - needs resubmit/triage. Blocks SMS from the toll-free number.</w:t>
             </w:r>
           </w:p>
         </w:tc>
@@ -368,7 +383,7 @@
               <w:pStyle w:val="Compact"/>
             </w:pPr>
             <w:r>
-              <w:t xml:space="preserve">Phase 2 INFRA LIVE (Session 12): deployed on Railway, admin claimed, org + CEO Agent, budget capped, GHL token created. Next: GHL-to-MCP bridge, then KB + 15 agents + compliance gate + test</w:t>
+              <w:t xml:space="preserve">Phase 2 build COMPLETE (Sessions 12-13). Now operating: approval-card UX + ask-first policy + toggle-bug fixed (Session 15). Standing rule: keep Anthropic credit buffered and budgets with headroom - starvation multiplies cost and causes agent confabulation.</w:t>
             </w:r>
           </w:p>
         </w:tc>
@@ -392,7 +407,7 @@
               <w:pStyle w:val="Compact"/>
             </w:pPr>
             <w:r>
-              <w:t xml:space="preserve">Multiple Pending</w:t>
+              <w:t xml:space="preserve">Multiple Pending - see Enyrgy_Master_TODO.md</w:t>
             </w:r>
           </w:p>
         </w:tc>
@@ -405,8 +420,8 @@
         </w:pict>
       </w:r>
     </w:p>
-    <w:bookmarkEnd w:id="17"/>
-    <w:bookmarkStart w:id="21" w:name="section-1---completed-this-build"/>
+    <w:bookmarkEnd w:id="9"/>
+    <w:bookmarkStart w:id="13" w:name="section-1---completed-this-build"/>
     <w:p>
       <w:pPr>
         <w:pStyle w:val="Heading2"/>
@@ -415,7 +430,7 @@
         <w:t xml:space="preserve">SECTION 1 - COMPLETED THIS BUILD</w:t>
       </w:r>
     </w:p>
-    <w:bookmarkStart w:id="18" w:name="foundation"/>
+    <w:bookmarkStart w:id="10" w:name="foundation"/>
     <w:p>
       <w:pPr>
         <w:pStyle w:val="Heading3"/>
@@ -652,8 +667,8 @@
         <w:t xml:space="preserve">Shopify Terms of Service updated with SMS section</w:t>
       </w:r>
     </w:p>
-    <w:bookmarkEnd w:id="18"/>
-    <w:bookmarkStart w:id="19" w:name="drip-campaigns-all-published"/>
+    <w:bookmarkEnd w:id="10"/>
+    <w:bookmarkStart w:id="11" w:name="drip-campaigns-all-published"/>
     <w:p>
       <w:pPr>
         <w:pStyle w:val="Heading3"/>
@@ -722,8 +737,8 @@
         <w:t xml:space="preserve">Partner Drip - 9 Touch 35 Day</w:t>
       </w:r>
     </w:p>
-    <w:bookmarkEnd w:id="19"/>
-    <w:bookmarkStart w:id="20" w:name="core-workflows-all-published"/>
+    <w:bookmarkEnd w:id="11"/>
+    <w:bookmarkStart w:id="12" w:name="core-workflows-all-published"/>
     <w:p>
       <w:pPr>
         <w:pStyle w:val="Heading3"/>
@@ -859,9 +874,9 @@
         </w:pict>
       </w:r>
     </w:p>
-    <w:bookmarkEnd w:id="20"/>
-    <w:bookmarkEnd w:id="21"/>
-    <w:bookmarkStart w:id="24" w:name="section-2---in-progress"/>
+    <w:bookmarkEnd w:id="12"/>
+    <w:bookmarkEnd w:id="13"/>
+    <w:bookmarkStart w:id="16" w:name="section-2---in-progress"/>
     <w:p>
       <w:pPr>
         <w:pStyle w:val="Heading2"/>
@@ -870,7 +885,7 @@
         <w:t xml:space="preserve">SECTION 2 - IN PROGRESS</w:t>
       </w:r>
     </w:p>
-    <w:bookmarkStart w:id="22" w:name="a2p-sms-registration"/>
+    <w:bookmarkStart w:id="14" w:name="a2p-sms-registration"/>
     <w:p>
       <w:pPr>
         <w:pStyle w:val="Heading3"/>
@@ -1165,8 +1180,8 @@
         <w:t xml:space="preserve">- Terms of Service: https://shop.enyrgy.com/policies/terms-of-service</w:t>
       </w:r>
     </w:p>
-    <w:bookmarkEnd w:id="22"/>
-    <w:bookmarkStart w:id="23" w:name="contact-import"/>
+    <w:bookmarkEnd w:id="14"/>
+    <w:bookmarkStart w:id="15" w:name="contact-import"/>
     <w:p>
       <w:pPr>
         <w:pStyle w:val="Heading3"/>
@@ -1433,9 +1448,9 @@
         </w:pict>
       </w:r>
     </w:p>
-    <w:bookmarkEnd w:id="23"/>
-    <w:bookmarkEnd w:id="24"/>
-    <w:bookmarkStart w:id="28" w:name="section-3---pending-tasks"/>
+    <w:bookmarkEnd w:id="15"/>
+    <w:bookmarkEnd w:id="16"/>
+    <w:bookmarkStart w:id="20" w:name="section-3---pending-tasks"/>
     <w:p>
       <w:pPr>
         <w:pStyle w:val="Heading2"/>
@@ -1444,7 +1459,7 @@
         <w:t xml:space="preserve">SECTION 3 - PENDING TASKS</w:t>
       </w:r>
     </w:p>
-    <w:bookmarkStart w:id="25" w:name="high-priority"/>
+    <w:bookmarkStart w:id="17" w:name="high-priority"/>
     <w:p>
       <w:pPr>
         <w:pStyle w:val="Heading3"/>
@@ -1749,8 +1764,8 @@
         </w:tc>
       </w:tr>
     </w:tbl>
-    <w:bookmarkEnd w:id="25"/>
-    <w:bookmarkStart w:id="26" w:name="medium-priority"/>
+    <w:bookmarkEnd w:id="17"/>
+    <w:bookmarkStart w:id="18" w:name="medium-priority"/>
     <w:p>
       <w:pPr>
         <w:pStyle w:val="Heading3"/>
@@ -2125,8 +2140,8 @@
         </w:tc>
       </w:tr>
     </w:tbl>
-    <w:bookmarkEnd w:id="26"/>
-    <w:bookmarkStart w:id="27" w:name="low-priority-future"/>
+    <w:bookmarkEnd w:id="18"/>
+    <w:bookmarkStart w:id="19" w:name="low-priority-future"/>
     <w:p>
       <w:pPr>
         <w:pStyle w:val="Heading3"/>
@@ -2415,9 +2430,9 @@
         </w:pict>
       </w:r>
     </w:p>
-    <w:bookmarkEnd w:id="27"/>
-    <w:bookmarkEnd w:id="28"/>
-    <w:bookmarkStart w:id="29" w:name="section-4---known-issues-bugs"/>
+    <w:bookmarkEnd w:id="19"/>
+    <w:bookmarkEnd w:id="20"/>
+    <w:bookmarkStart w:id="21" w:name="section-4---known-issues-bugs"/>
     <w:p>
       <w:pPr>
         <w:pStyle w:val="Heading2"/>
@@ -2588,6 +2603,149 @@
               <w:pStyle w:val="Compact"/>
             </w:pPr>
             <w:r>
+              <w:t xml:space="preserve">Paperclip phantom-completion</w:t>
+            </w:r>
+          </w:p>
+        </w:tc>
+        <w:tc>
+          <w:tcPr/>
+          <w:p>
+            <w:pPr>
+              <w:pStyle w:val="Compact"/>
+            </w:pPr>
+            <w:r>
+              <w:t xml:space="preserve">High</w:t>
+            </w:r>
+          </w:p>
+        </w:tc>
+        <w:tc>
+          <w:tcPr/>
+          <w:p>
+            <w:pPr>
+              <w:pStyle w:val="Compact"/>
+            </w:pPr>
+            <w:r>
+              <w:t xml:space="preserve">Open (fork fix needed)</w:t>
+            </w:r>
+          </w:p>
+        </w:tc>
+        <w:tc>
+          <w:tcPr/>
+          <w:p>
+            <w:pPr>
+              <w:pStyle w:val="Compact"/>
+            </w:pPr>
+            <w:r>
+              <w:t xml:space="preserve">A run that dies on</w:t>
+            </w:r>
+            <w:r>
+              <w:t xml:space="preserve"> </w:t>
+            </w:r>
+            <w:r>
+              <w:t xml:space="preserve">“Credit balance is too low”</w:t>
+            </w:r>
+            <w:r>
+              <w:t xml:space="preserve"> </w:t>
+            </w:r>
+            <w:r>
+              <w:t xml:space="preserve">was auto-flipped to</w:t>
+            </w:r>
+            <w:r>
+              <w:t xml:space="preserve"> </w:t>
+            </w:r>
+            <w:r>
+              <w:rPr>
+                <w:rStyle w:val="VerbatimChar"/>
+              </w:rPr>
+              <w:t xml:space="preserve">done</w:t>
+            </w:r>
+            <w:r>
+              <w:t xml:space="preserve"> </w:t>
+            </w:r>
+            <w:r>
+              <w:t xml:space="preserve">(ENY-24) with no execution, masking the item. Fix: credit/budget-error deaths must go to</w:t>
+            </w:r>
+            <w:r>
+              <w:t xml:space="preserve"> </w:t>
+            </w:r>
+            <w:r>
+              <w:rPr>
+                <w:rStyle w:val="VerbatimChar"/>
+              </w:rPr>
+              <w:t xml:space="preserve">blocked</w:t>
+            </w:r>
+            <w:r>
+              <w:t xml:space="preserve">, never</w:t>
+            </w:r>
+            <w:r>
+              <w:t xml:space="preserve"> </w:t>
+            </w:r>
+            <w:r>
+              <w:rPr>
+                <w:rStyle w:val="VerbatimChar"/>
+              </w:rPr>
+              <w:t xml:space="preserve">done</w:t>
+            </w:r>
+            <w:r>
+              <w:t xml:space="preserve">.</w:t>
+            </w:r>
+          </w:p>
+        </w:tc>
+      </w:tr>
+      <w:tr>
+        <w:tc>
+          <w:tcPr/>
+          <w:p>
+            <w:pPr>
+              <w:pStyle w:val="Compact"/>
+            </w:pPr>
+            <w:r>
+              <w:t xml:space="preserve">Agent confabulation under credit starvation</w:t>
+            </w:r>
+          </w:p>
+        </w:tc>
+        <w:tc>
+          <w:tcPr/>
+          <w:p>
+            <w:pPr>
+              <w:pStyle w:val="Compact"/>
+            </w:pPr>
+            <w:r>
+              <w:t xml:space="preserve">High</w:t>
+            </w:r>
+          </w:p>
+        </w:tc>
+        <w:tc>
+          <w:tcPr/>
+          <w:p>
+            <w:pPr>
+              <w:pStyle w:val="Compact"/>
+            </w:pPr>
+            <w:r>
+              <w:t xml:space="preserve">Mitigated by discipline</w:t>
+            </w:r>
+          </w:p>
+        </w:tc>
+        <w:tc>
+          <w:tcPr/>
+          <w:p>
+            <w:pPr>
+              <w:pStyle w:val="Compact"/>
+            </w:pPr>
+            <w:r>
+              <w:t xml:space="preserve">When credit-starved, agents produce specific, plausible, FALSE claims (ENY-20 false alarm: invented tag states, misread a workflow’s last-edit date as last-run). Mitigation: keep credit buffered; verify every agent audit/verification against the live GHL account before acting.</w:t>
+            </w:r>
+          </w:p>
+        </w:tc>
+      </w:tr>
+      <w:tr>
+        <w:tc>
+          <w:tcPr/>
+          <w:p>
+            <w:pPr>
+              <w:pStyle w:val="Compact"/>
+            </w:pPr>
+            <w:r>
               <w:t xml:space="preserve">David Gmail SMTP not connected</w:t>
             </w:r>
           </w:p>
@@ -2772,8 +2930,8 @@
         </w:pict>
       </w:r>
     </w:p>
-    <w:bookmarkEnd w:id="29"/>
-    <w:bookmarkStart w:id="30" w:name="section-5---placeholder-links-to-update"/>
+    <w:bookmarkEnd w:id="21"/>
+    <w:bookmarkStart w:id="22" w:name="section-5---placeholder-links-to-update"/>
     <w:p>
       <w:pPr>
         <w:pStyle w:val="Heading2"/>
@@ -3023,8 +3181,8 @@
         </w:pict>
       </w:r>
     </w:p>
-    <w:bookmarkEnd w:id="30"/>
-    <w:bookmarkStart w:id="38" w:name="X0d150870e8a4632855e06cd9af6cbcea8e505b6"/>
+    <w:bookmarkEnd w:id="22"/>
+    <w:bookmarkStart w:id="30" w:name="X0d150870e8a4632855e06cd9af6cbcea8e505b6"/>
     <w:p>
       <w:pPr>
         <w:pStyle w:val="Heading2"/>
@@ -3033,7 +3191,7 @@
         <w:t xml:space="preserve">SECTION 8 - LEAD MAGNET - VITAMIN D ASSESSMENT</w:t>
       </w:r>
     </w:p>
-    <w:bookmarkStart w:id="31" w:name="what-was-built"/>
+    <w:bookmarkStart w:id="23" w:name="what-was-built"/>
     <w:p>
       <w:pPr>
         <w:pStyle w:val="Heading3"/>
@@ -3074,8 +3232,8 @@
         <w:t xml:space="preserve">“Rebuild the Enyrgy Vitamin D Assessment lead magnet from Section 8 of the WIP tracker.”</w:t>
       </w:r>
     </w:p>
-    <w:bookmarkEnd w:id="31"/>
-    <w:bookmarkStart w:id="32" w:name="how-it-works"/>
+    <w:bookmarkEnd w:id="23"/>
+    <w:bookmarkStart w:id="24" w:name="how-it-works"/>
     <w:p>
       <w:pPr>
         <w:pStyle w:val="Heading3"/>
@@ -3156,8 +3314,8 @@
         <w:t xml:space="preserve">Sends all data to GHL via webhook on submit</w:t>
       </w:r>
     </w:p>
-    <w:bookmarkEnd w:id="32"/>
-    <w:bookmarkStart w:id="33" w:name="ghl-field-mapping-quiz---ghl"/>
+    <w:bookmarkEnd w:id="24"/>
+    <w:bookmarkStart w:id="25" w:name="ghl-field-mapping-quiz---ghl"/>
     <w:p>
       <w:pPr>
         <w:pStyle w:val="Heading3"/>
@@ -3532,8 +3690,8 @@
         </w:tc>
       </w:tr>
     </w:tbl>
-    <w:bookmarkEnd w:id="33"/>
-    <w:bookmarkStart w:id="34" w:name="tags-applied-automatically-on-submit"/>
+    <w:bookmarkEnd w:id="25"/>
+    <w:bookmarkStart w:id="26" w:name="tags-applied-automatically-on-submit"/>
     <w:p>
       <w:pPr>
         <w:pStyle w:val="Heading3"/>
@@ -3689,8 +3847,8 @@
         <w:t xml:space="preserve">- if score 35-59</w:t>
       </w:r>
     </w:p>
-    <w:bookmarkEnd w:id="34"/>
-    <w:bookmarkStart w:id="35" w:name="deployment-steps"/>
+    <w:bookmarkEnd w:id="26"/>
+    <w:bookmarkStart w:id="27" w:name="deployment-steps"/>
     <w:p>
       <w:pPr>
         <w:pStyle w:val="Heading3"/>
@@ -3786,8 +3944,8 @@
         <w:t xml:space="preserve">Add entry points: Shopify product page soft CTA, podcast bio link, Instagram bio link</w:t>
       </w:r>
     </w:p>
-    <w:bookmarkEnd w:id="35"/>
-    <w:bookmarkStart w:id="36" w:name="X1c1e78d55d7f3cf9414bdce1e6741348ab2e732"/>
+    <w:bookmarkEnd w:id="27"/>
+    <w:bookmarkStart w:id="28" w:name="X1c1e78d55d7f3cf9414bdce1e6741348ab2e732"/>
     <w:p>
       <w:pPr>
         <w:pStyle w:val="Heading3"/>
@@ -3967,8 +4125,8 @@
         <w:t xml:space="preserve">tag</w:t>
       </w:r>
     </w:p>
-    <w:bookmarkEnd w:id="36"/>
-    <w:bookmarkStart w:id="37" w:name="other-shopify-webhooks-to-build"/>
+    <w:bookmarkEnd w:id="28"/>
+    <w:bookmarkStart w:id="29" w:name="other-shopify-webhooks-to-build"/>
     <w:p>
       <w:pPr>
         <w:pStyle w:val="Heading3"/>
@@ -4210,9 +4368,9 @@
         </w:pict>
       </w:r>
     </w:p>
-    <w:bookmarkEnd w:id="37"/>
-    <w:bookmarkEnd w:id="38"/>
-    <w:bookmarkStart w:id="42" w:name="X81c8fe2463be5b5eb7a13c1106f237de9653126"/>
+    <w:bookmarkEnd w:id="29"/>
+    <w:bookmarkEnd w:id="30"/>
+    <w:bookmarkStart w:id="34" w:name="X81c8fe2463be5b5eb7a13c1106f237de9653126"/>
     <w:p>
       <w:pPr>
         <w:pStyle w:val="Heading2"/>
@@ -4233,7 +4391,7 @@
         <w:t xml:space="preserve">These are locked decisions. Do not change without explicit instruction. Load these at the start of every session.</w:t>
       </w:r>
     </w:p>
-    <w:bookmarkStart w:id="39" w:name="pricing-math"/>
+    <w:bookmarkStart w:id="31" w:name="pricing-math"/>
     <w:p>
       <w:pPr>
         <w:pStyle w:val="Heading3"/>
@@ -4693,8 +4851,8 @@
         </w:tc>
       </w:tr>
     </w:tbl>
-    <w:bookmarkEnd w:id="39"/>
-    <w:bookmarkStart w:id="40" w:name="content-rules-permanent"/>
+    <w:bookmarkEnd w:id="31"/>
+    <w:bookmarkStart w:id="32" w:name="content-rules-permanent"/>
     <w:p>
       <w:pPr>
         <w:pStyle w:val="Heading3"/>
@@ -5024,8 +5182,8 @@
         </w:tc>
       </w:tr>
     </w:tbl>
-    <w:bookmarkEnd w:id="40"/>
-    <w:bookmarkStart w:id="41" w:name="funnel-ownership"/>
+    <w:bookmarkEnd w:id="32"/>
+    <w:bookmarkStart w:id="33" w:name="funnel-ownership"/>
     <w:p>
       <w:pPr>
         <w:pStyle w:val="Heading3"/>
@@ -5266,9 +5424,9 @@
         </w:pict>
       </w:r>
     </w:p>
-    <w:bookmarkEnd w:id="41"/>
-    <w:bookmarkEnd w:id="42"/>
-    <w:bookmarkStart w:id="43" w:name="section-10---next-session-checklist"/>
+    <w:bookmarkEnd w:id="33"/>
+    <w:bookmarkEnd w:id="34"/>
+    <w:bookmarkStart w:id="35" w:name="section-10---next-session-checklist"/>
     <w:p>
       <w:pPr>
         <w:pStyle w:val="Heading2"/>
@@ -5468,8 +5626,8 @@
         </w:pict>
       </w:r>
     </w:p>
-    <w:bookmarkEnd w:id="43"/>
-    <w:bookmarkStart w:id="52" w:name="section-11---session-log"/>
+    <w:bookmarkEnd w:id="35"/>
+    <w:bookmarkStart w:id="44" w:name="section-11---session-log"/>
     <w:p>
       <w:pPr>
         <w:pStyle w:val="Heading2"/>
@@ -5478,7 +5636,7 @@
         <w:t xml:space="preserve">SECTION 11 - SESSION LOG</w:t>
       </w:r>
     </w:p>
-    <w:bookmarkStart w:id="44" w:name="session-13-july-22-24-2026"/>
+    <w:bookmarkStart w:id="36" w:name="session-13-july-22-24-2026"/>
     <w:p>
       <w:pPr>
         <w:pStyle w:val="Heading3"/>
@@ -5754,8 +5912,8 @@
         <w:t xml:space="preserve">a connection = soft archive (leaves catalog rows); a working catalog-refresh endpoint (POST /api/tool-connections/:id/catalog/refresh) exists but is not wired to any UI button; agent tool access is by installs, not profiles.</w:t>
       </w:r>
     </w:p>
-    <w:bookmarkEnd w:id="44"/>
-    <w:bookmarkStart w:id="45" w:name="session-12-july-20-21-2026"/>
+    <w:bookmarkEnd w:id="36"/>
+    <w:bookmarkStart w:id="37" w:name="session-12-july-20-21-2026"/>
     <w:p>
       <w:pPr>
         <w:pStyle w:val="Heading3"/>
@@ -5916,8 +6074,8 @@
         <w:t xml:space="preserve">Build status vs Phase 2 Guide: Step 1 Deploy DONE; Step 2 Connect GHL in progress (token done, bridge pending); Steps 3-9 (KB, agents, compliance gate, test, go-live) not started.</w:t>
       </w:r>
     </w:p>
-    <w:bookmarkEnd w:id="45"/>
-    <w:bookmarkStart w:id="46" w:name="session-11-july-19-2026"/>
+    <w:bookmarkEnd w:id="37"/>
+    <w:bookmarkStart w:id="38" w:name="session-11-july-19-2026"/>
     <w:p>
       <w:pPr>
         <w:pStyle w:val="Heading3"/>
@@ -6046,8 +6204,8 @@
         <w:t xml:space="preserve">Send first testimonial batch; weekly gift-card fulfillment.</w:t>
       </w:r>
     </w:p>
-    <w:bookmarkEnd w:id="46"/>
-    <w:bookmarkStart w:id="47" w:name="session-10-july-18-2026"/>
+    <w:bookmarkEnd w:id="38"/>
+    <w:bookmarkStart w:id="39" w:name="session-10-july-18-2026"/>
     <w:p>
       <w:pPr>
         <w:pStyle w:val="Heading3"/>
@@ -6149,8 +6307,8 @@
         <w:t xml:space="preserve">- Re-upload the cleaned .md files into the project.</w:t>
       </w:r>
     </w:p>
-    <w:bookmarkEnd w:id="47"/>
-    <w:bookmarkStart w:id="48" w:name="session-7-july-13-2026"/>
+    <w:bookmarkEnd w:id="39"/>
+    <w:bookmarkStart w:id="40" w:name="session-7-july-13-2026"/>
     <w:p>
       <w:pPr>
         <w:pStyle w:val="Heading3"/>
@@ -6261,8 +6419,8 @@
         <w:t xml:space="preserve">- Re-upload the cleaned .md files into the project to replace the em-dash versions</w:t>
       </w:r>
     </w:p>
-    <w:bookmarkEnd w:id="48"/>
-    <w:bookmarkStart w:id="49" w:name="session-3-july-13-2026"/>
+    <w:bookmarkEnd w:id="40"/>
+    <w:bookmarkStart w:id="41" w:name="session-3-july-13-2026"/>
     <w:p>
       <w:pPr>
         <w:pStyle w:val="Heading3"/>
@@ -6337,8 +6495,8 @@
         <w:t xml:space="preserve">- Checklist items 2, 3, 4 &amp; 8 marked complete</w:t>
       </w:r>
     </w:p>
-    <w:bookmarkEnd w:id="49"/>
-    <w:bookmarkStart w:id="50" w:name="session-2-may-26-2026"/>
+    <w:bookmarkEnd w:id="41"/>
+    <w:bookmarkStart w:id="42" w:name="session-2-may-26-2026"/>
     <w:p>
       <w:pPr>
         <w:pStyle w:val="Heading3"/>
@@ -6449,8 +6607,8 @@
         <w:t xml:space="preserve">- Lead magnet entry points: Shopify product page, podcast bio, Instagram bio, abandoned cart recovery</w:t>
       </w:r>
     </w:p>
-    <w:bookmarkEnd w:id="50"/>
-    <w:bookmarkStart w:id="51" w:name="session-1-may-16-22-2026"/>
+    <w:bookmarkEnd w:id="42"/>
+    <w:bookmarkStart w:id="43" w:name="session-1-may-16-22-2026"/>
     <w:p>
       <w:pPr>
         <w:pStyle w:val="Heading3"/>
@@ -6730,14 +6888,13 @@
         <w:t xml:space="preserve">CONFIDENTIAL - Enyrgy Inc - Phoenix, AZ - Sunlight. Evolved.</w:t>
       </w:r>
     </w:p>
-    <w:bookmarkEnd w:id="51"/>
-    <w:bookmarkEnd w:id="52"/>
-    <w:bookmarkEnd w:id="53"/>
+    <w:bookmarkEnd w:id="43"/>
+    <w:bookmarkEnd w:id="44"/>
+    <w:bookmarkEnd w:id="45"/>
     <w:sectPr>
-      <w:pgSz w:h="15840" w:orient="portrait" w:w="12240"/>
-      <w:pgMar w:bottom="1440" w:footer="708" w:gutter="0" w:header="708" w:left="1440" w:right="1440" w:top="1440"/>
-      <w:pgNumType/>
-      <w:docGrid w:linePitch="360"/>
+      <w:footnotePr>
+        <w:numRestart w:val="eachSect"/>
+      </w:footnotePr>
     </w:sectPr>
   </w:body>
 </w:document>
@@ -6747,28 +6904,6 @@
 <w:comments xmlns:w="http://schemas.openxmlformats.org/wordprocessingml/2006/main" xmlns:m="http://schemas.openxmlformats.org/officeDocument/2006/math" xmlns:r="http://schemas.openxmlformats.org/officeDocument/2006/relationships" xmlns:o="urn:schemas-microsoft-com:office:office" xmlns:v="urn:schemas-microsoft-com:vml" xmlns:w10="urn:schemas-microsoft-com:office:word" xmlns:a="http://schemas.openxmlformats.org/drawingml/2006/main" xmlns:pic="http://schemas.openxmlformats.org/drawingml/2006/picture" xmlns:wp="http://schemas.openxmlformats.org/drawingml/2006/wordprocessingDrawing"/>
 </file>
 
-<file path=word/footer1.xml><?xml version="1.0" encoding="utf-8"?>
-<w:ftr xmlns:wpc="http://schemas.microsoft.com/office/word/2010/wordprocessingCanvas" xmlns:mc="http://schemas.openxmlformats.org/markup-compatibility/2006" xmlns:o="urn:schemas-microsoft-com:office:office" xmlns:r="http://schemas.openxmlformats.org/officeDocument/2006/relationships" xmlns:m="http://schemas.openxmlformats.org/officeDocument/2006/math" xmlns:v="urn:schemas-microsoft-com:vml" xmlns:wp14="http://schemas.microsoft.com/office/word/2010/wordprocessingDrawing" xmlns:wp="http://schemas.openxmlformats.org/drawingml/2006/wordprocessingDrawing" xmlns:w10="urn:schemas-microsoft-com:office:word" xmlns:w="http://schemas.openxmlformats.org/wordprocessingml/2006/main" xmlns:w14="http://schemas.microsoft.com/office/word/2010/wordml" xmlns:w15="http://schemas.microsoft.com/office/word/2012/wordml" xmlns:wpg="http://schemas.microsoft.com/office/word/2010/wordprocessingGroup" xmlns:wpi="http://schemas.microsoft.com/office/word/2010/wordprocessingInk" xmlns:wne="http://schemas.microsoft.com/office/word/2006/wordml" xmlns:wps="http://schemas.microsoft.com/office/word/2010/wordprocessingShape">
-  <w:p>
-    <w:pPr>
-      <w:jc w:val="center"/>
-    </w:pPr>
-    <w:r>
-      <w:rPr>
-        <w:rFonts w:ascii="Montserrat" w:cs="Montserrat" w:eastAsia="Montserrat" w:hAnsi="Montserrat"/>
-        <w:color w:val="6B6B66"/>
-        <w:sz w:val="16"/>
-        <w:szCs w:val="16"/>
-      </w:rPr>
-      <w:fldChar w:fldCharType="begin"/>
-      <w:instrText xml:space="preserve">PAGE</w:instrText>
-      <w:fldChar w:fldCharType="separate"/>
-      <w:fldChar w:fldCharType="end"/>
-    </w:r>
-  </w:p>
-</w:ftr>
-</file>
-
 <file path=word/footnotes.xml><?xml version="1.0" encoding="utf-8"?>
 <w:footnotes xmlns:w="http://schemas.openxmlformats.org/wordprocessingml/2006/main" xmlns:m="http://schemas.openxmlformats.org/officeDocument/2006/math" xmlns:r="http://schemas.openxmlformats.org/officeDocument/2006/relationships" xmlns:o="urn:schemas-microsoft-com:office:office" xmlns:v="urn:schemas-microsoft-com:vml" xmlns:w10="urn:schemas-microsoft-com:office:word" xmlns:a="http://schemas.openxmlformats.org/drawingml/2006/main" xmlns:pic="http://schemas.openxmlformats.org/drawingml/2006/picture" xmlns:wp="http://schemas.openxmlformats.org/drawingml/2006/wordprocessingDrawing">
   <w:footnote w:type="continuationSeparator" w:id="0">
@@ -6788,117 +6923,8 @@
 </w:footnotes>
 </file>
 
-<file path=word/header1.xml><?xml version="1.0" encoding="utf-8"?>
-<w:hdr xmlns:wpc="http://schemas.microsoft.com/office/word/2010/wordprocessingCanvas" xmlns:mc="http://schemas.openxmlformats.org/markup-compatibility/2006" xmlns:o="urn:schemas-microsoft-com:office:office" xmlns:r="http://schemas.openxmlformats.org/officeDocument/2006/relationships" xmlns:m="http://schemas.openxmlformats.org/officeDocument/2006/math" xmlns:v="urn:schemas-microsoft-com:vml" xmlns:wp14="http://schemas.microsoft.com/office/word/2010/wordprocessingDrawing" xmlns:wp="http://schemas.openxmlformats.org/drawingml/2006/wordprocessingDrawing" xmlns:w10="urn:schemas-microsoft-com:office:word" xmlns:w="http://schemas.openxmlformats.org/wordprocessingml/2006/main" xmlns:w14="http://schemas.microsoft.com/office/word/2010/wordml" xmlns:w15="http://schemas.microsoft.com/office/word/2012/wordml" xmlns:wpg="http://schemas.microsoft.com/office/word/2010/wordprocessingGroup" xmlns:wpi="http://schemas.microsoft.com/office/word/2010/wordprocessingInk" xmlns:wne="http://schemas.microsoft.com/office/word/2006/wordml" xmlns:wps="http://schemas.microsoft.com/office/word/2010/wordprocessingShape" xmlns:cx="http://schemas.microsoft.com/office/drawing/2014/chartex" xmlns:cx1="http://schemas.microsoft.com/office/drawing/2015/9/8/chartex" xmlns:cx2="http://schemas.microsoft.com/office/drawing/2015/10/21/chartex" xmlns:cx3="http://schemas.microsoft.com/office/drawing/2016/5/9/chartex" xmlns:cx4="http://schemas.microsoft.com/office/drawing/2016/5/10/chartex" xmlns:cx5="http://schemas.microsoft.com/office/drawing/2016/5/11/chartex" xmlns:cx6="http://schemas.microsoft.com/office/drawing/2016/5/12/chartex" xmlns:cx7="http://schemas.microsoft.com/office/drawing/2016/5/13/chartex" xmlns:cx8="http://schemas.microsoft.com/office/drawing/2016/5/14/chartex" xmlns:w16cid="http://schemas.microsoft.com/office/word/2016/wordml/cid" xmlns:w16se="http://schemas.microsoft.com/office/word/2015/wordml/symex">
-  <w:p>
-    <w:pPr>
-      <w:pBdr>
-        <w:bottom w:val="single" w:color="E64C38" w:sz="8"/>
-      </w:pBdr>
-      <w:spacing w:after="120"/>
-      <w:jc w:val="left"/>
-    </w:pPr>
-    <w:r>
-      <w:rPr>
-        <w:rFonts w:ascii="Montserrat" w:cs="Montserrat" w:eastAsia="Montserrat" w:hAnsi="Montserrat"/>
-        <w:b/>
-        <w:bCs/>
-        <w:color w:val="E64C38"/>
-        <w:sz w:val="16"/>
-        <w:szCs w:val="16"/>
-      </w:rPr>
-      <w:t xml:space="preserve">Enyrgy GHL WIP Tracker</w:t>
-    </w:r>
-  </w:p>
-</w:hdr>
-</file>
-
 <file path=word/numbering.xml><?xml version="1.0" encoding="utf-8"?>
-<w:numbering xmlns:m="http://schemas.openxmlformats.org/officeDocument/2006/math" xmlns:mc="http://schemas.openxmlformats.org/markup-compatibility/2006" xmlns:o="urn:schemas-microsoft-com:office:office" xmlns:r="http://schemas.openxmlformats.org/officeDocument/2006/relationships" xmlns:v="urn:schemas-microsoft-com:vml" xmlns:w="http://schemas.openxmlformats.org/wordprocessingml/2006/main" xmlns:w10="urn:schemas-microsoft-com:office:word" xmlns:w14="http://schemas.microsoft.com/office/word/2010/wordml" xmlns:w15="http://schemas.microsoft.com/office/word/2012/wordml" xmlns:wne="http://schemas.microsoft.com/office/word/2006/wordml" xmlns:wp="http://schemas.openxmlformats.org/drawingml/2006/wordprocessingDrawing" xmlns:wp14="http://schemas.microsoft.com/office/word/2010/wordprocessingDrawing" xmlns:wpc="http://schemas.microsoft.com/office/word/2010/wordprocessingCanvas" xmlns:wpg="http://schemas.microsoft.com/office/word/2010/wordprocessingGroup" xmlns:wpi="http://schemas.microsoft.com/office/word/2010/wordprocessingInk" xmlns:wps="http://schemas.microsoft.com/office/word/2010/wordprocessingShape" mc:Ignorable="w14 w15 wp14">
-  <w:abstractNum w15:restartNumberingAfterBreak="0" w:abstractNumId="1">
-    <w:multiLevelType w:val="hybridMultilevel"/>
-    <w:lvl w15:tentative="1" w:ilvl="0">
-      <w:start w:val="1"/>
-      <w:numFmt w:val="bullet"/>
-      <w:lvlText w:val="●"/>
-      <w:lvlJc w:val="left"/>
-      <w:pPr>
-        <w:ind w:hanging="360" w:left="720"/>
-      </w:pPr>
-    </w:lvl>
-    <w:lvl w15:tentative="1" w:ilvl="1">
-      <w:start w:val="1"/>
-      <w:numFmt w:val="bullet"/>
-      <w:lvlText w:val="○"/>
-      <w:lvlJc w:val="left"/>
-      <w:pPr>
-        <w:ind w:hanging="360" w:left="1440"/>
-      </w:pPr>
-    </w:lvl>
-    <w:lvl w15:tentative="1" w:ilvl="2">
-      <w:start w:val="1"/>
-      <w:numFmt w:val="bullet"/>
-      <w:lvlText w:val="■"/>
-      <w:lvlJc w:val="left"/>
-      <w:pPr>
-        <w:ind w:hanging="360" w:left="2160"/>
-      </w:pPr>
-    </w:lvl>
-    <w:lvl w15:tentative="1" w:ilvl="3">
-      <w:start w:val="1"/>
-      <w:numFmt w:val="bullet"/>
-      <w:lvlText w:val="●"/>
-      <w:lvlJc w:val="left"/>
-      <w:pPr>
-        <w:ind w:hanging="360" w:left="2880"/>
-      </w:pPr>
-    </w:lvl>
-    <w:lvl w15:tentative="1" w:ilvl="4">
-      <w:start w:val="1"/>
-      <w:numFmt w:val="bullet"/>
-      <w:lvlText w:val="○"/>
-      <w:lvlJc w:val="left"/>
-      <w:pPr>
-        <w:ind w:hanging="360" w:left="3600"/>
-      </w:pPr>
-    </w:lvl>
-    <w:lvl w15:tentative="1" w:ilvl="5">
-      <w:start w:val="1"/>
-      <w:numFmt w:val="bullet"/>
-      <w:lvlText w:val="■"/>
-      <w:lvlJc w:val="left"/>
-      <w:pPr>
-        <w:ind w:hanging="360" w:left="4320"/>
-      </w:pPr>
-    </w:lvl>
-    <w:lvl w15:tentative="1" w:ilvl="6">
-      <w:start w:val="1"/>
-      <w:numFmt w:val="bullet"/>
-      <w:lvlText w:val="●"/>
-      <w:lvlJc w:val="left"/>
-      <w:pPr>
-        <w:ind w:hanging="360" w:left="5040"/>
-      </w:pPr>
-    </w:lvl>
-    <w:lvl w15:tentative="1" w:ilvl="7">
-      <w:start w:val="1"/>
-      <w:numFmt w:val="bullet"/>
-      <w:lvlText w:val="●"/>
-      <w:lvlJc w:val="left"/>
-      <w:pPr>
-        <w:ind w:hanging="360" w:left="5760"/>
-      </w:pPr>
-    </w:lvl>
-    <w:lvl w15:tentative="1" w:ilvl="8">
-      <w:start w:val="1"/>
-      <w:numFmt w:val="bullet"/>
-      <w:lvlText w:val="●"/>
-      <w:lvlJc w:val="left"/>
-      <w:pPr>
-        <w:ind w:hanging="360" w:left="6480"/>
-      </w:pPr>
-    </w:lvl>
-  </w:abstractNum>
+<w:numbering xmlns:w="http://schemas.openxmlformats.org/wordprocessingml/2006/main">
   <w:abstractNum w:abstractNumId="990">
     <w:nsid w:val="0000A990"/>
     <w:multiLevelType w:val="multilevel"/>
@@ -7239,12 +7265,6 @@
       </w:pPr>
     </w:lvl>
   </w:abstractNum>
-  <w:num w:numId="1">
-    <w:abstractNumId w:val="1"/>
-    <w:lvlOverride w:ilvl="0">
-      <w:startOverride w:val="1"/>
-    </w:lvlOverride>
-  </w:num>
   <w:num w:numId="1000">
     <w:abstractNumId w:val="990"/>
   </w:num>
@@ -7432,435 +7452,668 @@
 </file>
 
 <file path=word/styles.xml><?xml version="1.0" encoding="utf-8"?>
-<w:styles xmlns:mc="http://schemas.openxmlformats.org/markup-compatibility/2006" xmlns:r="http://schemas.openxmlformats.org/officeDocument/2006/relationships" xmlns:w="http://schemas.openxmlformats.org/wordprocessingml/2006/main" xmlns:w14="http://schemas.microsoft.com/office/word/2010/wordml" xmlns:w15="http://schemas.microsoft.com/office/word/2012/wordml" mc:Ignorable="w14 w15">
+<w:styles xmlns:r="http://schemas.openxmlformats.org/officeDocument/2006/relationships" xmlns:w="http://schemas.openxmlformats.org/wordprocessingml/2006/main">
   <w:docDefaults>
     <w:rPrDefault>
       <w:rPr>
-        <w:rFonts w:ascii="Montserrat" w:cs="Montserrat" w:eastAsia="Montserrat" w:hAnsi="Montserrat"/>
-        <w:color w:val="1A1A1A"/>
-        <w:sz w:val="21"/>
-        <w:szCs w:val="21"/>
+        <w:rFonts w:asciiTheme="minorHAnsi" w:cstheme="minorBidi" w:eastAsiaTheme="minorEastAsia" w:hAnsiTheme="minorHAnsi"/>
+        <w:sz w:val="24"/>
+        <w:szCs w:val="24"/>
+        <w:lang w:bidi="ar-SA" w:eastAsia="zh-CN" w:val="en-US"/>
       </w:rPr>
     </w:rPrDefault>
-    <w:pPrDefault/>
+    <w:pPrDefault>
+      <w:pPr>
+        <w:spacing w:after="200"/>
+      </w:pPr>
+    </w:pPrDefault>
   </w:docDefaults>
+  <w:latentStyles w:count="276" w:defLockedState="0" w:defQFormat="0" w:defSemiHidden="0" w:defUIPriority="0" w:defUnhideWhenUsed="0"/>
+  <w:style w:default="1" w:styleId="Normal" w:type="paragraph">
+    <w:name w:val="Normal"/>
+    <w:qFormat/>
+  </w:style>
+  <w:style w:styleId="BodyText" w:type="paragraph">
+    <w:name w:val="Body Text"/>
+    <w:basedOn w:val="Normal"/>
+    <w:link w:val="BodyTextChar"/>
+    <w:qFormat/>
+    <w:pPr>
+      <w:spacing w:after="180" w:before="180"/>
+    </w:pPr>
+  </w:style>
+  <w:style w:customStyle="1" w:styleId="FirstParagraph" w:type="paragraph">
+    <w:name w:val="First Paragraph"/>
+    <w:basedOn w:val="BodyText"/>
+    <w:next w:val="BodyText"/>
+    <w:qFormat/>
+  </w:style>
+  <w:style w:customStyle="1" w:styleId="Compact" w:type="paragraph">
+    <w:name w:val="Compact"/>
+    <w:basedOn w:val="BodyText"/>
+    <w:qFormat/>
+    <w:pPr>
+      <w:spacing w:after="36" w:before="36"/>
+    </w:pPr>
+  </w:style>
   <w:style w:styleId="Title" w:type="paragraph">
     <w:name w:val="Title"/>
     <w:basedOn w:val="Normal"/>
-    <w:next w:val="Normal"/>
+    <w:next w:val="BodyText"/>
+    <w:link w:val="TitleChar"/>
+    <w:uiPriority w:val="10"/>
     <w:qFormat/>
+    <w:rsid w:val="00A10FD9"/>
+    <w:pPr>
+      <w:spacing w:after="80" w:line="240" w:lineRule="auto"/>
+      <w:contextualSpacing/>
+      <w:jc w:val="center"/>
+    </w:pPr>
     <w:rPr>
+      <w:rFonts w:asciiTheme="majorHAnsi" w:cstheme="majorBidi" w:eastAsiaTheme="majorEastAsia" w:hAnsiTheme="majorHAnsi"/>
       <w:sz w:val="56"/>
       <w:szCs w:val="56"/>
     </w:rPr>
   </w:style>
-  <w:style w:styleId="Heading1" w:type="paragraph">
-    <w:name w:val="Heading 1"/>
-    <w:basedOn w:val="Normal"/>
-    <w:next w:val="Normal"/>
-    <w:qFormat/>
+  <w:style w:customStyle="1" w:styleId="TitleChar" w:type="character">
+    <w:name w:val="Title Char"/>
+    <w:basedOn w:val="DefaultParagraphFont"/>
+    <w:link w:val="Title"/>
+    <w:uiPriority w:val="10"/>
+    <w:rsid w:val="00A10FD9"/>
     <w:rPr>
-      <w:color w:val="2E74B5"/>
-      <w:sz w:val="32"/>
-      <w:szCs w:val="32"/>
+      <w:rFonts w:asciiTheme="majorHAnsi" w:cstheme="majorBidi" w:eastAsiaTheme="majorEastAsia" w:hAnsiTheme="majorHAnsi"/>
+      <w:sz w:val="56"/>
+      <w:szCs w:val="56"/>
     </w:rPr>
   </w:style>
-  <w:style w:styleId="Heading2" w:type="paragraph">
-    <w:name w:val="Heading 2"/>
-    <w:basedOn w:val="Normal"/>
-    <w:next w:val="Normal"/>
+  <w:style w:styleId="Subtitle" w:type="paragraph">
+    <w:name w:val="Subtitle"/>
+    <w:basedOn w:val="Title"/>
+    <w:next w:val="BodyText"/>
+    <w:link w:val="SubtitleChar"/>
+    <w:uiPriority w:val="11"/>
     <w:qFormat/>
+    <w:rsid w:val="00A10FD9"/>
+    <w:pPr>
+      <w:numPr>
+        <w:ilvl w:val="1"/>
+      </w:numPr>
+    </w:pPr>
     <w:rPr>
-      <w:color w:val="2E74B5"/>
-      <w:sz w:val="26"/>
-      <w:szCs w:val="26"/>
+      <w:rFonts w:cstheme="majorBidi" w:eastAsiaTheme="majorEastAsia"/>
+      <w:spacing w:val="15"/>
+      <w:sz w:val="28"/>
+      <w:szCs w:val="28"/>
     </w:rPr>
   </w:style>
-  <w:style w:styleId="Heading3" w:type="paragraph">
-    <w:name w:val="Heading 3"/>
-    <w:basedOn w:val="Normal"/>
-    <w:next w:val="Normal"/>
+  <w:style w:customStyle="1" w:styleId="SubtitleChar" w:type="character">
+    <w:name w:val="Subtitle Char"/>
+    <w:basedOn w:val="DefaultParagraphFont"/>
+    <w:link w:val="Subtitle"/>
+    <w:uiPriority w:val="11"/>
+    <w:rsid w:val="00A10FD9"/>
+    <w:rPr>
+      <w:rFonts w:cstheme="majorBidi" w:eastAsiaTheme="majorEastAsia"/>
+      <w:color w:themeColor="text1" w:themeTint="A6" w:val="595959"/>
+      <w:spacing w:val="15"/>
+      <w:sz w:val="28"/>
+      <w:szCs w:val="28"/>
+    </w:rPr>
+  </w:style>
+  <w:style w:customStyle="1" w:styleId="Author" w:type="paragraph">
+    <w:name w:val="Author"/>
+    <w:basedOn w:val="Title"/>
+    <w:next w:val="BodyText"/>
     <w:qFormat/>
+    <w:pPr>
+      <w:keepNext/>
+      <w:keepLines/>
+    </w:pPr>
     <w:rPr>
-      <w:color w:val="1F4D78"/>
       <w:sz w:val="24"/>
       <w:szCs w:val="24"/>
     </w:rPr>
   </w:style>
-  <w:style w:styleId="Heading4" w:type="paragraph">
-    <w:name w:val="Heading 4"/>
-    <w:basedOn w:val="Normal"/>
-    <w:next w:val="Normal"/>
+  <w:style w:styleId="Date" w:type="paragraph">
+    <w:name w:val="Date"/>
+    <w:basedOn w:val="Title"/>
+    <w:next w:val="BodyText"/>
     <w:qFormat/>
+    <w:pPr>
+      <w:keepNext/>
+      <w:keepLines/>
+    </w:pPr>
     <w:rPr>
-      <w:i/>
-      <w:iCs/>
-      <w:color w:val="2E74B5"/>
+      <w:sz w:val="24"/>
+      <w:szCs w:val="24"/>
     </w:rPr>
   </w:style>
-  <w:style w:styleId="Heading5" w:type="paragraph">
-    <w:name w:val="Heading 5"/>
+  <w:style w:customStyle="1" w:styleId="AbstractTitle" w:type="paragraph">
+    <w:name w:val="Abstract Title"/>
     <w:basedOn w:val="Normal"/>
-    <w:next w:val="Normal"/>
+    <w:next w:val="Abstract"/>
     <w:qFormat/>
+    <w:pPr>
+      <w:keepNext/>
+      <w:keepLines/>
+      <w:spacing w:after="0" w:before="300"/>
+      <w:jc w:val="center"/>
+    </w:pPr>
     <w:rPr>
-      <w:color w:val="2E74B5"/>
+      <w:b/>
+      <w:sz w:val="20"/>
+      <w:szCs w:val="20"/>
     </w:rPr>
   </w:style>
-  <w:style w:styleId="Heading6" w:type="paragraph">
-    <w:name w:val="Heading 6"/>
+  <w:style w:customStyle="1" w:styleId="Abstract" w:type="paragraph">
+    <w:name w:val="Abstract"/>
     <w:basedOn w:val="Normal"/>
-    <w:next w:val="Normal"/>
+    <w:next w:val="BodyText"/>
     <w:qFormat/>
-    <w:rPr>
-      <w:color w:val="1F4D78"/>
-    </w:rPr>
-  </w:style>
-  <w:style w:styleId="Strong" w:type="paragraph">
-    <w:name w:val="Strong"/>
-    <w:basedOn w:val="Normal"/>
-    <w:next w:val="Normal"/>
-    <w:qFormat/>
-    <w:rPr>
-      <w:b/>
-      <w:bCs/>
-    </w:rPr>
-  </w:style>
-  <w:style w:styleId="ListParagraph" w:type="paragraph">
-    <w:name w:val="List Paragraph"/>
-    <w:basedOn w:val="Normal"/>
-    <w:qFormat/>
-  </w:style>
-  <w:style w:styleId="Hyperlink" w:type="character">
-    <w:name w:val="Hyperlink"/>
-    <w:basedOn w:val="DefaultParagraphFont"/>
-    <w:uiPriority w:val="99"/>
-    <w:unhideWhenUsed/>
-    <w:rPr>
-      <w:color w:val="0563C1"/>
-      <w:u w:val="single"/>
-    </w:rPr>
-  </w:style>
-  <w:style w:styleId="FootnoteReference" w:type="character">
-    <w:name w:val="footnote reference"/>
-    <w:basedOn w:val="DefaultParagraphFont"/>
-    <w:uiPriority w:val="99"/>
-    <w:semiHidden/>
-    <w:unhideWhenUsed/>
-    <w:rPr>
-      <w:vertAlign w:val="superscript"/>
-    </w:rPr>
-  </w:style>
-  <w:style w:styleId="FootnoteText" w:type="paragraph">
-    <w:name w:val="footnote text"/>
-    <w:basedOn w:val="Normal"/>
-    <w:link w:val="FootnoteTextChar"/>
-    <w:uiPriority w:val="99"/>
-    <w:semiHidden/>
-    <w:unhideWhenUsed/>
     <w:pPr>
-      <w:spacing w:after="0" w:line="240" w:lineRule="auto"/>
+      <w:keepNext/>
+      <w:keepLines/>
+      <w:spacing w:after="300" w:before="100"/>
     </w:pPr>
     <w:rPr>
       <w:sz w:val="20"/>
       <w:szCs w:val="20"/>
     </w:rPr>
   </w:style>
-  <w:style w:styleId="FootnoteTextChar" w:type="character">
-    <w:name w:val="Footnote Text Char"/>
-    <w:basedOn w:val="DefaultParagraphFont"/>
-    <w:link w:val="FootnoteText"/>
-    <w:uiPriority w:val="99"/>
+  <w:style w:styleId="Bibliography" w:type="paragraph">
+    <w:name w:val="Bibliography"/>
+    <w:basedOn w:val="Normal"/>
+    <w:next w:val="Bibliography"/>
+    <w:qFormat/>
+    <w:pPr/>
+    <w:rPr/>
+  </w:style>
+  <w:style w:styleId="Heading1" w:type="paragraph">
+    <w:name w:val="heading 1"/>
+    <w:basedOn w:val="Normal"/>
+    <w:next w:val="BodyText"/>
+    <w:link w:val="Heading1Char"/>
+    <w:uiPriority w:val="9"/>
+    <w:qFormat/>
+    <w:rsid w:val="00A10FD9"/>
+    <w:pPr>
+      <w:keepNext/>
+      <w:keepLines/>
+      <w:spacing w:after="80" w:before="360"/>
+      <w:outlineLvl w:val="0"/>
+    </w:pPr>
+    <w:rPr>
+      <w:rFonts w:asciiTheme="majorHAnsi" w:cstheme="majorBidi" w:eastAsiaTheme="majorEastAsia" w:hAnsiTheme="majorHAnsi"/>
+      <w:color w:themeColor="accent1" w:themeShade="BF" w:val="0F4761"/>
+      <w:sz w:val="40"/>
+      <w:szCs w:val="40"/>
+    </w:rPr>
+  </w:style>
+  <w:style w:styleId="Heading2" w:type="paragraph">
+    <w:name w:val="heading 2"/>
+    <w:basedOn w:val="Normal"/>
+    <w:next w:val="BodyText"/>
+    <w:link w:val="Heading2Char"/>
+    <w:uiPriority w:val="9"/>
     <w:semiHidden/>
     <w:unhideWhenUsed/>
+    <w:qFormat/>
+    <w:rsid w:val="00A10FD9"/>
+    <w:pPr>
+      <w:keepNext/>
+      <w:keepLines/>
+      <w:spacing w:after="80" w:before="160"/>
+      <w:outlineLvl w:val="1"/>
+    </w:pPr>
     <w:rPr>
-      <w:sz w:val="20"/>
-      <w:szCs w:val="20"/>
+      <w:rFonts w:asciiTheme="majorHAnsi" w:cstheme="majorBidi" w:eastAsiaTheme="majorEastAsia" w:hAnsiTheme="majorHAnsi"/>
+      <w:color w:themeColor="accent1" w:themeShade="BF" w:val="0F4761"/>
+      <w:sz w:val="32"/>
+      <w:szCs w:val="32"/>
     </w:rPr>
   </w:style>
-  <w:style w:styleId="EndnoteReference" w:type="character">
-    <w:name w:val="endnote reference"/>
-    <w:basedOn w:val="DefaultParagraphFont"/>
-    <w:uiPriority w:val="99"/>
+  <w:style w:styleId="Heading3" w:type="paragraph">
+    <w:name w:val="heading 3"/>
+    <w:basedOn w:val="Normal"/>
+    <w:next w:val="BodyText"/>
+    <w:link w:val="Heading3Char"/>
+    <w:uiPriority w:val="9"/>
     <w:semiHidden/>
     <w:unhideWhenUsed/>
+    <w:qFormat/>
+    <w:rsid w:val="00A10FD9"/>
+    <w:pPr>
+      <w:keepNext/>
+      <w:keepLines/>
+      <w:spacing w:after="80" w:before="160"/>
+      <w:outlineLvl w:val="2"/>
+    </w:pPr>
+    <w:rPr>
+      <w:rFonts w:cstheme="majorBidi" w:eastAsiaTheme="majorEastAsia"/>
+      <w:color w:themeColor="accent1" w:themeShade="BF" w:val="0F4761"/>
+      <w:sz w:val="28"/>
+      <w:szCs w:val="28"/>
+    </w:rPr>
+  </w:style>
+  <w:style w:styleId="Heading4" w:type="paragraph">
+    <w:name w:val="heading 4"/>
+    <w:basedOn w:val="Normal"/>
+    <w:next w:val="BodyText"/>
+    <w:link w:val="Heading4Char"/>
+    <w:uiPriority w:val="9"/>
+    <w:semiHidden/>
+    <w:unhideWhenUsed/>
+    <w:qFormat/>
+    <w:rsid w:val="00A10FD9"/>
+    <w:pPr>
+      <w:keepNext/>
+      <w:keepLines/>
+      <w:spacing w:after="40" w:before="80"/>
+      <w:outlineLvl w:val="3"/>
+    </w:pPr>
+    <w:rPr>
+      <w:rFonts w:cstheme="majorBidi" w:eastAsiaTheme="majorEastAsia"/>
+      <w:i/>
+      <w:iCs/>
+      <w:color w:themeColor="accent1" w:themeShade="BF" w:val="0F4761"/>
+    </w:rPr>
+  </w:style>
+  <w:style w:styleId="Heading5" w:type="paragraph">
+    <w:name w:val="heading 5"/>
+    <w:basedOn w:val="Normal"/>
+    <w:next w:val="BodyText"/>
+    <w:link w:val="Heading5Char"/>
+    <w:uiPriority w:val="9"/>
+    <w:semiHidden/>
+    <w:unhideWhenUsed/>
+    <w:qFormat/>
+    <w:rsid w:val="00A10FD9"/>
+    <w:pPr>
+      <w:keepNext/>
+      <w:keepLines/>
+      <w:spacing w:after="40" w:before="80"/>
+      <w:outlineLvl w:val="4"/>
+    </w:pPr>
+    <w:rPr>
+      <w:rFonts w:cstheme="majorBidi" w:eastAsiaTheme="majorEastAsia"/>
+      <w:color w:themeColor="accent1" w:themeShade="BF" w:val="0F4761"/>
+    </w:rPr>
+  </w:style>
+  <w:style w:styleId="Heading6" w:type="paragraph">
+    <w:name w:val="heading 6"/>
+    <w:basedOn w:val="Normal"/>
+    <w:next w:val="BodyText"/>
+    <w:link w:val="Heading6Char"/>
+    <w:uiPriority w:val="9"/>
+    <w:semiHidden/>
+    <w:unhideWhenUsed/>
+    <w:qFormat/>
+    <w:rsid w:val="00A10FD9"/>
+    <w:pPr>
+      <w:keepNext/>
+      <w:keepLines/>
+      <w:spacing w:after="0" w:before="40"/>
+      <w:outlineLvl w:val="5"/>
+    </w:pPr>
+    <w:rPr>
+      <w:rFonts w:cstheme="majorBidi" w:eastAsiaTheme="majorEastAsia"/>
+      <w:i/>
+      <w:iCs/>
+      <w:color w:themeColor="text1" w:themeTint="A6" w:val="595959"/>
+    </w:rPr>
+  </w:style>
+  <w:style w:styleId="Heading7" w:type="paragraph">
+    <w:name w:val="heading 7"/>
+    <w:basedOn w:val="Normal"/>
+    <w:next w:val="BodyText"/>
+    <w:link w:val="Heading7Char"/>
+    <w:uiPriority w:val="9"/>
+    <w:semiHidden/>
+    <w:unhideWhenUsed/>
+    <w:qFormat/>
+    <w:rsid w:val="00A10FD9"/>
+    <w:pPr>
+      <w:keepNext/>
+      <w:keepLines/>
+      <w:spacing w:after="0" w:before="40"/>
+      <w:outlineLvl w:val="6"/>
+    </w:pPr>
+    <w:rPr>
+      <w:rFonts w:cstheme="majorBidi" w:eastAsiaTheme="majorEastAsia"/>
+      <w:color w:themeColor="text1" w:themeTint="A6" w:val="595959"/>
+    </w:rPr>
+  </w:style>
+  <w:style w:styleId="Heading8" w:type="paragraph">
+    <w:name w:val="heading 8"/>
+    <w:basedOn w:val="Normal"/>
+    <w:next w:val="BodyText"/>
+    <w:link w:val="Heading8Char"/>
+    <w:uiPriority w:val="9"/>
+    <w:semiHidden/>
+    <w:unhideWhenUsed/>
+    <w:qFormat/>
+    <w:rsid w:val="00A10FD9"/>
+    <w:pPr>
+      <w:keepNext/>
+      <w:keepLines/>
+      <w:spacing w:after="0"/>
+      <w:outlineLvl w:val="7"/>
+    </w:pPr>
+    <w:rPr>
+      <w:rFonts w:cstheme="majorBidi" w:eastAsiaTheme="majorEastAsia"/>
+      <w:i/>
+      <w:iCs/>
+      <w:color w:themeColor="text1" w:themeTint="D8" w:val="272727"/>
+    </w:rPr>
+  </w:style>
+  <w:style w:styleId="Heading9" w:type="paragraph">
+    <w:name w:val="heading 9"/>
+    <w:basedOn w:val="Normal"/>
+    <w:next w:val="BodyText"/>
+    <w:link w:val="Heading9Char"/>
+    <w:uiPriority w:val="9"/>
+    <w:semiHidden/>
+    <w:unhideWhenUsed/>
+    <w:qFormat/>
+    <w:rsid w:val="00A10FD9"/>
+    <w:pPr>
+      <w:keepNext/>
+      <w:keepLines/>
+      <w:spacing w:after="0"/>
+      <w:outlineLvl w:val="8"/>
+    </w:pPr>
+    <w:rPr>
+      <w:rFonts w:cstheme="majorBidi" w:eastAsiaTheme="majorEastAsia"/>
+      <w:color w:themeColor="text1" w:themeTint="D8" w:val="272727"/>
+    </w:rPr>
+  </w:style>
+  <w:style w:customStyle="1" w:styleId="Heading1Char" w:type="character">
+    <w:name w:val="Heading 1 Char"/>
+    <w:basedOn w:val="DefaultParagraphFont"/>
+    <w:link w:val="Heading1"/>
+    <w:uiPriority w:val="9"/>
+    <w:rsid w:val="00A10FD9"/>
+    <w:rPr>
+      <w:rFonts w:asciiTheme="majorHAnsi" w:cstheme="majorBidi" w:eastAsiaTheme="majorEastAsia" w:hAnsiTheme="majorHAnsi"/>
+      <w:color w:themeColor="accent1" w:themeShade="BF" w:val="0F4761"/>
+      <w:sz w:val="40"/>
+      <w:szCs w:val="40"/>
+    </w:rPr>
+  </w:style>
+  <w:style w:customStyle="1" w:styleId="Heading2Char" w:type="character">
+    <w:name w:val="Heading 2 Char"/>
+    <w:basedOn w:val="DefaultParagraphFont"/>
+    <w:link w:val="Heading2"/>
+    <w:uiPriority w:val="9"/>
+    <w:semiHidden/>
+    <w:rsid w:val="00A10FD9"/>
+    <w:rPr>
+      <w:rFonts w:asciiTheme="majorHAnsi" w:cstheme="majorBidi" w:eastAsiaTheme="majorEastAsia" w:hAnsiTheme="majorHAnsi"/>
+      <w:color w:themeColor="accent1" w:themeShade="BF" w:val="0F4761"/>
+      <w:sz w:val="32"/>
+      <w:szCs w:val="32"/>
+    </w:rPr>
+  </w:style>
+  <w:style w:customStyle="1" w:styleId="Heading3Char" w:type="character">
+    <w:name w:val="Heading 3 Char"/>
+    <w:basedOn w:val="DefaultParagraphFont"/>
+    <w:link w:val="Heading3"/>
+    <w:uiPriority w:val="9"/>
+    <w:semiHidden/>
+    <w:rsid w:val="00A10FD9"/>
+    <w:rPr>
+      <w:rFonts w:cstheme="majorBidi" w:eastAsiaTheme="majorEastAsia"/>
+      <w:color w:themeColor="accent1" w:themeShade="BF" w:val="0F4761"/>
+      <w:sz w:val="28"/>
+      <w:szCs w:val="28"/>
+    </w:rPr>
+  </w:style>
+  <w:style w:customStyle="1" w:styleId="Heading4Char" w:type="character">
+    <w:name w:val="Heading 4 Char"/>
+    <w:basedOn w:val="DefaultParagraphFont"/>
+    <w:link w:val="Heading4"/>
+    <w:uiPriority w:val="9"/>
+    <w:semiHidden/>
+    <w:rsid w:val="00A10FD9"/>
+    <w:rPr>
+      <w:rFonts w:cstheme="majorBidi" w:eastAsiaTheme="majorEastAsia"/>
+      <w:i/>
+      <w:iCs/>
+      <w:color w:themeColor="accent1" w:themeShade="BF" w:val="0F4761"/>
+    </w:rPr>
+  </w:style>
+  <w:style w:customStyle="1" w:styleId="Heading5Char" w:type="character">
+    <w:name w:val="Heading 5 Char"/>
+    <w:basedOn w:val="DefaultParagraphFont"/>
+    <w:link w:val="Heading5"/>
+    <w:uiPriority w:val="9"/>
+    <w:semiHidden/>
+    <w:rsid w:val="00A10FD9"/>
+    <w:rPr>
+      <w:rFonts w:cstheme="majorBidi" w:eastAsiaTheme="majorEastAsia"/>
+      <w:color w:themeColor="accent1" w:themeShade="BF" w:val="0F4761"/>
+    </w:rPr>
+  </w:style>
+  <w:style w:customStyle="1" w:styleId="Heading6Char" w:type="character">
+    <w:name w:val="Heading 6 Char"/>
+    <w:basedOn w:val="DefaultParagraphFont"/>
+    <w:link w:val="Heading6"/>
+    <w:uiPriority w:val="9"/>
+    <w:semiHidden/>
+    <w:rsid w:val="00A10FD9"/>
+    <w:rPr>
+      <w:rFonts w:cstheme="majorBidi" w:eastAsiaTheme="majorEastAsia"/>
+      <w:i/>
+      <w:iCs/>
+      <w:color w:themeColor="text1" w:themeTint="A6" w:val="595959"/>
+    </w:rPr>
+  </w:style>
+  <w:style w:customStyle="1" w:styleId="Heading7Char" w:type="character">
+    <w:name w:val="Heading 7 Char"/>
+    <w:basedOn w:val="DefaultParagraphFont"/>
+    <w:link w:val="Heading7"/>
+    <w:uiPriority w:val="9"/>
+    <w:semiHidden/>
+    <w:rsid w:val="00A10FD9"/>
+    <w:rPr>
+      <w:rFonts w:cstheme="majorBidi" w:eastAsiaTheme="majorEastAsia"/>
+      <w:color w:themeColor="text1" w:themeTint="A6" w:val="595959"/>
+    </w:rPr>
+  </w:style>
+  <w:style w:customStyle="1" w:styleId="Heading8Char" w:type="character">
+    <w:name w:val="Heading 8 Char"/>
+    <w:basedOn w:val="DefaultParagraphFont"/>
+    <w:link w:val="Heading8"/>
+    <w:uiPriority w:val="9"/>
+    <w:semiHidden/>
+    <w:rsid w:val="00A10FD9"/>
+    <w:rPr>
+      <w:rFonts w:cstheme="majorBidi" w:eastAsiaTheme="majorEastAsia"/>
+      <w:i/>
+      <w:iCs/>
+      <w:color w:themeColor="text1" w:themeTint="D8" w:val="272727"/>
+    </w:rPr>
+  </w:style>
+  <w:style w:customStyle="1" w:styleId="Heading9Char" w:type="character">
+    <w:name w:val="Heading 9 Char"/>
+    <w:basedOn w:val="DefaultParagraphFont"/>
+    <w:link w:val="Heading9"/>
+    <w:uiPriority w:val="9"/>
+    <w:semiHidden/>
+    <w:rsid w:val="00A10FD9"/>
+    <w:rPr>
+      <w:rFonts w:cstheme="majorBidi" w:eastAsiaTheme="majorEastAsia"/>
+      <w:color w:themeColor="text1" w:themeTint="D8" w:val="272727"/>
+    </w:rPr>
+  </w:style>
+  <w:style w:styleId="BlockText" w:type="paragraph">
+    <w:name w:val="Block Text"/>
+    <w:basedOn w:val="BodyText"/>
+    <w:next w:val="BodyText"/>
+    <w:uiPriority w:val="9"/>
+    <w:unhideWhenUsed/>
+    <w:qFormat/>
+    <w:pPr>
+      <w:spacing w:after="100" w:before="100"/>
+      <w:ind w:firstLine="0" w:left="480" w:right="480"/>
+    </w:pPr>
+  </w:style>
+  <w:style w:styleId="FootnoteText" w:type="paragraph">
+    <w:name w:val="Footnote Text"/>
+    <w:basedOn w:val="Normal"/>
+    <w:next w:val="FootnoteText"/>
+    <w:uiPriority w:val="9"/>
+    <w:unhideWhenUsed/>
+    <w:qFormat/>
+  </w:style>
+  <w:style w:styleId="FootnoteBlockText" w:type="paragraph">
+    <w:name w:val="Footnote Block Text"/>
+    <w:basedOn w:val="FootnoteText"/>
+    <w:next w:val="FootnoteText"/>
+    <w:uiPriority w:val="9"/>
+    <w:unhideWhenUsed/>
+    <w:qFormat/>
+    <w:pPr>
+      <w:spacing w:after="100" w:before="100"/>
+      <w:ind w:firstLine="0" w:left="480" w:right="480"/>
+    </w:pPr>
+  </w:style>
+  <w:style w:default="1" w:styleId="DefaultParagraphFont" w:type="character">
+    <w:name w:val="Default Paragraph Font"/>
+    <w:semiHidden/>
+    <w:unhideWhenUsed/>
+  </w:style>
+  <w:style w:default="1" w:styleId="Table" w:type="table">
+    <w:name w:val="Table"/>
+    <w:basedOn w:val="TableNormal"/>
+    <w:semiHidden/>
+    <w:unhideWhenUsed/>
+    <w:qFormat/>
+    <w:tblPr>
+      <w:tblBorders>
+        <w:top w:val="single" w:sz="4" w:space="0" w:color="808080"/>
+        <w:left w:val="single" w:sz="4" w:space="0" w:color="808080"/>
+        <w:bottom w:val="single" w:sz="4" w:space="0" w:color="808080"/>
+        <w:right w:val="single" w:sz="4" w:space="0" w:color="808080"/>
+        <w:insideH w:val="single" w:sz="4" w:space="0" w:color="808080"/>
+        <w:insideV w:val="single" w:sz="4" w:space="0" w:color="808080"/>
+      </w:tblBorders>
+      <w:tblInd w:type="dxa" w:w="0"/>
+      <w:tblCellMar>
+        <w:top w:type="dxa" w:w="0"/>
+        <w:left w:type="dxa" w:w="108"/>
+        <w:bottom w:type="dxa" w:w="0"/>
+        <w:right w:type="dxa" w:w="108"/>
+      </w:tblCellMar>
+    </w:tblPr>
+    <w:tblStylePr w:type="firstRow">
+      <w:tcPr>
+        <w:tcBorders>
+          <w:bottom w:val="single"/>
+        </w:tcBorders>
+        <w:vAlign w:val="bottom"/>
+      </w:tcPr>
+    </w:tblStylePr>
+  </w:style>
+  <w:style w:customStyle="1" w:styleId="DefinitionTerm" w:type="paragraph">
+    <w:name w:val="Definition Term"/>
+    <w:basedOn w:val="Normal"/>
+    <w:next w:val="Definition"/>
+    <w:pPr>
+      <w:keepNext/>
+      <w:keepLines/>
+      <w:spacing w:after="0"/>
+    </w:pPr>
+    <w:rPr>
+      <w:b/>
+    </w:rPr>
+  </w:style>
+  <w:style w:customStyle="1" w:styleId="Definition" w:type="paragraph">
+    <w:name w:val="Definition"/>
+    <w:basedOn w:val="Normal"/>
+  </w:style>
+  <w:style w:styleId="Caption" w:type="paragraph">
+    <w:name w:val="Caption"/>
+    <w:basedOn w:val="Normal"/>
+    <w:link w:val="BodyTextChar"/>
+    <w:pPr>
+      <w:spacing w:after="120" w:before="0"/>
+    </w:pPr>
+    <w:rPr>
+      <w:i/>
+    </w:rPr>
+  </w:style>
+  <w:style w:customStyle="1" w:styleId="TableCaption" w:type="paragraph">
+    <w:name w:val="Table Caption"/>
+    <w:basedOn w:val="Caption"/>
+    <w:pPr>
+      <w:keepNext/>
+    </w:pPr>
+  </w:style>
+  <w:style w:customStyle="1" w:styleId="ImageCaption" w:type="paragraph">
+    <w:name w:val="Image Caption"/>
+    <w:basedOn w:val="Caption"/>
+  </w:style>
+  <w:style w:customStyle="1" w:styleId="Figure" w:type="paragraph">
+    <w:name w:val="Figure"/>
+    <w:basedOn w:val="Normal"/>
+  </w:style>
+  <w:style w:customStyle="1" w:styleId="CaptionedFigure" w:type="paragraph">
+    <w:name w:val="Captioned Figure"/>
+    <w:basedOn w:val="Figure"/>
+    <w:pPr>
+      <w:keepNext/>
+    </w:pPr>
+  </w:style>
+  <w:style w:customStyle="1" w:styleId="BodyTextChar" w:type="character">
+    <w:name w:val="Body Text Char"/>
+    <w:basedOn w:val="DefaultParagraphFont"/>
+    <w:link w:val="BodyText"/>
+  </w:style>
+  <w:style w:customStyle="1" w:styleId="VerbatimChar" w:type="character">
+    <w:name w:val="Verbatim Char"/>
+    <w:basedOn w:val="BodyTextChar"/>
+    <w:rPr>
+      <w:rFonts w:ascii="Consolas" w:hAnsi="Consolas"/>
+      <w:sz w:val="22"/>
+    </w:rPr>
+  </w:style>
+  <w:style w:customStyle="1" w:styleId="SectionNumber" w:type="character">
+    <w:name w:val="Section Number"/>
+    <w:basedOn w:val="BodyTextChar"/>
+  </w:style>
+  <w:style w:styleId="FootnoteReference" w:type="character">
+    <w:name w:val="Footnote Reference"/>
+    <w:basedOn w:val="BodyTextChar"/>
     <w:rPr>
       <w:vertAlign w:val="superscript"/>
     </w:rPr>
   </w:style>
-  <w:style w:styleId="EndnoteText" w:type="paragraph">
-    <w:name w:val="endnote text"/>
-    <w:basedOn w:val="Normal"/>
-    <w:link w:val="EndnoteTextChar"/>
-    <w:uiPriority w:val="99"/>
-    <w:semiHidden/>
+  <w:style w:styleId="Hyperlink" w:type="character">
+    <w:name w:val="Hyperlink"/>
+    <w:basedOn w:val="BodyTextChar"/>
+    <w:rPr>
+      <w:color w:themeColor="accent1" w:val="4F81BD"/>
+    </w:rPr>
+  </w:style>
+  <w:style w:styleId="TOCHeading" w:type="paragraph">
+    <w:name w:val="TOC Heading"/>
+    <w:basedOn w:val="Heading1"/>
+    <w:next w:val="BodyText"/>
+    <w:uiPriority w:val="39"/>
     <w:unhideWhenUsed/>
+    <w:qFormat/>
     <w:pPr>
-      <w:spacing w:after="0" w:line="240" w:lineRule="auto"/>
+      <w:spacing w:before="240" w:line="259" w:lineRule="auto"/>
+      <w:outlineLvl w:val="9"/>
     </w:pPr>
     <w:rPr>
-      <w:sz w:val="20"/>
-      <w:szCs w:val="20"/>
+      <w:rFonts w:asciiTheme="majorHAnsi" w:cstheme="majorBidi" w:eastAsiaTheme="majorEastAsia" w:hAnsiTheme="majorHAnsi"/>
+      <w:b w:val="0"/>
+      <w:bCs w:val="0"/>
+      <w:color w:themeColor="accent1" w:themeShade="BF" w:val="365F91"/>
     </w:rPr>
-  </w:style>
-  <w:style w:styleId="EndnoteTextChar" w:type="character">
-    <w:name w:val="Endnote Text Char"/>
-    <w:basedOn w:val="DefaultParagraphFont"/>
-    <w:link w:val="EndnoteText"/>
-    <w:uiPriority w:val="99"/>
-    <w:semiHidden/>
-    <w:unhideWhenUsed/>
-    <w:rPr>
-      <w:sz w:val="20"/>
-      <w:szCs w:val="20"/>
-    </w:rPr>
-  </w:style>
-  <w:style w:customStyle="1" w:styleId="SourceCode" w:type="paragraph">
-    <w:name w:val="Source Code"/>
-    <w:basedOn w:val="Normal"/>
-    <w:link w:val="VerbatimChar"/>
-    <w:pPr>
-      <w:wordWrap w:val="off"/>
-    </w:pPr>
-  </w:style>
-  <w:style w:customStyle="1" w:styleId="KeywordTok" w:type="character">
-    <w:name w:val="KeywordTok"/>
-    <w:basedOn w:val="VerbatimChar"/>
-    <w:rPr>
-      <w:b/>
-      <w:color w:val="007020"/>
-    </w:rPr>
-  </w:style>
-  <w:style w:customStyle="1" w:styleId="DataTypeTok" w:type="character">
-    <w:name w:val="DataTypeTok"/>
-    <w:basedOn w:val="VerbatimChar"/>
-    <w:rPr>
-      <w:color w:val="902000"/>
-    </w:rPr>
-  </w:style>
-  <w:style w:customStyle="1" w:styleId="DecValTok" w:type="character">
-    <w:name w:val="DecValTok"/>
-    <w:basedOn w:val="VerbatimChar"/>
-    <w:rPr>
-      <w:color w:val="40a070"/>
-    </w:rPr>
-  </w:style>
-  <w:style w:customStyle="1" w:styleId="BaseNTok" w:type="character">
-    <w:name w:val="BaseNTok"/>
-    <w:basedOn w:val="VerbatimChar"/>
-    <w:rPr>
-      <w:color w:val="40a070"/>
-    </w:rPr>
-  </w:style>
-  <w:style w:customStyle="1" w:styleId="FloatTok" w:type="character">
-    <w:name w:val="FloatTok"/>
-    <w:basedOn w:val="VerbatimChar"/>
-    <w:rPr>
-      <w:color w:val="40a070"/>
-    </w:rPr>
-  </w:style>
-  <w:style w:customStyle="1" w:styleId="ConstantTok" w:type="character">
-    <w:name w:val="ConstantTok"/>
-    <w:basedOn w:val="VerbatimChar"/>
-    <w:rPr>
-      <w:color w:val="880000"/>
-    </w:rPr>
-  </w:style>
-  <w:style w:customStyle="1" w:styleId="CharTok" w:type="character">
-    <w:name w:val="CharTok"/>
-    <w:basedOn w:val="VerbatimChar"/>
-    <w:rPr>
-      <w:color w:val="4070a0"/>
-    </w:rPr>
-  </w:style>
-  <w:style w:customStyle="1" w:styleId="SpecialCharTok" w:type="character">
-    <w:name w:val="SpecialCharTok"/>
-    <w:basedOn w:val="VerbatimChar"/>
-    <w:rPr>
-      <w:color w:val="4070a0"/>
-    </w:rPr>
-  </w:style>
-  <w:style w:customStyle="1" w:styleId="StringTok" w:type="character">
-    <w:name w:val="StringTok"/>
-    <w:basedOn w:val="VerbatimChar"/>
-    <w:rPr>
-      <w:color w:val="4070a0"/>
-    </w:rPr>
-  </w:style>
-  <w:style w:customStyle="1" w:styleId="VerbatimStringTok" w:type="character">
-    <w:name w:val="VerbatimStringTok"/>
-    <w:basedOn w:val="VerbatimChar"/>
-    <w:rPr>
-      <w:color w:val="4070a0"/>
-    </w:rPr>
-  </w:style>
-  <w:style w:customStyle="1" w:styleId="SpecialStringTok" w:type="character">
-    <w:name w:val="SpecialStringTok"/>
-    <w:basedOn w:val="VerbatimChar"/>
-    <w:rPr>
-      <w:color w:val="bb6688"/>
-    </w:rPr>
-  </w:style>
-  <w:style w:customStyle="1" w:styleId="ImportTok" w:type="character">
-    <w:name w:val="ImportTok"/>
-    <w:basedOn w:val="VerbatimChar"/>
-    <w:rPr>
-      <w:b/>
-      <w:color w:val="008000"/>
-    </w:rPr>
-  </w:style>
-  <w:style w:customStyle="1" w:styleId="CommentTok" w:type="character">
-    <w:name w:val="CommentTok"/>
-    <w:basedOn w:val="VerbatimChar"/>
-    <w:rPr>
-      <w:i/>
-      <w:color w:val="60a0b0"/>
-    </w:rPr>
-  </w:style>
-  <w:style w:customStyle="1" w:styleId="DocumentationTok" w:type="character">
-    <w:name w:val="DocumentationTok"/>
-    <w:basedOn w:val="VerbatimChar"/>
-    <w:rPr>
-      <w:i/>
-      <w:color w:val="ba2121"/>
-    </w:rPr>
-  </w:style>
-  <w:style w:customStyle="1" w:styleId="AnnotationTok" w:type="character">
-    <w:name w:val="AnnotationTok"/>
-    <w:basedOn w:val="VerbatimChar"/>
-    <w:rPr>
-      <w:b/>
-      <w:i/>
-      <w:color w:val="60a0b0"/>
-    </w:rPr>
-  </w:style>
-  <w:style w:customStyle="1" w:styleId="CommentVarTok" w:type="character">
-    <w:name w:val="CommentVarTok"/>
-    <w:basedOn w:val="VerbatimChar"/>
-    <w:rPr>
-      <w:b/>
-      <w:i/>
-      <w:color w:val="60a0b0"/>
-    </w:rPr>
-  </w:style>
-  <w:style w:customStyle="1" w:styleId="OtherTok" w:type="character">
-    <w:name w:val="OtherTok"/>
-    <w:basedOn w:val="VerbatimChar"/>
-    <w:rPr>
-      <w:color w:val="007020"/>
-    </w:rPr>
-  </w:style>
-  <w:style w:customStyle="1" w:styleId="FunctionTok" w:type="character">
-    <w:name w:val="FunctionTok"/>
-    <w:basedOn w:val="VerbatimChar"/>
-    <w:rPr>
-      <w:color w:val="06287e"/>
-    </w:rPr>
-  </w:style>
-  <w:style w:customStyle="1" w:styleId="VariableTok" w:type="character">
-    <w:name w:val="VariableTok"/>
-    <w:basedOn w:val="VerbatimChar"/>
-    <w:rPr>
-      <w:color w:val="19177c"/>
-    </w:rPr>
-  </w:style>
-  <w:style w:customStyle="1" w:styleId="ControlFlowTok" w:type="character">
-    <w:name w:val="ControlFlowTok"/>
-    <w:basedOn w:val="VerbatimChar"/>
-    <w:rPr>
-      <w:b/>
-      <w:color w:val="007020"/>
-    </w:rPr>
-  </w:style>
-  <w:style w:customStyle="1" w:styleId="OperatorTok" w:type="character">
-    <w:name w:val="OperatorTok"/>
-    <w:basedOn w:val="VerbatimChar"/>
-    <w:rPr>
-      <w:color w:val="666666"/>
-    </w:rPr>
-  </w:style>
-  <w:style w:customStyle="1" w:styleId="BuiltInTok" w:type="character">
-    <w:name w:val="BuiltInTok"/>
-    <w:basedOn w:val="VerbatimChar"/>
-    <w:rPr>
-      <w:color w:val="008000"/>
-    </w:rPr>
-  </w:style>
-  <w:style w:customStyle="1" w:styleId="ExtensionTok" w:type="character">
-    <w:name w:val="ExtensionTok"/>
-    <w:basedOn w:val="VerbatimChar"/>
-    <w:rPr/>
-  </w:style>
-  <w:style w:customStyle="1" w:styleId="PreprocessorTok" w:type="character">
-    <w:name w:val="PreprocessorTok"/>
-    <w:basedOn w:val="VerbatimChar"/>
-    <w:rPr>
-      <w:color w:val="bc7a00"/>
-    </w:rPr>
-  </w:style>
-  <w:style w:customStyle="1" w:styleId="AttributeTok" w:type="character">
-    <w:name w:val="AttributeTok"/>
-    <w:basedOn w:val="VerbatimChar"/>
-    <w:rPr>
-      <w:color w:val="7d9029"/>
-    </w:rPr>
-  </w:style>
-  <w:style w:customStyle="1" w:styleId="RegionMarkerTok" w:type="character">
-    <w:name w:val="RegionMarkerTok"/>
-    <w:basedOn w:val="VerbatimChar"/>
-    <w:rPr/>
-  </w:style>
-  <w:style w:customStyle="1" w:styleId="InformationTok" w:type="character">
-    <w:name w:val="InformationTok"/>
-    <w:basedOn w:val="VerbatimChar"/>
-    <w:rPr>
-      <w:b/>
-      <w:i/>
-      <w:color w:val="60a0b0"/>
-    </w:rPr>
-  </w:style>
-  <w:style w:customStyle="1" w:styleId="WarningTok" w:type="character">
-    <w:name w:val="WarningTok"/>
-    <w:basedOn w:val="VerbatimChar"/>
-    <w:rPr>
-      <w:b/>
-      <w:i/>
-      <w:color w:val="60a0b0"/>
-    </w:rPr>
-  </w:style>
-  <w:style w:customStyle="1" w:styleId="AlertTok" w:type="character">
-    <w:name w:val="AlertTok"/>
-    <w:basedOn w:val="VerbatimChar"/>
-    <w:rPr>
-      <w:b/>
-      <w:color w:val="ff0000"/>
-    </w:rPr>
-  </w:style>
-  <w:style w:customStyle="1" w:styleId="ErrorTok" w:type="character">
-    <w:name w:val="ErrorTok"/>
-    <w:basedOn w:val="VerbatimChar"/>
-    <w:rPr>
-      <w:b/>
-      <w:color w:val="ff0000"/>
-    </w:rPr>
-  </w:style>
-  <w:style w:customStyle="1" w:styleId="NormalTok" w:type="character">
-    <w:name w:val="NormalTok"/>
-    <w:basedOn w:val="VerbatimChar"/>
-    <w:rPr/>
-  </w:style>
-  <w:style w:styleId="Table" w:type="table">
-    <w:name w:val="Table"/>
-    <w:tblPr>
-      <w:tblBorders>
-        <w:top w:color="000000" w:space="0" w:sz="4" w:val="single"/>
-        <w:left w:color="000000" w:space="0" w:sz="4" w:val="single"/>
-        <w:bottom w:color="000000" w:space="0" w:sz="4" w:val="single"/>
-        <w:right w:color="000000" w:space="0" w:sz="4" w:val="single"/>
-        <w:insideH w:color="000000" w:space="0" w:sz="4" w:val="single"/>
-        <w:insideV w:color="000000" w:space="0" w:sz="4" w:val="single"/>
-      </w:tblBorders>
-    </w:tblPr>
   </w:style>
   <w:style w:type="paragraph" w:customStyle="1" w:styleId="SourceCode">
     <w:name w:val="Source Code"/>

--- a/Enyrgy_GHL_WIP-3.docx
+++ b/Enyrgy_GHL_WIP-3.docx
@@ -359,7 +359,7 @@
               <w:pStyle w:val="Compact"/>
             </w:pPr>
             <w:r>
-              <w:t xml:space="preserve">Still pending/failing at carrier - needs resubmit/triage. Blocks SMS from the toll-free number.</w:t>
+              <w:t xml:space="preserve">APPROVED (July 28, 2026) - validated for SMS. SMS can now send from 888-316-1695.</w:t>
             </w:r>
           </w:p>
         </w:tc>

--- a/Enyrgy_GHL_WIP-3.docx
+++ b/Enyrgy_GHL_WIP-3.docx
@@ -191,7 +191,7 @@
               <w:pStyle w:val="Compact"/>
             </w:pPr>
             <w:r>
-              <w:t xml:space="preserve">Fully Approved &amp; Verified - All 5 Items</w:t>
+              <w:t xml:space="preserve">Toll-free SMS APPROVED (888-316-1695, July 28) + Voice Integrity + SHAKEN/STIR. NO 10DLC/local number exists on the account.</w:t>
             </w:r>
           </w:p>
         </w:tc>
@@ -897,13 +897,12 @@
     <w:tbl>
       <w:tblPr>
         <w:tblStyle w:val="Table"/>
-        <w:tblW w:type="pct" w:w="5000"/>
-        <w:tblLayout w:type="fixed"/>
+        <w:tblW w:type="auto" w:w="0"/>
         <w:tblLook w:firstRow="1" w:lastRow="0" w:firstColumn="0" w:lastColumn="0" w:noHBand="0" w:noVBand="0" w:val="0020"/>
       </w:tblPr>
       <w:tblGrid>
-        <w:gridCol w:w="2262"/>
-        <w:gridCol w:w="3017"/>
+        <w:gridCol w:w="2640"/>
+        <w:gridCol w:w="2640"/>
         <w:gridCol w:w="2640"/>
       </w:tblGrid>
       <w:tr>
@@ -1022,7 +1021,42 @@
               <w:pStyle w:val="Compact"/>
             </w:pPr>
             <w:r>
-              <w:t xml:space="preserve">A2P 10DLC Registration</w:t>
+              <w:t xml:space="preserve">Voice Integrity</w:t>
+            </w:r>
+          </w:p>
+        </w:tc>
+        <w:tc>
+          <w:tcPr/>
+          <w:p>
+            <w:pPr>
+              <w:pStyle w:val="Compact"/>
+            </w:pPr>
+            <w:r>
+              <w:t xml:space="preserve">Passed &amp; Verified</w:t>
+            </w:r>
+          </w:p>
+        </w:tc>
+        <w:tc>
+          <w:tcPr/>
+          <w:p>
+            <w:pPr>
+              <w:pStyle w:val="Compact"/>
+            </w:pPr>
+            <w:r>
+              <w:t xml:space="preserve">Confirmed working</w:t>
+            </w:r>
+          </w:p>
+        </w:tc>
+      </w:tr>
+      <w:tr>
+        <w:tc>
+          <w:tcPr/>
+          <w:p>
+            <w:pPr>
+              <w:pStyle w:val="Compact"/>
+            </w:pPr>
+            <w:r>
+              <w:t xml:space="preserve">SHAKEN/STIR Voice</w:t>
             </w:r>
           </w:p>
         </w:tc>
@@ -1044,85 +1078,61 @@
               <w:pStyle w:val="Compact"/>
             </w:pPr>
             <w:r>
-              <w:t xml:space="preserve">Forms fixed, resubmitted, carrier approved</w:t>
-            </w:r>
-          </w:p>
-        </w:tc>
-      </w:tr>
-      <w:tr>
-        <w:tc>
-          <w:tcPr/>
-          <w:p>
-            <w:pPr>
-              <w:pStyle w:val="Compact"/>
-            </w:pPr>
-            <w:r>
-              <w:t xml:space="preserve">Voice Integrity</w:t>
-            </w:r>
-          </w:p>
-        </w:tc>
-        <w:tc>
-          <w:tcPr/>
-          <w:p>
-            <w:pPr>
-              <w:pStyle w:val="Compact"/>
-            </w:pPr>
-            <w:r>
-              <w:t xml:space="preserve">Passed &amp; Verified</w:t>
-            </w:r>
-          </w:p>
-        </w:tc>
-        <w:tc>
-          <w:tcPr/>
-          <w:p>
-            <w:pPr>
-              <w:pStyle w:val="Compact"/>
-            </w:pPr>
-            <w:r>
               <w:t xml:space="preserve">Confirmed working</w:t>
             </w:r>
           </w:p>
         </w:tc>
       </w:tr>
-      <w:tr>
-        <w:tc>
-          <w:tcPr/>
-          <w:p>
-            <w:pPr>
-              <w:pStyle w:val="Compact"/>
-            </w:pPr>
-            <w:r>
-              <w:t xml:space="preserve">SHAKEN/STIR Voice</w:t>
-            </w:r>
-          </w:p>
-        </w:tc>
-        <w:tc>
-          <w:tcPr/>
-          <w:p>
-            <w:pPr>
-              <w:pStyle w:val="Compact"/>
-            </w:pPr>
-            <w:r>
-              <w:t xml:space="preserve">Approved &amp; Verified</w:t>
-            </w:r>
-          </w:p>
-        </w:tc>
-        <w:tc>
-          <w:tcPr/>
-          <w:p>
-            <w:pPr>
-              <w:pStyle w:val="Compact"/>
-            </w:pPr>
-            <w:r>
-              <w:t xml:space="preserve">Confirmed working</w:t>
-            </w:r>
-          </w:p>
-        </w:tc>
-      </w:tr>
     </w:tbl>
     <w:p>
       <w:pPr>
-        <w:pStyle w:val="BodyText"/>
+        <w:pStyle w:val="BlockText"/>
+      </w:pPr>
+      <w:r>
+        <w:rPr>
+          <w:b/>
+          <w:bCs/>
+        </w:rPr>
+        <w:t xml:space="preserve">CORRECTION (July 28, 2026):</w:t>
+      </w:r>
+      <w:r>
+        <w:t xml:space="preserve"> </w:t>
+      </w:r>
+      <w:r>
+        <w:t xml:space="preserve">there is NO 10DLC / local number on this account and one was never approved. Earlier entries that listed an</w:t>
+      </w:r>
+      <w:r>
+        <w:t xml:space="preserve"> </w:t>
+      </w:r>
+      <w:r>
+        <w:t xml:space="preserve">“A2P 10DLC Registration”</w:t>
+      </w:r>
+      <w:r>
+        <w:t xml:space="preserve"> </w:t>
+      </w:r>
+      <w:r>
+        <w:t xml:space="preserve">as approved were wrong. SMS runs solely on the toll-free</w:t>
+      </w:r>
+      <w:r>
+        <w:t xml:space="preserve"> </w:t>
+      </w:r>
+      <w:r>
+        <w:rPr>
+          <w:b/>
+          <w:bCs/>
+        </w:rPr>
+        <w:t xml:space="preserve">888-316-1695</w:t>
+      </w:r>
+      <w:r>
+        <w:t xml:space="preserve"> </w:t>
+      </w:r>
+      <w:r>
+        <w:t xml:space="preserve">via its Toll-Free Verification (approved July 28, 2026). There is no longer any local number associated with the account.</w:t>
+      </w:r>
+    </w:p>
+    <w:p>
+      <w:pPr>
+        <w:pStyle w:val="FirstParagraph"/>
       </w:pPr>
       <w:r>
         <w:rPr>
@@ -1147,7 +1157,7 @@
         <w:t xml:space="preserve"> </w:t>
       </w:r>
       <w:r>
-        <w:t xml:space="preserve">- All 5 items approved, verified, and confirmed working: Phone Number, Toll-Free SMS, A2P 10DLC, Voice Integrity, SHAKEN/STIR</w:t>
+        <w:t xml:space="preserve">- 4 items approved, verified, and confirmed working: Phone Number (toll-free), Toll-Free SMS, Voice Integrity, SHAKEN/STIR. NO 10DLC/local number exists (corrected July 28).</w:t>
       </w:r>
     </w:p>
     <w:p>
@@ -2814,7 +2824,7 @@
               <w:pStyle w:val="Compact"/>
             </w:pPr>
             <w:r>
-              <w:t xml:space="preserve">A2P Approved</w:t>
+              <w:t xml:space="preserve">Toll-Free A2P approved Jul 28</w:t>
             </w:r>
           </w:p>
         </w:tc>
@@ -2860,7 +2870,7 @@
               <w:pStyle w:val="Compact"/>
             </w:pPr>
             <w:r>
-              <w:t xml:space="preserve">A2P Approved</w:t>
+              <w:t xml:space="preserve">Toll-Free A2P approved Jul 28</w:t>
             </w:r>
           </w:p>
         </w:tc>
@@ -5462,7 +5472,7 @@
         <w:t xml:space="preserve"> </w:t>
       </w:r>
       <w:r>
-        <w:t xml:space="preserve">- All 5 items approved and verified (Phone, Toll-Free, A2P 10DLC, Voice Integrity, SHAKEN/STIR)</w:t>
+        <w:t xml:space="preserve">- Toll-free SMS approved and verified (888-316-1695, July 28), plus Voice Integrity and SHAKEN/STIR. NO 10DLC/local number exists on the account.</w:t>
       </w:r>
     </w:p>
     <w:p>
@@ -6123,7 +6133,19 @@
         <w:t xml:space="preserve"> </w:t>
       </w:r>
       <w:r>
-        <w:t xml:space="preserve">- Toll-free A2P: clarified 10DLC (approved) vs Toll-Free Verification (separate). The 888 TFV was Rejected (30496, use-case/summary inconsistency), corrected to a marketing-consistent description with go.enyrgy.com/sms-opt-in as opt-in proof, resubmitted; now Verification in progress. No SMS from the toll-free until it passes.</w:t>
+        <w:t xml:space="preserve">- Toll-free A2P: the 888 Toll-Free Verification was Rejected (30496, use-case/summary inconsistency), corrected to a marketing-consistent description with go.enyrgy.com/sms-opt-in as opt-in proof, resubmitted, and APPROVED July 28, 2026. SMS now sends from the toll-free. (Correction: an earlier note here referenced a</w:t>
+      </w:r>
+      <w:r>
+        <w:t xml:space="preserve"> </w:t>
+      </w:r>
+      <w:r>
+        <w:t xml:space="preserve">“10DLC (approved)”</w:t>
+      </w:r>
+      <w:r>
+        <w:t xml:space="preserve"> </w:t>
+      </w:r>
+      <w:r>
+        <w:t xml:space="preserve">number; that was wrong. There is no 10DLC/local number on the account.)</w:t>
       </w:r>
       <w:r>
         <w:t xml:space="preserve"> </w:t>

--- a/Enyrgy_GHL_WIP-3.docx
+++ b/Enyrgy_GHL_WIP-3.docx
@@ -311,7 +311,7 @@
               <w:pStyle w:val="Compact"/>
             </w:pPr>
             <w:r>
-              <w:t xml:space="preserve">Verified and LIVE (Session 15). Remaining: wire the review link into WF-07.</w:t>
+              <w:t xml:space="preserve">Verified and LIVE (Session 15). Review link wired into WF-07 Day-14 SMS (Google + Trustpilot).</w:t>
             </w:r>
           </w:p>
         </w:tc>
@@ -3027,18 +3027,18 @@
               <w:pStyle w:val="Compact"/>
             </w:pPr>
             <w:r>
-              <w:t xml:space="preserve">Trustpilot URL</w:t>
-            </w:r>
-          </w:p>
-        </w:tc>
-        <w:tc>
-          <w:tcPr/>
-          <w:p>
-            <w:pPr>
-              <w:pStyle w:val="Compact"/>
-            </w:pPr>
-            <w:r>
-              <w:t xml:space="preserve">https://www.trustpilot.com/evaluate/enyrgy.com (temporary)</w:t>
+              <w:t xml:space="preserve">RESOLVED</w:t>
+            </w:r>
+          </w:p>
+        </w:tc>
+        <w:tc>
+          <w:tcPr/>
+          <w:p>
+            <w:pPr>
+              <w:pStyle w:val="Compact"/>
+            </w:pPr>
+            <w:r>
+              <w:t xml:space="preserve">Google review link live in the Day-14 SMS: https://g.page/r/CfN5Rj0CdmrfEAI/review (Trustpilot offered as secondary)</w:t>
             </w:r>
           </w:p>
         </w:tc>

--- a/Enyrgy_GHL_WIP-3.docx
+++ b/Enyrgy_GHL_WIP-3.docx
@@ -3097,18 +3097,18 @@
               <w:pStyle w:val="Compact"/>
             </w:pPr>
             <w:r>
-              <w:t xml:space="preserve">Testimonial form</w:t>
-            </w:r>
-          </w:p>
-        </w:tc>
-        <w:tc>
-          <w:tcPr/>
-          <w:p>
-            <w:pPr>
-              <w:pStyle w:val="Compact"/>
-            </w:pPr>
-            <w:r>
-              <w:t xml:space="preserve">https://api.leadconnectorhq.com/widget/form/OjahkWeVDeozQkfG9dW2</w:t>
+              <w:t xml:space="preserve">RESOLVED</w:t>
+            </w:r>
+          </w:p>
+        </w:tc>
+        <w:tc>
+          <w:tcPr/>
+          <w:p>
+            <w:pPr>
+              <w:pStyle w:val="Compact"/>
+            </w:pPr>
+            <w:r>
+              <w:t xml:space="preserve">Testimonial form link now live in the email: https://api.leadconnectorhq.com/widget/form/OjahkWeVDeozQkfG9dW2?notrack=true</w:t>
             </w:r>
           </w:p>
         </w:tc>

--- a/Enyrgy_GHL_WIP-3.docx
+++ b/Enyrgy_GHL_WIP-3.docx
@@ -2698,6 +2698,82 @@
             </w:r>
             <w:r>
               <w:t xml:space="preserve">.</w:t>
+            </w:r>
+          </w:p>
+        </w:tc>
+      </w:tr>
+      <w:tr>
+        <w:tc>
+          <w:tcPr/>
+          <w:p>
+            <w:pPr>
+              <w:pStyle w:val="Compact"/>
+            </w:pPr>
+            <w:r>
+              <w:t xml:space="preserve">Accessory reorders triggered device onboarding</w:t>
+            </w:r>
+          </w:p>
+        </w:tc>
+        <w:tc>
+          <w:tcPr/>
+          <w:p>
+            <w:pPr>
+              <w:pStyle w:val="Compact"/>
+            </w:pPr>
+            <w:r>
+              <w:t xml:space="preserve">Medium</w:t>
+            </w:r>
+          </w:p>
+        </w:tc>
+        <w:tc>
+          <w:tcPr/>
+          <w:p>
+            <w:pPr>
+              <w:pStyle w:val="Compact"/>
+            </w:pPr>
+            <w:r>
+              <w:t xml:space="preserve">RESOLVED (Jul 28)</w:t>
+            </w:r>
+          </w:p>
+        </w:tc>
+        <w:tc>
+          <w:tcPr/>
+          <w:p>
+            <w:pPr>
+              <w:pStyle w:val="Compact"/>
+            </w:pPr>
+            <w:r>
+              <w:t xml:space="preserve">WF-28 applied</w:t>
+            </w:r>
+            <w:r>
+              <w:t xml:space="preserve"> </w:t>
+            </w:r>
+            <w:r>
+              <w:rPr>
+                <w:rStyle w:val="VerbatimChar"/>
+              </w:rPr>
+              <w:t xml:space="preserve">unit_shipped</w:t>
+            </w:r>
+            <w:r>
+              <w:t xml:space="preserve"> </w:t>
+            </w:r>
+            <w:r>
+              <w:t xml:space="preserve">on ANY fulfilled Shopify order, so an accessory-only reorder (wall mount) re-fired WF-06 onboarding days after delivery. Fix: gated WF-28’s Order-Fulfilled trigger to Home-System orders only. WF-06 triggers on the</w:t>
+            </w:r>
+            <w:r>
+              <w:t xml:space="preserve"> </w:t>
+            </w:r>
+            <w:r>
+              <w:rPr>
+                <w:rStyle w:val="VerbatimChar"/>
+              </w:rPr>
+              <w:t xml:space="preserve">unit_shipped</w:t>
+            </w:r>
+            <w:r>
+              <w:t xml:space="preserve"> </w:t>
+            </w:r>
+            <w:r>
+              <w:t xml:space="preserve">tag, so the single filter fully controls it.</w:t>
             </w:r>
           </w:p>
         </w:tc>

--- a/Enyrgy_GHL_WIP-3.docx
+++ b/Enyrgy_GHL_WIP-3.docx
@@ -335,7 +335,7 @@
               <w:pStyle w:val="Compact"/>
             </w:pPr>
             <w:r>
-              <w:t xml:space="preserve">GO-LIVE IN PROGRESS (Session 15): heartbeats staged and tuned. ON: Sentinel 24h, Quality Control daily, Dispatcher 8h, Sales Outreach 1h, SDR 2h, KB Manager 30d. Remaining to stage: Reactivation, Referral and Reviews (gated on WF-07), Sales Scout, CSM. Execs + Audit/PRD/Onboarding stay event-driven (timer OFF).</w:t>
+              <w:t xml:space="preserve">GO-LIVE IN PROGRESS (Session 15): heartbeats staged and tuned. ON: Sentinel 24h, Quality Control daily, Dispatcher 8h, Sales Outreach 1h, SDR 2h, KB Manager 30d. Remaining to stage: Reactivation, Referral and Reviews (review/testimonial ready; referral function deferred with the built-in loyalty program), Sales Scout, CSM. Execs + Audit/PRD/Onboarding stay event-driven (timer OFF).</w:t>
             </w:r>
           </w:p>
         </w:tc>
@@ -1993,18 +1993,18 @@
               <w:pStyle w:val="Compact"/>
             </w:pPr>
             <w:r>
-              <w:t xml:space="preserve">Scott</w:t>
-            </w:r>
-          </w:p>
-        </w:tc>
-        <w:tc>
-          <w:tcPr/>
-          <w:p>
-            <w:pPr>
-              <w:pStyle w:val="Compact"/>
-            </w:pPr>
-            <w:r>
-              <w:t xml:space="preserve">Install Referral Candy or Smile.io for automated referral links</w:t>
+              <w:t xml:space="preserve">DEFERRED (Jul 28)</w:t>
+            </w:r>
+          </w:p>
+        </w:tc>
+        <w:tc>
+          <w:tcPr/>
+          <w:p>
+            <w:pPr>
+              <w:pStyle w:val="Compact"/>
+            </w:pPr>
+            <w:r>
+              <w:t xml:space="preserve">Not installing a third-party app; referral/loyalty will be built into the next Enyrgy version</w:t>
             </w:r>
           </w:p>
         </w:tc>
@@ -3138,18 +3138,18 @@
               <w:pStyle w:val="Compact"/>
             </w:pPr>
             <w:r>
-              <w:t xml:space="preserve">Referral link</w:t>
-            </w:r>
-          </w:p>
-        </w:tc>
-        <w:tc>
-          <w:tcPr/>
-          <w:p>
-            <w:pPr>
-              <w:pStyle w:val="Compact"/>
-            </w:pPr>
-            <w:r>
-              <w:t xml:space="preserve">Pending Shopify referral app setup</w:t>
+              <w:t xml:space="preserve">DEFERRED (Jul 28)</w:t>
+            </w:r>
+          </w:p>
+        </w:tc>
+        <w:tc>
+          <w:tcPr/>
+          <w:p>
+            <w:pPr>
+              <w:pStyle w:val="Compact"/>
+            </w:pPr>
+            <w:r>
+              <w:t xml:space="preserve">Referral link intentionally held. No third-party referral app; the next Enyrgy version ships a built-in loyalty/referral program that will supply it.</w:t>
             </w:r>
           </w:p>
         </w:tc>

--- a/Enyrgy_GHL_WIP-3.docx
+++ b/Enyrgy_GHL_WIP-3.docx
@@ -335,7 +335,7 @@
               <w:pStyle w:val="Compact"/>
             </w:pPr>
             <w:r>
-              <w:t xml:space="preserve">GO-LIVE IN PROGRESS (Session 15): heartbeats staged and tuned. ON: Sentinel 24h, Quality Control daily, Dispatcher 8h, Sales Outreach 1h, SDR 2h, KB Manager 30d. Remaining to stage: Reactivation, Referral and Reviews (review/testimonial ready; referral function deferred with the built-in loyalty program), Sales Scout, CSM. Execs + Audit/PRD/Onboarding stay event-driven (timer OFF).</w:t>
+              <w:t xml:space="preserve">GO-LIVE IN PROGRESS (Session 15): heartbeats staged and tuned. ON: Sentinel 24h, Quality Control daily, Dispatcher 8h, Sales Outreach 1h, SDR 2h, Reactivation 6h, KB Manager 30d. Remaining to stage: Referral and Reviews (review/testimonial ready; referral function deferred with the built-in loyalty program), Sales Scout, CSM. Execs + Audit/PRD/Onboarding stay event-driven (timer OFF).</w:t>
             </w:r>
           </w:p>
         </w:tc>

--- a/Enyrgy_GHL_WIP-3.docx
+++ b/Enyrgy_GHL_WIP-3.docx
@@ -335,7 +335,7 @@
               <w:pStyle w:val="Compact"/>
             </w:pPr>
             <w:r>
-              <w:t xml:space="preserve">GO-LIVE IN PROGRESS (Session 15): heartbeats staged and tuned. ON: Sentinel 24h, Quality Control daily, Dispatcher 8h, Sales Outreach 1h, SDR 2h, Reactivation 6h, KB Manager 30d. Remaining to stage: Referral and Reviews (review/testimonial ready; referral function deferred with the built-in loyalty program), Sales Scout, CSM. Execs + Audit/PRD/Onboarding stay event-driven (timer OFF).</w:t>
+              <w:t xml:space="preserve">GO-LIVE IN PROGRESS (Session 15): heartbeats staged and tuned. ON: Sentinel 24h, Quality Control daily, Dispatcher 8h, Sales Outreach 1h, SDR 2h, Reactivation 6h, KB Manager 30d. Held (volume-gated, enable when volume ramps; daily is plenty): Referral and Reviews (block trimmed - review/testimonial live, referral paused), Sales Scout, CSM. Execs + Audit/PRD/Onboarding stay event-driven (timer OFF).</w:t>
             </w:r>
           </w:p>
         </w:tc>

--- a/Enyrgy_GHL_WIP-3.docx
+++ b/Enyrgy_GHL_WIP-3.docx
@@ -1958,18 +1958,18 @@
               <w:pStyle w:val="Compact"/>
             </w:pPr>
             <w:r>
-              <w:t xml:space="preserve">Scott/David/Brian</w:t>
-            </w:r>
-          </w:p>
-        </w:tc>
-        <w:tc>
-          <w:tcPr/>
-          <w:p>
-            <w:pPr>
-              <w:pStyle w:val="Compact"/>
-            </w:pPr>
-            <w:r>
-              <w:t xml:space="preserve">Currently showing all times available - need to verify conflict detection</w:t>
+              <w:t xml:space="preserve">Complete (Jul 28)</w:t>
+            </w:r>
+          </w:p>
+        </w:tc>
+        <w:tc>
+          <w:tcPr/>
+          <w:p>
+            <w:pPr>
+              <w:pStyle w:val="Compact"/>
+            </w:pPr>
+            <w:r>
+              <w:t xml:space="preserve">Conflict detection verified/fixed</w:t>
             </w:r>
           </w:p>
         </w:tc>
@@ -2589,18 +2589,18 @@
               <w:pStyle w:val="Compact"/>
             </w:pPr>
             <w:r>
-              <w:t xml:space="preserve">Under investigation</w:t>
-            </w:r>
-          </w:p>
-        </w:tc>
-        <w:tc>
-          <w:tcPr/>
-          <w:p>
-            <w:pPr>
-              <w:pStyle w:val="Compact"/>
-            </w:pPr>
-            <w:r>
-              <w:t xml:space="preserve">Shows all times available despite 3 calendars connected</w:t>
+              <w:t xml:space="preserve">Resolved (Jul 28)</w:t>
+            </w:r>
+          </w:p>
+        </w:tc>
+        <w:tc>
+          <w:tcPr/>
+          <w:p>
+            <w:pPr>
+              <w:pStyle w:val="Compact"/>
+            </w:pPr>
+            <w:r>
+              <w:t xml:space="preserve">Conflict detection verified working</w:t>
             </w:r>
           </w:p>
         </w:tc>

--- a/Enyrgy_GHL_WIP-3.docx
+++ b/Enyrgy_GHL_WIP-3.docx
@@ -2133,18 +2133,18 @@
               <w:pStyle w:val="Compact"/>
             </w:pPr>
             <w:r>
-              <w:t xml:space="preserve">Scott</w:t>
-            </w:r>
-          </w:p>
-        </w:tc>
-        <w:tc>
-          <w:tcPr/>
-          <w:p>
-            <w:pPr>
-              <w:pStyle w:val="Compact"/>
-            </w:pPr>
-            <w:r>
-              <w:t xml:space="preserve">Add link to testimonial form in post-purchase follow up</w:t>
+              <w:t xml:space="preserve">Complete (Jul 28)</w:t>
+            </w:r>
+          </w:p>
+        </w:tc>
+        <w:tc>
+          <w:tcPr/>
+          <w:p>
+            <w:pPr>
+              <w:pStyle w:val="Compact"/>
+            </w:pPr>
+            <w:r>
+              <w:t xml:space="preserve">Link added to the website</w:t>
             </w:r>
           </w:p>
         </w:tc>

--- a/Enyrgy_GHL_WIP-3.docx
+++ b/Enyrgy_GHL_WIP-3.docx
@@ -2229,6 +2229,47 @@
               <w:pStyle w:val="Compact"/>
             </w:pPr>
             <w:r>
+              <w:t xml:space="preserve">Complete</w:t>
+            </w:r>
+          </w:p>
+        </w:tc>
+        <w:tc>
+          <w:tcPr/>
+          <w:p>
+            <w:pPr>
+              <w:pStyle w:val="Compact"/>
+            </w:pPr>
+            <w:r>
+              <w:t xml:space="preserve">Approved in LC Phone, Friendly Name</w:t>
+            </w:r>
+            <w:r>
+              <w:t xml:space="preserve"> </w:t>
+            </w:r>
+            <w:r>
+              <w:t xml:space="preserve">“Enyrgy Inc”</w:t>
+            </w:r>
+          </w:p>
+        </w:tc>
+      </w:tr>
+      <w:tr>
+        <w:tc>
+          <w:tcPr/>
+          <w:p>
+            <w:pPr>
+              <w:pStyle w:val="Compact"/>
+            </w:pPr>
+            <w:r>
+              <w:t xml:space="preserve">GHL agency profile address</w:t>
+            </w:r>
+          </w:p>
+        </w:tc>
+        <w:tc>
+          <w:tcPr/>
+          <w:p>
+            <w:pPr>
+              <w:pStyle w:val="Compact"/>
+            </w:pPr>
+            <w:r>
               <w:t xml:space="preserve">Scott</w:t>
             </w:r>
           </w:p>
@@ -2240,19 +2281,7 @@
               <w:pStyle w:val="Compact"/>
             </w:pPr>
             <w:r>
-              <w:t xml:space="preserve">Displays</w:t>
-            </w:r>
-            <w:r>
-              <w:t xml:space="preserve"> </w:t>
-            </w:r>
-            <w:r>
-              <w:t xml:space="preserve">“Enyrgy”</w:t>
-            </w:r>
-            <w:r>
-              <w:t xml:space="preserve"> </w:t>
-            </w:r>
-            <w:r>
-              <w:t xml:space="preserve">on outbound caller ID</w:t>
+              <w:t xml:space="preserve">Agency (Ledgerix Pro LLC) system emails show old Scottsdale address; update in Agency Settings &gt; Business Profile to Phoenix. Distinct from Shopify policy address.</w:t>
             </w:r>
           </w:p>
         </w:tc>

--- a/Enyrgy_GHL_WIP-3.docx
+++ b/Enyrgy_GHL_WIP-3.docx
@@ -2259,29 +2259,73 @@
               <w:pStyle w:val="Compact"/>
             </w:pPr>
             <w:r>
-              <w:t xml:space="preserve">GHL agency profile address</w:t>
-            </w:r>
-          </w:p>
-        </w:tc>
-        <w:tc>
-          <w:tcPr/>
-          <w:p>
-            <w:pPr>
-              <w:pStyle w:val="Compact"/>
-            </w:pPr>
-            <w:r>
-              <w:t xml:space="preserve">Scott</w:t>
-            </w:r>
-          </w:p>
-        </w:tc>
-        <w:tc>
-          <w:tcPr/>
-          <w:p>
-            <w:pPr>
-              <w:pStyle w:val="Compact"/>
-            </w:pPr>
-            <w:r>
-              <w:t xml:space="preserve">Agency (Ledgerix Pro LLC) system emails show old Scottsdale address; update in Agency Settings &gt; Business Profile to Phoenix. Distinct from Shopify policy address.</w:t>
+              <w:t xml:space="preserve">GHL agency mailing address</w:t>
+            </w:r>
+          </w:p>
+        </w:tc>
+        <w:tc>
+          <w:tcPr/>
+          <w:p>
+            <w:pPr>
+              <w:pStyle w:val="Compact"/>
+            </w:pPr>
+            <w:r>
+              <w:t xml:space="preserve">Complete (Jul 28)</w:t>
+            </w:r>
+          </w:p>
+        </w:tc>
+        <w:tc>
+          <w:tcPr/>
+          <w:p>
+            <w:pPr>
+              <w:pStyle w:val="Compact"/>
+            </w:pPr>
+            <w:r>
+              <w:t xml:space="preserve">Corrected to Phoenix at the agency level (was Scottsdale in the CAN-SPAM footer)</w:t>
+            </w:r>
+          </w:p>
+        </w:tc>
+      </w:tr>
+      <w:tr>
+        <w:tc>
+          <w:tcPr/>
+          <w:p>
+            <w:pPr>
+              <w:pStyle w:val="Compact"/>
+            </w:pPr>
+            <w:r>
+              <w:t xml:space="preserve">GHL agency email sender name</w:t>
+            </w:r>
+          </w:p>
+        </w:tc>
+        <w:tc>
+          <w:tcPr/>
+          <w:p>
+            <w:pPr>
+              <w:pStyle w:val="Compact"/>
+            </w:pPr>
+            <w:r>
+              <w:t xml:space="preserve">Scott (optional)</w:t>
+            </w:r>
+          </w:p>
+        </w:tc>
+        <w:tc>
+          <w:tcPr/>
+          <w:p>
+            <w:pPr>
+              <w:pStyle w:val="Compact"/>
+            </w:pPr>
+            <w:r>
+              <w:t xml:space="preserve">Agency emails still send from</w:t>
+            </w:r>
+            <w:r>
+              <w:t xml:space="preserve"> </w:t>
+            </w:r>
+            <w:r>
+              <w:t xml:space="preserve">“Ledgerix Pro LLC”</w:t>
+            </w:r>
+            <w:r>
+              <w:t xml:space="preserve">; update Company/Legal Name or SMTP from-name to Enyrgy Inc. Cosmetic.</w:t>
             </w:r>
           </w:p>
         </w:tc>

--- a/Enyrgy_GHL_WIP-3.docx
+++ b/Enyrgy_GHL_WIP-3.docx
@@ -2294,6 +2294,41 @@
               <w:pStyle w:val="Compact"/>
             </w:pPr>
             <w:r>
+              <w:t xml:space="preserve">GHL agency Business Category</w:t>
+            </w:r>
+          </w:p>
+        </w:tc>
+        <w:tc>
+          <w:tcPr/>
+          <w:p>
+            <w:pPr>
+              <w:pStyle w:val="Compact"/>
+            </w:pPr>
+            <w:r>
+              <w:t xml:space="preserve">Complete (Jul 28)</w:t>
+            </w:r>
+          </w:p>
+        </w:tc>
+        <w:tc>
+          <w:tcPr/>
+          <w:p>
+            <w:pPr>
+              <w:pStyle w:val="Compact"/>
+            </w:pPr>
+            <w:r>
+              <w:t xml:space="preserve">Fixed Medical -&gt; Health &amp; Wellness (Self Service Health Station); matches wellness positioning. No A2P impact (separate TCR filing)</w:t>
+            </w:r>
+          </w:p>
+        </w:tc>
+      </w:tr>
+      <w:tr>
+        <w:tc>
+          <w:tcPr/>
+          <w:p>
+            <w:pPr>
+              <w:pStyle w:val="Compact"/>
+            </w:pPr>
+            <w:r>
               <w:t xml:space="preserve">GHL agency email sender name</w:t>
             </w:r>
           </w:p>
@@ -2305,18 +2340,18 @@
               <w:pStyle w:val="Compact"/>
             </w:pPr>
             <w:r>
-              <w:t xml:space="preserve">Scott (optional)</w:t>
-            </w:r>
-          </w:p>
-        </w:tc>
-        <w:tc>
-          <w:tcPr/>
-          <w:p>
-            <w:pPr>
-              <w:pStyle w:val="Compact"/>
-            </w:pPr>
-            <w:r>
-              <w:t xml:space="preserve">Agency emails still send from</w:t>
+              <w:t xml:space="preserve">HighLevel support (drafted)</w:t>
+            </w:r>
+          </w:p>
+        </w:tc>
+        <w:tc>
+          <w:tcPr/>
+          <w:p>
+            <w:pPr>
+              <w:pStyle w:val="Compact"/>
+            </w:pPr>
+            <w:r>
+              <w:t xml:space="preserve">HIGH, employee-facing. Enyrgy agency (rel 0-167-470) emails send with sender name</w:t>
             </w:r>
             <w:r>
               <w:t xml:space="preserve"> </w:t>
@@ -2325,7 +2360,10 @@
               <w:t xml:space="preserve">“Ledgerix Pro LLC”</w:t>
             </w:r>
             <w:r>
-              <w:t xml:space="preserve">; update Company/Legal Name or SMTP from-name to Enyrgy Inc. Cosmetic.</w:t>
+              <w:t xml:space="preserve"> </w:t>
+            </w:r>
+            <w:r>
+              <w:t xml:space="preserve">(Scott’s separate agency, rel 0-783-665). Both agencies internally correct -&gt; platform cross-agency bug. Support ticket drafted in Master TODO.</w:t>
             </w:r>
           </w:p>
         </w:tc>

--- a/Enyrgy_GHL_WIP-3.docx
+++ b/Enyrgy_GHL_WIP-3.docx
@@ -2340,7 +2340,7 @@
               <w:pStyle w:val="Compact"/>
             </w:pPr>
             <w:r>
-              <w:t xml:space="preserve">HighLevel support (drafted)</w:t>
+              <w:t xml:space="preserve">Sent to HighLevel (Jul 28)</w:t>
             </w:r>
           </w:p>
         </w:tc>
@@ -2363,7 +2363,7 @@
               <w:t xml:space="preserve"> </w:t>
             </w:r>
             <w:r>
-              <w:t xml:space="preserve">(Scott’s separate agency, rel 0-783-665). Both agencies internally correct -&gt; platform cross-agency bug. Support ticket drafted in Master TODO.</w:t>
+              <w:t xml:space="preserve">(Scott’s separate agency, rel 0-783-665). Both agencies internally correct -&gt; platform cross-agency bug. Support ticket SENT; awaiting HighLevel resolution.</w:t>
             </w:r>
           </w:p>
         </w:tc>
@@ -2735,41 +2735,41 @@
               <w:pStyle w:val="Compact"/>
             </w:pPr>
             <w:r>
-              <w:t xml:space="preserve">High</w:t>
-            </w:r>
-          </w:p>
-        </w:tc>
-        <w:tc>
-          <w:tcPr/>
-          <w:p>
-            <w:pPr>
-              <w:pStyle w:val="Compact"/>
-            </w:pPr>
-            <w:r>
-              <w:t xml:space="preserve">Open (fork fix needed)</w:t>
-            </w:r>
-          </w:p>
-        </w:tc>
-        <w:tc>
-          <w:tcPr/>
-          <w:p>
-            <w:pPr>
-              <w:pStyle w:val="Compact"/>
-            </w:pPr>
-            <w:r>
-              <w:t xml:space="preserve">A run that dies on</w:t>
+              <w:t xml:space="preserve">n/a</w:t>
+            </w:r>
+          </w:p>
+        </w:tc>
+        <w:tc>
+          <w:tcPr/>
+          <w:p>
+            <w:pPr>
+              <w:pStyle w:val="Compact"/>
+            </w:pPr>
+            <w:r>
+              <w:t xml:space="preserve">NOT A BUG (Jul 28)</w:t>
+            </w:r>
+          </w:p>
+        </w:tc>
+        <w:tc>
+          <w:tcPr/>
+          <w:p>
+            <w:pPr>
+              <w:pStyle w:val="Compact"/>
+            </w:pPr>
+            <w:r>
+              <w:t xml:space="preserve">Investigated the recovery code: credit/budget failures route to</w:t>
             </w:r>
             <w:r>
               <w:t xml:space="preserve"> </w:t>
             </w:r>
             <w:r>
-              <w:t xml:space="preserve">“Credit balance is too low”</w:t>
-            </w:r>
-            <w:r>
-              <w:t xml:space="preserve"> </w:t>
-            </w:r>
-            <w:r>
-              <w:t xml:space="preserve">was auto-flipped to</w:t>
+              <w:rPr>
+                <w:rStyle w:val="VerbatimChar"/>
+              </w:rPr>
+              <w:t xml:space="preserve">blocked</w:t>
+            </w:r>
+            <w:r>
+              <w:t xml:space="preserve">, never</w:t>
             </w:r>
             <w:r>
               <w:t xml:space="preserve"> </w:t>
@@ -2781,22 +2781,7 @@
               <w:t xml:space="preserve">done</w:t>
             </w:r>
             <w:r>
-              <w:t xml:space="preserve"> </w:t>
-            </w:r>
-            <w:r>
-              <w:t xml:space="preserve">(ENY-24) with no execution, masking the item. Fix: credit/budget-error deaths must go to</w:t>
-            </w:r>
-            <w:r>
-              <w:t xml:space="preserve"> </w:t>
-            </w:r>
-            <w:r>
-              <w:rPr>
-                <w:rStyle w:val="VerbatimChar"/>
-              </w:rPr>
-              <w:t xml:space="preserve">blocked</w:t>
-            </w:r>
-            <w:r>
-              <w:t xml:space="preserve">, never</w:t>
+              <w:t xml:space="preserve">; the only</w:t>
             </w:r>
             <w:r>
               <w:t xml:space="preserve"> </w:t>
@@ -2808,7 +2793,22 @@
               <w:t xml:space="preserve">done</w:t>
             </w:r>
             <w:r>
-              <w:t xml:space="preserve">.</w:t>
+              <w:t xml:space="preserve"> </w:t>
+            </w:r>
+            <w:r>
+              <w:t xml:space="preserve">is a legitimate watchdog fold requiring a succeeded run. The</w:t>
+            </w:r>
+            <w:r>
+              <w:t xml:space="preserve"> </w:t>
+            </w:r>
+            <w:r>
+              <w:t xml:space="preserve">“ENY-24 flipped to done”</w:t>
+            </w:r>
+            <w:r>
+              <w:t xml:space="preserve"> </w:t>
+            </w:r>
+            <w:r>
+              <w:t xml:space="preserve">claim was another COO confabulation, not a code defect. No fix needed.</w:t>
             </w:r>
           </w:p>
         </w:tc>

--- a/Enyrgy_GHL_WIP-3.docx
+++ b/Enyrgy_GHL_WIP-3.docx
@@ -64,6 +64,14 @@
     </w:p>
     <w:tbl>
       <w:tblPr>
+        <w:tblBorders>
+          <w:top w:val="single" w:sz="6" w:space="0" w:color="AAAAAA"/>
+          <w:left w:val="single" w:sz="6" w:space="0" w:color="AAAAAA"/>
+          <w:bottom w:val="single" w:sz="6" w:space="0" w:color="AAAAAA"/>
+          <w:right w:val="single" w:sz="6" w:space="0" w:color="AAAAAA"/>
+          <w:insideH w:val="single" w:sz="6" w:space="0" w:color="AAAAAA"/>
+          <w:insideV w:val="single" w:sz="6" w:space="0" w:color="AAAAAA"/>
+        </w:tblBorders>
         <w:tblStyle w:val="Table"/>
         <w:tblW w:type="pct" w:w="5000"/>
         <w:tblLayout w:type="fixed"/>
@@ -215,7 +223,178 @@
               <w:pStyle w:val="Compact"/>
             </w:pPr>
             <w:r>
-              <w:t xml:space="preserve">Complete - 617 existing customers imported (Session 10)</w:t>
+              <w:t xml:space="preserve">Complete - 617 existing customers (Session 10) + 57 current investors (Session 16)</w:t>
+            </w:r>
+          </w:p>
+        </w:tc>
+      </w:tr>
+      <w:tr>
+        <w:tc>
+          <w:tcPr/>
+          <w:p>
+            <w:pPr>
+              <w:pStyle w:val="Compact"/>
+            </w:pPr>
+            <w:r>
+              <w:t xml:space="preserve">Campaign Copy Backup</w:t>
+            </w:r>
+          </w:p>
+        </w:tc>
+        <w:tc>
+          <w:tcPr/>
+          <w:p>
+            <w:pPr>
+              <w:pStyle w:val="Compact"/>
+            </w:pPr>
+            <w:r>
+              <w:rPr>
+                <w:b/>
+                <w:bCs/>
+              </w:rPr>
+              <w:t xml:space="preserve">COMPLETE (Session 16, Aug 3).</w:t>
+            </w:r>
+            <w:r>
+              <w:t xml:space="preserve"> </w:t>
+            </w:r>
+            <w:r>
+              <w:t xml:space="preserve">All 19 workflows in</w:t>
+            </w:r>
+            <w:r>
+              <w:t xml:space="preserve"> </w:t>
+            </w:r>
+            <w:r>
+              <w:rPr>
+                <w:rStyle w:val="VerbatimChar"/>
+              </w:rPr>
+              <w:t xml:space="preserve">campaigns/</w:t>
+            </w:r>
+            <w:r>
+              <w:t xml:space="preserve">, 94 touches, 83 corrections applied. Every live email and SMS is version-controlled as .md + .docx with a per-workflow change log. GHL stays the source of truth: change GHL first, then the file.</w:t>
+            </w:r>
+          </w:p>
+        </w:tc>
+      </w:tr>
+      <w:tr>
+        <w:tc>
+          <w:tcPr/>
+          <w:p>
+            <w:pPr>
+              <w:pStyle w:val="Compact"/>
+            </w:pPr>
+            <w:r>
+              <w:t xml:space="preserve">Inbound Reply Visibility</w:t>
+            </w:r>
+          </w:p>
+        </w:tc>
+        <w:tc>
+          <w:tcPr/>
+          <w:p>
+            <w:pPr>
+              <w:pStyle w:val="Compact"/>
+            </w:pPr>
+            <w:r>
+              <w:rPr>
+                <w:b/>
+                <w:bCs/>
+              </w:rPr>
+              <w:t xml:space="preserve">RESOLVED (Session 16, Aug 4).</w:t>
+            </w:r>
+            <w:r>
+              <w:t xml:space="preserve"> </w:t>
+            </w:r>
+            <w:r>
+              <w:t xml:space="preserve">WF-35 Customer Replied Notification live and fully verified. GHL’s built-in notification carries no message text and its reply path reaches nobody. Conversation Notification rows 1 and 3 moved from Email to In-App.</w:t>
+            </w:r>
+          </w:p>
+        </w:tc>
+      </w:tr>
+      <w:tr>
+        <w:tc>
+          <w:tcPr/>
+          <w:p>
+            <w:pPr>
+              <w:pStyle w:val="Compact"/>
+            </w:pPr>
+            <w:r>
+              <w:t xml:space="preserve">WF-01 Inbound Contact Leak</w:t>
+            </w:r>
+          </w:p>
+        </w:tc>
+        <w:tc>
+          <w:tcPr/>
+          <w:p>
+            <w:pPr>
+              <w:pStyle w:val="Compact"/>
+            </w:pPr>
+            <w:r>
+              <w:rPr>
+                <w:b/>
+                <w:bCs/>
+              </w:rPr>
+              <w:t xml:space="preserve">FIXED (Session 16, Aug 4).</w:t>
+            </w:r>
+            <w:r>
+              <w:t xml:space="preserve"> </w:t>
+            </w:r>
+            <w:r>
+              <w:t xml:space="preserve">Inbound mail to mg.enyrgy.com from an unrecognised address created a contact that WF-01 routed to Default Consumer and tagged</w:t>
+            </w:r>
+            <w:r>
+              <w:t xml:space="preserve"> </w:t>
+            </w:r>
+            <w:r>
+              <w:rPr>
+                <w:rStyle w:val="VerbatimChar"/>
+              </w:rPr>
+              <w:t xml:space="preserve">type_consumer</w:t>
+            </w:r>
+            <w:r>
+              <w:t xml:space="preserve">, enrolling it in the Consumer Drip. Guard now excludes</w:t>
+            </w:r>
+            <w:r>
+              <w:t xml:space="preserve"> </w:t>
+            </w:r>
+            <w:r>
+              <w:rPr>
+                <w:rStyle w:val="VerbatimChar"/>
+              </w:rPr>
+              <w:t xml:space="preserve">@enyrgy.com</w:t>
+            </w:r>
+            <w:r>
+              <w:t xml:space="preserve"> </w:t>
+            </w:r>
+            <w:r>
+              <w:t xml:space="preserve">and the new</w:t>
+            </w:r>
+            <w:r>
+              <w:t xml:space="preserve"> </w:t>
+            </w:r>
+            <w:r>
+              <w:rPr>
+                <w:rStyle w:val="VerbatimChar"/>
+              </w:rPr>
+              <w:t xml:space="preserve">no_route</w:t>
+            </w:r>
+            <w:r>
+              <w:t xml:space="preserve"> </w:t>
+            </w:r>
+            <w:r>
+              <w:t xml:space="preserve">tag. Swept: only</w:t>
+            </w:r>
+            <w:r>
+              <w:t xml:space="preserve"> </w:t>
+            </w:r>
+            <w:r>
+              <w:rPr>
+                <w:rStyle w:val="VerbatimChar"/>
+              </w:rPr>
+              <w:t xml:space="preserve">scott@enyrgy.com</w:t>
+            </w:r>
+            <w:r>
+              <w:t xml:space="preserve"> </w:t>
+            </w:r>
+            <w:r>
+              <w:t xml:space="preserve">was affected, deleted.</w:t>
             </w:r>
           </w:p>
         </w:tc>
@@ -384,6 +563,46 @@
             </w:pPr>
             <w:r>
               <w:t xml:space="preserve">Phase 2 build COMPLETE (Sessions 12-13). Now operating: approval-card UX + ask-first policy + toggle-bug fixed (Session 15). Standing rule: keep Anthropic credit buffered and budgets with headroom - starvation multiplies cost and causes agent confabulation.</w:t>
+            </w:r>
+          </w:p>
+        </w:tc>
+      </w:tr>
+      <w:tr>
+        <w:tc>
+          <w:tcPr/>
+          <w:p>
+            <w:pPr>
+              <w:pStyle w:val="Compact"/>
+            </w:pPr>
+            <w:r>
+              <w:t xml:space="preserve">FlexOffers Affiliate</w:t>
+            </w:r>
+          </w:p>
+        </w:tc>
+        <w:tc>
+          <w:tcPr/>
+          <w:p>
+            <w:pPr>
+              <w:pStyle w:val="Compact"/>
+            </w:pPr>
+            <w:r>
+              <w:t xml:space="preserve">Publisher migration COMPLETE (Aug 4).</w:t>
+            </w:r>
+            <w:r>
+              <w:t xml:space="preserve"> </w:t>
+            </w:r>
+            <w:r>
+              <w:rPr>
+                <w:b/>
+                <w:bCs/>
+              </w:rPr>
+              <w:t xml:space="preserve">URGENT: disable creative #6673701 and deactivate old program #247334</w:t>
+            </w:r>
+            <w:r>
+              <w:t xml:space="preserve"> </w:t>
+            </w:r>
+            <w:r>
+              <w:t xml:space="preserve">before YourTango begins promoting Wed Aug 5. A publisher already tried to grab the old creative, which has no S2S tracking.</w:t>
             </w:r>
           </w:p>
         </w:tc>
@@ -896,6 +1115,14 @@
     </w:p>
     <w:tbl>
       <w:tblPr>
+        <w:tblBorders>
+          <w:top w:val="single" w:sz="6" w:space="0" w:color="AAAAAA"/>
+          <w:left w:val="single" w:sz="6" w:space="0" w:color="AAAAAA"/>
+          <w:bottom w:val="single" w:sz="6" w:space="0" w:color="AAAAAA"/>
+          <w:right w:val="single" w:sz="6" w:space="0" w:color="AAAAAA"/>
+          <w:insideH w:val="single" w:sz="6" w:space="0" w:color="AAAAAA"/>
+          <w:insideV w:val="single" w:sz="6" w:space="0" w:color="AAAAAA"/>
+        </w:tblBorders>
         <w:tblStyle w:val="Table"/>
         <w:tblW w:type="auto" w:w="0"/>
         <w:tblLook w:firstRow="1" w:lastRow="0" w:firstColumn="0" w:lastColumn="0" w:noHBand="0" w:noVBand="0" w:val="0020"/>
@@ -1202,6 +1429,14 @@
     </w:p>
     <w:tbl>
       <w:tblPr>
+        <w:tblBorders>
+          <w:top w:val="single" w:sz="6" w:space="0" w:color="AAAAAA"/>
+          <w:left w:val="single" w:sz="6" w:space="0" w:color="AAAAAA"/>
+          <w:bottom w:val="single" w:sz="6" w:space="0" w:color="AAAAAA"/>
+          <w:right w:val="single" w:sz="6" w:space="0" w:color="AAAAAA"/>
+          <w:insideH w:val="single" w:sz="6" w:space="0" w:color="AAAAAA"/>
+          <w:insideV w:val="single" w:sz="6" w:space="0" w:color="AAAAAA"/>
+        </w:tblBorders>
         <w:tblStyle w:val="Table"/>
         <w:tblW w:type="pct" w:w="5000"/>
         <w:tblLayout w:type="fixed"/>
@@ -1293,7 +1528,83 @@
               <w:pStyle w:val="Compact"/>
             </w:pPr>
             <w:r>
-              <w:t xml:space="preserve">Investor Spreadsheet</w:t>
+              <w:t xml:space="preserve">Current investor import</w:t>
+            </w:r>
+          </w:p>
+        </w:tc>
+        <w:tc>
+          <w:tcPr/>
+          <w:p>
+            <w:pPr>
+              <w:pStyle w:val="Compact"/>
+            </w:pPr>
+            <w:r>
+              <w:t xml:space="preserve">COMPLETE (Session 16, July 31)</w:t>
+            </w:r>
+          </w:p>
+        </w:tc>
+        <w:tc>
+          <w:tcPr/>
+          <w:p>
+            <w:pPr>
+              <w:pStyle w:val="Compact"/>
+            </w:pPr>
+            <w:r>
+              <w:t xml:space="preserve">57 imported, $10,373,000 funded. Tagged seg_investor_current + drip_bypass + source_investor_import;</w:t>
+            </w:r>
+            <w:r>
+              <w:t xml:space="preserve"> </w:t>
+            </w:r>
+            <w:r>
+              <w:rPr>
+                <w:b/>
+                <w:bCs/>
+              </w:rPr>
+              <w:t xml:space="preserve">never type_investor</w:t>
+            </w:r>
+            <w:r>
+              <w:t xml:space="preserve"> </w:t>
+            </w:r>
+            <w:r>
+              <w:t xml:space="preserve">(triggers the cold 8-touch Investor Drip). WF-01</w:t>
+            </w:r>
+            <w:r>
+              <w:t xml:space="preserve"> </w:t>
+            </w:r>
+            <w:r>
+              <w:rPr>
+                <w:b/>
+                <w:bCs/>
+              </w:rPr>
+              <w:t xml:space="preserve">and WF-31</w:t>
+            </w:r>
+            <w:r>
+              <w:t xml:space="preserve"> </w:t>
+            </w:r>
+            <w:r>
+              <w:t xml:space="preserve">unpublished during import - WF-31 FlexOffers First Touch is a SECOND Contact Created trigger that post-dates the Session 10 audit. 46 created + 10 updated (dual-role legacy customers); 1 row failed silently and was added by hand. Smart list</w:t>
+            </w:r>
+            <w:r>
+              <w:t xml:space="preserve"> </w:t>
+            </w:r>
+            <w:r>
+              <w:t xml:space="preserve">“Investors - Current”</w:t>
+            </w:r>
+            <w:r>
+              <w:t xml:space="preserve">.</w:t>
+            </w:r>
+          </w:p>
+        </w:tc>
+      </w:tr>
+      <w:tr>
+        <w:tc>
+          <w:tcPr/>
+          <w:p>
+            <w:pPr>
+              <w:pStyle w:val="Compact"/>
+            </w:pPr>
+            <w:r>
+              <w:t xml:space="preserve">Investor Spreadsheet (prospects)</w:t>
             </w:r>
           </w:p>
         </w:tc>
@@ -1315,7 +1626,7 @@
               <w:pStyle w:val="Compact"/>
             </w:pPr>
             <w:r>
-              <w:t xml:space="preserve">100+ contacts being entered</w:t>
+              <w:t xml:space="preserve">100+ prospect contacts being entered. Separate from the 57 current investors above; keep prospects out of seg_investor_current.</w:t>
             </w:r>
           </w:p>
         </w:tc>
@@ -1339,18 +1650,28 @@
               <w:pStyle w:val="Compact"/>
             </w:pPr>
             <w:r>
-              <w:t xml:space="preserve">Ready</w:t>
-            </w:r>
-          </w:p>
-        </w:tc>
-        <w:tc>
-          <w:tcPr/>
-          <w:p>
-            <w:pPr>
-              <w:pStyle w:val="Compact"/>
-            </w:pPr>
-            <w:r>
-              <w:t xml:space="preserve">Waiting for spreadsheet completion</w:t>
+              <w:t xml:space="preserve">Proven (Session 16)</w:t>
+            </w:r>
+          </w:p>
+        </w:tc>
+        <w:tc>
+          <w:tcPr/>
+          <w:p>
+            <w:pPr>
+              <w:pStyle w:val="Compact"/>
+            </w:pPr>
+            <w:r>
+              <w:t xml:space="preserve">GHL’s 4-step wizard (Start/Upload/Map/Verify). Phone is a valid update-match key with no email-only override, so blank duplicate phones before importing. Verify-step preferences (Add to workflow / Add tags / Create a Smartlist) all OFF.</w:t>
+            </w:r>
+            <w:r>
+              <w:t xml:space="preserve"> </w:t>
+            </w:r>
+            <w:r>
+              <w:rPr>
+                <w:b/>
+                <w:bCs/>
+              </w:rPr>
+              <w:t xml:space="preserve">Verify by smart-list count, not the wizard - a failed row raises no error.</w:t>
             </w:r>
           </w:p>
         </w:tc>
@@ -1480,6 +1801,14 @@
     </w:p>
     <w:tbl>
       <w:tblPr>
+        <w:tblBorders>
+          <w:top w:val="single" w:sz="6" w:space="0" w:color="AAAAAA"/>
+          <w:left w:val="single" w:sz="6" w:space="0" w:color="AAAAAA"/>
+          <w:bottom w:val="single" w:sz="6" w:space="0" w:color="AAAAAA"/>
+          <w:right w:val="single" w:sz="6" w:space="0" w:color="AAAAAA"/>
+          <w:insideH w:val="single" w:sz="6" w:space="0" w:color="AAAAAA"/>
+          <w:insideV w:val="single" w:sz="6" w:space="0" w:color="AAAAAA"/>
+        </w:tblBorders>
         <w:tblStyle w:val="Table"/>
         <w:tblW w:type="pct" w:w="5000"/>
         <w:tblLayout w:type="fixed"/>
@@ -1786,6 +2115,14 @@
     </w:p>
     <w:tbl>
       <w:tblPr>
+        <w:tblBorders>
+          <w:top w:val="single" w:sz="6" w:space="0" w:color="AAAAAA"/>
+          <w:left w:val="single" w:sz="6" w:space="0" w:color="AAAAAA"/>
+          <w:bottom w:val="single" w:sz="6" w:space="0" w:color="AAAAAA"/>
+          <w:right w:val="single" w:sz="6" w:space="0" w:color="AAAAAA"/>
+          <w:insideH w:val="single" w:sz="6" w:space="0" w:color="AAAAAA"/>
+          <w:insideV w:val="single" w:sz="6" w:space="0" w:color="AAAAAA"/>
+        </w:tblBorders>
         <w:tblStyle w:val="Table"/>
         <w:tblW w:type="pct" w:w="5000"/>
         <w:tblLayout w:type="fixed"/>
@@ -2162,6 +2499,14 @@
     </w:p>
     <w:tbl>
       <w:tblPr>
+        <w:tblBorders>
+          <w:top w:val="single" w:sz="6" w:space="0" w:color="AAAAAA"/>
+          <w:left w:val="single" w:sz="6" w:space="0" w:color="AAAAAA"/>
+          <w:bottom w:val="single" w:sz="6" w:space="0" w:color="AAAAAA"/>
+          <w:right w:val="single" w:sz="6" w:space="0" w:color="AAAAAA"/>
+          <w:insideH w:val="single" w:sz="6" w:space="0" w:color="AAAAAA"/>
+          <w:insideV w:val="single" w:sz="6" w:space="0" w:color="AAAAAA"/>
+        </w:tblBorders>
         <w:tblStyle w:val="Table"/>
         <w:tblW w:type="pct" w:w="5000"/>
         <w:tblLayout w:type="fixed"/>
@@ -2564,6 +2909,14 @@
     </w:p>
     <w:tbl>
       <w:tblPr>
+        <w:tblBorders>
+          <w:top w:val="single" w:sz="6" w:space="0" w:color="AAAAAA"/>
+          <w:left w:val="single" w:sz="6" w:space="0" w:color="AAAAAA"/>
+          <w:bottom w:val="single" w:sz="6" w:space="0" w:color="AAAAAA"/>
+          <w:right w:val="single" w:sz="6" w:space="0" w:color="AAAAAA"/>
+          <w:insideH w:val="single" w:sz="6" w:space="0" w:color="AAAAAA"/>
+          <w:insideV w:val="single" w:sz="6" w:space="0" w:color="AAAAAA"/>
+        </w:tblBorders>
         <w:tblStyle w:val="Table"/>
         <w:tblW w:type="pct" w:w="5000"/>
         <w:tblLayout w:type="fixed"/>
@@ -3119,6 +3472,298 @@
           </w:p>
         </w:tc>
       </w:tr>
+      <w:tr>
+        <w:tc>
+          <w:tcPr/>
+          <w:p>
+            <w:pPr>
+              <w:pStyle w:val="Compact"/>
+            </w:pPr>
+            <w:r>
+              <w:t xml:space="preserve">Inbound email created consumer leads</w:t>
+            </w:r>
+          </w:p>
+        </w:tc>
+        <w:tc>
+          <w:tcPr/>
+          <w:p>
+            <w:pPr>
+              <w:pStyle w:val="Compact"/>
+            </w:pPr>
+            <w:r>
+              <w:t xml:space="preserve">High</w:t>
+            </w:r>
+          </w:p>
+        </w:tc>
+        <w:tc>
+          <w:tcPr/>
+          <w:p>
+            <w:pPr>
+              <w:pStyle w:val="Compact"/>
+            </w:pPr>
+            <w:r>
+              <w:t xml:space="preserve">RESOLVED (Aug 4)</w:t>
+            </w:r>
+          </w:p>
+        </w:tc>
+        <w:tc>
+          <w:tcPr/>
+          <w:p>
+            <w:pPr>
+              <w:pStyle w:val="Compact"/>
+            </w:pPr>
+            <w:r>
+              <w:t xml:space="preserve">Any inbound mail to mg.enyrgy.com from an unrecognised address created a contact; WF-01’s</w:t>
+            </w:r>
+            <w:r>
+              <w:t xml:space="preserve"> </w:t>
+            </w:r>
+            <w:r>
+              <w:rPr>
+                <w:rStyle w:val="VerbatimChar"/>
+              </w:rPr>
+              <w:t xml:space="preserve">Default Consumer</w:t>
+            </w:r>
+            <w:r>
+              <w:t xml:space="preserve"> </w:t>
+            </w:r>
+            <w:r>
+              <w:t xml:space="preserve">fallthrough tagged it</w:t>
+            </w:r>
+            <w:r>
+              <w:t xml:space="preserve"> </w:t>
+            </w:r>
+            <w:r>
+              <w:rPr>
+                <w:rStyle w:val="VerbatimChar"/>
+              </w:rPr>
+              <w:t xml:space="preserve">type_consumer</w:t>
+            </w:r>
+            <w:r>
+              <w:t xml:space="preserve"> </w:t>
+            </w:r>
+            <w:r>
+              <w:t xml:space="preserve">and enrolled it in the Consumer Drip. Auto-replies, bounces, vendor mail and spam all qualified, and nothing errored. Guard extended to exclude</w:t>
+            </w:r>
+            <w:r>
+              <w:t xml:space="preserve"> </w:t>
+            </w:r>
+            <w:r>
+              <w:rPr>
+                <w:rStyle w:val="VerbatimChar"/>
+              </w:rPr>
+              <w:t xml:space="preserve">@enyrgy.com</w:t>
+            </w:r>
+            <w:r>
+              <w:t xml:space="preserve"> </w:t>
+            </w:r>
+            <w:r>
+              <w:t xml:space="preserve">and</w:t>
+            </w:r>
+            <w:r>
+              <w:t xml:space="preserve"> </w:t>
+            </w:r>
+            <w:r>
+              <w:rPr>
+                <w:rStyle w:val="VerbatimChar"/>
+              </w:rPr>
+              <w:t xml:space="preserve">no_route</w:t>
+            </w:r>
+            <w:r>
+              <w:t xml:space="preserve">. Verified phone-only leads still route.</w:t>
+            </w:r>
+          </w:p>
+        </w:tc>
+      </w:tr>
+      <w:tr>
+        <w:tc>
+          <w:tcPr/>
+          <w:p>
+            <w:pPr>
+              <w:pStyle w:val="Compact"/>
+            </w:pPr>
+            <w:r>
+              <w:t xml:space="preserve">Built-in reply notification reaches nobody</w:t>
+            </w:r>
+          </w:p>
+        </w:tc>
+        <w:tc>
+          <w:tcPr/>
+          <w:p>
+            <w:pPr>
+              <w:pStyle w:val="Compact"/>
+            </w:pPr>
+            <w:r>
+              <w:t xml:space="preserve">Medium</w:t>
+            </w:r>
+          </w:p>
+        </w:tc>
+        <w:tc>
+          <w:tcPr/>
+          <w:p>
+            <w:pPr>
+              <w:pStyle w:val="Compact"/>
+            </w:pPr>
+            <w:r>
+              <w:t xml:space="preserve">MITIGATED (Aug 4)</w:t>
+            </w:r>
+          </w:p>
+        </w:tc>
+        <w:tc>
+          <w:tcPr/>
+          <w:p>
+            <w:pPr>
+              <w:pStyle w:val="Compact"/>
+            </w:pPr>
+            <w:r>
+              <w:t xml:space="preserve">GHL sends it as though from Scott, so replying addresses</w:t>
+            </w:r>
+            <w:r>
+              <w:t xml:space="preserve"> </w:t>
+            </w:r>
+            <w:r>
+              <w:rPr>
+                <w:rStyle w:val="VerbatimChar"/>
+              </w:rPr>
+              <w:t xml:space="preserve">scott@mg.enyrgy.com</w:t>
+            </w:r>
+            <w:r>
+              <w:t xml:space="preserve">, his own sending-subdomain address. Mail disappears with no error. WF-35’s notification states this explicitly in its body. Cannot be fixed at source; the warning is the mitigation.</w:t>
+            </w:r>
+          </w:p>
+        </w:tc>
+      </w:tr>
+      <w:tr>
+        <w:tc>
+          <w:tcPr/>
+          <w:p>
+            <w:pPr>
+              <w:pStyle w:val="Compact"/>
+            </w:pPr>
+            <w:r>
+              <w:t xml:space="preserve">Unsubscribe link on internal notifications</w:t>
+            </w:r>
+          </w:p>
+        </w:tc>
+        <w:tc>
+          <w:tcPr/>
+          <w:p>
+            <w:pPr>
+              <w:pStyle w:val="Compact"/>
+            </w:pPr>
+            <w:r>
+              <w:t xml:space="preserve">Low</w:t>
+            </w:r>
+          </w:p>
+        </w:tc>
+        <w:tc>
+          <w:tcPr/>
+          <w:p>
+            <w:pPr>
+              <w:pStyle w:val="Compact"/>
+            </w:pPr>
+            <w:r>
+              <w:t xml:space="preserve">OPEN</w:t>
+            </w:r>
+          </w:p>
+        </w:tc>
+        <w:tc>
+          <w:tcPr/>
+          <w:p>
+            <w:pPr>
+              <w:pStyle w:val="Compact"/>
+            </w:pPr>
+            <w:r>
+              <w:t xml:space="preserve">GHL appends one to workflow internal notifications, including those going to staff. If clicked, the recipient may be marked unsubscribed and reply notifications stop silently, presenting as the problem WF-35 was built to fix. Do not click. Suppression at the location email-footer level unresolved.</w:t>
+            </w:r>
+          </w:p>
+        </w:tc>
+      </w:tr>
+      <w:tr>
+        <w:tc>
+          <w:tcPr/>
+          <w:p>
+            <w:pPr>
+              <w:pStyle w:val="Compact"/>
+            </w:pPr>
+            <w:r>
+              <w:rPr>
+                <w:rStyle w:val="VerbatimChar"/>
+              </w:rPr>
+              <w:t xml:space="preserve">{{contact.link}}</w:t>
+            </w:r>
+            <w:r>
+              <w:t xml:space="preserve"> </w:t>
+            </w:r>
+            <w:r>
+              <w:t xml:space="preserve">rejected by the editor</w:t>
+            </w:r>
+          </w:p>
+        </w:tc>
+        <w:tc>
+          <w:tcPr/>
+          <w:p>
+            <w:pPr>
+              <w:pStyle w:val="Compact"/>
+            </w:pPr>
+            <w:r>
+              <w:t xml:space="preserve">Low</w:t>
+            </w:r>
+          </w:p>
+        </w:tc>
+        <w:tc>
+          <w:tcPr/>
+          <w:p>
+            <w:pPr>
+              <w:pStyle w:val="Compact"/>
+            </w:pPr>
+            <w:r>
+              <w:t xml:space="preserve">RESOLVED (Aug 4)</w:t>
+            </w:r>
+          </w:p>
+        </w:tc>
+        <w:tc>
+          <w:tcPr/>
+          <w:p>
+            <w:pPr>
+              <w:pStyle w:val="Compact"/>
+            </w:pPr>
+            <w:r>
+              <w:t xml:space="preserve">The field is valid; WF-02 uses it and saves clean. The rich-text editor auto-links it when you press space or Enter after the closing braces, wrapping it in an</w:t>
+            </w:r>
+            <w:r>
+              <w:t xml:space="preserve"> </w:t>
+            </w:r>
+            <w:r>
+              <w:rPr>
+                <w:rStyle w:val="VerbatimChar"/>
+              </w:rPr>
+              <w:t xml:space="preserve">&lt;a&gt;</w:t>
+            </w:r>
+            <w:r>
+              <w:t xml:space="preserve"> </w:t>
+            </w:r>
+            <w:r>
+              <w:t xml:space="preserve">tag and tripping validation. Type the line then click away, or use the</w:t>
+            </w:r>
+            <w:r>
+              <w:t xml:space="preserve"> </w:t>
+            </w:r>
+            <w:r>
+              <w:rPr>
+                <w:rStyle w:val="VerbatimChar"/>
+              </w:rPr>
+              <w:t xml:space="preserve">&lt;/&gt;</w:t>
+            </w:r>
+            <w:r>
+              <w:t xml:space="preserve"> </w:t>
+            </w:r>
+            <w:r>
+              <w:t xml:space="preserve">source view.</w:t>
+            </w:r>
+          </w:p>
+        </w:tc>
+      </w:tr>
     </w:tbl>
     <w:p>
       <w:r>
@@ -3147,6 +3792,14 @@
     </w:p>
     <w:tbl>
       <w:tblPr>
+        <w:tblBorders>
+          <w:top w:val="single" w:sz="6" w:space="0" w:color="AAAAAA"/>
+          <w:left w:val="single" w:sz="6" w:space="0" w:color="AAAAAA"/>
+          <w:bottom w:val="single" w:sz="6" w:space="0" w:color="AAAAAA"/>
+          <w:right w:val="single" w:sz="6" w:space="0" w:color="AAAAAA"/>
+          <w:insideH w:val="single" w:sz="6" w:space="0" w:color="AAAAAA"/>
+          <w:insideV w:val="single" w:sz="6" w:space="0" w:color="AAAAAA"/>
+        </w:tblBorders>
         <w:tblStyle w:val="Table"/>
         <w:tblW w:type="pct" w:w="5000"/>
         <w:tblLayout w:type="fixed"/>
@@ -3523,6 +4176,14 @@
     </w:p>
     <w:tbl>
       <w:tblPr>
+        <w:tblBorders>
+          <w:top w:val="single" w:sz="6" w:space="0" w:color="AAAAAA"/>
+          <w:left w:val="single" w:sz="6" w:space="0" w:color="AAAAAA"/>
+          <w:bottom w:val="single" w:sz="6" w:space="0" w:color="AAAAAA"/>
+          <w:right w:val="single" w:sz="6" w:space="0" w:color="AAAAAA"/>
+          <w:insideH w:val="single" w:sz="6" w:space="0" w:color="AAAAAA"/>
+          <w:insideV w:val="single" w:sz="6" w:space="0" w:color="AAAAAA"/>
+        </w:tblBorders>
         <w:tblStyle w:val="Table"/>
         <w:tblW w:type="pct" w:w="5000"/>
         <w:tblLayout w:type="fixed"/>
@@ -4334,6 +4995,14 @@
     </w:p>
     <w:tbl>
       <w:tblPr>
+        <w:tblBorders>
+          <w:top w:val="single" w:sz="6" w:space="0" w:color="AAAAAA"/>
+          <w:left w:val="single" w:sz="6" w:space="0" w:color="AAAAAA"/>
+          <w:bottom w:val="single" w:sz="6" w:space="0" w:color="AAAAAA"/>
+          <w:right w:val="single" w:sz="6" w:space="0" w:color="AAAAAA"/>
+          <w:insideH w:val="single" w:sz="6" w:space="0" w:color="AAAAAA"/>
+          <w:insideV w:val="single" w:sz="6" w:space="0" w:color="AAAAAA"/>
+        </w:tblBorders>
         <w:tblStyle w:val="Table"/>
         <w:tblW w:type="pct" w:w="5000"/>
         <w:tblLayout w:type="fixed"/>
@@ -4599,6 +5268,14 @@
     </w:p>
     <w:tbl>
       <w:tblPr>
+        <w:tblBorders>
+          <w:top w:val="single" w:sz="6" w:space="0" w:color="AAAAAA"/>
+          <w:left w:val="single" w:sz="6" w:space="0" w:color="AAAAAA"/>
+          <w:bottom w:val="single" w:sz="6" w:space="0" w:color="AAAAAA"/>
+          <w:right w:val="single" w:sz="6" w:space="0" w:color="AAAAAA"/>
+          <w:insideH w:val="single" w:sz="6" w:space="0" w:color="AAAAAA"/>
+          <w:insideV w:val="single" w:sz="6" w:space="0" w:color="AAAAAA"/>
+        </w:tblBorders>
         <w:tblStyle w:val="Table"/>
         <w:tblW w:type="pct" w:w="5000"/>
         <w:tblLayout w:type="fixed"/>
@@ -5060,6 +5737,14 @@
     </w:p>
     <w:tbl>
       <w:tblPr>
+        <w:tblBorders>
+          <w:top w:val="single" w:sz="6" w:space="0" w:color="AAAAAA"/>
+          <w:left w:val="single" w:sz="6" w:space="0" w:color="AAAAAA"/>
+          <w:bottom w:val="single" w:sz="6" w:space="0" w:color="AAAAAA"/>
+          <w:right w:val="single" w:sz="6" w:space="0" w:color="AAAAAA"/>
+          <w:insideH w:val="single" w:sz="6" w:space="0" w:color="AAAAAA"/>
+          <w:insideV w:val="single" w:sz="6" w:space="0" w:color="AAAAAA"/>
+        </w:tblBorders>
         <w:tblStyle w:val="Table"/>
         <w:tblW w:type="pct" w:w="5000"/>
         <w:tblLayout w:type="fixed"/>
@@ -5391,6 +6076,14 @@
     </w:p>
     <w:tbl>
       <w:tblPr>
+        <w:tblBorders>
+          <w:top w:val="single" w:sz="6" w:space="0" w:color="AAAAAA"/>
+          <w:left w:val="single" w:sz="6" w:space="0" w:color="AAAAAA"/>
+          <w:bottom w:val="single" w:sz="6" w:space="0" w:color="AAAAAA"/>
+          <w:right w:val="single" w:sz="6" w:space="0" w:color="AAAAAA"/>
+          <w:insideH w:val="single" w:sz="6" w:space="0" w:color="AAAAAA"/>
+          <w:insideV w:val="single" w:sz="6" w:space="0" w:color="AAAAAA"/>
+        </w:tblBorders>
         <w:tblStyle w:val="Table"/>
         <w:tblW w:type="auto" w:w="0"/>
         <w:tblLook w:firstRow="1" w:lastRow="0" w:firstColumn="0" w:lastColumn="0" w:noHBand="0" w:noVBand="0" w:val="0020"/>
@@ -8200,14 +8893,6 @@
     <w:unhideWhenUsed/>
     <w:qFormat/>
     <w:tblPr>
-      <w:tblBorders>
-        <w:top w:val="single" w:sz="4" w:space="0" w:color="808080"/>
-        <w:left w:val="single" w:sz="4" w:space="0" w:color="808080"/>
-        <w:bottom w:val="single" w:sz="4" w:space="0" w:color="808080"/>
-        <w:right w:val="single" w:sz="4" w:space="0" w:color="808080"/>
-        <w:insideH w:val="single" w:sz="4" w:space="0" w:color="808080"/>
-        <w:insideV w:val="single" w:sz="4" w:space="0" w:color="808080"/>
-      </w:tblBorders>
       <w:tblInd w:type="dxa" w:w="0"/>
       <w:tblCellMar>
         <w:top w:type="dxa" w:w="0"/>

--- a/Enyrgy_GHL_WIP-3.docx
+++ b/Enyrgy_GHL_WIP-3.docx
@@ -586,7 +586,7 @@
               <w:pStyle w:val="Compact"/>
             </w:pPr>
             <w:r>
-              <w:t xml:space="preserve">Publisher migration COMPLETE (Aug 4).</w:t>
+              <w:t xml:space="preserve">Publisher migration UNDERWAY, not finished (Aug 4).</w:t>
             </w:r>
             <w:r>
               <w:t xml:space="preserve"> </w:t>
@@ -596,13 +596,23 @@
                 <w:b/>
                 <w:bCs/>
               </w:rPr>
-              <w:t xml:space="preserve">URGENT: disable creative #6673701 and deactivate old program #247334</w:t>
+              <w:t xml:space="preserve">Old program #247334 cannot be deactivated until every publisher is across</w:t>
+            </w:r>
+            <w:r>
+              <w:t xml:space="preserve">, or anyone not yet moved loses their links. Separately, a publisher has already tried to grab old creative</w:t>
             </w:r>
             <w:r>
               <w:t xml:space="preserve"> </w:t>
             </w:r>
             <w:r>
-              <w:t xml:space="preserve">before YourTango begins promoting Wed Aug 5. A publisher already tried to grab the old creative, which has no S2S tracking.</w:t>
+              <w:rPr>
+                <w:b/>
+                <w:bCs/>
+              </w:rPr>
+              <w:t xml:space="preserve">#6673701</w:t>
+            </w:r>
+            <w:r>
+              <w:t xml:space="preserve">, which has no S2S tracking and so pays nothing; ask Brittany whether that creative can be disabled early. YourTango begins promoting Wed Aug 5.</w:t>
             </w:r>
           </w:p>
         </w:tc>

--- a/Enyrgy_GHL_WIP-3.docx
+++ b/Enyrgy_GHL_WIP-3.docx
@@ -28,7 +28,20 @@
         <w:pStyle w:val="BodyText"/>
       </w:pPr>
       <w:r>
-        <w:t xml:space="preserve">Last Updated: July 28, 2026 (Session 15). See</w:t>
+        <w:t xml:space="preserve">Last Updated:</w:t>
+      </w:r>
+      <w:r>
+        <w:t xml:space="preserve"> </w:t>
+      </w:r>
+      <w:r>
+        <w:rPr>
+          <w:b/>
+          <w:bCs/>
+        </w:rPr>
+        <w:t xml:space="preserve">August 4, 2026 (Session 16)</w:t>
+      </w:r>
+      <w:r>
+        <w:t xml:space="preserve">. See</w:t>
       </w:r>
       <w:r>
         <w:t xml:space="preserve"> </w:t>
@@ -1743,43 +1756,317 @@
           <w:b/>
           <w:bCs/>
         </w:rPr>
-        <w:t xml:space="preserve">Import Instructions:</w:t>
-      </w:r>
-      <w:r>
-        <w:t xml:space="preserve"> </w:t>
-      </w:r>
-      <w:r>
-        <w:t xml:space="preserve">1. Complete the Excel spreadsheet using the template</w:t>
-      </w:r>
-      <w:r>
-        <w:t xml:space="preserve"> </w:t>
-      </w:r>
-      <w:r>
-        <w:t xml:space="preserve">2. Go to GHL -&gt; Contacts -&gt; Import</w:t>
-      </w:r>
-      <w:r>
-        <w:t xml:space="preserve"> </w:t>
-      </w:r>
-      <w:r>
-        <w:t xml:space="preserve">3. Upload CSV (convert Excel to CSV first)</w:t>
-      </w:r>
-      <w:r>
-        <w:t xml:space="preserve"> </w:t>
-      </w:r>
-      <w:r>
-        <w:t xml:space="preserve">4. Map columns to GHL fields</w:t>
-      </w:r>
-      <w:r>
-        <w:t xml:space="preserve"> </w:t>
-      </w:r>
-      <w:r>
-        <w:t xml:space="preserve">5. Assign to Investor Pipeline</w:t>
-      </w:r>
-      <w:r>
-        <w:t xml:space="preserve"> </w:t>
-      </w:r>
-      <w:r>
-        <w:t xml:space="preserve">6. Apply type_investor tag to trigger drip enrollment</w:t>
+        <w:t xml:space="preserve">Import Instructions (investor imports). CORRECTED Session 16, step 6 was dangerous as written.</w:t>
+      </w:r>
+    </w:p>
+    <w:p>
+      <w:pPr>
+        <w:pStyle w:val="Compact"/>
+        <w:numPr>
+          <w:ilvl w:val="0"/>
+          <w:numId w:val="1035"/>
+        </w:numPr>
+      </w:pPr>
+      <w:r>
+        <w:t xml:space="preserve">Complete the Excel spreadsheet using the template</w:t>
+      </w:r>
+    </w:p>
+    <w:p>
+      <w:pPr>
+        <w:pStyle w:val="Compact"/>
+        <w:numPr>
+          <w:ilvl w:val="0"/>
+          <w:numId w:val="1035"/>
+        </w:numPr>
+      </w:pPr>
+      <w:r>
+        <w:rPr>
+          <w:b/>
+          <w:bCs/>
+        </w:rPr>
+        <w:t xml:space="preserve">Check for Contact Created triggers first and unpublish them.</w:t>
+      </w:r>
+      <w:r>
+        <w:t xml:space="preserve"> </w:t>
+      </w:r>
+      <w:r>
+        <w:t xml:space="preserve">WF-01 New Lead Router and WF-31 FlexOffers First Touch both fire on Contact Created. Do not trust the Session 10 audit, which predates WF-31. Alternatively import the</w:t>
+      </w:r>
+      <w:r>
+        <w:t xml:space="preserve"> </w:t>
+      </w:r>
+      <w:r>
+        <w:rPr>
+          <w:rStyle w:val="VerbatimChar"/>
+        </w:rPr>
+        <w:t xml:space="preserve">no_route</w:t>
+      </w:r>
+      <w:r>
+        <w:t xml:space="preserve"> </w:t>
+      </w:r>
+      <w:r>
+        <w:t xml:space="preserve">tag, which WF-01 now honours.</w:t>
+      </w:r>
+    </w:p>
+    <w:p>
+      <w:pPr>
+        <w:pStyle w:val="Compact"/>
+        <w:numPr>
+          <w:ilvl w:val="0"/>
+          <w:numId w:val="1035"/>
+        </w:numPr>
+      </w:pPr>
+      <w:r>
+        <w:t xml:space="preserve">Go to GHL -&gt; Contacts -&gt; Import</w:t>
+      </w:r>
+    </w:p>
+    <w:p>
+      <w:pPr>
+        <w:pStyle w:val="Compact"/>
+        <w:numPr>
+          <w:ilvl w:val="0"/>
+          <w:numId w:val="1035"/>
+        </w:numPr>
+      </w:pPr>
+      <w:r>
+        <w:t xml:space="preserve">Upload CSV (convert Excel to CSV first). Save as plain</w:t>
+      </w:r>
+      <w:r>
+        <w:t xml:space="preserve"> </w:t>
+      </w:r>
+      <w:r>
+        <w:t xml:space="preserve">“CSV (Comma delimited)”</w:t>
+      </w:r>
+      <w:r>
+        <w:t xml:space="preserve">,</w:t>
+      </w:r>
+      <w:r>
+        <w:t xml:space="preserve"> </w:t>
+      </w:r>
+      <w:r>
+        <w:rPr>
+          <w:b/>
+          <w:bCs/>
+        </w:rPr>
+        <w:t xml:space="preserve">never</w:t>
+      </w:r>
+      <w:r>
+        <w:rPr>
+          <w:b/>
+          <w:bCs/>
+        </w:rPr>
+        <w:t xml:space="preserve"> </w:t>
+      </w:r>
+      <w:r>
+        <w:rPr>
+          <w:b/>
+          <w:bCs/>
+        </w:rPr>
+        <w:t xml:space="preserve">“CSV UTF-8”</w:t>
+      </w:r>
+      <w:r>
+        <w:t xml:space="preserve">, which adds a byte-order mark that breaks the first column’s auto-map</w:t>
+      </w:r>
+    </w:p>
+    <w:p>
+      <w:pPr>
+        <w:pStyle w:val="Compact"/>
+        <w:numPr>
+          <w:ilvl w:val="0"/>
+          <w:numId w:val="1035"/>
+        </w:numPr>
+      </w:pPr>
+      <w:r>
+        <w:t xml:space="preserve">Map columns to GHL fields. Phone is a valid update-match key with no email-only override, so blank duplicate phones first</w:t>
+      </w:r>
+    </w:p>
+    <w:p>
+      <w:pPr>
+        <w:pStyle w:val="Compact"/>
+        <w:numPr>
+          <w:ilvl w:val="0"/>
+          <w:numId w:val="1035"/>
+        </w:numPr>
+      </w:pPr>
+      <w:r>
+        <w:t xml:space="preserve">Verify-step preferences (Add to workflow / Add tags / Create a Smartlist) all OFF</w:t>
+      </w:r>
+    </w:p>
+    <w:p>
+      <w:pPr>
+        <w:pStyle w:val="Compact"/>
+        <w:numPr>
+          <w:ilvl w:val="0"/>
+          <w:numId w:val="1035"/>
+        </w:numPr>
+      </w:pPr>
+      <w:r>
+        <w:t xml:space="preserve">Assign to the Investor Pipeline</w:t>
+      </w:r>
+    </w:p>
+    <w:p>
+      <w:pPr>
+        <w:pStyle w:val="Compact"/>
+        <w:numPr>
+          <w:ilvl w:val="0"/>
+          <w:numId w:val="1035"/>
+        </w:numPr>
+      </w:pPr>
+      <w:r>
+        <w:rPr>
+          <w:b/>
+          <w:bCs/>
+        </w:rPr>
+        <w:t xml:space="preserve">Tag by which kind of investor this is. Getting this wrong is the expensive mistake:</w:t>
+      </w:r>
+    </w:p>
+    <w:p>
+      <w:pPr>
+        <w:pStyle w:val="Compact"/>
+        <w:numPr>
+          <w:ilvl w:val="1"/>
+          <w:numId w:val="1036"/>
+        </w:numPr>
+      </w:pPr>
+      <w:r>
+        <w:rPr>
+          <w:b/>
+          <w:bCs/>
+        </w:rPr>
+        <w:t xml:space="preserve">CURRENT investors, people who have already funded:</w:t>
+      </w:r>
+      <w:r>
+        <w:t xml:space="preserve"> </w:t>
+      </w:r>
+      <w:r>
+        <w:rPr>
+          <w:rStyle w:val="VerbatimChar"/>
+        </w:rPr>
+        <w:t xml:space="preserve">seg_investor_current</w:t>
+      </w:r>
+      <w:r>
+        <w:t xml:space="preserve"> </w:t>
+      </w:r>
+      <w:r>
+        <w:t xml:space="preserve">+</w:t>
+      </w:r>
+      <w:r>
+        <w:t xml:space="preserve"> </w:t>
+      </w:r>
+      <w:r>
+        <w:rPr>
+          <w:rStyle w:val="VerbatimChar"/>
+        </w:rPr>
+        <w:t xml:space="preserve">drip_bypass</w:t>
+      </w:r>
+      <w:r>
+        <w:t xml:space="preserve"> </w:t>
+      </w:r>
+      <w:r>
+        <w:t xml:space="preserve">+</w:t>
+      </w:r>
+      <w:r>
+        <w:t xml:space="preserve"> </w:t>
+      </w:r>
+      <w:r>
+        <w:rPr>
+          <w:rStyle w:val="VerbatimChar"/>
+        </w:rPr>
+        <w:t xml:space="preserve">source_investor_import</w:t>
+      </w:r>
+      <w:r>
+        <w:t xml:space="preserve">.</w:t>
+      </w:r>
+      <w:r>
+        <w:t xml:space="preserve"> </w:t>
+      </w:r>
+      <w:r>
+        <w:rPr>
+          <w:b/>
+          <w:bCs/>
+        </w:rPr>
+        <w:t xml:space="preserve">NEVER</w:t>
+      </w:r>
+      <w:r>
+        <w:rPr>
+          <w:b/>
+          <w:bCs/>
+        </w:rPr>
+        <w:t xml:space="preserve"> </w:t>
+      </w:r>
+      <w:r>
+        <w:rPr>
+          <w:rStyle w:val="VerbatimChar"/>
+          <w:b/>
+          <w:bCs/>
+        </w:rPr>
+        <w:t xml:space="preserve">type_investor</w:t>
+      </w:r>
+      <w:r>
+        <w:rPr>
+          <w:b/>
+          <w:bCs/>
+        </w:rPr>
+        <w:t xml:space="preserve">.</w:t>
+      </w:r>
+      <w:r>
+        <w:t xml:space="preserve"> </w:t>
+      </w:r>
+      <w:r>
+        <w:t xml:space="preserve">That tag triggers the cold 8-touch Investor Drip, which would pitch an investment to someone who has already invested.</w:t>
+      </w:r>
+    </w:p>
+    <w:p>
+      <w:pPr>
+        <w:pStyle w:val="Compact"/>
+        <w:numPr>
+          <w:ilvl w:val="1"/>
+          <w:numId w:val="1036"/>
+        </w:numPr>
+      </w:pPr>
+      <w:r>
+        <w:rPr>
+          <w:b/>
+          <w:bCs/>
+        </w:rPr>
+        <w:t xml:space="preserve">PROSPECTIVE investors:</w:t>
+      </w:r>
+      <w:r>
+        <w:t xml:space="preserve"> </w:t>
+      </w:r>
+      <w:r>
+        <w:rPr>
+          <w:rStyle w:val="VerbatimChar"/>
+        </w:rPr>
+        <w:t xml:space="preserve">type_investor</w:t>
+      </w:r>
+      <w:r>
+        <w:t xml:space="preserve"> </w:t>
+      </w:r>
+      <w:r>
+        <w:t xml:space="preserve">is correct here, and is what enrols them in the cold drip deliberately.</w:t>
+      </w:r>
+    </w:p>
+    <w:p>
+      <w:pPr>
+        <w:pStyle w:val="Compact"/>
+        <w:numPr>
+          <w:ilvl w:val="0"/>
+          <w:numId w:val="1035"/>
+        </w:numPr>
+      </w:pPr>
+      <w:r>
+        <w:rPr>
+          <w:b/>
+          <w:bCs/>
+        </w:rPr>
+        <w:t xml:space="preserve">Verify by smart-list count, not by the wizard.</w:t>
+      </w:r>
+      <w:r>
+        <w:t xml:space="preserve"> </w:t>
+      </w:r>
+      <w:r>
+        <w:t xml:space="preserve">A failed row raises no error anywhere; one row failed silently during the Session 16 import and had to be added by hand.</w:t>
       </w:r>
     </w:p>
     <w:p>
@@ -3982,18 +4269,58 @@
               <w:pStyle w:val="Compact"/>
             </w:pPr>
             <w:r>
-              <w:t xml:space="preserve">Order URL</w:t>
-            </w:r>
-          </w:p>
-        </w:tc>
-        <w:tc>
-          <w:tcPr/>
-          <w:p>
-            <w:pPr>
-              <w:pStyle w:val="Compact"/>
-            </w:pPr>
-            <w:r>
-              <w:t xml:space="preserve">https://www.enyrgy.com/products/uvb-light-therapy</w:t>
+              <w:t xml:space="preserve">RESOLVED (Session 16)</w:t>
+            </w:r>
+          </w:p>
+        </w:tc>
+        <w:tc>
+          <w:tcPr/>
+          <w:p>
+            <w:pPr>
+              <w:pStyle w:val="Compact"/>
+            </w:pPr>
+            <w:r>
+              <w:t xml:space="preserve">Live order URL confirmed during the campaign capture:</w:t>
+            </w:r>
+            <w:r>
+              <w:t xml:space="preserve"> </w:t>
+            </w:r>
+            <w:r>
+              <w:rPr>
+                <w:b/>
+                <w:bCs/>
+              </w:rPr>
+              <w:t xml:space="preserve">https://shop.enyrgy.com/products/uvb-light-therapy</w:t>
+            </w:r>
+            <w:r>
+              <w:t xml:space="preserve">. The old</w:t>
+            </w:r>
+            <w:r>
+              <w:t xml:space="preserve"> </w:t>
+            </w:r>
+            <w:r>
+              <w:rPr>
+                <w:rStyle w:val="VerbatimChar"/>
+              </w:rPr>
+              <w:t xml:space="preserve">www.enyrgy.com</w:t>
+            </w:r>
+            <w:r>
+              <w:t xml:space="preserve"> </w:t>
+            </w:r>
+            <w:r>
+              <w:t xml:space="preserve">form is not the canonical link. Every canonical booking, form and order URL is listed in</w:t>
+            </w:r>
+            <w:r>
+              <w:t xml:space="preserve"> </w:t>
+            </w:r>
+            <w:r>
+              <w:rPr>
+                <w:rStyle w:val="VerbatimChar"/>
+              </w:rPr>
+              <w:t xml:space="preserve">campaigns/_LINKS.md</w:t>
+            </w:r>
+            <w:r>
+              <w:t xml:space="preserve">.</w:t>
             </w:r>
           </w:p>
         </w:tc>
@@ -4107,7 +4434,7 @@
         <w:pStyle w:val="Compact"/>
         <w:numPr>
           <w:ilvl w:val="0"/>
-          <w:numId w:val="1035"/>
+          <w:numId w:val="1037"/>
         </w:numPr>
       </w:pPr>
       <w:r>
@@ -4119,7 +4446,7 @@
         <w:pStyle w:val="Compact"/>
         <w:numPr>
           <w:ilvl w:val="0"/>
-          <w:numId w:val="1035"/>
+          <w:numId w:val="1037"/>
         </w:numPr>
       </w:pPr>
       <w:r>
@@ -4131,7 +4458,7 @@
         <w:pStyle w:val="Compact"/>
         <w:numPr>
           <w:ilvl w:val="0"/>
-          <w:numId w:val="1035"/>
+          <w:numId w:val="1037"/>
         </w:numPr>
       </w:pPr>
       <w:r>
@@ -4143,7 +4470,7 @@
         <w:pStyle w:val="Compact"/>
         <w:numPr>
           <w:ilvl w:val="0"/>
-          <w:numId w:val="1035"/>
+          <w:numId w:val="1037"/>
         </w:numPr>
       </w:pPr>
       <w:r>
@@ -4155,7 +4482,7 @@
         <w:pStyle w:val="Compact"/>
         <w:numPr>
           <w:ilvl w:val="0"/>
-          <w:numId w:val="1035"/>
+          <w:numId w:val="1037"/>
         </w:numPr>
       </w:pPr>
       <w:r>
@@ -4167,7 +4494,7 @@
         <w:pStyle w:val="Compact"/>
         <w:numPr>
           <w:ilvl w:val="0"/>
-          <w:numId w:val="1035"/>
+          <w:numId w:val="1037"/>
         </w:numPr>
       </w:pPr>
       <w:r>
@@ -4573,7 +4900,7 @@
         <w:pStyle w:val="Compact"/>
         <w:numPr>
           <w:ilvl w:val="0"/>
-          <w:numId w:val="1036"/>
+          <w:numId w:val="1038"/>
         </w:numPr>
       </w:pPr>
       <w:r>
@@ -4587,239 +4914,6 @@
       </w:r>
       <w:r>
         <w:t xml:space="preserve">- always</w:t>
-      </w:r>
-    </w:p>
-    <w:p>
-      <w:pPr>
-        <w:pStyle w:val="Compact"/>
-        <w:numPr>
-          <w:ilvl w:val="0"/>
-          <w:numId w:val="1036"/>
-        </w:numPr>
-      </w:pPr>
-      <w:r>
-        <w:rPr>
-          <w:rStyle w:val="VerbatimChar"/>
-        </w:rPr>
-        <w:t xml:space="preserve">source_lead_magnet</w:t>
-      </w:r>
-      <w:r>
-        <w:t xml:space="preserve"> </w:t>
-      </w:r>
-      <w:r>
-        <w:t xml:space="preserve">- always</w:t>
-      </w:r>
-    </w:p>
-    <w:p>
-      <w:pPr>
-        <w:pStyle w:val="Compact"/>
-        <w:numPr>
-          <w:ilvl w:val="0"/>
-          <w:numId w:val="1036"/>
-        </w:numPr>
-      </w:pPr>
-      <w:r>
-        <w:rPr>
-          <w:rStyle w:val="VerbatimChar"/>
-        </w:rPr>
-        <w:t xml:space="preserve">status_new</w:t>
-      </w:r>
-      <w:r>
-        <w:t xml:space="preserve"> </w:t>
-      </w:r>
-      <w:r>
-        <w:t xml:space="preserve">- always</w:t>
-      </w:r>
-    </w:p>
-    <w:p>
-      <w:pPr>
-        <w:pStyle w:val="Compact"/>
-        <w:numPr>
-          <w:ilvl w:val="0"/>
-          <w:numId w:val="1036"/>
-        </w:numPr>
-      </w:pPr>
-      <w:r>
-        <w:rPr>
-          <w:rStyle w:val="VerbatimChar"/>
-        </w:rPr>
-        <w:t xml:space="preserve">goal_[value]</w:t>
-      </w:r>
-      <w:r>
-        <w:t xml:space="preserve"> </w:t>
-      </w:r>
-      <w:r>
-        <w:t xml:space="preserve">- matches their health goal selection</w:t>
-      </w:r>
-    </w:p>
-    <w:p>
-      <w:pPr>
-        <w:pStyle w:val="Compact"/>
-        <w:numPr>
-          <w:ilvl w:val="0"/>
-          <w:numId w:val="1036"/>
-        </w:numPr>
-      </w:pPr>
-      <w:r>
-        <w:rPr>
-          <w:rStyle w:val="VerbatimChar"/>
-        </w:rPr>
-        <w:t xml:space="preserve">sms_consent_given</w:t>
-      </w:r>
-      <w:r>
-        <w:t xml:space="preserve"> </w:t>
-      </w:r>
-      <w:r>
-        <w:t xml:space="preserve">- if SMS checkbox checked</w:t>
-      </w:r>
-    </w:p>
-    <w:p>
-      <w:pPr>
-        <w:pStyle w:val="Compact"/>
-        <w:numPr>
-          <w:ilvl w:val="0"/>
-          <w:numId w:val="1036"/>
-        </w:numPr>
-      </w:pPr>
-      <w:r>
-        <w:rPr>
-          <w:rStyle w:val="VerbatimChar"/>
-        </w:rPr>
-        <w:t xml:space="preserve">high_deficiency_risk</w:t>
-      </w:r>
-      <w:r>
-        <w:t xml:space="preserve"> </w:t>
-      </w:r>
-      <w:r>
-        <w:t xml:space="preserve">- if score 60+</w:t>
-      </w:r>
-    </w:p>
-    <w:p>
-      <w:pPr>
-        <w:pStyle w:val="Compact"/>
-        <w:numPr>
-          <w:ilvl w:val="0"/>
-          <w:numId w:val="1036"/>
-        </w:numPr>
-      </w:pPr>
-      <w:r>
-        <w:rPr>
-          <w:rStyle w:val="VerbatimChar"/>
-        </w:rPr>
-        <w:t xml:space="preserve">moderate_deficiency_risk</w:t>
-      </w:r>
-      <w:r>
-        <w:t xml:space="preserve"> </w:t>
-      </w:r>
-      <w:r>
-        <w:t xml:space="preserve">- if score 35-59</w:t>
-      </w:r>
-    </w:p>
-    <w:bookmarkEnd w:id="26"/>
-    <w:bookmarkStart w:id="27" w:name="deployment-steps"/>
-    <w:p>
-      <w:pPr>
-        <w:pStyle w:val="Heading3"/>
-      </w:pPr>
-      <w:r>
-        <w:t xml:space="preserve">Deployment Steps</w:t>
-      </w:r>
-    </w:p>
-    <w:p>
-      <w:pPr>
-        <w:pStyle w:val="Compact"/>
-        <w:numPr>
-          <w:ilvl w:val="0"/>
-          <w:numId w:val="1037"/>
-        </w:numPr>
-      </w:pPr>
-      <w:r>
-        <w:t xml:space="preserve">In GHL -&gt; Automation -&gt; Workflows -&gt; create new webhook trigger workflow</w:t>
-      </w:r>
-    </w:p>
-    <w:p>
-      <w:pPr>
-        <w:pStyle w:val="Compact"/>
-        <w:numPr>
-          <w:ilvl w:val="0"/>
-          <w:numId w:val="1037"/>
-        </w:numPr>
-      </w:pPr>
-      <w:r>
-        <w:t xml:space="preserve">Copy the inbound webhook URL GHL generates</w:t>
-      </w:r>
-    </w:p>
-    <w:p>
-      <w:pPr>
-        <w:pStyle w:val="Compact"/>
-        <w:numPr>
-          <w:ilvl w:val="0"/>
-          <w:numId w:val="1037"/>
-        </w:numPr>
-      </w:pPr>
-      <w:r>
-        <w:t xml:space="preserve">In the lead magnet HTML, replace</w:t>
-      </w:r>
-      <w:r>
-        <w:t xml:space="preserve"> </w:t>
-      </w:r>
-      <w:r>
-        <w:rPr>
-          <w:rStyle w:val="VerbatimChar"/>
-        </w:rPr>
-        <w:t xml:space="preserve">YOUR_GHL_WEBHOOK_URL_HERE</w:t>
-      </w:r>
-      <w:r>
-        <w:t xml:space="preserve"> </w:t>
-      </w:r>
-      <w:r>
-        <w:t xml:space="preserve">with that URL</w:t>
-      </w:r>
-    </w:p>
-    <w:p>
-      <w:pPr>
-        <w:pStyle w:val="Compact"/>
-        <w:numPr>
-          <w:ilvl w:val="0"/>
-          <w:numId w:val="1037"/>
-        </w:numPr>
-      </w:pPr>
-      <w:r>
-        <w:t xml:space="preserve">Add workflow actions: Create/Update Contact -&gt; Apply Tags from payload -&gt; Enroll in Consumer Drip -&gt; Fire WF-01</w:t>
-      </w:r>
-    </w:p>
-    <w:p>
-      <w:pPr>
-        <w:pStyle w:val="Compact"/>
-        <w:numPr>
-          <w:ilvl w:val="0"/>
-          <w:numId w:val="1037"/>
-        </w:numPr>
-      </w:pPr>
-      <w:r>
-        <w:t xml:space="preserve">Deploy HTML to GHL funnel page at go.enyrgy.com/vitamin-d-assessment</w:t>
-      </w:r>
-    </w:p>
-    <w:p>
-      <w:pPr>
-        <w:pStyle w:val="Compact"/>
-        <w:numPr>
-          <w:ilvl w:val="0"/>
-          <w:numId w:val="1037"/>
-        </w:numPr>
-      </w:pPr>
-      <w:r>
-        <w:t xml:space="preserve">Add entry points: Shopify product page soft CTA, podcast bio link, Instagram bio link</w:t>
-      </w:r>
-    </w:p>
-    <w:bookmarkEnd w:id="27"/>
-    <w:bookmarkStart w:id="28" w:name="X1c1e78d55d7f3cf9414bdce1e6741348ab2e732"/>
-    <w:p>
-      <w:pPr>
-        <w:pStyle w:val="Heading3"/>
-      </w:pPr>
-      <w:r>
-        <w:t xml:space="preserve">Abandoned Checkout Webhook Spec (Shopify -&gt; GHL)</w:t>
       </w:r>
     </w:p>
     <w:p>
@@ -4831,31 +4925,16 @@
         </w:numPr>
       </w:pPr>
       <w:r>
-        <w:t xml:space="preserve">Shopify webhook events:</w:t>
-      </w:r>
-      <w:r>
-        <w:t xml:space="preserve"> </w:t>
-      </w:r>
-      <w:r>
         <w:rPr>
           <w:rStyle w:val="VerbatimChar"/>
         </w:rPr>
-        <w:t xml:space="preserve">checkouts/create</w:t>
-      </w:r>
-      <w:r>
-        <w:t xml:space="preserve"> </w:t>
-      </w:r>
-      <w:r>
-        <w:t xml:space="preserve">+</w:t>
-      </w:r>
-      <w:r>
-        <w:t xml:space="preserve"> </w:t>
-      </w:r>
-      <w:r>
-        <w:rPr>
-          <w:rStyle w:val="VerbatimChar"/>
-        </w:rPr>
-        <w:t xml:space="preserve">checkouts/update</w:t>
+        <w:t xml:space="preserve">source_lead_magnet</w:t>
+      </w:r>
+      <w:r>
+        <w:t xml:space="preserve"> </w:t>
+      </w:r>
+      <w:r>
+        <w:t xml:space="preserve">- always</w:t>
       </w:r>
     </w:p>
     <w:p>
@@ -4867,7 +4946,16 @@
         </w:numPr>
       </w:pPr>
       <w:r>
-        <w:t xml:space="preserve">Route through Zapier or Make</w:t>
+        <w:rPr>
+          <w:rStyle w:val="VerbatimChar"/>
+        </w:rPr>
+        <w:t xml:space="preserve">status_new</w:t>
+      </w:r>
+      <w:r>
+        <w:t xml:space="preserve"> </w:t>
+      </w:r>
+      <w:r>
+        <w:t xml:space="preserve">- always</w:t>
       </w:r>
     </w:p>
     <w:p>
@@ -4879,37 +4967,16 @@
         </w:numPr>
       </w:pPr>
       <w:r>
-        <w:t xml:space="preserve">Filter: email present +</w:t>
-      </w:r>
-      <w:r>
-        <w:t xml:space="preserve"> </w:t>
-      </w:r>
-      <w:r>
         <w:rPr>
           <w:rStyle w:val="VerbatimChar"/>
         </w:rPr>
-        <w:t xml:space="preserve">completed_at</w:t>
-      </w:r>
-      <w:r>
-        <w:t xml:space="preserve"> </w:t>
-      </w:r>
-      <w:r>
-        <w:t xml:space="preserve">is null +</w:t>
-      </w:r>
-      <w:r>
-        <w:t xml:space="preserve"> </w:t>
-      </w:r>
-      <w:r>
-        <w:rPr>
-          <w:rStyle w:val="VerbatimChar"/>
-        </w:rPr>
-        <w:t xml:space="preserve">abandoned_checkout_url</w:t>
-      </w:r>
-      <w:r>
-        <w:t xml:space="preserve"> </w:t>
-      </w:r>
-      <w:r>
-        <w:t xml:space="preserve">not null</w:t>
+        <w:t xml:space="preserve">goal_[value]</w:t>
+      </w:r>
+      <w:r>
+        <w:t xml:space="preserve"> </w:t>
+      </w:r>
+      <w:r>
+        <w:t xml:space="preserve">- matches their health goal selection</w:t>
       </w:r>
     </w:p>
     <w:p>
@@ -4921,22 +4988,16 @@
         </w:numPr>
       </w:pPr>
       <w:r>
-        <w:t xml:space="preserve">Wait 1 hour, then push to GHL: create/update contact, apply</w:t>
-      </w:r>
-      <w:r>
-        <w:t xml:space="preserve"> </w:t>
-      </w:r>
-      <w:r>
         <w:rPr>
           <w:rStyle w:val="VerbatimChar"/>
         </w:rPr>
-        <w:t xml:space="preserve">cart_abandoned</w:t>
-      </w:r>
-      <w:r>
-        <w:t xml:space="preserve"> </w:t>
-      </w:r>
-      <w:r>
-        <w:t xml:space="preserve">tag</w:t>
+        <w:t xml:space="preserve">sms_consent_given</w:t>
+      </w:r>
+      <w:r>
+        <w:t xml:space="preserve"> </w:t>
+      </w:r>
+      <w:r>
+        <w:t xml:space="preserve">- if SMS checkbox checked</w:t>
       </w:r>
     </w:p>
     <w:p>
@@ -4948,7 +5009,16 @@
         </w:numPr>
       </w:pPr>
       <w:r>
-        <w:t xml:space="preserve">Enroll in 3-touch abandoned cart sequence (same-day SMS, Day 2 financing email, Day 5 ROI email)</w:t>
+        <w:rPr>
+          <w:rStyle w:val="VerbatimChar"/>
+        </w:rPr>
+        <w:t xml:space="preserve">high_deficiency_risk</w:t>
+      </w:r>
+      <w:r>
+        <w:t xml:space="preserve"> </w:t>
+      </w:r>
+      <w:r>
+        <w:t xml:space="preserve">- if score 60+</w:t>
       </w:r>
     </w:p>
     <w:p>
@@ -4957,6 +5027,263 @@
         <w:numPr>
           <w:ilvl w:val="0"/>
           <w:numId w:val="1038"/>
+        </w:numPr>
+      </w:pPr>
+      <w:r>
+        <w:rPr>
+          <w:rStyle w:val="VerbatimChar"/>
+        </w:rPr>
+        <w:t xml:space="preserve">moderate_deficiency_risk</w:t>
+      </w:r>
+      <w:r>
+        <w:t xml:space="preserve"> </w:t>
+      </w:r>
+      <w:r>
+        <w:t xml:space="preserve">- if score 35-59</w:t>
+      </w:r>
+    </w:p>
+    <w:bookmarkEnd w:id="26"/>
+    <w:bookmarkStart w:id="27" w:name="deployment-steps"/>
+    <w:p>
+      <w:pPr>
+        <w:pStyle w:val="Heading3"/>
+      </w:pPr>
+      <w:r>
+        <w:t xml:space="preserve">Deployment Steps</w:t>
+      </w:r>
+    </w:p>
+    <w:p>
+      <w:pPr>
+        <w:pStyle w:val="Compact"/>
+        <w:numPr>
+          <w:ilvl w:val="0"/>
+          <w:numId w:val="1039"/>
+        </w:numPr>
+      </w:pPr>
+      <w:r>
+        <w:t xml:space="preserve">In GHL -&gt; Automation -&gt; Workflows -&gt; create new webhook trigger workflow</w:t>
+      </w:r>
+    </w:p>
+    <w:p>
+      <w:pPr>
+        <w:pStyle w:val="Compact"/>
+        <w:numPr>
+          <w:ilvl w:val="0"/>
+          <w:numId w:val="1039"/>
+        </w:numPr>
+      </w:pPr>
+      <w:r>
+        <w:t xml:space="preserve">Copy the inbound webhook URL GHL generates</w:t>
+      </w:r>
+    </w:p>
+    <w:p>
+      <w:pPr>
+        <w:pStyle w:val="Compact"/>
+        <w:numPr>
+          <w:ilvl w:val="0"/>
+          <w:numId w:val="1039"/>
+        </w:numPr>
+      </w:pPr>
+      <w:r>
+        <w:t xml:space="preserve">In the lead magnet HTML, replace</w:t>
+      </w:r>
+      <w:r>
+        <w:t xml:space="preserve"> </w:t>
+      </w:r>
+      <w:r>
+        <w:rPr>
+          <w:rStyle w:val="VerbatimChar"/>
+        </w:rPr>
+        <w:t xml:space="preserve">YOUR_GHL_WEBHOOK_URL_HERE</w:t>
+      </w:r>
+      <w:r>
+        <w:t xml:space="preserve"> </w:t>
+      </w:r>
+      <w:r>
+        <w:t xml:space="preserve">with that URL</w:t>
+      </w:r>
+    </w:p>
+    <w:p>
+      <w:pPr>
+        <w:pStyle w:val="Compact"/>
+        <w:numPr>
+          <w:ilvl w:val="0"/>
+          <w:numId w:val="1039"/>
+        </w:numPr>
+      </w:pPr>
+      <w:r>
+        <w:t xml:space="preserve">Add workflow actions: Create/Update Contact -&gt; Apply Tags from payload -&gt; Enroll in Consumer Drip -&gt; Fire WF-01</w:t>
+      </w:r>
+    </w:p>
+    <w:p>
+      <w:pPr>
+        <w:pStyle w:val="Compact"/>
+        <w:numPr>
+          <w:ilvl w:val="0"/>
+          <w:numId w:val="1039"/>
+        </w:numPr>
+      </w:pPr>
+      <w:r>
+        <w:t xml:space="preserve">Deploy HTML to GHL funnel page at go.enyrgy.com/vitamin-d-assessment</w:t>
+      </w:r>
+    </w:p>
+    <w:p>
+      <w:pPr>
+        <w:pStyle w:val="Compact"/>
+        <w:numPr>
+          <w:ilvl w:val="0"/>
+          <w:numId w:val="1039"/>
+        </w:numPr>
+      </w:pPr>
+      <w:r>
+        <w:t xml:space="preserve">Add entry points: Shopify product page soft CTA, podcast bio link, Instagram bio link</w:t>
+      </w:r>
+    </w:p>
+    <w:bookmarkEnd w:id="27"/>
+    <w:bookmarkStart w:id="28" w:name="X1c1e78d55d7f3cf9414bdce1e6741348ab2e732"/>
+    <w:p>
+      <w:pPr>
+        <w:pStyle w:val="Heading3"/>
+      </w:pPr>
+      <w:r>
+        <w:t xml:space="preserve">Abandoned Checkout Webhook Spec (Shopify -&gt; GHL)</w:t>
+      </w:r>
+    </w:p>
+    <w:p>
+      <w:pPr>
+        <w:pStyle w:val="Compact"/>
+        <w:numPr>
+          <w:ilvl w:val="0"/>
+          <w:numId w:val="1040"/>
+        </w:numPr>
+      </w:pPr>
+      <w:r>
+        <w:t xml:space="preserve">Shopify webhook events:</w:t>
+      </w:r>
+      <w:r>
+        <w:t xml:space="preserve"> </w:t>
+      </w:r>
+      <w:r>
+        <w:rPr>
+          <w:rStyle w:val="VerbatimChar"/>
+        </w:rPr>
+        <w:t xml:space="preserve">checkouts/create</w:t>
+      </w:r>
+      <w:r>
+        <w:t xml:space="preserve"> </w:t>
+      </w:r>
+      <w:r>
+        <w:t xml:space="preserve">+</w:t>
+      </w:r>
+      <w:r>
+        <w:t xml:space="preserve"> </w:t>
+      </w:r>
+      <w:r>
+        <w:rPr>
+          <w:rStyle w:val="VerbatimChar"/>
+        </w:rPr>
+        <w:t xml:space="preserve">checkouts/update</w:t>
+      </w:r>
+    </w:p>
+    <w:p>
+      <w:pPr>
+        <w:pStyle w:val="Compact"/>
+        <w:numPr>
+          <w:ilvl w:val="0"/>
+          <w:numId w:val="1040"/>
+        </w:numPr>
+      </w:pPr>
+      <w:r>
+        <w:t xml:space="preserve">Route through Zapier or Make</w:t>
+      </w:r>
+    </w:p>
+    <w:p>
+      <w:pPr>
+        <w:pStyle w:val="Compact"/>
+        <w:numPr>
+          <w:ilvl w:val="0"/>
+          <w:numId w:val="1040"/>
+        </w:numPr>
+      </w:pPr>
+      <w:r>
+        <w:t xml:space="preserve">Filter: email present +</w:t>
+      </w:r>
+      <w:r>
+        <w:t xml:space="preserve"> </w:t>
+      </w:r>
+      <w:r>
+        <w:rPr>
+          <w:rStyle w:val="VerbatimChar"/>
+        </w:rPr>
+        <w:t xml:space="preserve">completed_at</w:t>
+      </w:r>
+      <w:r>
+        <w:t xml:space="preserve"> </w:t>
+      </w:r>
+      <w:r>
+        <w:t xml:space="preserve">is null +</w:t>
+      </w:r>
+      <w:r>
+        <w:t xml:space="preserve"> </w:t>
+      </w:r>
+      <w:r>
+        <w:rPr>
+          <w:rStyle w:val="VerbatimChar"/>
+        </w:rPr>
+        <w:t xml:space="preserve">abandoned_checkout_url</w:t>
+      </w:r>
+      <w:r>
+        <w:t xml:space="preserve"> </w:t>
+      </w:r>
+      <w:r>
+        <w:t xml:space="preserve">not null</w:t>
+      </w:r>
+    </w:p>
+    <w:p>
+      <w:pPr>
+        <w:pStyle w:val="Compact"/>
+        <w:numPr>
+          <w:ilvl w:val="0"/>
+          <w:numId w:val="1040"/>
+        </w:numPr>
+      </w:pPr>
+      <w:r>
+        <w:t xml:space="preserve">Wait 1 hour, then push to GHL: create/update contact, apply</w:t>
+      </w:r>
+      <w:r>
+        <w:t xml:space="preserve"> </w:t>
+      </w:r>
+      <w:r>
+        <w:rPr>
+          <w:rStyle w:val="VerbatimChar"/>
+        </w:rPr>
+        <w:t xml:space="preserve">cart_abandoned</w:t>
+      </w:r>
+      <w:r>
+        <w:t xml:space="preserve"> </w:t>
+      </w:r>
+      <w:r>
+        <w:t xml:space="preserve">tag</w:t>
+      </w:r>
+    </w:p>
+    <w:p>
+      <w:pPr>
+        <w:pStyle w:val="Compact"/>
+        <w:numPr>
+          <w:ilvl w:val="0"/>
+          <w:numId w:val="1040"/>
+        </w:numPr>
+      </w:pPr>
+      <w:r>
+        <w:t xml:space="preserve">Enroll in 3-touch abandoned cart sequence (same-day SMS, Day 2 financing email, Day 5 ROI email)</w:t>
+      </w:r>
+    </w:p>
+    <w:p>
+      <w:pPr>
+        <w:pStyle w:val="Compact"/>
+        <w:numPr>
+          <w:ilvl w:val="0"/>
+          <w:numId w:val="1040"/>
         </w:numPr>
       </w:pPr>
       <w:r>
@@ -6348,7 +6675,7 @@
         <w:pStyle w:val="Compact"/>
         <w:numPr>
           <w:ilvl w:val="0"/>
-          <w:numId w:val="1039"/>
+          <w:numId w:val="1041"/>
         </w:numPr>
       </w:pPr>
       <w:r>
@@ -6370,7 +6697,7 @@
         <w:pStyle w:val="Compact"/>
         <w:numPr>
           <w:ilvl w:val="0"/>
-          <w:numId w:val="1039"/>
+          <w:numId w:val="1041"/>
         </w:numPr>
       </w:pPr>
       <w:r>
@@ -6392,7 +6719,7 @@
         <w:pStyle w:val="Compact"/>
         <w:numPr>
           <w:ilvl w:val="0"/>
-          <w:numId w:val="1039"/>
+          <w:numId w:val="1041"/>
         </w:numPr>
       </w:pPr>
       <w:r>
@@ -6414,7 +6741,7 @@
         <w:pStyle w:val="Compact"/>
         <w:numPr>
           <w:ilvl w:val="0"/>
-          <w:numId w:val="1039"/>
+          <w:numId w:val="1041"/>
         </w:numPr>
       </w:pPr>
       <w:r>
@@ -6436,7 +6763,7 @@
         <w:pStyle w:val="Compact"/>
         <w:numPr>
           <w:ilvl w:val="0"/>
-          <w:numId w:val="1039"/>
+          <w:numId w:val="1041"/>
         </w:numPr>
       </w:pPr>
       <w:r>
@@ -6458,7 +6785,7 @@
         <w:pStyle w:val="Compact"/>
         <w:numPr>
           <w:ilvl w:val="0"/>
-          <w:numId w:val="1039"/>
+          <w:numId w:val="1041"/>
         </w:numPr>
       </w:pPr>
       <w:r>
@@ -6480,7 +6807,7 @@
         <w:pStyle w:val="Compact"/>
         <w:numPr>
           <w:ilvl w:val="0"/>
-          <w:numId w:val="1039"/>
+          <w:numId w:val="1041"/>
         </w:numPr>
       </w:pPr>
       <w:r>
@@ -6502,7 +6829,7 @@
         <w:pStyle w:val="Compact"/>
         <w:numPr>
           <w:ilvl w:val="0"/>
-          <w:numId w:val="1039"/>
+          <w:numId w:val="1041"/>
         </w:numPr>
       </w:pPr>
       <w:r>
@@ -6550,7 +6877,7 @@
         <w:pStyle w:val="Compact"/>
         <w:numPr>
           <w:ilvl w:val="0"/>
-          <w:numId w:val="1040"/>
+          <w:numId w:val="1042"/>
         </w:numPr>
       </w:pPr>
       <w:r>
@@ -6572,7 +6899,7 @@
         <w:pStyle w:val="Compact"/>
         <w:numPr>
           <w:ilvl w:val="0"/>
-          <w:numId w:val="1040"/>
+          <w:numId w:val="1042"/>
         </w:numPr>
       </w:pPr>
       <w:r>
@@ -6594,7 +6921,7 @@
         <w:pStyle w:val="Compact"/>
         <w:numPr>
           <w:ilvl w:val="0"/>
-          <w:numId w:val="1040"/>
+          <w:numId w:val="1042"/>
         </w:numPr>
       </w:pPr>
       <w:r>
@@ -6616,7 +6943,7 @@
         <w:pStyle w:val="Compact"/>
         <w:numPr>
           <w:ilvl w:val="0"/>
-          <w:numId w:val="1040"/>
+          <w:numId w:val="1042"/>
         </w:numPr>
       </w:pPr>
       <w:r>
@@ -6638,7 +6965,7 @@
         <w:pStyle w:val="Compact"/>
         <w:numPr>
           <w:ilvl w:val="0"/>
-          <w:numId w:val="1040"/>
+          <w:numId w:val="1042"/>
         </w:numPr>
       </w:pPr>
       <w:r>
@@ -6672,7 +6999,7 @@
         <w:pStyle w:val="Compact"/>
         <w:numPr>
           <w:ilvl w:val="0"/>
-          <w:numId w:val="1040"/>
+          <w:numId w:val="1042"/>
         </w:numPr>
       </w:pPr>
       <w:r>
@@ -6694,7 +7021,7 @@
         <w:pStyle w:val="Compact"/>
         <w:numPr>
           <w:ilvl w:val="0"/>
-          <w:numId w:val="1040"/>
+          <w:numId w:val="1042"/>
         </w:numPr>
       </w:pPr>
       <w:r>
@@ -6731,7 +7058,7 @@
         <w:pStyle w:val="Compact"/>
         <w:numPr>
           <w:ilvl w:val="0"/>
-          <w:numId w:val="1040"/>
+          <w:numId w:val="1042"/>
         </w:numPr>
       </w:pPr>
       <w:r>
@@ -6771,7 +7098,7 @@
         <w:pStyle w:val="Compact"/>
         <w:numPr>
           <w:ilvl w:val="0"/>
-          <w:numId w:val="1040"/>
+          <w:numId w:val="1042"/>
         </w:numPr>
       </w:pPr>
       <w:r>
@@ -6793,7 +7120,7 @@
         <w:pStyle w:val="Compact"/>
         <w:numPr>
           <w:ilvl w:val="0"/>
-          <w:numId w:val="1040"/>
+          <w:numId w:val="1042"/>
         </w:numPr>
       </w:pPr>
       <w:r>
@@ -6827,7 +7154,7 @@
         <w:pStyle w:val="Compact"/>
         <w:numPr>
           <w:ilvl w:val="0"/>
-          <w:numId w:val="1041"/>
+          <w:numId w:val="1043"/>
         </w:numPr>
       </w:pPr>
       <w:r>
@@ -6864,7 +7191,7 @@
         <w:pStyle w:val="Compact"/>
         <w:numPr>
           <w:ilvl w:val="0"/>
-          <w:numId w:val="1041"/>
+          <w:numId w:val="1043"/>
         </w:numPr>
       </w:pPr>
       <w:r>
@@ -6886,7 +7213,7 @@
         <w:pStyle w:val="Compact"/>
         <w:numPr>
           <w:ilvl w:val="0"/>
-          <w:numId w:val="1041"/>
+          <w:numId w:val="1043"/>
         </w:numPr>
       </w:pPr>
       <w:r>
@@ -6917,7 +7244,7 @@
         <w:pStyle w:val="Compact"/>
         <w:numPr>
           <w:ilvl w:val="0"/>
-          <w:numId w:val="1041"/>
+          <w:numId w:val="1043"/>
         </w:numPr>
       </w:pPr>
       <w:r>
@@ -6945,7 +7272,7 @@
         <w:pStyle w:val="Compact"/>
         <w:numPr>
           <w:ilvl w:val="0"/>
-          <w:numId w:val="1041"/>
+          <w:numId w:val="1043"/>
         </w:numPr>
       </w:pPr>
       <w:r>
@@ -6967,7 +7294,7 @@
         <w:pStyle w:val="Compact"/>
         <w:numPr>
           <w:ilvl w:val="0"/>
-          <w:numId w:val="1041"/>
+          <w:numId w:val="1043"/>
         </w:numPr>
       </w:pPr>
       <w:r>
@@ -7109,7 +7436,7 @@
         <w:pStyle w:val="Compact"/>
         <w:numPr>
           <w:ilvl w:val="0"/>
-          <w:numId w:val="1042"/>
+          <w:numId w:val="1044"/>
         </w:numPr>
       </w:pPr>
       <w:r>
@@ -7989,6 +8316,91 @@
       </w:pPr>
     </w:lvl>
   </w:abstractNum>
+  <w:abstractNum w:abstractNumId="99411">
+    <w:nsid w:val="00A99411"/>
+    <w:multiLevelType w:val="multilevel"/>
+    <w:lvl w:ilvl="0">
+      <w:start w:val="1"/>
+      <w:numFmt w:val="decimal"/>
+      <w:lvlText w:val="%1."/>
+      <w:lvlJc w:val="left"/>
+      <w:pPr>
+        <w:ind w:left="720" w:hanging="360"/>
+      </w:pPr>
+    </w:lvl>
+    <w:lvl w:ilvl="1">
+      <w:start w:val="1"/>
+      <w:numFmt w:val="decimal"/>
+      <w:lvlText w:val="%2."/>
+      <w:lvlJc w:val="left"/>
+      <w:pPr>
+        <w:ind w:left="1440" w:hanging="360"/>
+      </w:pPr>
+    </w:lvl>
+    <w:lvl w:ilvl="2">
+      <w:start w:val="1"/>
+      <w:numFmt w:val="decimal"/>
+      <w:lvlText w:val="%3."/>
+      <w:lvlJc w:val="left"/>
+      <w:pPr>
+        <w:ind w:left="2160" w:hanging="360"/>
+      </w:pPr>
+    </w:lvl>
+    <w:lvl w:ilvl="3">
+      <w:start w:val="1"/>
+      <w:numFmt w:val="decimal"/>
+      <w:lvlText w:val="%4."/>
+      <w:lvlJc w:val="left"/>
+      <w:pPr>
+        <w:ind w:left="2880" w:hanging="360"/>
+      </w:pPr>
+    </w:lvl>
+    <w:lvl w:ilvl="4">
+      <w:start w:val="1"/>
+      <w:numFmt w:val="decimal"/>
+      <w:lvlText w:val="%5."/>
+      <w:lvlJc w:val="left"/>
+      <w:pPr>
+        <w:ind w:left="3600" w:hanging="360"/>
+      </w:pPr>
+    </w:lvl>
+    <w:lvl w:ilvl="5">
+      <w:start w:val="1"/>
+      <w:numFmt w:val="decimal"/>
+      <w:lvlText w:val="%6."/>
+      <w:lvlJc w:val="left"/>
+      <w:pPr>
+        <w:ind w:left="4320" w:hanging="360"/>
+      </w:pPr>
+    </w:lvl>
+    <w:lvl w:ilvl="6">
+      <w:start w:val="1"/>
+      <w:numFmt w:val="decimal"/>
+      <w:lvlText w:val="%7."/>
+      <w:lvlJc w:val="left"/>
+      <w:pPr>
+        <w:ind w:left="5040" w:hanging="360"/>
+      </w:pPr>
+    </w:lvl>
+    <w:lvl w:ilvl="7">
+      <w:start w:val="1"/>
+      <w:numFmt w:val="decimal"/>
+      <w:lvlText w:val="%8."/>
+      <w:lvlJc w:val="left"/>
+      <w:pPr>
+        <w:ind w:left="5760" w:hanging="360"/>
+      </w:pPr>
+    </w:lvl>
+    <w:lvl w:ilvl="8">
+      <w:start w:val="1"/>
+      <w:numFmt w:val="decimal"/>
+      <w:lvlText w:val="%9."/>
+      <w:lvlJc w:val="left"/>
+      <w:pPr>
+        <w:ind w:left="6480" w:hanging="360"/>
+      </w:pPr>
+    </w:lvl>
+  </w:abstractNum>
   <w:abstractNum w:abstractNumId="991">
     <w:nsid w:val="0000A991"/>
     <w:multiLevelType w:val="multilevel"/>
@@ -8090,91 +8502,6 @@
       <w:rPr>
         <w:rFonts w:ascii="Wingdings" w:hAnsi="Wingdings" w:cs="Wingdings" w:hint="default"/>
       </w:rPr>
-    </w:lvl>
-  </w:abstractNum>
-  <w:abstractNum w:abstractNumId="99411">
-    <w:nsid w:val="00A99411"/>
-    <w:multiLevelType w:val="multilevel"/>
-    <w:lvl w:ilvl="0">
-      <w:start w:val="1"/>
-      <w:numFmt w:val="decimal"/>
-      <w:lvlText w:val="%1."/>
-      <w:lvlJc w:val="left"/>
-      <w:pPr>
-        <w:ind w:left="720" w:hanging="360"/>
-      </w:pPr>
-    </w:lvl>
-    <w:lvl w:ilvl="1">
-      <w:start w:val="1"/>
-      <w:numFmt w:val="decimal"/>
-      <w:lvlText w:val="%2."/>
-      <w:lvlJc w:val="left"/>
-      <w:pPr>
-        <w:ind w:left="1440" w:hanging="360"/>
-      </w:pPr>
-    </w:lvl>
-    <w:lvl w:ilvl="2">
-      <w:start w:val="1"/>
-      <w:numFmt w:val="decimal"/>
-      <w:lvlText w:val="%3."/>
-      <w:lvlJc w:val="left"/>
-      <w:pPr>
-        <w:ind w:left="2160" w:hanging="360"/>
-      </w:pPr>
-    </w:lvl>
-    <w:lvl w:ilvl="3">
-      <w:start w:val="1"/>
-      <w:numFmt w:val="decimal"/>
-      <w:lvlText w:val="%4."/>
-      <w:lvlJc w:val="left"/>
-      <w:pPr>
-        <w:ind w:left="2880" w:hanging="360"/>
-      </w:pPr>
-    </w:lvl>
-    <w:lvl w:ilvl="4">
-      <w:start w:val="1"/>
-      <w:numFmt w:val="decimal"/>
-      <w:lvlText w:val="%5."/>
-      <w:lvlJc w:val="left"/>
-      <w:pPr>
-        <w:ind w:left="3600" w:hanging="360"/>
-      </w:pPr>
-    </w:lvl>
-    <w:lvl w:ilvl="5">
-      <w:start w:val="1"/>
-      <w:numFmt w:val="decimal"/>
-      <w:lvlText w:val="%6."/>
-      <w:lvlJc w:val="left"/>
-      <w:pPr>
-        <w:ind w:left="4320" w:hanging="360"/>
-      </w:pPr>
-    </w:lvl>
-    <w:lvl w:ilvl="6">
-      <w:start w:val="1"/>
-      <w:numFmt w:val="decimal"/>
-      <w:lvlText w:val="%7."/>
-      <w:lvlJc w:val="left"/>
-      <w:pPr>
-        <w:ind w:left="5040" w:hanging="360"/>
-      </w:pPr>
-    </w:lvl>
-    <w:lvl w:ilvl="7">
-      <w:start w:val="1"/>
-      <w:numFmt w:val="decimal"/>
-      <w:lvlText w:val="%8."/>
-      <w:lvlJc w:val="left"/>
-      <w:pPr>
-        <w:ind w:left="5760" w:hanging="360"/>
-      </w:pPr>
-    </w:lvl>
-    <w:lvl w:ilvl="8">
-      <w:start w:val="1"/>
-      <w:numFmt w:val="decimal"/>
-      <w:lvlText w:val="%9."/>
-      <w:lvlJc w:val="left"/>
-      <w:pPr>
-        <w:ind w:left="6480" w:hanging="360"/>
-      </w:pPr>
     </w:lvl>
   </w:abstractNum>
   <w:num w:numId="1000">
@@ -8283,12 +8610,6 @@
     <w:abstractNumId w:val="993"/>
   </w:num>
   <w:num w:numId="1035">
-    <w:abstractNumId w:val="991"/>
-  </w:num>
-  <w:num w:numId="1036">
-    <w:abstractNumId w:val="991"/>
-  </w:num>
-  <w:num w:numId="1037">
     <w:abstractNumId w:val="99411"/>
     <w:lvlOverride w:ilvl="0">
       <w:startOverride w:val="1"/>
@@ -8317,6 +8638,12 @@
     <w:lvlOverride w:ilvl="8">
       <w:startOverride w:val="1"/>
     </w:lvlOverride>
+  </w:num>
+  <w:num w:numId="1036">
+    <w:abstractNumId w:val="991"/>
+  </w:num>
+  <w:num w:numId="1037">
+    <w:abstractNumId w:val="991"/>
   </w:num>
   <w:num w:numId="1038">
     <w:abstractNumId w:val="991"/>
@@ -8355,9 +8682,42 @@
     <w:abstractNumId w:val="991"/>
   </w:num>
   <w:num w:numId="1041">
+    <w:abstractNumId w:val="99411"/>
+    <w:lvlOverride w:ilvl="0">
+      <w:startOverride w:val="1"/>
+    </w:lvlOverride>
+    <w:lvlOverride w:ilvl="1">
+      <w:startOverride w:val="1"/>
+    </w:lvlOverride>
+    <w:lvlOverride w:ilvl="2">
+      <w:startOverride w:val="1"/>
+    </w:lvlOverride>
+    <w:lvlOverride w:ilvl="3">
+      <w:startOverride w:val="1"/>
+    </w:lvlOverride>
+    <w:lvlOverride w:ilvl="4">
+      <w:startOverride w:val="1"/>
+    </w:lvlOverride>
+    <w:lvlOverride w:ilvl="5">
+      <w:startOverride w:val="1"/>
+    </w:lvlOverride>
+    <w:lvlOverride w:ilvl="6">
+      <w:startOverride w:val="1"/>
+    </w:lvlOverride>
+    <w:lvlOverride w:ilvl="7">
+      <w:startOverride w:val="1"/>
+    </w:lvlOverride>
+    <w:lvlOverride w:ilvl="8">
+      <w:startOverride w:val="1"/>
+    </w:lvlOverride>
+  </w:num>
+  <w:num w:numId="1042">
     <w:abstractNumId w:val="991"/>
   </w:num>
-  <w:num w:numId="1042">
+  <w:num w:numId="1043">
+    <w:abstractNumId w:val="991"/>
+  </w:num>
+  <w:num w:numId="1044">
     <w:abstractNumId w:val="991"/>
   </w:num>
 </w:numbering>

--- a/Enyrgy_GHL_WIP-3.docx
+++ b/Enyrgy_GHL_WIP-3.docx
@@ -3972,6 +3972,317 @@
             </w:pPr>
             <w:r>
               <w:t xml:space="preserve">GHL appends one to workflow internal notifications, including those going to staff. If clicked, the recipient may be marked unsubscribed and reply notifications stop silently, presenting as the problem WF-35 was built to fix. Do not click. Suppression at the location email-footer level unresolved.</w:t>
+            </w:r>
+          </w:p>
+        </w:tc>
+      </w:tr>
+      <w:tr>
+        <w:tc>
+          <w:tcPr/>
+          <w:p>
+            <w:pPr>
+              <w:pStyle w:val="Compact"/>
+            </w:pPr>
+            <w:r>
+              <w:t xml:space="preserve">Business line silently swallowed inbound calls</w:t>
+            </w:r>
+          </w:p>
+        </w:tc>
+        <w:tc>
+          <w:tcPr/>
+          <w:p>
+            <w:pPr>
+              <w:pStyle w:val="Compact"/>
+            </w:pPr>
+            <w:r>
+              <w:rPr>
+                <w:b/>
+                <w:bCs/>
+              </w:rPr>
+              <w:t xml:space="preserve">High</w:t>
+            </w:r>
+          </w:p>
+        </w:tc>
+        <w:tc>
+          <w:tcPr/>
+          <w:p>
+            <w:pPr>
+              <w:pStyle w:val="Compact"/>
+            </w:pPr>
+            <w:r>
+              <w:t xml:space="preserve">RESOLVED (Aug 7)</w:t>
+            </w:r>
+          </w:p>
+        </w:tc>
+        <w:tc>
+          <w:tcPr/>
+          <w:p>
+            <w:pPr>
+              <w:pStyle w:val="Compact"/>
+            </w:pPr>
+            <w:r>
+              <w:t xml:space="preserve">Forwarding to Scott’s mobile was configured correctly, but Advanced Settings passed</w:t>
+            </w:r>
+            <w:r>
+              <w:t xml:space="preserve"> </w:t>
+            </w:r>
+            <w:r>
+              <w:rPr>
+                <w:b/>
+                <w:bCs/>
+              </w:rPr>
+              <w:t xml:space="preserve">the caller’s</w:t>
+            </w:r>
+            <w:r>
+              <w:t xml:space="preserve"> </w:t>
+            </w:r>
+            <w:r>
+              <w:t xml:space="preserve">number through as caller ID, so unknown callers were silenced by iPhone’s Silence Unknown Callers and never rang or appeared as missed. Any customer calling the number in every SMS footer was affected. Fixed by switching caller ID to</w:t>
+            </w:r>
+            <w:r>
+              <w:t xml:space="preserve"> </w:t>
+            </w:r>
+            <w:r>
+              <w:rPr>
+                <w:b/>
+                <w:bCs/>
+              </w:rPr>
+              <w:t xml:space="preserve">CRM’s Phone Number</w:t>
+            </w:r>
+            <w:r>
+              <w:t xml:space="preserve"> </w:t>
+            </w:r>
+            <w:r>
+              <w:t xml:space="preserve">(888-316-1695). Found only because four spam voicemails produced four odd WF-35 notifications.</w:t>
+            </w:r>
+          </w:p>
+        </w:tc>
+      </w:tr>
+      <w:tr>
+        <w:tc>
+          <w:tcPr/>
+          <w:p>
+            <w:pPr>
+              <w:pStyle w:val="Compact"/>
+            </w:pPr>
+            <w:r>
+              <w:t xml:space="preserve">Inbound calls became consumer leads</w:t>
+            </w:r>
+          </w:p>
+        </w:tc>
+        <w:tc>
+          <w:tcPr/>
+          <w:p>
+            <w:pPr>
+              <w:pStyle w:val="Compact"/>
+            </w:pPr>
+            <w:r>
+              <w:t xml:space="preserve">Medium</w:t>
+            </w:r>
+          </w:p>
+        </w:tc>
+        <w:tc>
+          <w:tcPr/>
+          <w:p>
+            <w:pPr>
+              <w:pStyle w:val="Compact"/>
+            </w:pPr>
+            <w:r>
+              <w:t xml:space="preserve">RESOLVED (Aug 7)</w:t>
+            </w:r>
+          </w:p>
+        </w:tc>
+        <w:tc>
+          <w:tcPr/>
+          <w:p>
+            <w:pPr>
+              <w:pStyle w:val="Compact"/>
+            </w:pPr>
+            <w:r>
+              <w:t xml:space="preserve">GHL creates a contact per inbound call; WF-01 routed them to</w:t>
+            </w:r>
+            <w:r>
+              <w:t xml:space="preserve"> </w:t>
+            </w:r>
+            <w:r>
+              <w:rPr>
+                <w:rStyle w:val="VerbatimChar"/>
+              </w:rPr>
+              <w:t xml:space="preserve">Default Consumer</w:t>
+            </w:r>
+            <w:r>
+              <w:t xml:space="preserve">, so four robocalls became four</w:t>
+            </w:r>
+            <w:r>
+              <w:t xml:space="preserve"> </w:t>
+            </w:r>
+            <w:r>
+              <w:rPr>
+                <w:rStyle w:val="VerbatimChar"/>
+              </w:rPr>
+              <w:t xml:space="preserve">type_consumer</w:t>
+            </w:r>
+            <w:r>
+              <w:t xml:space="preserve"> </w:t>
+            </w:r>
+            <w:r>
+              <w:t xml:space="preserve">leads with Opportunities. Guard extended with</w:t>
+            </w:r>
+            <w:r>
+              <w:t xml:space="preserve"> </w:t>
+            </w:r>
+            <w:r>
+              <w:rPr>
+                <w:rStyle w:val="VerbatimChar"/>
+              </w:rPr>
+              <w:t xml:space="preserve">AND Email is not empty</w:t>
+            </w:r>
+            <w:r>
+              <w:t xml:space="preserve">. Routing an email-less contact does nothing anyway: no email means no drip send, no SMS Consent means WF-02’s gate blocks the text.</w:t>
+            </w:r>
+          </w:p>
+        </w:tc>
+      </w:tr>
+      <w:tr>
+        <w:tc>
+          <w:tcPr/>
+          <w:p>
+            <w:pPr>
+              <w:pStyle w:val="Compact"/>
+            </w:pPr>
+            <w:r>
+              <w:t xml:space="preserve">GBP verification attracts scam robocalls</w:t>
+            </w:r>
+          </w:p>
+        </w:tc>
+        <w:tc>
+          <w:tcPr/>
+          <w:p>
+            <w:pPr>
+              <w:pStyle w:val="Compact"/>
+            </w:pPr>
+            <w:r>
+              <w:t xml:space="preserve">Low</w:t>
+            </w:r>
+          </w:p>
+        </w:tc>
+        <w:tc>
+          <w:tcPr/>
+          <w:p>
+            <w:pPr>
+              <w:pStyle w:val="Compact"/>
+            </w:pPr>
+            <w:r>
+              <w:t xml:space="preserve">ONGOING</w:t>
+            </w:r>
+          </w:p>
+        </w:tc>
+        <w:tc>
+          <w:tcPr/>
+          <w:p>
+            <w:pPr>
+              <w:pStyle w:val="Compact"/>
+            </w:pPr>
+            <w:r>
+              <w:t xml:space="preserve">The</w:t>
+            </w:r>
+            <w:r>
+              <w:t xml:space="preserve"> </w:t>
+            </w:r>
+            <w:r>
+              <w:t xml:space="preserve">“your Google listing is not reaching customers”</w:t>
+            </w:r>
+            <w:r>
+              <w:t xml:space="preserve"> </w:t>
+            </w:r>
+            <w:r>
+              <w:t xml:space="preserve">robocall targets recently verified Google Business Profiles. Enyrgy verified GBP in Session 15. Different numbers, identical voicemail. Do not call back or press a key to opt out.</w:t>
+            </w:r>
+          </w:p>
+        </w:tc>
+      </w:tr>
+      <w:tr>
+        <w:tc>
+          <w:tcPr/>
+          <w:p>
+            <w:pPr>
+              <w:pStyle w:val="Compact"/>
+            </w:pPr>
+            <w:r>
+              <w:t xml:space="preserve">WF-35 fires on call events</w:t>
+            </w:r>
+          </w:p>
+        </w:tc>
+        <w:tc>
+          <w:tcPr/>
+          <w:p>
+            <w:pPr>
+              <w:pStyle w:val="Compact"/>
+            </w:pPr>
+            <w:r>
+              <w:t xml:space="preserve">Low</w:t>
+            </w:r>
+          </w:p>
+        </w:tc>
+        <w:tc>
+          <w:tcPr/>
+          <w:p>
+            <w:pPr>
+              <w:pStyle w:val="Compact"/>
+            </w:pPr>
+            <w:r>
+              <w:t xml:space="preserve">OPEN</w:t>
+            </w:r>
+          </w:p>
+        </w:tc>
+        <w:tc>
+          <w:tcPr/>
+          <w:p>
+            <w:pPr>
+              <w:pStyle w:val="Compact"/>
+            </w:pPr>
+            <w:r>
+              <w:t xml:space="preserve">Customer Replied is unfiltered by design, so calls and voicemails trigger it and</w:t>
+            </w:r>
+            <w:r>
+              <w:t xml:space="preserve"> </w:t>
+            </w:r>
+            <w:r>
+              <w:rPr>
+                <w:rStyle w:val="VerbatimChar"/>
+              </w:rPr>
+              <w:t xml:space="preserve">{{message.body}}</w:t>
+            </w:r>
+            <w:r>
+              <w:t xml:space="preserve"> </w:t>
+            </w:r>
+            <w:r>
+              <w:t xml:space="preserve">renders as</w:t>
+            </w:r>
+            <w:r>
+              <w:t xml:space="preserve"> </w:t>
+            </w:r>
+            <w:r>
+              <w:rPr>
+                <w:rStyle w:val="VerbatimChar"/>
+              </w:rPr>
+              <w:t xml:space="preserve">undefined</w:t>
+            </w:r>
+            <w:r>
+              <w:t xml:space="preserve">.</w:t>
+            </w:r>
+            <w:r>
+              <w:t xml:space="preserve"> </w:t>
+            </w:r>
+            <w:r>
+              <w:rPr>
+                <w:b/>
+                <w:bCs/>
+              </w:rPr>
+              <w:t xml:space="preserve">Do not fix by filtering out the call channel</w:t>
+            </w:r>
+            <w:r>
+              <w:t xml:space="preserve">, which would restore the silence described above. Branch on empty message body instead and send a call-specific notification.</w:t>
             </w:r>
           </w:p>
         </w:tc>

--- a/Enyrgy_GHL_WIP-3.docx
+++ b/Enyrgy_GHL_WIP-3.docx
@@ -4231,7 +4231,7 @@
               <w:pStyle w:val="Compact"/>
             </w:pPr>
             <w:r>
-              <w:t xml:space="preserve">OPEN</w:t>
+              <w:t xml:space="preserve">RESOLVED (Aug 7)</w:t>
             </w:r>
           </w:p>
         </w:tc>
@@ -4257,7 +4257,7 @@
               <w:t xml:space="preserve"> </w:t>
             </w:r>
             <w:r>
-              <w:t xml:space="preserve">renders as</w:t>
+              <w:t xml:space="preserve">rendered as</w:t>
             </w:r>
             <w:r>
               <w:t xml:space="preserve"> </w:t>
@@ -4269,7 +4269,31 @@
               <w:t xml:space="preserve">undefined</w:t>
             </w:r>
             <w:r>
-              <w:t xml:space="preserve">.</w:t>
+              <w:t xml:space="preserve">. Fixed with a</w:t>
+            </w:r>
+            <w:r>
+              <w:t xml:space="preserve"> </w:t>
+            </w:r>
+            <w:r>
+              <w:rPr>
+                <w:rStyle w:val="VerbatimChar"/>
+              </w:rPr>
+              <w:t xml:space="preserve">Call or Voicemail</w:t>
+            </w:r>
+            <w:r>
+              <w:t xml:space="preserve"> </w:t>
+            </w:r>
+            <w:r>
+              <w:t xml:space="preserve">branch (</w:t>
+            </w:r>
+            <w:r>
+              <w:rPr>
+                <w:rStyle w:val="VerbatimChar"/>
+              </w:rPr>
+              <w:t xml:space="preserve">Replied message Is empty</w:t>
+            </w:r>
+            <w:r>
+              <w:t xml:space="preserve">) ordered</w:t>
             </w:r>
             <w:r>
               <w:t xml:space="preserve"> </w:t>
@@ -4279,10 +4303,10 @@
                 <w:b/>
                 <w:bCs/>
               </w:rPr>
-              <w:t xml:space="preserve">Do not fix by filtering out the call channel</w:t>
-            </w:r>
-            <w:r>
-              <w:t xml:space="preserve">, which would restore the silence described above. Branch on empty message body instead and send a call-specific notification.</w:t>
+              <w:t xml:space="preserve">first</w:t>
+            </w:r>
+            <w:r>
+              <w:t xml:space="preserve">, sending a call-specific notification. The call channel was deliberately NOT filtered out: those useless notifications were the only thing that surfaced the silenced business line, so filtering would have restored that silence. Verified by a live call.</w:t>
             </w:r>
           </w:p>
         </w:tc>

--- a/Enyrgy_GHL_WIP-3.docx
+++ b/Enyrgy_GHL_WIP-3.docx
@@ -77,16 +77,16 @@
     </w:p>
     <w:tbl>
       <w:tblPr>
-        <w:tblBorders>
-          <w:top w:val="single" w:sz="6" w:space="0" w:color="AAAAAA"/>
-          <w:left w:val="single" w:sz="6" w:space="0" w:color="AAAAAA"/>
-          <w:bottom w:val="single" w:sz="6" w:space="0" w:color="AAAAAA"/>
-          <w:right w:val="single" w:sz="6" w:space="0" w:color="AAAAAA"/>
-          <w:insideH w:val="single" w:sz="6" w:space="0" w:color="AAAAAA"/>
-          <w:insideV w:val="single" w:sz="6" w:space="0" w:color="AAAAAA"/>
-        </w:tblBorders>
         <w:tblStyle w:val="Table"/>
         <w:tblW w:type="pct" w:w="5000"/>
+        <w:tblBorders>
+          <w:top w:val="single" w:sz="4" w:space="0" w:color="auto"/>
+          <w:left w:val="single" w:sz="4" w:space="0" w:color="auto"/>
+          <w:bottom w:val="single" w:sz="4" w:space="0" w:color="auto"/>
+          <w:right w:val="single" w:sz="4" w:space="0" w:color="auto"/>
+          <w:insideH w:val="single" w:sz="4" w:space="0" w:color="auto"/>
+          <w:insideV w:val="single" w:sz="4" w:space="0" w:color="auto"/>
+        </w:tblBorders>
         <w:tblLayout w:type="fixed"/>
         <w:tblLook w:firstRow="1" w:lastRow="0" w:firstColumn="0" w:lastColumn="0" w:noHBand="0" w:noVBand="0" w:val="0020"/>
       </w:tblPr>
@@ -1138,14 +1138,6 @@
     </w:p>
     <w:tbl>
       <w:tblPr>
-        <w:tblBorders>
-          <w:top w:val="single" w:sz="6" w:space="0" w:color="AAAAAA"/>
-          <w:left w:val="single" w:sz="6" w:space="0" w:color="AAAAAA"/>
-          <w:bottom w:val="single" w:sz="6" w:space="0" w:color="AAAAAA"/>
-          <w:right w:val="single" w:sz="6" w:space="0" w:color="AAAAAA"/>
-          <w:insideH w:val="single" w:sz="6" w:space="0" w:color="AAAAAA"/>
-          <w:insideV w:val="single" w:sz="6" w:space="0" w:color="AAAAAA"/>
-        </w:tblBorders>
         <w:tblStyle w:val="Table"/>
         <w:tblW w:type="auto" w:w="0"/>
         <w:tblLook w:firstRow="1" w:lastRow="0" w:firstColumn="0" w:lastColumn="0" w:noHBand="0" w:noVBand="0" w:val="0020"/>
@@ -1452,16 +1444,16 @@
     </w:p>
     <w:tbl>
       <w:tblPr>
-        <w:tblBorders>
-          <w:top w:val="single" w:sz="6" w:space="0" w:color="AAAAAA"/>
-          <w:left w:val="single" w:sz="6" w:space="0" w:color="AAAAAA"/>
-          <w:bottom w:val="single" w:sz="6" w:space="0" w:color="AAAAAA"/>
-          <w:right w:val="single" w:sz="6" w:space="0" w:color="AAAAAA"/>
-          <w:insideH w:val="single" w:sz="6" w:space="0" w:color="AAAAAA"/>
-          <w:insideV w:val="single" w:sz="6" w:space="0" w:color="AAAAAA"/>
-        </w:tblBorders>
         <w:tblStyle w:val="Table"/>
         <w:tblW w:type="pct" w:w="5000"/>
+        <w:tblBorders>
+          <w:top w:val="single" w:sz="4" w:space="0" w:color="auto"/>
+          <w:left w:val="single" w:sz="4" w:space="0" w:color="auto"/>
+          <w:bottom w:val="single" w:sz="4" w:space="0" w:color="auto"/>
+          <w:right w:val="single" w:sz="4" w:space="0" w:color="auto"/>
+          <w:insideH w:val="single" w:sz="4" w:space="0" w:color="auto"/>
+          <w:insideV w:val="single" w:sz="4" w:space="0" w:color="auto"/>
+        </w:tblBorders>
         <w:tblLayout w:type="fixed"/>
         <w:tblLook w:firstRow="1" w:lastRow="0" w:firstColumn="0" w:lastColumn="0" w:noHBand="0" w:noVBand="0" w:val="0020"/>
       </w:tblPr>
@@ -2098,16 +2090,16 @@
     </w:p>
     <w:tbl>
       <w:tblPr>
-        <w:tblBorders>
-          <w:top w:val="single" w:sz="6" w:space="0" w:color="AAAAAA"/>
-          <w:left w:val="single" w:sz="6" w:space="0" w:color="AAAAAA"/>
-          <w:bottom w:val="single" w:sz="6" w:space="0" w:color="AAAAAA"/>
-          <w:right w:val="single" w:sz="6" w:space="0" w:color="AAAAAA"/>
-          <w:insideH w:val="single" w:sz="6" w:space="0" w:color="AAAAAA"/>
-          <w:insideV w:val="single" w:sz="6" w:space="0" w:color="AAAAAA"/>
-        </w:tblBorders>
         <w:tblStyle w:val="Table"/>
         <w:tblW w:type="pct" w:w="5000"/>
+        <w:tblBorders>
+          <w:top w:val="single" w:sz="4" w:space="0" w:color="auto"/>
+          <w:left w:val="single" w:sz="4" w:space="0" w:color="auto"/>
+          <w:bottom w:val="single" w:sz="4" w:space="0" w:color="auto"/>
+          <w:right w:val="single" w:sz="4" w:space="0" w:color="auto"/>
+          <w:insideH w:val="single" w:sz="4" w:space="0" w:color="auto"/>
+          <w:insideV w:val="single" w:sz="4" w:space="0" w:color="auto"/>
+        </w:tblBorders>
         <w:tblLayout w:type="fixed"/>
         <w:tblLook w:firstRow="1" w:lastRow="0" w:firstColumn="0" w:lastColumn="0" w:noHBand="0" w:noVBand="0" w:val="0020"/>
       </w:tblPr>
@@ -2412,16 +2404,16 @@
     </w:p>
     <w:tbl>
       <w:tblPr>
-        <w:tblBorders>
-          <w:top w:val="single" w:sz="6" w:space="0" w:color="AAAAAA"/>
-          <w:left w:val="single" w:sz="6" w:space="0" w:color="AAAAAA"/>
-          <w:bottom w:val="single" w:sz="6" w:space="0" w:color="AAAAAA"/>
-          <w:right w:val="single" w:sz="6" w:space="0" w:color="AAAAAA"/>
-          <w:insideH w:val="single" w:sz="6" w:space="0" w:color="AAAAAA"/>
-          <w:insideV w:val="single" w:sz="6" w:space="0" w:color="AAAAAA"/>
-        </w:tblBorders>
         <w:tblStyle w:val="Table"/>
         <w:tblW w:type="pct" w:w="5000"/>
+        <w:tblBorders>
+          <w:top w:val="single" w:sz="4" w:space="0" w:color="auto"/>
+          <w:left w:val="single" w:sz="4" w:space="0" w:color="auto"/>
+          <w:bottom w:val="single" w:sz="4" w:space="0" w:color="auto"/>
+          <w:right w:val="single" w:sz="4" w:space="0" w:color="auto"/>
+          <w:insideH w:val="single" w:sz="4" w:space="0" w:color="auto"/>
+          <w:insideV w:val="single" w:sz="4" w:space="0" w:color="auto"/>
+        </w:tblBorders>
         <w:tblLayout w:type="fixed"/>
         <w:tblLook w:firstRow="1" w:lastRow="0" w:firstColumn="0" w:lastColumn="0" w:noHBand="0" w:noVBand="0" w:val="0020"/>
       </w:tblPr>
@@ -2796,16 +2788,16 @@
     </w:p>
     <w:tbl>
       <w:tblPr>
-        <w:tblBorders>
-          <w:top w:val="single" w:sz="6" w:space="0" w:color="AAAAAA"/>
-          <w:left w:val="single" w:sz="6" w:space="0" w:color="AAAAAA"/>
-          <w:bottom w:val="single" w:sz="6" w:space="0" w:color="AAAAAA"/>
-          <w:right w:val="single" w:sz="6" w:space="0" w:color="AAAAAA"/>
-          <w:insideH w:val="single" w:sz="6" w:space="0" w:color="AAAAAA"/>
-          <w:insideV w:val="single" w:sz="6" w:space="0" w:color="AAAAAA"/>
-        </w:tblBorders>
         <w:tblStyle w:val="Table"/>
         <w:tblW w:type="pct" w:w="5000"/>
+        <w:tblBorders>
+          <w:top w:val="single" w:sz="4" w:space="0" w:color="auto"/>
+          <w:left w:val="single" w:sz="4" w:space="0" w:color="auto"/>
+          <w:bottom w:val="single" w:sz="4" w:space="0" w:color="auto"/>
+          <w:right w:val="single" w:sz="4" w:space="0" w:color="auto"/>
+          <w:insideH w:val="single" w:sz="4" w:space="0" w:color="auto"/>
+          <w:insideV w:val="single" w:sz="4" w:space="0" w:color="auto"/>
+        </w:tblBorders>
         <w:tblLayout w:type="fixed"/>
         <w:tblLook w:firstRow="1" w:lastRow="0" w:firstColumn="0" w:lastColumn="0" w:noHBand="0" w:noVBand="0" w:val="0020"/>
       </w:tblPr>
@@ -3206,16 +3198,16 @@
     </w:p>
     <w:tbl>
       <w:tblPr>
-        <w:tblBorders>
-          <w:top w:val="single" w:sz="6" w:space="0" w:color="AAAAAA"/>
-          <w:left w:val="single" w:sz="6" w:space="0" w:color="AAAAAA"/>
-          <w:bottom w:val="single" w:sz="6" w:space="0" w:color="AAAAAA"/>
-          <w:right w:val="single" w:sz="6" w:space="0" w:color="AAAAAA"/>
-          <w:insideH w:val="single" w:sz="6" w:space="0" w:color="AAAAAA"/>
-          <w:insideV w:val="single" w:sz="6" w:space="0" w:color="AAAAAA"/>
-        </w:tblBorders>
         <w:tblStyle w:val="Table"/>
         <w:tblW w:type="pct" w:w="5000"/>
+        <w:tblBorders>
+          <w:top w:val="single" w:sz="4" w:space="0" w:color="auto"/>
+          <w:left w:val="single" w:sz="4" w:space="0" w:color="auto"/>
+          <w:bottom w:val="single" w:sz="4" w:space="0" w:color="auto"/>
+          <w:right w:val="single" w:sz="4" w:space="0" w:color="auto"/>
+          <w:insideH w:val="single" w:sz="4" w:space="0" w:color="auto"/>
+          <w:insideV w:val="single" w:sz="4" w:space="0" w:color="auto"/>
+        </w:tblBorders>
         <w:tblLayout w:type="fixed"/>
         <w:tblLook w:firstRow="1" w:lastRow="0" w:firstColumn="0" w:lastColumn="0" w:noHBand="0" w:noVBand="0" w:val="0020"/>
       </w:tblPr>
@@ -4424,16 +4416,16 @@
     </w:p>
     <w:tbl>
       <w:tblPr>
-        <w:tblBorders>
-          <w:top w:val="single" w:sz="6" w:space="0" w:color="AAAAAA"/>
-          <w:left w:val="single" w:sz="6" w:space="0" w:color="AAAAAA"/>
-          <w:bottom w:val="single" w:sz="6" w:space="0" w:color="AAAAAA"/>
-          <w:right w:val="single" w:sz="6" w:space="0" w:color="AAAAAA"/>
-          <w:insideH w:val="single" w:sz="6" w:space="0" w:color="AAAAAA"/>
-          <w:insideV w:val="single" w:sz="6" w:space="0" w:color="AAAAAA"/>
-        </w:tblBorders>
         <w:tblStyle w:val="Table"/>
         <w:tblW w:type="pct" w:w="5000"/>
+        <w:tblBorders>
+          <w:top w:val="single" w:sz="4" w:space="0" w:color="auto"/>
+          <w:left w:val="single" w:sz="4" w:space="0" w:color="auto"/>
+          <w:bottom w:val="single" w:sz="4" w:space="0" w:color="auto"/>
+          <w:right w:val="single" w:sz="4" w:space="0" w:color="auto"/>
+          <w:insideH w:val="single" w:sz="4" w:space="0" w:color="auto"/>
+          <w:insideV w:val="single" w:sz="4" w:space="0" w:color="auto"/>
+        </w:tblBorders>
         <w:tblLayout w:type="fixed"/>
         <w:tblLook w:firstRow="1" w:lastRow="0" w:firstColumn="0" w:lastColumn="0" w:noHBand="0" w:noVBand="0" w:val="0020"/>
       </w:tblPr>
@@ -4848,16 +4840,16 @@
     </w:p>
     <w:tbl>
       <w:tblPr>
-        <w:tblBorders>
-          <w:top w:val="single" w:sz="6" w:space="0" w:color="AAAAAA"/>
-          <w:left w:val="single" w:sz="6" w:space="0" w:color="AAAAAA"/>
-          <w:bottom w:val="single" w:sz="6" w:space="0" w:color="AAAAAA"/>
-          <w:right w:val="single" w:sz="6" w:space="0" w:color="AAAAAA"/>
-          <w:insideH w:val="single" w:sz="6" w:space="0" w:color="AAAAAA"/>
-          <w:insideV w:val="single" w:sz="6" w:space="0" w:color="AAAAAA"/>
-        </w:tblBorders>
         <w:tblStyle w:val="Table"/>
         <w:tblW w:type="pct" w:w="5000"/>
+        <w:tblBorders>
+          <w:top w:val="single" w:sz="4" w:space="0" w:color="auto"/>
+          <w:left w:val="single" w:sz="4" w:space="0" w:color="auto"/>
+          <w:bottom w:val="single" w:sz="4" w:space="0" w:color="auto"/>
+          <w:right w:val="single" w:sz="4" w:space="0" w:color="auto"/>
+          <w:insideH w:val="single" w:sz="4" w:space="0" w:color="auto"/>
+          <w:insideV w:val="single" w:sz="4" w:space="0" w:color="auto"/>
+        </w:tblBorders>
         <w:tblLayout w:type="fixed"/>
         <w:tblLook w:firstRow="1" w:lastRow="0" w:firstColumn="0" w:lastColumn="0" w:noHBand="0" w:noVBand="0" w:val="0020"/>
       </w:tblPr>
@@ -5667,16 +5659,16 @@
     </w:p>
     <w:tbl>
       <w:tblPr>
-        <w:tblBorders>
-          <w:top w:val="single" w:sz="6" w:space="0" w:color="AAAAAA"/>
-          <w:left w:val="single" w:sz="6" w:space="0" w:color="AAAAAA"/>
-          <w:bottom w:val="single" w:sz="6" w:space="0" w:color="AAAAAA"/>
-          <w:right w:val="single" w:sz="6" w:space="0" w:color="AAAAAA"/>
-          <w:insideH w:val="single" w:sz="6" w:space="0" w:color="AAAAAA"/>
-          <w:insideV w:val="single" w:sz="6" w:space="0" w:color="AAAAAA"/>
-        </w:tblBorders>
         <w:tblStyle w:val="Table"/>
         <w:tblW w:type="pct" w:w="5000"/>
+        <w:tblBorders>
+          <w:top w:val="single" w:sz="4" w:space="0" w:color="auto"/>
+          <w:left w:val="single" w:sz="4" w:space="0" w:color="auto"/>
+          <w:bottom w:val="single" w:sz="4" w:space="0" w:color="auto"/>
+          <w:right w:val="single" w:sz="4" w:space="0" w:color="auto"/>
+          <w:insideH w:val="single" w:sz="4" w:space="0" w:color="auto"/>
+          <w:insideV w:val="single" w:sz="4" w:space="0" w:color="auto"/>
+        </w:tblBorders>
         <w:tblLayout w:type="fixed"/>
         <w:tblLook w:firstRow="1" w:lastRow="0" w:firstColumn="0" w:lastColumn="0" w:noHBand="0" w:noVBand="0" w:val="0020"/>
       </w:tblPr>
@@ -5940,16 +5932,16 @@
     </w:p>
     <w:tbl>
       <w:tblPr>
-        <w:tblBorders>
-          <w:top w:val="single" w:sz="6" w:space="0" w:color="AAAAAA"/>
-          <w:left w:val="single" w:sz="6" w:space="0" w:color="AAAAAA"/>
-          <w:bottom w:val="single" w:sz="6" w:space="0" w:color="AAAAAA"/>
-          <w:right w:val="single" w:sz="6" w:space="0" w:color="AAAAAA"/>
-          <w:insideH w:val="single" w:sz="6" w:space="0" w:color="AAAAAA"/>
-          <w:insideV w:val="single" w:sz="6" w:space="0" w:color="AAAAAA"/>
-        </w:tblBorders>
         <w:tblStyle w:val="Table"/>
         <w:tblW w:type="pct" w:w="5000"/>
+        <w:tblBorders>
+          <w:top w:val="single" w:sz="4" w:space="0" w:color="auto"/>
+          <w:left w:val="single" w:sz="4" w:space="0" w:color="auto"/>
+          <w:bottom w:val="single" w:sz="4" w:space="0" w:color="auto"/>
+          <w:right w:val="single" w:sz="4" w:space="0" w:color="auto"/>
+          <w:insideH w:val="single" w:sz="4" w:space="0" w:color="auto"/>
+          <w:insideV w:val="single" w:sz="4" w:space="0" w:color="auto"/>
+        </w:tblBorders>
         <w:tblLayout w:type="fixed"/>
         <w:tblLook w:firstRow="1" w:lastRow="0" w:firstColumn="0" w:lastColumn="0" w:noHBand="0" w:noVBand="0" w:val="0020"/>
       </w:tblPr>
@@ -6409,16 +6401,16 @@
     </w:p>
     <w:tbl>
       <w:tblPr>
-        <w:tblBorders>
-          <w:top w:val="single" w:sz="6" w:space="0" w:color="AAAAAA"/>
-          <w:left w:val="single" w:sz="6" w:space="0" w:color="AAAAAA"/>
-          <w:bottom w:val="single" w:sz="6" w:space="0" w:color="AAAAAA"/>
-          <w:right w:val="single" w:sz="6" w:space="0" w:color="AAAAAA"/>
-          <w:insideH w:val="single" w:sz="6" w:space="0" w:color="AAAAAA"/>
-          <w:insideV w:val="single" w:sz="6" w:space="0" w:color="AAAAAA"/>
-        </w:tblBorders>
         <w:tblStyle w:val="Table"/>
         <w:tblW w:type="pct" w:w="5000"/>
+        <w:tblBorders>
+          <w:top w:val="single" w:sz="4" w:space="0" w:color="auto"/>
+          <w:left w:val="single" w:sz="4" w:space="0" w:color="auto"/>
+          <w:bottom w:val="single" w:sz="4" w:space="0" w:color="auto"/>
+          <w:right w:val="single" w:sz="4" w:space="0" w:color="auto"/>
+          <w:insideH w:val="single" w:sz="4" w:space="0" w:color="auto"/>
+          <w:insideV w:val="single" w:sz="4" w:space="0" w:color="auto"/>
+        </w:tblBorders>
         <w:tblLayout w:type="fixed"/>
         <w:tblLook w:firstRow="1" w:lastRow="0" w:firstColumn="0" w:lastColumn="0" w:noHBand="0" w:noVBand="0" w:val="0020"/>
       </w:tblPr>
@@ -6748,14 +6740,6 @@
     </w:p>
     <w:tbl>
       <w:tblPr>
-        <w:tblBorders>
-          <w:top w:val="single" w:sz="6" w:space="0" w:color="AAAAAA"/>
-          <w:left w:val="single" w:sz="6" w:space="0" w:color="AAAAAA"/>
-          <w:bottom w:val="single" w:sz="6" w:space="0" w:color="AAAAAA"/>
-          <w:right w:val="single" w:sz="6" w:space="0" w:color="AAAAAA"/>
-          <w:insideH w:val="single" w:sz="6" w:space="0" w:color="AAAAAA"/>
-          <w:insideV w:val="single" w:sz="6" w:space="0" w:color="AAAAAA"/>
-        </w:tblBorders>
         <w:tblStyle w:val="Table"/>
         <w:tblW w:type="auto" w:w="0"/>
         <w:tblLook w:firstRow="1" w:lastRow="0" w:firstColumn="0" w:lastColumn="0" w:noHBand="0" w:noVBand="0" w:val="0020"/>
@@ -7562,7 +7546,7 @@
         <w:t xml:space="preserve"> </w:t>
       </w:r>
       <w:r>
-        <w:t xml:space="preserve">created via the setup wizard (mission set; Claude Code adapter; env check passed). Cancelled Paperclip’s auto-fired demo task subtree (</w:t>
+        <w:t xml:space="preserve">created via the setup wizard (mission set; Claude Code adapter; env check passed). Canceled Paperclip’s auto-fired demo task subtree (</w:t>
       </w:r>
       <w:r>
         <w:t xml:space="preserve">“Hire your first engineer”</w:t>

--- a/Enyrgy_GHL_WIP-3.docx
+++ b/Enyrgy_GHL_WIP-3.docx
@@ -2,7 +2,7 @@
 <file path=word/document.xml><?xml version="1.0" encoding="utf-8"?>
 <w:document xmlns:w="http://schemas.openxmlformats.org/wordprocessingml/2006/main" xmlns:m="http://schemas.openxmlformats.org/officeDocument/2006/math" xmlns:r="http://schemas.openxmlformats.org/officeDocument/2006/relationships" xmlns:o="urn:schemas-microsoft-com:office:office" xmlns:v="urn:schemas-microsoft-com:vml" xmlns:w10="urn:schemas-microsoft-com:office:word" xmlns:a="http://schemas.openxmlformats.org/drawingml/2006/main" xmlns:pic="http://schemas.openxmlformats.org/drawingml/2006/picture" xmlns:wp="http://schemas.openxmlformats.org/drawingml/2006/wordprocessingDrawing">
   <w:body>
-    <w:bookmarkStart w:id="45" w:name="X7c09c800aa281316eb93c1acd13bb871c9c487a"/>
+    <w:bookmarkStart w:id="55" w:name="X7c09c800aa281316eb93c1acd13bb871c9c487a"/>
     <w:p>
       <w:pPr>
         <w:pStyle w:val="Heading1"/>
@@ -38,7 +38,7 @@
           <w:b/>
           <w:bCs/>
         </w:rPr>
-        <w:t xml:space="preserve">August 4, 2026 (Session 16)</w:t>
+        <w:t xml:space="preserve">August 30, 2026 (Session 18)</w:t>
       </w:r>
       <w:r>
         <w:t xml:space="preserve">. See</w:t>
@@ -66,7 +66,7 @@
         </w:pict>
       </w:r>
     </w:p>
-    <w:bookmarkStart w:id="9" w:name="quick-status-overview"/>
+    <w:bookmarkStart w:id="19" w:name="quick-status-overview"/>
     <w:p>
       <w:pPr>
         <w:pStyle w:val="Heading2"/>
@@ -588,6 +588,231 @@
               <w:pStyle w:val="Compact"/>
             </w:pPr>
             <w:r>
+              <w:t xml:space="preserve">Commercial Dealer Program</w:t>
+            </w:r>
+          </w:p>
+        </w:tc>
+        <w:tc>
+          <w:tcPr/>
+          <w:p>
+            <w:pPr>
+              <w:pStyle w:val="Compact"/>
+            </w:pPr>
+            <w:r>
+              <w:rPr>
+                <w:b/>
+                <w:bCs/>
+              </w:rPr>
+              <w:t xml:space="preserve">BUILT Session 17, one BLOCKING defect.</w:t>
+            </w:r>
+            <w:r>
+              <w:t xml:space="preserve"> </w:t>
+            </w:r>
+            <w:r>
+              <w:t xml:space="preserve">WF-40 to WF-43 deal registration, 25 to 16 percent ladder, $7,160 MAP floor.</w:t>
+            </w:r>
+            <w:r>
+              <w:t xml:space="preserve"> </w:t>
+            </w:r>
+            <w:r>
+              <w:rPr>
+                <w:b/>
+                <w:bCs/>
+              </w:rPr>
+              <w:t xml:space="preserve">The per-dealer form does not isolate the</w:t>
+            </w:r>
+            <w:r>
+              <w:rPr>
+                <w:b/>
+                <w:bCs/>
+              </w:rPr>
+              <w:t xml:space="preserve"> </w:t>
+            </w:r>
+            <w:r>
+              <w:rPr>
+                <w:rStyle w:val="VerbatimChar"/>
+                <w:b/>
+                <w:bCs/>
+              </w:rPr>
+              <w:t xml:space="preserve">Dealer Name</w:t>
+            </w:r>
+            <w:r>
+              <w:rPr>
+                <w:b/>
+                <w:bCs/>
+              </w:rPr>
+              <w:t xml:space="preserve"> </w:t>
+            </w:r>
+            <w:r>
+              <w:rPr>
+                <w:b/>
+                <w:bCs/>
+              </w:rPr>
+              <w:t xml:space="preserve">dropdown</w:t>
+            </w:r>
+            <w:r>
+              <w:t xml:space="preserve">, so a second dealer would expose the first. Do not onboard dealer #2 until rebuilt.</w:t>
+            </w:r>
+            <w:r>
+              <w:t xml:space="preserve"> </w:t>
+            </w:r>
+            <w:r>
+              <w:rPr>
+                <w:rStyle w:val="VerbatimChar"/>
+              </w:rPr>
+              <w:t xml:space="preserve">Exclusivity Expires</w:t>
+            </w:r>
+            <w:r>
+              <w:t xml:space="preserve"> </w:t>
+            </w:r>
+            <w:r>
+              <w:t xml:space="preserve">is set by hand at Conflict Check; nothing automates it and GHL cannot compute the date. See</w:t>
+            </w:r>
+            <w:r>
+              <w:t xml:space="preserve"> </w:t>
+            </w:r>
+            <w:r>
+              <w:rPr>
+                <w:rStyle w:val="VerbatimChar"/>
+              </w:rPr>
+              <w:t xml:space="preserve">campaigns/dealer-onboarding.md</w:t>
+            </w:r>
+            <w:r>
+              <w:t xml:space="preserve">.</w:t>
+            </w:r>
+          </w:p>
+        </w:tc>
+      </w:tr>
+      <w:tr>
+        <w:tc>
+          <w:tcPr/>
+          <w:p>
+            <w:pPr>
+              <w:pStyle w:val="Compact"/>
+            </w:pPr>
+            <w:r>
+              <w:t xml:space="preserve">AVETTA Global LLC (dealer #1)</w:t>
+            </w:r>
+          </w:p>
+        </w:tc>
+        <w:tc>
+          <w:tcPr/>
+          <w:p>
+            <w:pPr>
+              <w:pStyle w:val="Compact"/>
+            </w:pPr>
+            <w:r>
+              <w:t xml:space="preserve">Onboarding at steps 1 to 5 of 7 (Aug 30). Form duplicated, dropdown set, added to WF-40’s trigger, W-9 requested. Steps 6 and 7, the registration link and the test submission, wait on the W-9 arriving.</w:t>
+            </w:r>
+          </w:p>
+        </w:tc>
+      </w:tr>
+      <w:tr>
+        <w:tc>
+          <w:tcPr/>
+          <w:p>
+            <w:pPr>
+              <w:pStyle w:val="Compact"/>
+            </w:pPr>
+            <w:r>
+              <w:t xml:space="preserve">Summer End offer</w:t>
+            </w:r>
+          </w:p>
+        </w:tc>
+        <w:tc>
+          <w:tcPr/>
+          <w:p>
+            <w:pPr>
+              <w:pStyle w:val="Compact"/>
+            </w:pPr>
+            <w:r>
+              <w:t xml:space="preserve">LIVE. $500 off plus free shipping, code</w:t>
+            </w:r>
+            <w:r>
+              <w:t xml:space="preserve"> </w:t>
+            </w:r>
+            <w:r>
+              <w:rPr>
+                <w:rStyle w:val="VerbatimChar"/>
+              </w:rPr>
+              <w:t xml:space="preserve">SUMMEREND500</w:t>
+            </w:r>
+            <w:r>
+              <w:t xml:space="preserve">, through</w:t>
+            </w:r>
+            <w:r>
+              <w:t xml:space="preserve"> </w:t>
+            </w:r>
+            <w:r>
+              <w:rPr>
+                <w:b/>
+                <w:bCs/>
+              </w:rPr>
+              <w:t xml:space="preserve">11:59pm Pacific September 15</w:t>
+            </w:r>
+            <w:r>
+              <w:t xml:space="preserve"> </w:t>
+            </w:r>
+            <w:r>
+              <w:t xml:space="preserve">(extended from Aug 31 for the travel week). Enyrgy’s first discount. Millie has the script for the 18 Tired Test prospects.</w:t>
+            </w:r>
+          </w:p>
+        </w:tc>
+      </w:tr>
+      <w:tr>
+        <w:tc>
+          <w:tcPr/>
+          <w:p>
+            <w:pPr>
+              <w:pStyle w:val="Compact"/>
+            </w:pPr>
+            <w:r>
+              <w:t xml:space="preserve">Live KB Skill sync</w:t>
+            </w:r>
+          </w:p>
+        </w:tc>
+        <w:tc>
+          <w:tcPr/>
+          <w:p>
+            <w:pPr>
+              <w:pStyle w:val="Compact"/>
+            </w:pPr>
+            <w:r>
+              <w:rPr>
+                <w:b/>
+                <w:bCs/>
+              </w:rPr>
+              <w:t xml:space="preserve">SUBSTANTIALLY DRIFTED.</w:t>
+            </w:r>
+            <w:r>
+              <w:t xml:space="preserve"> </w:t>
+            </w:r>
+            <w:r>
+              <w:t xml:space="preserve">Last confirmed sync Aug 3 at commit</w:t>
+            </w:r>
+            <w:r>
+              <w:t xml:space="preserve"> </w:t>
+            </w:r>
+            <w:r>
+              <w:rPr>
+                <w:rStyle w:val="VerbatimChar"/>
+              </w:rPr>
+              <w:t xml:space="preserve">42090226</w:t>
+            </w:r>
+            <w:r>
+              <w:t xml:space="preserve">; 26 KB commits since, including Sections 16 and 14b in full. Run the diff, do not work from a list.</w:t>
+            </w:r>
+          </w:p>
+        </w:tc>
+      </w:tr>
+      <w:tr>
+        <w:tc>
+          <w:tcPr/>
+          <w:p>
+            <w:pPr>
+              <w:pStyle w:val="Compact"/>
+            </w:pPr>
+            <w:r>
               <w:t xml:space="preserve">FlexOffers Affiliate</w:t>
             </w:r>
           </w:p>
@@ -662,8 +887,8 @@
         </w:pict>
       </w:r>
     </w:p>
-    <w:bookmarkEnd w:id="9"/>
-    <w:bookmarkStart w:id="13" w:name="section-1---completed-this-build"/>
+    <w:bookmarkEnd w:id="19"/>
+    <w:bookmarkStart w:id="23" w:name="section-1---completed-this-build"/>
     <w:p>
       <w:pPr>
         <w:pStyle w:val="Heading2"/>
@@ -672,7 +897,7 @@
         <w:t xml:space="preserve">SECTION 1 - COMPLETED THIS BUILD</w:t>
       </w:r>
     </w:p>
-    <w:bookmarkStart w:id="10" w:name="foundation"/>
+    <w:bookmarkStart w:id="20" w:name="foundation"/>
     <w:p>
       <w:pPr>
         <w:pStyle w:val="Heading3"/>
@@ -909,8 +1134,8 @@
         <w:t xml:space="preserve">Shopify Terms of Service updated with SMS section</w:t>
       </w:r>
     </w:p>
-    <w:bookmarkEnd w:id="10"/>
-    <w:bookmarkStart w:id="11" w:name="drip-campaigns-all-published"/>
+    <w:bookmarkEnd w:id="20"/>
+    <w:bookmarkStart w:id="21" w:name="drip-campaigns-all-published"/>
     <w:p>
       <w:pPr>
         <w:pStyle w:val="Heading3"/>
@@ -979,8 +1204,8 @@
         <w:t xml:space="preserve">Partner Drip - 9 Touch 35 Day</w:t>
       </w:r>
     </w:p>
-    <w:bookmarkEnd w:id="11"/>
-    <w:bookmarkStart w:id="12" w:name="core-workflows-all-published"/>
+    <w:bookmarkEnd w:id="21"/>
+    <w:bookmarkStart w:id="22" w:name="core-workflows-all-published"/>
     <w:p>
       <w:pPr>
         <w:pStyle w:val="Heading3"/>
@@ -1116,9 +1341,9 @@
         </w:pict>
       </w:r>
     </w:p>
-    <w:bookmarkEnd w:id="12"/>
-    <w:bookmarkEnd w:id="13"/>
-    <w:bookmarkStart w:id="16" w:name="section-2---in-progress"/>
+    <w:bookmarkEnd w:id="22"/>
+    <w:bookmarkEnd w:id="23"/>
+    <w:bookmarkStart w:id="26" w:name="section-2---in-progress"/>
     <w:p>
       <w:pPr>
         <w:pStyle w:val="Heading2"/>
@@ -1127,7 +1352,7 @@
         <w:t xml:space="preserve">SECTION 2 - IN PROGRESS</w:t>
       </w:r>
     </w:p>
-    <w:bookmarkStart w:id="14" w:name="a2p-sms-registration"/>
+    <w:bookmarkStart w:id="24" w:name="a2p-sms-registration"/>
     <w:p>
       <w:pPr>
         <w:pStyle w:val="Heading3"/>
@@ -1138,6 +1363,14 @@
     </w:p>
     <w:tbl>
       <w:tblPr>
+        <w:tblBorders>
+          <w:top w:val="single" w:sz="4" w:space="0" w:color="auto"/>
+          <w:left w:val="single" w:sz="4" w:space="0" w:color="auto"/>
+          <w:bottom w:val="single" w:sz="4" w:space="0" w:color="auto"/>
+          <w:right w:val="single" w:sz="4" w:space="0" w:color="auto"/>
+          <w:insideH w:val="single" w:sz="4" w:space="0" w:color="auto"/>
+          <w:insideV w:val="single" w:sz="4" w:space="0" w:color="auto"/>
+        </w:tblBorders>
         <w:tblStyle w:val="Table"/>
         <w:tblW w:type="auto" w:w="0"/>
         <w:tblLook w:firstRow="1" w:lastRow="0" w:firstColumn="0" w:lastColumn="0" w:noHBand="0" w:noVBand="0" w:val="0020"/>
@@ -1432,8 +1665,8 @@
         <w:t xml:space="preserve">- Terms of Service: https://shop.enyrgy.com/policies/terms-of-service</w:t>
       </w:r>
     </w:p>
-    <w:bookmarkEnd w:id="14"/>
-    <w:bookmarkStart w:id="15" w:name="contact-import"/>
+    <w:bookmarkEnd w:id="24"/>
+    <w:bookmarkStart w:id="25" w:name="contact-import"/>
     <w:p>
       <w:pPr>
         <w:pStyle w:val="Heading3"/>
@@ -2068,9 +2301,9 @@
         </w:pict>
       </w:r>
     </w:p>
-    <w:bookmarkEnd w:id="15"/>
-    <w:bookmarkEnd w:id="16"/>
-    <w:bookmarkStart w:id="20" w:name="section-3---pending-tasks"/>
+    <w:bookmarkEnd w:id="25"/>
+    <w:bookmarkEnd w:id="26"/>
+    <w:bookmarkStart w:id="30" w:name="section-3---pending-tasks"/>
     <w:p>
       <w:pPr>
         <w:pStyle w:val="Heading2"/>
@@ -2079,7 +2312,7 @@
         <w:t xml:space="preserve">SECTION 3 - PENDING TASKS</w:t>
       </w:r>
     </w:p>
-    <w:bookmarkStart w:id="17" w:name="high-priority"/>
+    <w:bookmarkStart w:id="27" w:name="high-priority"/>
     <w:p>
       <w:pPr>
         <w:pStyle w:val="Heading3"/>
@@ -2392,8 +2625,8 @@
         </w:tc>
       </w:tr>
     </w:tbl>
-    <w:bookmarkEnd w:id="17"/>
-    <w:bookmarkStart w:id="18" w:name="medium-priority"/>
+    <w:bookmarkEnd w:id="27"/>
+    <w:bookmarkStart w:id="28" w:name="medium-priority"/>
     <w:p>
       <w:pPr>
         <w:pStyle w:val="Heading3"/>
@@ -2776,8 +3009,8 @@
         </w:tc>
       </w:tr>
     </w:tbl>
-    <w:bookmarkEnd w:id="18"/>
-    <w:bookmarkStart w:id="19" w:name="low-priority-future"/>
+    <w:bookmarkEnd w:id="28"/>
+    <w:bookmarkStart w:id="29" w:name="low-priority-future"/>
     <w:p>
       <w:pPr>
         <w:pStyle w:val="Heading3"/>
@@ -3185,9 +3418,9 @@
         </w:pict>
       </w:r>
     </w:p>
-    <w:bookmarkEnd w:id="19"/>
-    <w:bookmarkEnd w:id="20"/>
-    <w:bookmarkStart w:id="21" w:name="section-4---known-issues-bugs"/>
+    <w:bookmarkEnd w:id="29"/>
+    <w:bookmarkEnd w:id="30"/>
+    <w:bookmarkStart w:id="31" w:name="section-4---known-issues-bugs"/>
     <w:p>
       <w:pPr>
         <w:pStyle w:val="Heading2"/>
@@ -4396,8 +4629,8 @@
         </w:pict>
       </w:r>
     </w:p>
-    <w:bookmarkEnd w:id="21"/>
-    <w:bookmarkStart w:id="22" w:name="section-5---placeholder-links-to-update"/>
+    <w:bookmarkEnd w:id="31"/>
+    <w:bookmarkStart w:id="32" w:name="section-5---placeholder-links-to-update"/>
     <w:p>
       <w:pPr>
         <w:pStyle w:val="Heading2"/>
@@ -4695,8 +4928,8 @@
         </w:pict>
       </w:r>
     </w:p>
-    <w:bookmarkEnd w:id="22"/>
-    <w:bookmarkStart w:id="30" w:name="X0d150870e8a4632855e06cd9af6cbcea8e505b6"/>
+    <w:bookmarkEnd w:id="32"/>
+    <w:bookmarkStart w:id="40" w:name="X0d150870e8a4632855e06cd9af6cbcea8e505b6"/>
     <w:p>
       <w:pPr>
         <w:pStyle w:val="Heading2"/>
@@ -4705,7 +4938,7 @@
         <w:t xml:space="preserve">SECTION 8 - LEAD MAGNET - VITAMIN D ASSESSMENT</w:t>
       </w:r>
     </w:p>
-    <w:bookmarkStart w:id="23" w:name="what-was-built"/>
+    <w:bookmarkStart w:id="33" w:name="what-was-built"/>
     <w:p>
       <w:pPr>
         <w:pStyle w:val="Heading3"/>
@@ -4746,8 +4979,8 @@
         <w:t xml:space="preserve">“Rebuild the Enyrgy Vitamin D Assessment lead magnet from Section 8 of the WIP tracker.”</w:t>
       </w:r>
     </w:p>
-    <w:bookmarkEnd w:id="23"/>
-    <w:bookmarkStart w:id="24" w:name="how-it-works"/>
+    <w:bookmarkEnd w:id="33"/>
+    <w:bookmarkStart w:id="34" w:name="how-it-works"/>
     <w:p>
       <w:pPr>
         <w:pStyle w:val="Heading3"/>
@@ -4828,8 +5061,8 @@
         <w:t xml:space="preserve">Sends all data to GHL via webhook on submit</w:t>
       </w:r>
     </w:p>
-    <w:bookmarkEnd w:id="24"/>
-    <w:bookmarkStart w:id="25" w:name="ghl-field-mapping-quiz---ghl"/>
+    <w:bookmarkEnd w:id="34"/>
+    <w:bookmarkStart w:id="35" w:name="ghl-field-mapping-quiz---ghl"/>
     <w:p>
       <w:pPr>
         <w:pStyle w:val="Heading3"/>
@@ -5212,8 +5445,8 @@
         </w:tc>
       </w:tr>
     </w:tbl>
-    <w:bookmarkEnd w:id="25"/>
-    <w:bookmarkStart w:id="26" w:name="tags-applied-automatically-on-submit"/>
+    <w:bookmarkEnd w:id="35"/>
+    <w:bookmarkStart w:id="36" w:name="tags-applied-automatically-on-submit"/>
     <w:p>
       <w:pPr>
         <w:pStyle w:val="Heading3"/>
@@ -5369,8 +5602,8 @@
         <w:t xml:space="preserve">- if score 35-59</w:t>
       </w:r>
     </w:p>
-    <w:bookmarkEnd w:id="26"/>
-    <w:bookmarkStart w:id="27" w:name="deployment-steps"/>
+    <w:bookmarkEnd w:id="36"/>
+    <w:bookmarkStart w:id="37" w:name="deployment-steps"/>
     <w:p>
       <w:pPr>
         <w:pStyle w:val="Heading3"/>
@@ -5466,8 +5699,8 @@
         <w:t xml:space="preserve">Add entry points: Shopify product page soft CTA, podcast bio link, Instagram bio link</w:t>
       </w:r>
     </w:p>
-    <w:bookmarkEnd w:id="27"/>
-    <w:bookmarkStart w:id="28" w:name="X1c1e78d55d7f3cf9414bdce1e6741348ab2e732"/>
+    <w:bookmarkEnd w:id="37"/>
+    <w:bookmarkStart w:id="38" w:name="X1c1e78d55d7f3cf9414bdce1e6741348ab2e732"/>
     <w:p>
       <w:pPr>
         <w:pStyle w:val="Heading3"/>
@@ -5647,8 +5880,8 @@
         <w:t xml:space="preserve">tag</w:t>
       </w:r>
     </w:p>
-    <w:bookmarkEnd w:id="28"/>
-    <w:bookmarkStart w:id="29" w:name="other-shopify-webhooks-to-build"/>
+    <w:bookmarkEnd w:id="38"/>
+    <w:bookmarkStart w:id="39" w:name="other-shopify-webhooks-to-build"/>
     <w:p>
       <w:pPr>
         <w:pStyle w:val="Heading3"/>
@@ -5898,9 +6131,9 @@
         </w:pict>
       </w:r>
     </w:p>
-    <w:bookmarkEnd w:id="29"/>
-    <w:bookmarkEnd w:id="30"/>
-    <w:bookmarkStart w:id="34" w:name="X81c8fe2463be5b5eb7a13c1106f237de9653126"/>
+    <w:bookmarkEnd w:id="39"/>
+    <w:bookmarkEnd w:id="40"/>
+    <w:bookmarkStart w:id="44" w:name="X81c8fe2463be5b5eb7a13c1106f237de9653126"/>
     <w:p>
       <w:pPr>
         <w:pStyle w:val="Heading2"/>
@@ -5921,7 +6154,7 @@
         <w:t xml:space="preserve">These are locked decisions. Do not change without explicit instruction. Load these at the start of every session.</w:t>
       </w:r>
     </w:p>
-    <w:bookmarkStart w:id="31" w:name="pricing-math"/>
+    <w:bookmarkStart w:id="41" w:name="pricing-math"/>
     <w:p>
       <w:pPr>
         <w:pStyle w:val="Heading3"/>
@@ -6389,8 +6622,8 @@
         </w:tc>
       </w:tr>
     </w:tbl>
-    <w:bookmarkEnd w:id="31"/>
-    <w:bookmarkStart w:id="32" w:name="content-rules-permanent"/>
+    <w:bookmarkEnd w:id="41"/>
+    <w:bookmarkStart w:id="42" w:name="content-rules-permanent"/>
     <w:p>
       <w:pPr>
         <w:pStyle w:val="Heading3"/>
@@ -6728,8 +6961,8 @@
         </w:tc>
       </w:tr>
     </w:tbl>
-    <w:bookmarkEnd w:id="32"/>
-    <w:bookmarkStart w:id="33" w:name="funnel-ownership"/>
+    <w:bookmarkEnd w:id="42"/>
+    <w:bookmarkStart w:id="43" w:name="funnel-ownership"/>
     <w:p>
       <w:pPr>
         <w:pStyle w:val="Heading3"/>
@@ -6740,6 +6973,14 @@
     </w:p>
     <w:tbl>
       <w:tblPr>
+        <w:tblBorders>
+          <w:top w:val="single" w:sz="4" w:space="0" w:color="auto"/>
+          <w:left w:val="single" w:sz="4" w:space="0" w:color="auto"/>
+          <w:bottom w:val="single" w:sz="4" w:space="0" w:color="auto"/>
+          <w:right w:val="single" w:sz="4" w:space="0" w:color="auto"/>
+          <w:insideH w:val="single" w:sz="4" w:space="0" w:color="auto"/>
+          <w:insideV w:val="single" w:sz="4" w:space="0" w:color="auto"/>
+        </w:tblBorders>
         <w:tblStyle w:val="Table"/>
         <w:tblW w:type="auto" w:w="0"/>
         <w:tblLook w:firstRow="1" w:lastRow="0" w:firstColumn="0" w:lastColumn="0" w:noHBand="0" w:noVBand="0" w:val="0020"/>
@@ -6970,9 +7211,9 @@
         </w:pict>
       </w:r>
     </w:p>
-    <w:bookmarkEnd w:id="33"/>
-    <w:bookmarkEnd w:id="34"/>
-    <w:bookmarkStart w:id="35" w:name="section-10---next-session-checklist"/>
+    <w:bookmarkEnd w:id="43"/>
+    <w:bookmarkEnd w:id="44"/>
+    <w:bookmarkStart w:id="45" w:name="section-10---next-session-checklist"/>
     <w:p>
       <w:pPr>
         <w:pStyle w:val="Heading2"/>
@@ -7172,8 +7413,8 @@
         </w:pict>
       </w:r>
     </w:p>
-    <w:bookmarkEnd w:id="35"/>
-    <w:bookmarkStart w:id="44" w:name="section-11---session-log"/>
+    <w:bookmarkEnd w:id="45"/>
+    <w:bookmarkStart w:id="54" w:name="section-11---session-log"/>
     <w:p>
       <w:pPr>
         <w:pStyle w:val="Heading2"/>
@@ -7182,7 +7423,7 @@
         <w:t xml:space="preserve">SECTION 11 - SESSION LOG</w:t>
       </w:r>
     </w:p>
-    <w:bookmarkStart w:id="36" w:name="session-13-july-22-24-2026"/>
+    <w:bookmarkStart w:id="46" w:name="session-13-july-22-24-2026"/>
     <w:p>
       <w:pPr>
         <w:pStyle w:val="Heading3"/>
@@ -7458,8 +7699,8 @@
         <w:t xml:space="preserve">a connection = soft archive (leaves catalog rows); a working catalog-refresh endpoint (POST /api/tool-connections/:id/catalog/refresh) exists but is not wired to any UI button; agent tool access is by installs, not profiles.</w:t>
       </w:r>
     </w:p>
-    <w:bookmarkEnd w:id="36"/>
-    <w:bookmarkStart w:id="37" w:name="session-12-july-20-21-2026"/>
+    <w:bookmarkEnd w:id="46"/>
+    <w:bookmarkStart w:id="47" w:name="session-12-july-20-21-2026"/>
     <w:p>
       <w:pPr>
         <w:pStyle w:val="Heading3"/>
@@ -7620,8 +7861,8 @@
         <w:t xml:space="preserve">Build status vs Phase 2 Guide: Step 1 Deploy DONE; Step 2 Connect GHL in progress (token done, bridge pending); Steps 3-9 (KB, agents, compliance gate, test, go-live) not started.</w:t>
       </w:r>
     </w:p>
-    <w:bookmarkEnd w:id="37"/>
-    <w:bookmarkStart w:id="38" w:name="session-11-july-19-2026"/>
+    <w:bookmarkEnd w:id="47"/>
+    <w:bookmarkStart w:id="48" w:name="session-11-july-19-2026"/>
     <w:p>
       <w:pPr>
         <w:pStyle w:val="Heading3"/>
@@ -7762,8 +8003,8 @@
         <w:t xml:space="preserve">Send first testimonial batch; weekly gift-card fulfillment.</w:t>
       </w:r>
     </w:p>
-    <w:bookmarkEnd w:id="38"/>
-    <w:bookmarkStart w:id="39" w:name="session-10-july-18-2026"/>
+    <w:bookmarkEnd w:id="48"/>
+    <w:bookmarkStart w:id="49" w:name="session-10-july-18-2026"/>
     <w:p>
       <w:pPr>
         <w:pStyle w:val="Heading3"/>
@@ -7865,8 +8106,8 @@
         <w:t xml:space="preserve">- Re-upload the cleaned .md files into the project.</w:t>
       </w:r>
     </w:p>
-    <w:bookmarkEnd w:id="39"/>
-    <w:bookmarkStart w:id="40" w:name="session-7-july-13-2026"/>
+    <w:bookmarkEnd w:id="49"/>
+    <w:bookmarkStart w:id="50" w:name="session-7-july-13-2026"/>
     <w:p>
       <w:pPr>
         <w:pStyle w:val="Heading3"/>
@@ -7977,8 +8218,8 @@
         <w:t xml:space="preserve">- Re-upload the cleaned .md files into the project to replace the em-dash versions</w:t>
       </w:r>
     </w:p>
-    <w:bookmarkEnd w:id="40"/>
-    <w:bookmarkStart w:id="41" w:name="session-3-july-13-2026"/>
+    <w:bookmarkEnd w:id="50"/>
+    <w:bookmarkStart w:id="51" w:name="session-3-july-13-2026"/>
     <w:p>
       <w:pPr>
         <w:pStyle w:val="Heading3"/>
@@ -8053,8 +8294,8 @@
         <w:t xml:space="preserve">- Checklist items 2, 3, 4 &amp; 8 marked complete</w:t>
       </w:r>
     </w:p>
-    <w:bookmarkEnd w:id="41"/>
-    <w:bookmarkStart w:id="42" w:name="session-2-may-26-2026"/>
+    <w:bookmarkEnd w:id="51"/>
+    <w:bookmarkStart w:id="52" w:name="session-2-may-26-2026"/>
     <w:p>
       <w:pPr>
         <w:pStyle w:val="Heading3"/>
@@ -8165,8 +8406,8 @@
         <w:t xml:space="preserve">- Lead magnet entry points: Shopify product page, podcast bio, Instagram bio, abandoned cart recovery</w:t>
       </w:r>
     </w:p>
-    <w:bookmarkEnd w:id="42"/>
-    <w:bookmarkStart w:id="43" w:name="session-1-may-16-22-2026"/>
+    <w:bookmarkEnd w:id="52"/>
+    <w:bookmarkStart w:id="53" w:name="session-1-may-16-22-2026"/>
     <w:p>
       <w:pPr>
         <w:pStyle w:val="Heading3"/>
@@ -8446,13 +8687,15 @@
         <w:t xml:space="preserve">CONFIDENTIAL - Enyrgy Inc - Phoenix, AZ - Sunlight. Evolved.</w:t>
       </w:r>
     </w:p>
-    <w:bookmarkEnd w:id="43"/>
-    <w:bookmarkEnd w:id="44"/>
-    <w:bookmarkEnd w:id="45"/>
+    <w:bookmarkEnd w:id="53"/>
+    <w:bookmarkEnd w:id="54"/>
+    <w:bookmarkEnd w:id="55"/>
     <w:sectPr>
-      <w:footnotePr>
-        <w:numRestart w:val="eachSect"/>
-      </w:footnotePr>
+      <w:headerReference r:id="rId9" w:type="default"/>
+      <w:footerReference r:id="rId10" w:type="default"/>
+      <w:pgSz w:h="15840" w:w="12240"/>
+      <w:pgMar w:bottom="1440" w:footer="720" w:gutter="0" w:header="720" w:left="1440" w:right="1440" w:top="1440"/>
+      <w:cols w:space="720"/>
     </w:sectPr>
   </w:body>
 </w:document>
@@ -8462,6 +8705,154 @@
 <w:comments xmlns:w="http://schemas.openxmlformats.org/wordprocessingml/2006/main" xmlns:m="http://schemas.openxmlformats.org/officeDocument/2006/math" xmlns:r="http://schemas.openxmlformats.org/officeDocument/2006/relationships" xmlns:o="urn:schemas-microsoft-com:office:office" xmlns:v="urn:schemas-microsoft-com:vml" xmlns:w10="urn:schemas-microsoft-com:office:word" xmlns:a="http://schemas.openxmlformats.org/drawingml/2006/main" xmlns:pic="http://schemas.openxmlformats.org/drawingml/2006/picture" xmlns:wp="http://schemas.openxmlformats.org/drawingml/2006/wordprocessingDrawing"/>
 </file>
 
+<file path=word/footer1.xml><?xml version="1.0" encoding="utf-8"?>
+<w:ftr xmlns:wpc="http://schemas.microsoft.com/office/word/2010/wordprocessingCanvas" xmlns:cx="http://schemas.microsoft.com/office/drawing/2014/chartex" xmlns:cx1="http://schemas.microsoft.com/office/drawing/2015/9/8/chartex" xmlns:cx2="http://schemas.microsoft.com/office/drawing/2015/10/21/chartex" xmlns:cx3="http://schemas.microsoft.com/office/drawing/2016/5/9/chartex" xmlns:cx4="http://schemas.microsoft.com/office/drawing/2016/5/10/chartex" xmlns:cx5="http://schemas.microsoft.com/office/drawing/2016/5/11/chartex" xmlns:cx6="http://schemas.microsoft.com/office/drawing/2016/5/12/chartex" xmlns:cx7="http://schemas.microsoft.com/office/drawing/2016/5/13/chartex" xmlns:cx8="http://schemas.microsoft.com/office/drawing/2016/5/14/chartex" xmlns:mc="http://schemas.openxmlformats.org/markup-compatibility/2006" xmlns:m="http://schemas.openxmlformats.org/officeDocument/2006/math" xmlns:aink="http://schemas.microsoft.com/office/drawing/2016/ink" xmlns:am3d="http://schemas.microsoft.com/office/drawing/2017/model3d" xmlns:oel="http://schemas.microsoft.com/office/2019/extlst" xmlns:r="http://schemas.openxmlformats.org/officeDocument/2006/relationships" xmlns:wp14="http://schemas.microsoft.com/office/word/2010/wordprocessingDrawing" xmlns:wp="http://schemas.openxmlformats.org/drawingml/2006/wordprocessingDrawing" xmlns:wpg="http://schemas.microsoft.com/office/word/2010/wordprocessingGroup" xmlns:wpi="http://schemas.microsoft.com/office/word/2010/wordprocessingInk" xmlns:wps="http://schemas.microsoft.com/office/word/2010/wordprocessingShape" xmlns:o="urn:schemas-microsoft-com:office:office" xmlns:v="urn:schemas-microsoft-com:vml" xmlns:w10="urn:schemas-microsoft-com:office:word" xmlns:w="http://schemas.openxmlformats.org/wordprocessingml/2006/main" xmlns:w14="http://schemas.microsoft.com/office/word/2010/wordml" xmlns:w15="http://schemas.microsoft.com/office/word/2012/wordml" xmlns:w16cex="http://schemas.microsoft.com/office/word/2018/wordml/cex" xmlns:w16cid="http://schemas.microsoft.com/office/word/2016/wordml/cid" xmlns:w16="http://schemas.microsoft.com/office/word/2018/wordml" xmlns:w16sdtdh="http://schemas.microsoft.com/office/word/2020/wordml/sdtdatahash" xmlns:w16sdtfl="http://schemas.microsoft.com/office/word/2024/wordml/sdtformatlock" xmlns:w16se="http://schemas.microsoft.com/office/word/2015/wordml/symex" xmlns:w16du="http://schemas.microsoft.com/office/word/2023/wordml/word16du" xmlns:wne="http://schemas.microsoft.com/office/word/2006/wordml" mc:Ignorable="w14 w15 w16se w16cid w16 w16cex w16sdtdh w16sdtfl w16du wp14">
+  <w:p>
+    <w:pPr>
+      <w:pBdr>
+        <w:top w:val="single" w:sz="4" w:space="1" w:color="CCCCCC"/>
+      </w:pBdr>
+      <w:jc w:val="center"/>
+    </w:pPr>
+    <w:r>
+      <w:rPr>
+        <w:rFonts w:ascii="Montserrat" w:eastAsia="Montserrat" w:hAnsi="Montserrat" w:cs="Montserrat"/>
+        <w:color w:val="888888"/>
+        <w:sz w:val="16"/>
+        <w:szCs w:val="16"/>
+      </w:rPr>
+      <w:t xml:space="preserve">Enyrgy </w:t>
+    </w:r>
+    <w:proofErr w:type="gramStart"/>
+    <w:r>
+      <w:rPr>
+        <w:rFonts w:ascii="Montserrat" w:eastAsia="Montserrat" w:hAnsi="Montserrat" w:cs="Montserrat"/>
+        <w:color w:val="888888"/>
+        <w:sz w:val="16"/>
+        <w:szCs w:val="16"/>
+      </w:rPr>
+      <w:t>Inc  ·</w:t>
+    </w:r>
+    <w:proofErr w:type="gramEnd"/>
+    <w:r>
+      <w:rPr>
+        <w:rFonts w:ascii="Montserrat" w:eastAsia="Montserrat" w:hAnsi="Montserrat" w:cs="Montserrat"/>
+        <w:color w:val="888888"/>
+        <w:sz w:val="16"/>
+        <w:szCs w:val="16"/>
+      </w:rPr>
+      <w:t xml:space="preserve">  Phoenix, </w:t>
+    </w:r>
+    <w:proofErr w:type="gramStart"/>
+    <w:r>
+      <w:rPr>
+        <w:rFonts w:ascii="Montserrat" w:eastAsia="Montserrat" w:hAnsi="Montserrat" w:cs="Montserrat"/>
+        <w:color w:val="888888"/>
+        <w:sz w:val="16"/>
+        <w:szCs w:val="16"/>
+      </w:rPr>
+      <w:t>AZ  ·</w:t>
+    </w:r>
+    <w:proofErr w:type="gramEnd"/>
+    <w:r>
+      <w:rPr>
+        <w:rFonts w:ascii="Montserrat" w:eastAsia="Montserrat" w:hAnsi="Montserrat" w:cs="Montserrat"/>
+        <w:color w:val="888888"/>
+        <w:sz w:val="16"/>
+        <w:szCs w:val="16"/>
+      </w:rPr>
+      <w:t xml:space="preserve">  </w:t>
+    </w:r>
+    <w:proofErr w:type="gramStart"/>
+    <w:r>
+      <w:rPr>
+        <w:rFonts w:ascii="Montserrat" w:eastAsia="Montserrat" w:hAnsi="Montserrat" w:cs="Montserrat"/>
+        <w:color w:val="888888"/>
+        <w:sz w:val="16"/>
+        <w:szCs w:val="16"/>
+      </w:rPr>
+      <w:t>enyrgy.com  ·</w:t>
+    </w:r>
+    <w:proofErr w:type="gramEnd"/>
+    <w:r>
+      <w:rPr>
+        <w:rFonts w:ascii="Montserrat" w:eastAsia="Montserrat" w:hAnsi="Montserrat" w:cs="Montserrat"/>
+        <w:color w:val="888888"/>
+        <w:sz w:val="16"/>
+        <w:szCs w:val="16"/>
+      </w:rPr>
+      <w:t xml:space="preserve">  Sunlight. Evolved.  </w:t>
+    </w:r>
+    <w:proofErr w:type="gramStart"/>
+    <w:r>
+      <w:rPr>
+        <w:rFonts w:ascii="Montserrat" w:eastAsia="Montserrat" w:hAnsi="Montserrat" w:cs="Montserrat"/>
+        <w:color w:val="888888"/>
+        <w:sz w:val="16"/>
+        <w:szCs w:val="16"/>
+      </w:rPr>
+      <w:t>·  Page</w:t>
+    </w:r>
+    <w:proofErr w:type="gramEnd"/>
+    <w:r>
+      <w:rPr>
+        <w:rFonts w:ascii="Montserrat" w:eastAsia="Montserrat" w:hAnsi="Montserrat" w:cs="Montserrat"/>
+        <w:color w:val="888888"/>
+        <w:sz w:val="16"/>
+        <w:szCs w:val="16"/>
+      </w:rPr>
+      <w:t xml:space="preserve"> </w:t>
+    </w:r>
+    <w:r>
+      <w:rPr>
+        <w:rFonts w:ascii="Montserrat" w:eastAsia="Montserrat" w:hAnsi="Montserrat" w:cs="Montserrat"/>
+        <w:color w:val="888888"/>
+        <w:sz w:val="16"/>
+        <w:szCs w:val="16"/>
+      </w:rPr>
+      <w:fldChar w:fldCharType="begin"/>
+    </w:r>
+    <w:r>
+      <w:rPr>
+        <w:rFonts w:ascii="Montserrat" w:eastAsia="Montserrat" w:hAnsi="Montserrat" w:cs="Montserrat"/>
+        <w:color w:val="888888"/>
+        <w:sz w:val="16"/>
+        <w:szCs w:val="16"/>
+      </w:rPr>
+      <w:instrText>PAGE</w:instrText>
+    </w:r>
+    <w:r>
+      <w:rPr>
+        <w:rFonts w:ascii="Montserrat" w:eastAsia="Montserrat" w:hAnsi="Montserrat" w:cs="Montserrat"/>
+        <w:color w:val="888888"/>
+        <w:sz w:val="16"/>
+        <w:szCs w:val="16"/>
+      </w:rPr>
+      <w:fldChar w:fldCharType="separate"/>
+    </w:r>
+    <w:r>
+      <w:rPr>
+        <w:rFonts w:ascii="Montserrat" w:eastAsia="Montserrat" w:hAnsi="Montserrat" w:cs="Montserrat"/>
+        <w:noProof/>
+        <w:color w:val="888888"/>
+        <w:sz w:val="16"/>
+        <w:szCs w:val="16"/>
+      </w:rPr>
+      <w:t>8</w:t>
+    </w:r>
+    <w:r>
+      <w:rPr>
+        <w:rFonts w:ascii="Montserrat" w:eastAsia="Montserrat" w:hAnsi="Montserrat" w:cs="Montserrat"/>
+        <w:color w:val="888888"/>
+        <w:sz w:val="16"/>
+        <w:szCs w:val="16"/>
+      </w:rPr>
+      <w:fldChar w:fldCharType="end"/>
+    </w:r>
+  </w:p>
+</w:ftr>
+</file>
+
 <file path=word/footnotes.xml><?xml version="1.0" encoding="utf-8"?>
 <w:footnotes xmlns:w="http://schemas.openxmlformats.org/wordprocessingml/2006/main" xmlns:m="http://schemas.openxmlformats.org/officeDocument/2006/math" xmlns:r="http://schemas.openxmlformats.org/officeDocument/2006/relationships" xmlns:o="urn:schemas-microsoft-com:office:office" xmlns:v="urn:schemas-microsoft-com:vml" xmlns:w10="urn:schemas-microsoft-com:office:word" xmlns:a="http://schemas.openxmlformats.org/drawingml/2006/main" xmlns:pic="http://schemas.openxmlformats.org/drawingml/2006/picture" xmlns:wp="http://schemas.openxmlformats.org/drawingml/2006/wordprocessingDrawing">
   <w:footnote w:type="continuationSeparator" w:id="0">
@@ -8481,8 +8872,487 @@
 </w:footnotes>
 </file>
 
+<file path=word/header1.xml><?xml version="1.0" encoding="utf-8"?>
+<w:hdr xmlns:wpc="http://schemas.microsoft.com/office/word/2010/wordprocessingCanvas" xmlns:cx="http://schemas.microsoft.com/office/drawing/2014/chartex" xmlns:cx1="http://schemas.microsoft.com/office/drawing/2015/9/8/chartex" xmlns:cx2="http://schemas.microsoft.com/office/drawing/2015/10/21/chartex" xmlns:cx3="http://schemas.microsoft.com/office/drawing/2016/5/9/chartex" xmlns:cx4="http://schemas.microsoft.com/office/drawing/2016/5/10/chartex" xmlns:cx5="http://schemas.microsoft.com/office/drawing/2016/5/11/chartex" xmlns:cx6="http://schemas.microsoft.com/office/drawing/2016/5/12/chartex" xmlns:cx7="http://schemas.microsoft.com/office/drawing/2016/5/13/chartex" xmlns:cx8="http://schemas.microsoft.com/office/drawing/2016/5/14/chartex" xmlns:mc="http://schemas.openxmlformats.org/markup-compatibility/2006" xmlns:m="http://schemas.openxmlformats.org/officeDocument/2006/math" xmlns:aink="http://schemas.microsoft.com/office/drawing/2016/ink" xmlns:am3d="http://schemas.microsoft.com/office/drawing/2017/model3d" xmlns:oel="http://schemas.microsoft.com/office/2019/extlst" xmlns:r="http://schemas.openxmlformats.org/officeDocument/2006/relationships" xmlns:wp14="http://schemas.microsoft.com/office/word/2010/wordprocessingDrawing" xmlns:wp="http://schemas.openxmlformats.org/drawingml/2006/wordprocessingDrawing" xmlns:wpg="http://schemas.microsoft.com/office/word/2010/wordprocessingGroup" xmlns:wpi="http://schemas.microsoft.com/office/word/2010/wordprocessingInk" xmlns:wps="http://schemas.microsoft.com/office/word/2010/wordprocessingShape" xmlns:o="urn:schemas-microsoft-com:office:office" xmlns:v="urn:schemas-microsoft-com:vml" xmlns:w10="urn:schemas-microsoft-com:office:word" xmlns:w="http://schemas.openxmlformats.org/wordprocessingml/2006/main" xmlns:w14="http://schemas.microsoft.com/office/word/2010/wordml" xmlns:w15="http://schemas.microsoft.com/office/word/2012/wordml" xmlns:w16cex="http://schemas.microsoft.com/office/word/2018/wordml/cex" xmlns:w16cid="http://schemas.microsoft.com/office/word/2016/wordml/cid" xmlns:w16="http://schemas.microsoft.com/office/word/2018/wordml" xmlns:w16sdtdh="http://schemas.microsoft.com/office/word/2020/wordml/sdtdatahash" xmlns:w16sdtfl="http://schemas.microsoft.com/office/word/2024/wordml/sdtformatlock" xmlns:w16se="http://schemas.microsoft.com/office/word/2015/wordml/symex" xmlns:w16du="http://schemas.microsoft.com/office/word/2023/wordml/word16du" xmlns:wne="http://schemas.microsoft.com/office/word/2006/wordml" mc:Ignorable="w14 w15 w16se w16cid w16 w16cex w16sdtdh w16sdtfl w16du wp14">
+  <w:p>
+    <w:pPr>
+      <w:pBdr>
+        <w:bottom w:val="single" w:sz="4" w:space="1" w:color="E64C38"/>
+      </w:pBdr>
+    </w:pPr>
+    <w:r>
+      <w:rPr>
+        <w:rFonts w:ascii="Montserrat" w:eastAsia="Montserrat" w:hAnsi="Montserrat" w:cs="Montserrat"/>
+        <w:b/>
+        <w:bCs/>
+        <w:color w:val="E64C38"/>
+        <w:sz w:val="18"/>
+        <w:szCs w:val="18"/>
+      </w:rPr>
+      <w:t xml:space="preserve">ENYRGY | GHL WIP-3 </w:t>
+    </w:r>
+    <w:proofErr w:type="gramStart"/>
+    <w:r>
+      <w:rPr>
+        <w:rFonts w:ascii="Montserrat" w:eastAsia="Montserrat" w:hAnsi="Montserrat" w:cs="Montserrat"/>
+        <w:b/>
+        <w:bCs/>
+        <w:color w:val="E64C38"/>
+        <w:sz w:val="18"/>
+        <w:szCs w:val="18"/>
+      </w:rPr>
+      <w:t xml:space="preserve">  </w:t>
+    </w:r>
+    <w:r>
+      <w:rPr>
+        <w:rFonts w:ascii="Montserrat" w:eastAsia="Montserrat" w:hAnsi="Montserrat" w:cs="Montserrat"/>
+        <w:color w:val="999999"/>
+        <w:sz w:val="18"/>
+        <w:szCs w:val="18"/>
+      </w:rPr>
+      <w:t>CONFIDENTIAL</w:t>
+    </w:r>
+    <w:proofErr w:type="gramEnd"/>
+  </w:p>
+</w:hdr>
+</file>
+
 <file path=word/numbering.xml><?xml version="1.0" encoding="utf-8"?>
-<w:numbering xmlns:w="http://schemas.openxmlformats.org/wordprocessingml/2006/main">
+<w:numbering xmlns:aink="http://schemas.microsoft.com/office/drawing/2016/ink" xmlns:am3d="http://schemas.microsoft.com/office/drawing/2017/model3d" xmlns:cx="http://schemas.microsoft.com/office/drawing/2014/chartex" xmlns:cx1="http://schemas.microsoft.com/office/drawing/2015/9/8/chartex" xmlns:cx2="http://schemas.microsoft.com/office/drawing/2015/10/21/chartex" xmlns:cx3="http://schemas.microsoft.com/office/drawing/2016/5/9/chartex" xmlns:cx4="http://schemas.microsoft.com/office/drawing/2016/5/10/chartex" xmlns:cx5="http://schemas.microsoft.com/office/drawing/2016/5/11/chartex" xmlns:cx6="http://schemas.microsoft.com/office/drawing/2016/5/12/chartex" xmlns:cx7="http://schemas.microsoft.com/office/drawing/2016/5/13/chartex" xmlns:cx8="http://schemas.microsoft.com/office/drawing/2016/5/14/chartex" xmlns:m="http://schemas.openxmlformats.org/officeDocument/2006/math" xmlns:mc="http://schemas.openxmlformats.org/markup-compatibility/2006" xmlns:o="urn:schemas-microsoft-com:office:office" xmlns:oel="http://schemas.microsoft.com/office/2019/extlst" xmlns:r="http://schemas.openxmlformats.org/officeDocument/2006/relationships" xmlns:v="urn:schemas-microsoft-com:vml" xmlns:w="http://schemas.openxmlformats.org/wordprocessingml/2006/main" xmlns:w10="urn:schemas-microsoft-com:office:word" xmlns:w14="http://schemas.microsoft.com/office/word/2010/wordml" xmlns:w15="http://schemas.microsoft.com/office/word/2012/wordml" xmlns:w16="http://schemas.microsoft.com/office/word/2018/wordml" xmlns:w16cex="http://schemas.microsoft.com/office/word/2018/wordml/cex" xmlns:w16cid="http://schemas.microsoft.com/office/word/2016/wordml/cid" xmlns:w16du="http://schemas.microsoft.com/office/word/2023/wordml/word16du" xmlns:w16sdtdh="http://schemas.microsoft.com/office/word/2020/wordml/sdtdatahash" xmlns:w16sdtfl="http://schemas.microsoft.com/office/word/2024/wordml/sdtformatlock" xmlns:w16se="http://schemas.microsoft.com/office/word/2015/wordml/symex" xmlns:wne="http://schemas.microsoft.com/office/word/2006/wordml" xmlns:wp="http://schemas.openxmlformats.org/drawingml/2006/wordprocessingDrawing" xmlns:wp14="http://schemas.microsoft.com/office/word/2010/wordprocessingDrawing" xmlns:wpc="http://schemas.microsoft.com/office/word/2010/wordprocessingCanvas" xmlns:wpg="http://schemas.microsoft.com/office/word/2010/wordprocessingGroup" xmlns:wpi="http://schemas.microsoft.com/office/word/2010/wordprocessingInk" xmlns:wps="http://schemas.microsoft.com/office/word/2010/wordprocessingShape" mc:Ignorable="w14 w15 w16se w16cid w16 w16cex w16sdtdh w16sdtfl w16du wp14">
+  <w:abstractNum w15:restartNumberingAfterBreak="0" w:abstractNumId="0">
+    <w:nsid w:val="EA454B4C"/>
+    <w:multiLevelType w:val="multilevel"/>
+    <w:tmpl w:val="BDE24088"/>
+    <w:lvl w:ilvl="0">
+      <w:numFmt w:val="bullet"/>
+      <w:lvlText w:val="•"/>
+      <w:lvlJc w:val="left"/>
+      <w:pPr>
+        <w:tabs>
+          <w:tab w:pos="0" w:val="num"/>
+        </w:tabs>
+        <w:ind w:hanging="480" w:left="480"/>
+      </w:pPr>
+    </w:lvl>
+    <w:lvl w:ilvl="1">
+      <w:numFmt w:val="bullet"/>
+      <w:lvlText w:val="–"/>
+      <w:lvlJc w:val="left"/>
+      <w:pPr>
+        <w:tabs>
+          <w:tab w:pos="720" w:val="num"/>
+        </w:tabs>
+        <w:ind w:hanging="480" w:left="1200"/>
+      </w:pPr>
+    </w:lvl>
+    <w:lvl w:ilvl="2">
+      <w:numFmt w:val="bullet"/>
+      <w:lvlText w:val="•"/>
+      <w:lvlJc w:val="left"/>
+      <w:pPr>
+        <w:tabs>
+          <w:tab w:pos="1440" w:val="num"/>
+        </w:tabs>
+        <w:ind w:hanging="480" w:left="1920"/>
+      </w:pPr>
+    </w:lvl>
+    <w:lvl w:ilvl="3">
+      <w:numFmt w:val="bullet"/>
+      <w:lvlText w:val="–"/>
+      <w:lvlJc w:val="left"/>
+      <w:pPr>
+        <w:tabs>
+          <w:tab w:pos="2160" w:val="num"/>
+        </w:tabs>
+        <w:ind w:hanging="480" w:left="2640"/>
+      </w:pPr>
+    </w:lvl>
+    <w:lvl w:ilvl="4">
+      <w:numFmt w:val="bullet"/>
+      <w:lvlText w:val="•"/>
+      <w:lvlJc w:val="left"/>
+      <w:pPr>
+        <w:tabs>
+          <w:tab w:pos="2880" w:val="num"/>
+        </w:tabs>
+        <w:ind w:hanging="480" w:left="3360"/>
+      </w:pPr>
+    </w:lvl>
+    <w:lvl w:ilvl="5">
+      <w:numFmt w:val="bullet"/>
+      <w:lvlText w:val="–"/>
+      <w:lvlJc w:val="left"/>
+      <w:pPr>
+        <w:tabs>
+          <w:tab w:pos="3600" w:val="num"/>
+        </w:tabs>
+        <w:ind w:hanging="480" w:left="4080"/>
+      </w:pPr>
+    </w:lvl>
+    <w:lvl w:ilvl="6">
+      <w:numFmt w:val="bullet"/>
+      <w:lvlText w:val="•"/>
+      <w:lvlJc w:val="left"/>
+      <w:pPr>
+        <w:tabs>
+          <w:tab w:pos="4320" w:val="num"/>
+        </w:tabs>
+        <w:ind w:hanging="480" w:left="4800"/>
+      </w:pPr>
+    </w:lvl>
+    <w:lvl w:ilvl="7">
+      <w:numFmt w:val="bullet"/>
+      <w:lvlText w:val="–"/>
+      <w:lvlJc w:val="left"/>
+      <w:pPr>
+        <w:tabs>
+          <w:tab w:pos="5040" w:val="num"/>
+        </w:tabs>
+        <w:ind w:hanging="480" w:left="5520"/>
+      </w:pPr>
+    </w:lvl>
+    <w:lvl w:ilvl="8">
+      <w:numFmt w:val="bullet"/>
+      <w:lvlText w:val="•"/>
+      <w:lvlJc w:val="left"/>
+      <w:pPr>
+        <w:tabs>
+          <w:tab w:pos="5760" w:val="num"/>
+        </w:tabs>
+        <w:ind w:hanging="480" w:left="6240"/>
+      </w:pPr>
+    </w:lvl>
+  </w:abstractNum>
+  <w:abstractNum w15:restartNumberingAfterBreak="0" w:abstractNumId="1">
+    <w:nsid w:val="2C1AE401"/>
+    <w:multiLevelType w:val="multilevel"/>
+    <w:tmpl w:val="07FA7514"/>
+    <w:lvl w:ilvl="0">
+      <w:numFmt w:val="bullet"/>
+      <w:lvlText w:val=" "/>
+      <w:lvlJc w:val="left"/>
+      <w:pPr>
+        <w:tabs>
+          <w:tab w:pos="0" w:val="num"/>
+        </w:tabs>
+        <w:ind w:hanging="480" w:left="480"/>
+      </w:pPr>
+    </w:lvl>
+    <w:lvl w:ilvl="1">
+      <w:numFmt w:val="bullet"/>
+      <w:lvlText w:val=" "/>
+      <w:lvlJc w:val="left"/>
+      <w:pPr>
+        <w:tabs>
+          <w:tab w:pos="720" w:val="num"/>
+        </w:tabs>
+        <w:ind w:hanging="480" w:left="1200"/>
+      </w:pPr>
+    </w:lvl>
+    <w:lvl w:ilvl="2">
+      <w:numFmt w:val="bullet"/>
+      <w:lvlText w:val=" "/>
+      <w:lvlJc w:val="left"/>
+      <w:pPr>
+        <w:tabs>
+          <w:tab w:pos="1440" w:val="num"/>
+        </w:tabs>
+        <w:ind w:hanging="480" w:left="1920"/>
+      </w:pPr>
+    </w:lvl>
+    <w:lvl w:ilvl="3">
+      <w:numFmt w:val="bullet"/>
+      <w:lvlText w:val=" "/>
+      <w:lvlJc w:val="left"/>
+      <w:pPr>
+        <w:tabs>
+          <w:tab w:pos="2160" w:val="num"/>
+        </w:tabs>
+        <w:ind w:hanging="480" w:left="2640"/>
+      </w:pPr>
+    </w:lvl>
+    <w:lvl w:ilvl="4">
+      <w:numFmt w:val="bullet"/>
+      <w:lvlText w:val=" "/>
+      <w:lvlJc w:val="left"/>
+      <w:pPr>
+        <w:tabs>
+          <w:tab w:pos="2880" w:val="num"/>
+        </w:tabs>
+        <w:ind w:hanging="480" w:left="3360"/>
+      </w:pPr>
+    </w:lvl>
+    <w:lvl w:ilvl="5">
+      <w:numFmt w:val="bullet"/>
+      <w:lvlText w:val=" "/>
+      <w:lvlJc w:val="left"/>
+      <w:pPr>
+        <w:tabs>
+          <w:tab w:pos="3600" w:val="num"/>
+        </w:tabs>
+        <w:ind w:hanging="480" w:left="4080"/>
+      </w:pPr>
+    </w:lvl>
+    <w:lvl w:ilvl="6">
+      <w:numFmt w:val="bullet"/>
+      <w:lvlText w:val=" "/>
+      <w:lvlJc w:val="left"/>
+      <w:pPr>
+        <w:tabs>
+          <w:tab w:pos="4320" w:val="num"/>
+        </w:tabs>
+        <w:ind w:hanging="480" w:left="4800"/>
+      </w:pPr>
+    </w:lvl>
+    <w:lvl w:ilvl="7">
+      <w:numFmt w:val="bullet"/>
+      <w:lvlText w:val=" "/>
+      <w:lvlJc w:val="left"/>
+      <w:pPr>
+        <w:tabs>
+          <w:tab w:pos="5040" w:val="num"/>
+        </w:tabs>
+        <w:ind w:hanging="480" w:left="5520"/>
+      </w:pPr>
+    </w:lvl>
+    <w:lvl w:ilvl="8">
+      <w:numFmt w:val="bullet"/>
+      <w:lvlText w:val=" "/>
+      <w:lvlJc w:val="left"/>
+      <w:pPr>
+        <w:tabs>
+          <w:tab w:pos="5760" w:val="num"/>
+        </w:tabs>
+        <w:ind w:hanging="480" w:left="6240"/>
+      </w:pPr>
+    </w:lvl>
+  </w:abstractNum>
+  <w:abstractNum w15:restartNumberingAfterBreak="0" w:abstractNumId="2">
+    <w:nsid w:val="47261BAD"/>
+    <w:multiLevelType w:val="multilevel"/>
+    <w:tmpl w:val="8ECE1826"/>
+    <w:lvl w:ilvl="0">
+      <w:start w:val="7"/>
+      <w:numFmt w:val="decimal"/>
+      <w:lvlText w:val="%1."/>
+      <w:lvlJc w:val="left"/>
+      <w:pPr>
+        <w:tabs>
+          <w:tab w:pos="0" w:val="num"/>
+        </w:tabs>
+        <w:ind w:hanging="480" w:left="480"/>
+      </w:pPr>
+    </w:lvl>
+    <w:lvl w:ilvl="1">
+      <w:start w:val="7"/>
+      <w:numFmt w:val="decimal"/>
+      <w:lvlText w:val="%2."/>
+      <w:lvlJc w:val="left"/>
+      <w:pPr>
+        <w:tabs>
+          <w:tab w:pos="720" w:val="num"/>
+        </w:tabs>
+        <w:ind w:hanging="480" w:left="1200"/>
+      </w:pPr>
+    </w:lvl>
+    <w:lvl w:ilvl="2">
+      <w:start w:val="7"/>
+      <w:numFmt w:val="decimal"/>
+      <w:lvlText w:val="%3."/>
+      <w:lvlJc w:val="left"/>
+      <w:pPr>
+        <w:tabs>
+          <w:tab w:pos="1440" w:val="num"/>
+        </w:tabs>
+        <w:ind w:hanging="480" w:left="1920"/>
+      </w:pPr>
+    </w:lvl>
+    <w:lvl w:ilvl="3">
+      <w:start w:val="7"/>
+      <w:numFmt w:val="decimal"/>
+      <w:lvlText w:val="%4."/>
+      <w:lvlJc w:val="left"/>
+      <w:pPr>
+        <w:tabs>
+          <w:tab w:pos="2160" w:val="num"/>
+        </w:tabs>
+        <w:ind w:hanging="480" w:left="2640"/>
+      </w:pPr>
+    </w:lvl>
+    <w:lvl w:ilvl="4">
+      <w:start w:val="7"/>
+      <w:numFmt w:val="decimal"/>
+      <w:lvlText w:val="%5."/>
+      <w:lvlJc w:val="left"/>
+      <w:pPr>
+        <w:tabs>
+          <w:tab w:pos="2880" w:val="num"/>
+        </w:tabs>
+        <w:ind w:hanging="480" w:left="3360"/>
+      </w:pPr>
+    </w:lvl>
+    <w:lvl w:ilvl="5">
+      <w:start w:val="7"/>
+      <w:numFmt w:val="decimal"/>
+      <w:lvlText w:val="%6."/>
+      <w:lvlJc w:val="left"/>
+      <w:pPr>
+        <w:tabs>
+          <w:tab w:pos="3600" w:val="num"/>
+        </w:tabs>
+        <w:ind w:hanging="480" w:left="4080"/>
+      </w:pPr>
+    </w:lvl>
+    <w:lvl w:ilvl="6">
+      <w:start w:val="7"/>
+      <w:numFmt w:val="decimal"/>
+      <w:lvlText w:val="%7."/>
+      <w:lvlJc w:val="left"/>
+      <w:pPr>
+        <w:tabs>
+          <w:tab w:pos="4320" w:val="num"/>
+        </w:tabs>
+        <w:ind w:hanging="480" w:left="4800"/>
+      </w:pPr>
+    </w:lvl>
+    <w:lvl w:ilvl="7">
+      <w:start w:val="7"/>
+      <w:numFmt w:val="decimal"/>
+      <w:lvlText w:val="%8."/>
+      <w:lvlJc w:val="left"/>
+      <w:pPr>
+        <w:tabs>
+          <w:tab w:pos="5040" w:val="num"/>
+        </w:tabs>
+        <w:ind w:hanging="480" w:left="5520"/>
+      </w:pPr>
+    </w:lvl>
+    <w:lvl w:ilvl="8">
+      <w:start w:val="7"/>
+      <w:numFmt w:val="decimal"/>
+      <w:lvlText w:val="%9."/>
+      <w:lvlJc w:val="left"/>
+      <w:pPr>
+        <w:tabs>
+          <w:tab w:pos="5760" w:val="num"/>
+        </w:tabs>
+        <w:ind w:hanging="480" w:left="6240"/>
+      </w:pPr>
+    </w:lvl>
+  </w:abstractNum>
+  <w:abstractNum w15:restartNumberingAfterBreak="0" w:abstractNumId="3">
+    <w:nsid w:val="71315DCA"/>
+    <w:multiLevelType w:val="multilevel"/>
+    <w:tmpl w:val="8F1A713C"/>
+    <w:lvl w:ilvl="0">
+      <w:start w:val="1"/>
+      <w:numFmt w:val="decimal"/>
+      <w:lvlText w:val="%1."/>
+      <w:lvlJc w:val="left"/>
+      <w:pPr>
+        <w:tabs>
+          <w:tab w:pos="0" w:val="num"/>
+        </w:tabs>
+        <w:ind w:hanging="480" w:left="480"/>
+      </w:pPr>
+    </w:lvl>
+    <w:lvl w:ilvl="1">
+      <w:start w:val="1"/>
+      <w:numFmt w:val="decimal"/>
+      <w:lvlText w:val="%2."/>
+      <w:lvlJc w:val="left"/>
+      <w:pPr>
+        <w:tabs>
+          <w:tab w:pos="720" w:val="num"/>
+        </w:tabs>
+        <w:ind w:hanging="480" w:left="1200"/>
+      </w:pPr>
+    </w:lvl>
+    <w:lvl w:ilvl="2">
+      <w:start w:val="1"/>
+      <w:numFmt w:val="decimal"/>
+      <w:lvlText w:val="%3."/>
+      <w:lvlJc w:val="left"/>
+      <w:pPr>
+        <w:tabs>
+          <w:tab w:pos="1440" w:val="num"/>
+        </w:tabs>
+        <w:ind w:hanging="480" w:left="1920"/>
+      </w:pPr>
+    </w:lvl>
+    <w:lvl w:ilvl="3">
+      <w:start w:val="1"/>
+      <w:numFmt w:val="decimal"/>
+      <w:lvlText w:val="%4."/>
+      <w:lvlJc w:val="left"/>
+      <w:pPr>
+        <w:tabs>
+          <w:tab w:pos="2160" w:val="num"/>
+        </w:tabs>
+        <w:ind w:hanging="480" w:left="2640"/>
+      </w:pPr>
+    </w:lvl>
+    <w:lvl w:ilvl="4">
+      <w:start w:val="1"/>
+      <w:numFmt w:val="decimal"/>
+      <w:lvlText w:val="%5."/>
+      <w:lvlJc w:val="left"/>
+      <w:pPr>
+        <w:tabs>
+          <w:tab w:pos="2880" w:val="num"/>
+        </w:tabs>
+        <w:ind w:hanging="480" w:left="3360"/>
+      </w:pPr>
+    </w:lvl>
+    <w:lvl w:ilvl="5">
+      <w:start w:val="1"/>
+      <w:numFmt w:val="decimal"/>
+      <w:lvlText w:val="%6."/>
+      <w:lvlJc w:val="left"/>
+      <w:pPr>
+        <w:tabs>
+          <w:tab w:pos="3600" w:val="num"/>
+        </w:tabs>
+        <w:ind w:hanging="480" w:left="4080"/>
+      </w:pPr>
+    </w:lvl>
+    <w:lvl w:ilvl="6">
+      <w:start w:val="1"/>
+      <w:numFmt w:val="decimal"/>
+      <w:lvlText w:val="%7."/>
+      <w:lvlJc w:val="left"/>
+      <w:pPr>
+        <w:tabs>
+          <w:tab w:pos="4320" w:val="num"/>
+        </w:tabs>
+        <w:ind w:hanging="480" w:left="4800"/>
+      </w:pPr>
+    </w:lvl>
+    <w:lvl w:ilvl="7">
+      <w:start w:val="1"/>
+      <w:numFmt w:val="decimal"/>
+      <w:lvlText w:val="%8."/>
+      <w:lvlJc w:val="left"/>
+      <w:pPr>
+        <w:tabs>
+          <w:tab w:pos="5040" w:val="num"/>
+        </w:tabs>
+        <w:ind w:hanging="480" w:left="5520"/>
+      </w:pPr>
+    </w:lvl>
+    <w:lvl w:ilvl="8">
+      <w:start w:val="1"/>
+      <w:numFmt w:val="decimal"/>
+      <w:lvlText w:val="%9."/>
+      <w:lvlJc w:val="left"/>
+      <w:pPr>
+        <w:tabs>
+          <w:tab w:pos="5760" w:val="num"/>
+        </w:tabs>
+        <w:ind w:hanging="480" w:left="6240"/>
+      </w:pPr>
+    </w:lvl>
+  </w:abstractNum>
   <w:abstractNum w:abstractNumId="990">
     <w:nsid w:val="0000A990"/>
     <w:multiLevelType w:val="multilevel"/>
@@ -8823,6 +9693,114 @@
       </w:rPr>
     </w:lvl>
   </w:abstractNum>
+  <w:num w16cid:durableId="666442937" w:numId="1">
+    <w:abstractNumId w:val="1"/>
+  </w:num>
+  <w:num w16cid:durableId="611596762" w:numId="2">
+    <w:abstractNumId w:val="0"/>
+  </w:num>
+  <w:num w16cid:durableId="388962429" w:numId="3">
+    <w:abstractNumId w:val="0"/>
+  </w:num>
+  <w:num w16cid:durableId="1208103481" w:numId="4">
+    <w:abstractNumId w:val="0"/>
+  </w:num>
+  <w:num w16cid:durableId="2058387244" w:numId="5">
+    <w:abstractNumId w:val="0"/>
+  </w:num>
+  <w:num w16cid:durableId="571309507" w:numId="6">
+    <w:abstractNumId w:val="0"/>
+  </w:num>
+  <w:num w16cid:durableId="564293530" w:numId="7">
+    <w:abstractNumId w:val="0"/>
+  </w:num>
+  <w:num w16cid:durableId="1537962493" w:numId="8">
+    <w:abstractNumId w:val="0"/>
+  </w:num>
+  <w:num w16cid:durableId="1458573164" w:numId="9">
+    <w:abstractNumId w:val="0"/>
+  </w:num>
+  <w:num w16cid:durableId="2042437547" w:numId="10">
+    <w:abstractNumId w:val="0"/>
+  </w:num>
+  <w:num w16cid:durableId="2042438987" w:numId="11">
+    <w:abstractNumId w:val="0"/>
+  </w:num>
+  <w:num w16cid:durableId="477458780" w:numId="12">
+    <w:abstractNumId w:val="0"/>
+  </w:num>
+  <w:num w16cid:durableId="698898323" w:numId="13">
+    <w:abstractNumId w:val="0"/>
+  </w:num>
+  <w:num w16cid:durableId="424956732" w:numId="14">
+    <w:abstractNumId w:val="0"/>
+  </w:num>
+  <w:num w16cid:durableId="69932026" w:numId="15">
+    <w:abstractNumId w:val="0"/>
+  </w:num>
+  <w:num w16cid:durableId="1401829951" w:numId="16">
+    <w:abstractNumId w:val="3"/>
+    <w:lvlOverride w:ilvl="0">
+      <w:startOverride w:val="1"/>
+    </w:lvlOverride>
+    <w:lvlOverride w:ilvl="1">
+      <w:startOverride w:val="1"/>
+    </w:lvlOverride>
+    <w:lvlOverride w:ilvl="2">
+      <w:startOverride w:val="1"/>
+    </w:lvlOverride>
+    <w:lvlOverride w:ilvl="3">
+      <w:startOverride w:val="1"/>
+    </w:lvlOverride>
+    <w:lvlOverride w:ilvl="4">
+      <w:startOverride w:val="1"/>
+    </w:lvlOverride>
+    <w:lvlOverride w:ilvl="5">
+      <w:startOverride w:val="1"/>
+    </w:lvlOverride>
+    <w:lvlOverride w:ilvl="6">
+      <w:startOverride w:val="1"/>
+    </w:lvlOverride>
+    <w:lvlOverride w:ilvl="7">
+      <w:startOverride w:val="1"/>
+    </w:lvlOverride>
+    <w:lvlOverride w:ilvl="8">
+      <w:startOverride w:val="1"/>
+    </w:lvlOverride>
+  </w:num>
+  <w:num w16cid:durableId="1720593767" w:numId="17">
+    <w:abstractNumId w:val="0"/>
+  </w:num>
+  <w:num w16cid:durableId="293027331" w:numId="18">
+    <w:abstractNumId w:val="2"/>
+    <w:lvlOverride w:ilvl="0">
+      <w:startOverride w:val="7"/>
+    </w:lvlOverride>
+    <w:lvlOverride w:ilvl="1">
+      <w:startOverride w:val="7"/>
+    </w:lvlOverride>
+    <w:lvlOverride w:ilvl="2">
+      <w:startOverride w:val="7"/>
+    </w:lvlOverride>
+    <w:lvlOverride w:ilvl="3">
+      <w:startOverride w:val="7"/>
+    </w:lvlOverride>
+    <w:lvlOverride w:ilvl="4">
+      <w:startOverride w:val="7"/>
+    </w:lvlOverride>
+    <w:lvlOverride w:ilvl="5">
+      <w:startOverride w:val="7"/>
+    </w:lvlOverride>
+    <w:lvlOverride w:ilvl="6">
+      <w:startOverride w:val="7"/>
+    </w:lvlOverride>
+    <w:lvlOverride w:ilvl="7">
+      <w:startOverride w:val="7"/>
+    </w:lvlOverride>
+    <w:lvlOverride w:ilvl="8">
+      <w:startOverride w:val="7"/>
+    </w:lvlOverride>
+  </w:num>
   <w:num w:numId="1000">
     <w:abstractNumId w:val="990"/>
   </w:num>
@@ -9043,14 +10021,15 @@
 </file>
 
 <file path=word/styles.xml><?xml version="1.0" encoding="utf-8"?>
-<w:styles xmlns:r="http://schemas.openxmlformats.org/officeDocument/2006/relationships" xmlns:w="http://schemas.openxmlformats.org/wordprocessingml/2006/main">
+<w:styles xmlns:mc="http://schemas.openxmlformats.org/markup-compatibility/2006" xmlns:r="http://schemas.openxmlformats.org/officeDocument/2006/relationships" xmlns:w="http://schemas.openxmlformats.org/wordprocessingml/2006/main" xmlns:w14="http://schemas.microsoft.com/office/word/2010/wordml" xmlns:w15="http://schemas.microsoft.com/office/word/2012/wordml" xmlns:w16="http://schemas.microsoft.com/office/word/2018/wordml" xmlns:w16cex="http://schemas.microsoft.com/office/word/2018/wordml/cex" xmlns:w16cid="http://schemas.microsoft.com/office/word/2016/wordml/cid" xmlns:w16du="http://schemas.microsoft.com/office/word/2023/wordml/word16du" xmlns:w16sdtdh="http://schemas.microsoft.com/office/word/2020/wordml/sdtdatahash" xmlns:w16sdtfl="http://schemas.microsoft.com/office/word/2024/wordml/sdtformatlock" xmlns:w16se="http://schemas.microsoft.com/office/word/2015/wordml/symex" mc:Ignorable="w14 w15 w16se w16cid w16 w16cex w16sdtdh w16sdtfl w16du">
   <w:docDefaults>
     <w:rPrDefault>
       <w:rPr>
-        <w:rFonts w:asciiTheme="minorHAnsi" w:cstheme="minorBidi" w:eastAsiaTheme="minorEastAsia" w:hAnsiTheme="minorHAnsi"/>
-        <w:sz w:val="24"/>
-        <w:szCs w:val="24"/>
-        <w:lang w:bidi="ar-SA" w:eastAsia="zh-CN" w:val="en-US"/>
+        <w:rFonts w:asciiTheme="minorHAnsi" w:cstheme="minorBidi" w:eastAsiaTheme="minorHAnsi" w:hAnsiTheme="minorHAnsi"/>
+        <w:color w:val="1A1A1A"/>
+        <w:sz w:val="22"/>
+        <w:szCs w:val="22"/>
+        <w:lang w:bidi="ar-SA" w:eastAsia="en-US" w:val="en-US"/>
       </w:rPr>
     </w:rPrDefault>
     <w:pPrDefault>
@@ -9059,15 +10038,475 @@
       </w:pPr>
     </w:pPrDefault>
   </w:docDefaults>
-  <w:latentStyles w:count="276" w:defLockedState="0" w:defQFormat="0" w:defSemiHidden="0" w:defUIPriority="0" w:defUnhideWhenUsed="0"/>
+  <w:latentStyles w:count="376" w:defLockedState="0" w:defQFormat="0" w:defSemiHidden="0" w:defUIPriority="0" w:defUnhideWhenUsed="0">
+    <w:lsdException w:name="toc 1" w:uiPriority="39"/>
+    <w:lsdException w:name="toc 2" w:uiPriority="39"/>
+    <w:lsdException w:name="Hyperlink" w:uiPriority="99"/>
+    <w:lsdException w:name="Normal Table" w:semiHidden="1" w:unhideWhenUsed="1"/>
+    <w:lsdException w:name="Table Simple 1" w:semiHidden="1" w:unhideWhenUsed="1"/>
+    <w:lsdException w:name="Table Simple 2" w:semiHidden="1" w:unhideWhenUsed="1"/>
+    <w:lsdException w:name="Table Simple 3" w:semiHidden="1" w:unhideWhenUsed="1"/>
+    <w:lsdException w:name="Table Classic 1" w:semiHidden="1" w:unhideWhenUsed="1"/>
+    <w:lsdException w:name="Table Classic 2" w:semiHidden="1" w:unhideWhenUsed="1"/>
+    <w:lsdException w:name="Table Classic 3" w:semiHidden="1" w:unhideWhenUsed="1"/>
+    <w:lsdException w:name="Table Classic 4" w:semiHidden="1" w:unhideWhenUsed="1"/>
+    <w:lsdException w:name="Table Colorful 1" w:semiHidden="1" w:unhideWhenUsed="1"/>
+    <w:lsdException w:name="Table Colorful 2" w:semiHidden="1" w:unhideWhenUsed="1"/>
+    <w:lsdException w:name="Table Colorful 3" w:semiHidden="1" w:unhideWhenUsed="1"/>
+    <w:lsdException w:name="Table Columns 1" w:semiHidden="1" w:unhideWhenUsed="1"/>
+    <w:lsdException w:name="Table Columns 2" w:semiHidden="1" w:unhideWhenUsed="1"/>
+    <w:lsdException w:name="Table Columns 3" w:semiHidden="1" w:unhideWhenUsed="1"/>
+    <w:lsdException w:name="Table Columns 4" w:semiHidden="1" w:unhideWhenUsed="1"/>
+    <w:lsdException w:name="Table Columns 5" w:semiHidden="1" w:unhideWhenUsed="1"/>
+    <w:lsdException w:name="Table Grid 1" w:semiHidden="1" w:unhideWhenUsed="1"/>
+    <w:lsdException w:name="Table Grid 2" w:semiHidden="1" w:unhideWhenUsed="1"/>
+    <w:lsdException w:name="Table Grid 3" w:semiHidden="1" w:unhideWhenUsed="1"/>
+    <w:lsdException w:name="Table Grid 4" w:semiHidden="1" w:unhideWhenUsed="1"/>
+    <w:lsdException w:name="Table Grid 5" w:semiHidden="1" w:unhideWhenUsed="1"/>
+    <w:lsdException w:name="Table Grid 6" w:semiHidden="1" w:unhideWhenUsed="1"/>
+    <w:lsdException w:name="Table Grid 7" w:semiHidden="1" w:unhideWhenUsed="1"/>
+    <w:lsdException w:name="Table Grid 8" w:semiHidden="1" w:unhideWhenUsed="1"/>
+    <w:lsdException w:name="Table List 1" w:semiHidden="1" w:unhideWhenUsed="1"/>
+    <w:lsdException w:name="Table List 2" w:semiHidden="1" w:unhideWhenUsed="1"/>
+    <w:lsdException w:name="Table List 3" w:semiHidden="1" w:unhideWhenUsed="1"/>
+    <w:lsdException w:name="Table List 4" w:semiHidden="1" w:unhideWhenUsed="1"/>
+    <w:lsdException w:name="Table List 5" w:semiHidden="1" w:unhideWhenUsed="1"/>
+    <w:lsdException w:name="Table List 6" w:semiHidden="1" w:unhideWhenUsed="1"/>
+    <w:lsdException w:name="Table List 7" w:semiHidden="1" w:unhideWhenUsed="1"/>
+    <w:lsdException w:name="Table List 8" w:semiHidden="1" w:unhideWhenUsed="1"/>
+    <w:lsdException w:name="Table 3D effects 1" w:semiHidden="1" w:unhideWhenUsed="1"/>
+    <w:lsdException w:name="Table 3D effects 2" w:semiHidden="1" w:unhideWhenUsed="1"/>
+    <w:lsdException w:name="Table 3D effects 3" w:semiHidden="1" w:unhideWhenUsed="1"/>
+    <w:lsdException w:name="Table Contemporary" w:semiHidden="1" w:unhideWhenUsed="1"/>
+    <w:lsdException w:name="Table Elegant" w:semiHidden="1" w:unhideWhenUsed="1"/>
+    <w:lsdException w:name="Table Professional" w:semiHidden="1" w:unhideWhenUsed="1"/>
+    <w:lsdException w:name="Table Subtle 1" w:semiHidden="1" w:unhideWhenUsed="1"/>
+    <w:lsdException w:name="Table Subtle 2" w:semiHidden="1" w:unhideWhenUsed="1"/>
+    <w:lsdException w:name="Table Web 1" w:semiHidden="1" w:unhideWhenUsed="1"/>
+    <w:lsdException w:name="Table Web 2" w:semiHidden="1" w:unhideWhenUsed="1"/>
+    <w:lsdException w:name="Table Web 3" w:semiHidden="1" w:unhideWhenUsed="1"/>
+    <w:lsdException w:name="Table Theme" w:semiHidden="1" w:unhideWhenUsed="1"/>
+    <w:lsdException w:name="Light Shading"/>
+    <w:lsdException w:name="Light List"/>
+    <w:lsdException w:name="Light Grid"/>
+    <w:lsdException w:name="Medium Shading 1"/>
+    <w:lsdException w:name="Medium Shading 2"/>
+    <w:lsdException w:name="Medium List 1"/>
+    <w:lsdException w:name="Medium List 2"/>
+    <w:lsdException w:name="Medium Grid 1"/>
+    <w:lsdException w:name="Medium Grid 2"/>
+    <w:lsdException w:name="Medium Grid 3"/>
+    <w:lsdException w:name="Dark List"/>
+    <w:lsdException w:name="Colorful Shading"/>
+    <w:lsdException w:name="Colorful List"/>
+    <w:lsdException w:name="Colorful Grid"/>
+    <w:lsdException w:name="Light Shading Accent 1"/>
+    <w:lsdException w:name="Light List Accent 1"/>
+    <w:lsdException w:name="Light Grid Accent 1"/>
+    <w:lsdException w:name="Medium Shading 1 Accent 1"/>
+    <w:lsdException w:name="Medium Shading 2 Accent 1"/>
+    <w:lsdException w:name="Medium List 1 Accent 1"/>
+    <w:lsdException w:name="Medium List 2 Accent 1"/>
+    <w:lsdException w:name="Medium Grid 1 Accent 1"/>
+    <w:lsdException w:name="Medium Grid 2 Accent 1"/>
+    <w:lsdException w:name="Medium Grid 3 Accent 1"/>
+    <w:lsdException w:name="Dark List Accent 1"/>
+    <w:lsdException w:name="Colorful Shading Accent 1"/>
+    <w:lsdException w:name="Colorful List Accent 1"/>
+    <w:lsdException w:name="Colorful Grid Accent 1"/>
+    <w:lsdException w:name="Light Shading Accent 2"/>
+    <w:lsdException w:name="Light List Accent 2"/>
+    <w:lsdException w:name="Light Grid Accent 2"/>
+    <w:lsdException w:name="Medium Shading 1 Accent 2"/>
+    <w:lsdException w:name="Medium Shading 2 Accent 2"/>
+    <w:lsdException w:name="Medium List 1 Accent 2"/>
+    <w:lsdException w:name="Medium List 2 Accent 2"/>
+    <w:lsdException w:name="Medium Grid 1 Accent 2"/>
+    <w:lsdException w:name="Medium Grid 2 Accent 2"/>
+    <w:lsdException w:name="Medium Grid 3 Accent 2"/>
+    <w:lsdException w:name="Dark List Accent 2"/>
+    <w:lsdException w:name="Colorful Shading Accent 2"/>
+    <w:lsdException w:name="Colorful List Accent 2"/>
+    <w:lsdException w:name="Colorful Grid Accent 2"/>
+    <w:lsdException w:name="Light Shading Accent 3"/>
+    <w:lsdException w:name="Light List Accent 3"/>
+    <w:lsdException w:name="Light Grid Accent 3"/>
+    <w:lsdException w:name="Medium Shading 1 Accent 3"/>
+    <w:lsdException w:name="Medium Shading 2 Accent 3"/>
+    <w:lsdException w:name="Medium List 1 Accent 3"/>
+    <w:lsdException w:name="Medium List 2 Accent 3"/>
+    <w:lsdException w:name="Medium Grid 1 Accent 3"/>
+    <w:lsdException w:name="Medium Grid 2 Accent 3"/>
+    <w:lsdException w:name="Medium Grid 3 Accent 3"/>
+    <w:lsdException w:name="Dark List Accent 3"/>
+    <w:lsdException w:name="Colorful Shading Accent 3"/>
+    <w:lsdException w:name="Colorful List Accent 3"/>
+    <w:lsdException w:name="Colorful Grid Accent 3"/>
+    <w:lsdException w:name="Light Shading Accent 4"/>
+    <w:lsdException w:name="Light List Accent 4"/>
+    <w:lsdException w:name="Light Grid Accent 4"/>
+    <w:lsdException w:name="Medium Shading 1 Accent 4"/>
+    <w:lsdException w:name="Medium Shading 2 Accent 4"/>
+    <w:lsdException w:name="Medium List 1 Accent 4"/>
+    <w:lsdException w:name="Medium List 2 Accent 4"/>
+    <w:lsdException w:name="Medium Grid 1 Accent 4"/>
+    <w:lsdException w:name="Medium Grid 2 Accent 4"/>
+    <w:lsdException w:name="Medium Grid 3 Accent 4"/>
+    <w:lsdException w:name="Dark List Accent 4"/>
+    <w:lsdException w:name="Colorful Shading Accent 4"/>
+    <w:lsdException w:name="Colorful List Accent 4"/>
+    <w:lsdException w:name="Colorful Grid Accent 4"/>
+    <w:lsdException w:name="Light Shading Accent 5"/>
+    <w:lsdException w:name="Light List Accent 5"/>
+    <w:lsdException w:name="Light Grid Accent 5"/>
+    <w:lsdException w:name="Medium Shading 1 Accent 5"/>
+    <w:lsdException w:name="Medium Shading 2 Accent 5"/>
+    <w:lsdException w:name="Medium List 1 Accent 5"/>
+    <w:lsdException w:name="Medium List 2 Accent 5"/>
+    <w:lsdException w:name="Medium Grid 1 Accent 5"/>
+    <w:lsdException w:name="Medium Grid 2 Accent 5"/>
+    <w:lsdException w:name="Medium Grid 3 Accent 5"/>
+    <w:lsdException w:name="Dark List Accent 5"/>
+    <w:lsdException w:name="Colorful Shading Accent 5"/>
+    <w:lsdException w:name="Colorful List Accent 5"/>
+    <w:lsdException w:name="Colorful Grid Accent 5"/>
+    <w:lsdException w:name="Light Shading Accent 6"/>
+    <w:lsdException w:name="Light List Accent 6"/>
+    <w:lsdException w:name="Light Grid Accent 6"/>
+    <w:lsdException w:name="Medium Shading 1 Accent 6"/>
+    <w:lsdException w:name="Medium Shading 2 Accent 6"/>
+    <w:lsdException w:name="Medium List 1 Accent 6"/>
+    <w:lsdException w:name="Medium List 2 Accent 6"/>
+    <w:lsdException w:name="Medium Grid 1 Accent 6"/>
+    <w:lsdException w:name="Medium Grid 2 Accent 6"/>
+    <w:lsdException w:name="Medium Grid 3 Accent 6"/>
+    <w:lsdException w:name="Dark List Accent 6"/>
+    <w:lsdException w:name="Colorful Shading Accent 6"/>
+    <w:lsdException w:name="Colorful List Accent 6"/>
+    <w:lsdException w:name="Colorful Grid Accent 6"/>
+    <w:lsdException w:name="Grid Table 4" w:uiPriority="49"/>
+    <w:lsdException w:name="Grid Table 5 Dark" w:uiPriority="50"/>
+    <w:lsdException w:name="Grid Table 6 Colorful" w:uiPriority="51"/>
+    <w:lsdException w:name="Grid Table 7 Colorful" w:uiPriority="52"/>
+    <w:lsdException w:name="Grid Table 1 Light Accent 1" w:uiPriority="46"/>
+    <w:lsdException w:name="Grid Table 2 Accent 1" w:uiPriority="47"/>
+    <w:lsdException w:name="Grid Table 3 Accent 1" w:uiPriority="48"/>
+    <w:lsdException w:name="Grid Table 4 Accent 1" w:uiPriority="49"/>
+    <w:lsdException w:name="Grid Table 5 Dark Accent 1" w:uiPriority="50"/>
+    <w:lsdException w:name="Grid Table 6 Colorful Accent 1" w:uiPriority="51"/>
+    <w:lsdException w:name="Grid Table 7 Colorful Accent 1" w:uiPriority="52"/>
+    <w:lsdException w:name="Grid Table 1 Light Accent 2" w:uiPriority="46"/>
+    <w:lsdException w:name="Grid Table 2 Accent 2" w:uiPriority="47"/>
+    <w:lsdException w:name="Grid Table 3 Accent 2" w:uiPriority="48"/>
+    <w:lsdException w:name="Grid Table 4 Accent 2" w:uiPriority="49"/>
+    <w:lsdException w:name="Grid Table 5 Dark Accent 2" w:uiPriority="50"/>
+    <w:lsdException w:name="Grid Table 6 Colorful Accent 2" w:uiPriority="51"/>
+    <w:lsdException w:name="Grid Table 7 Colorful Accent 2" w:uiPriority="52"/>
+    <w:lsdException w:name="Grid Table 1 Light Accent 3" w:uiPriority="46"/>
+    <w:lsdException w:name="Grid Table 2 Accent 3" w:uiPriority="47"/>
+    <w:lsdException w:name="Grid Table 3 Accent 3" w:uiPriority="48"/>
+    <w:lsdException w:name="Grid Table 4 Accent 3" w:uiPriority="49"/>
+    <w:lsdException w:name="Grid Table 5 Dark Accent 3" w:uiPriority="50"/>
+    <w:lsdException w:name="Grid Table 6 Colorful Accent 3" w:uiPriority="51"/>
+    <w:lsdException w:name="Grid Table 7 Colorful Accent 3" w:uiPriority="52"/>
+    <w:lsdException w:name="Grid Table 1 Light Accent 4" w:uiPriority="46"/>
+    <w:lsdException w:name="Grid Table 2 Accent 4" w:uiPriority="47"/>
+    <w:lsdException w:name="Grid Table 3 Accent 4" w:uiPriority="48"/>
+    <w:lsdException w:name="Grid Table 4 Accent 4" w:uiPriority="49"/>
+    <w:lsdException w:name="Grid Table 5 Dark Accent 4" w:uiPriority="50"/>
+    <w:lsdException w:name="Grid Table 6 Colorful Accent 4" w:uiPriority="51"/>
+    <w:lsdException w:name="Grid Table 7 Colorful Accent 4" w:uiPriority="52"/>
+    <w:lsdException w:name="Grid Table 1 Light Accent 5" w:uiPriority="46"/>
+    <w:lsdException w:name="Grid Table 2 Accent 5" w:uiPriority="47"/>
+    <w:lsdException w:name="Grid Table 3 Accent 5" w:uiPriority="48"/>
+    <w:lsdException w:name="Grid Table 4 Accent 5" w:uiPriority="49"/>
+    <w:lsdException w:name="Grid Table 5 Dark Accent 5" w:uiPriority="50"/>
+    <w:lsdException w:name="Grid Table 6 Colorful Accent 5" w:uiPriority="51"/>
+    <w:lsdException w:name="Grid Table 7 Colorful Accent 5" w:uiPriority="52"/>
+    <w:lsdException w:name="Grid Table 1 Light Accent 6" w:uiPriority="46"/>
+    <w:lsdException w:name="Grid Table 2 Accent 6" w:uiPriority="47"/>
+    <w:lsdException w:name="Grid Table 3 Accent 6" w:uiPriority="48"/>
+    <w:lsdException w:name="Grid Table 4 Accent 6" w:uiPriority="49"/>
+    <w:lsdException w:name="Grid Table 5 Dark Accent 6" w:uiPriority="50"/>
+    <w:lsdException w:name="Grid Table 6 Colorful Accent 6" w:uiPriority="51"/>
+    <w:lsdException w:name="Grid Table 7 Colorful Accent 6" w:uiPriority="52"/>
+    <w:lsdException w:name="List Table 1 Light" w:uiPriority="46"/>
+    <w:lsdException w:name="List Table 2" w:uiPriority="47"/>
+    <w:lsdException w:name="List Table 3" w:uiPriority="48"/>
+    <w:lsdException w:name="List Table 4" w:uiPriority="49"/>
+    <w:lsdException w:name="List Table 5 Dark" w:uiPriority="50"/>
+    <w:lsdException w:name="List Table 6 Colorful" w:uiPriority="51"/>
+    <w:lsdException w:name="List Table 7 Colorful" w:uiPriority="52"/>
+    <w:lsdException w:name="List Table 1 Light Accent 1" w:uiPriority="46"/>
+    <w:lsdException w:name="List Table 2 Accent 1" w:uiPriority="47"/>
+    <w:lsdException w:name="List Table 3 Accent 1" w:uiPriority="48"/>
+    <w:lsdException w:name="List Table 4 Accent 1" w:uiPriority="49"/>
+    <w:lsdException w:name="List Table 5 Dark Accent 1" w:uiPriority="50"/>
+    <w:lsdException w:name="List Table 6 Colorful Accent 1" w:uiPriority="51"/>
+    <w:lsdException w:name="List Table 7 Colorful Accent 1" w:uiPriority="52"/>
+    <w:lsdException w:name="List Table 1 Light Accent 2" w:uiPriority="46"/>
+    <w:lsdException w:name="List Table 2 Accent 2" w:uiPriority="47"/>
+    <w:lsdException w:name="List Table 3 Accent 2" w:uiPriority="48"/>
+    <w:lsdException w:name="List Table 4 Accent 2" w:uiPriority="49"/>
+    <w:lsdException w:name="List Table 5 Dark Accent 2" w:uiPriority="50"/>
+    <w:lsdException w:name="List Table 6 Colorful Accent 2" w:uiPriority="51"/>
+    <w:lsdException w:name="List Table 7 Colorful Accent 2" w:uiPriority="52"/>
+    <w:lsdException w:name="List Table 1 Light Accent 3" w:uiPriority="46"/>
+    <w:lsdException w:name="List Table 2 Accent 3" w:uiPriority="47"/>
+    <w:lsdException w:name="List Table 3 Accent 3" w:uiPriority="48"/>
+    <w:lsdException w:name="List Table 4 Accent 3" w:uiPriority="49"/>
+    <w:lsdException w:name="List Table 5 Dark Accent 3" w:uiPriority="50"/>
+    <w:lsdException w:name="List Table 6 Colorful Accent 3" w:uiPriority="51"/>
+    <w:lsdException w:name="List Table 7 Colorful Accent 3" w:uiPriority="52"/>
+    <w:lsdException w:name="List Table 1 Light Accent 4" w:uiPriority="46"/>
+    <w:lsdException w:name="List Table 2 Accent 4" w:uiPriority="47"/>
+    <w:lsdException w:name="List Table 3 Accent 4" w:uiPriority="48"/>
+    <w:lsdException w:name="List Table 4 Accent 4" w:uiPriority="49"/>
+    <w:lsdException w:name="List Table 5 Dark Accent 4" w:uiPriority="50"/>
+    <w:lsdException w:name="List Table 6 Colorful Accent 4" w:uiPriority="51"/>
+    <w:lsdException w:name="List Table 7 Colorful Accent 4" w:uiPriority="52"/>
+    <w:lsdException w:name="List Table 1 Light Accent 5" w:uiPriority="46"/>
+    <w:lsdException w:name="List Table 2 Accent 5" w:uiPriority="47"/>
+    <w:lsdException w:name="List Table 3 Accent 5" w:uiPriority="48"/>
+    <w:lsdException w:name="List Table 4 Accent 5" w:uiPriority="49"/>
+    <w:lsdException w:name="List Table 5 Dark Accent 5" w:uiPriority="50"/>
+    <w:lsdException w:name="List Table 6 Colorful Accent 5" w:uiPriority="51"/>
+    <w:lsdException w:name="List Table 7 Colorful Accent 5" w:uiPriority="52"/>
+    <w:lsdException w:name="List Table 1 Light Accent 6" w:uiPriority="46"/>
+    <w:lsdException w:name="List Table 2 Accent 6" w:uiPriority="47"/>
+    <w:lsdException w:name="List Table 3 Accent 6" w:uiPriority="48"/>
+    <w:lsdException w:name="List Table 4 Accent 6" w:uiPriority="49"/>
+    <w:lsdException w:name="List Table 5 Dark Accent 6" w:uiPriority="50"/>
+    <w:lsdException w:name="List Table 6 Colorful Accent 6" w:uiPriority="51"/>
+    <w:lsdException w:name="List Table 7 Colorful Accent 6" w:uiPriority="52"/>
+    <w:lsdException w:name="Mention" w:semiHidden="1" w:uiPriority="99" w:unhideWhenUsed="1"/>
+    <w:lsdException w:name="Smart Hyperlink" w:semiHidden="1" w:uiPriority="99" w:unhideWhenUsed="1"/>
+    <w:lsdException w:name="Hashtag" w:semiHidden="1" w:uiPriority="99" w:unhideWhenUsed="1"/>
+    <w:lsdException w:name="Unresolved Mention" w:semiHidden="1" w:uiPriority="99" w:unhideWhenUsed="1"/>
+    <w:lsdException w:name="Smart Link" w:semiHidden="1" w:uiPriority="99" w:unhideWhenUsed="1"/>
+  </w:latentStyles>
   <w:style w:default="1" w:styleId="Normal" w:type="paragraph">
     <w:name w:val="Normal"/>
     <w:qFormat/>
   </w:style>
+  <w:style w:styleId="Heading1" w:type="paragraph">
+    <w:name w:val="heading 1"/>
+    <w:basedOn w:val="Normal"/>
+    <w:next w:val="BodyText"/>
+    <w:uiPriority w:val="9"/>
+    <w:qFormat/>
+    <w:pPr>
+      <w:keepNext/>
+      <w:keepLines/>
+      <w:spacing w:after="0" w:before="480"/>
+      <w:outlineLvl w:val="0"/>
+    </w:pPr>
+    <w:rPr>
+      <w:rFonts w:asciiTheme="majorHAnsi" w:cstheme="majorBidi" w:eastAsiaTheme="majorEastAsia" w:hAnsiTheme="majorHAnsi"/>
+      <w:b/>
+      <w:bCs/>
+      <w:color w:val="E64C38"/>
+      <w:sz w:val="32"/>
+      <w:szCs w:val="32"/>
+    </w:rPr>
+  </w:style>
+  <w:style w:styleId="Heading2" w:type="paragraph">
+    <w:name w:val="heading 2"/>
+    <w:basedOn w:val="Normal"/>
+    <w:next w:val="BodyText"/>
+    <w:uiPriority w:val="9"/>
+    <w:unhideWhenUsed/>
+    <w:qFormat/>
+    <w:pPr>
+      <w:keepNext/>
+      <w:keepLines/>
+      <w:spacing w:after="0" w:before="200"/>
+      <w:outlineLvl w:val="1"/>
+    </w:pPr>
+    <w:rPr>
+      <w:rFonts w:asciiTheme="majorHAnsi" w:cstheme="majorBidi" w:eastAsiaTheme="majorEastAsia" w:hAnsiTheme="majorHAnsi"/>
+      <w:b/>
+      <w:bCs/>
+      <w:color w:val="E64C38"/>
+      <w:sz w:val="28"/>
+      <w:szCs w:val="28"/>
+    </w:rPr>
+  </w:style>
+  <w:style w:styleId="Heading3" w:type="paragraph">
+    <w:name w:val="heading 3"/>
+    <w:basedOn w:val="Normal"/>
+    <w:next w:val="BodyText"/>
+    <w:uiPriority w:val="9"/>
+    <w:unhideWhenUsed/>
+    <w:qFormat/>
+    <w:pPr>
+      <w:keepNext/>
+      <w:keepLines/>
+      <w:spacing w:after="0" w:before="200"/>
+      <w:outlineLvl w:val="2"/>
+    </w:pPr>
+    <w:rPr>
+      <w:rFonts w:asciiTheme="majorHAnsi" w:cstheme="majorBidi" w:eastAsiaTheme="majorEastAsia" w:hAnsiTheme="majorHAnsi"/>
+      <w:b/>
+      <w:bCs/>
+      <w:color w:val="E64C38"/>
+      <w:sz w:val="24"/>
+      <w:szCs w:val="24"/>
+    </w:rPr>
+  </w:style>
+  <w:style w:styleId="Heading4" w:type="paragraph">
+    <w:name w:val="heading 4"/>
+    <w:basedOn w:val="Normal"/>
+    <w:next w:val="BodyText"/>
+    <w:uiPriority w:val="9"/>
+    <w:unhideWhenUsed/>
+    <w:qFormat/>
+    <w:pPr>
+      <w:keepNext/>
+      <w:keepLines/>
+      <w:spacing w:after="0" w:before="200"/>
+      <w:outlineLvl w:val="3"/>
+    </w:pPr>
+    <w:rPr>
+      <w:rFonts w:asciiTheme="majorHAnsi" w:cstheme="majorBidi" w:eastAsiaTheme="majorEastAsia" w:hAnsiTheme="majorHAnsi"/>
+      <w:bCs/>
+      <w:i/>
+      <w:color w:val="E64C38"/>
+      <w:sz w:val="24"/>
+      <w:szCs w:val="24"/>
+    </w:rPr>
+  </w:style>
+  <w:style w:styleId="Heading5" w:type="paragraph">
+    <w:name w:val="heading 5"/>
+    <w:basedOn w:val="Normal"/>
+    <w:next w:val="BodyText"/>
+    <w:uiPriority w:val="9"/>
+    <w:unhideWhenUsed/>
+    <w:qFormat/>
+    <w:pPr>
+      <w:keepNext/>
+      <w:keepLines/>
+      <w:spacing w:after="0" w:before="200"/>
+      <w:outlineLvl w:val="4"/>
+    </w:pPr>
+    <w:rPr>
+      <w:rFonts w:asciiTheme="majorHAnsi" w:cstheme="majorBidi" w:eastAsiaTheme="majorEastAsia" w:hAnsiTheme="majorHAnsi"/>
+      <w:iCs/>
+      <w:color w:val="E64C38"/>
+      <w:sz w:val="24"/>
+      <w:szCs w:val="24"/>
+    </w:rPr>
+  </w:style>
+  <w:style w:styleId="Heading6" w:type="paragraph">
+    <w:name w:val="heading 6"/>
+    <w:basedOn w:val="Normal"/>
+    <w:next w:val="BodyText"/>
+    <w:uiPriority w:val="9"/>
+    <w:unhideWhenUsed/>
+    <w:qFormat/>
+    <w:pPr>
+      <w:keepNext/>
+      <w:keepLines/>
+      <w:spacing w:after="0" w:before="200"/>
+      <w:outlineLvl w:val="5"/>
+    </w:pPr>
+    <w:rPr>
+      <w:rFonts w:asciiTheme="majorHAnsi" w:cstheme="majorBidi" w:eastAsiaTheme="majorEastAsia" w:hAnsiTheme="majorHAnsi"/>
+      <w:color w:val="E64C38"/>
+      <w:sz w:val="24"/>
+      <w:szCs w:val="24"/>
+    </w:rPr>
+  </w:style>
+  <w:style w:styleId="Heading7" w:type="paragraph">
+    <w:name w:val="heading 7"/>
+    <w:basedOn w:val="Normal"/>
+    <w:next w:val="BodyText"/>
+    <w:uiPriority w:val="9"/>
+    <w:unhideWhenUsed/>
+    <w:qFormat/>
+    <w:pPr>
+      <w:keepNext/>
+      <w:keepLines/>
+      <w:spacing w:after="0" w:before="200"/>
+      <w:outlineLvl w:val="6"/>
+    </w:pPr>
+    <w:rPr>
+      <w:rFonts w:asciiTheme="majorHAnsi" w:cstheme="majorBidi" w:eastAsiaTheme="majorEastAsia" w:hAnsiTheme="majorHAnsi"/>
+      <w:color w:val="E64C38"/>
+      <w:sz w:val="24"/>
+      <w:szCs w:val="24"/>
+    </w:rPr>
+  </w:style>
+  <w:style w:styleId="Heading8" w:type="paragraph">
+    <w:name w:val="heading 8"/>
+    <w:basedOn w:val="Normal"/>
+    <w:next w:val="BodyText"/>
+    <w:uiPriority w:val="9"/>
+    <w:unhideWhenUsed/>
+    <w:qFormat/>
+    <w:pPr>
+      <w:keepNext/>
+      <w:keepLines/>
+      <w:spacing w:after="0" w:before="200"/>
+      <w:outlineLvl w:val="7"/>
+    </w:pPr>
+    <w:rPr>
+      <w:rFonts w:asciiTheme="majorHAnsi" w:cstheme="majorBidi" w:eastAsiaTheme="majorEastAsia" w:hAnsiTheme="majorHAnsi"/>
+      <w:color w:val="E64C38"/>
+      <w:sz w:val="24"/>
+      <w:szCs w:val="24"/>
+    </w:rPr>
+  </w:style>
+  <w:style w:styleId="Heading9" w:type="paragraph">
+    <w:name w:val="heading 9"/>
+    <w:basedOn w:val="Normal"/>
+    <w:next w:val="BodyText"/>
+    <w:uiPriority w:val="9"/>
+    <w:unhideWhenUsed/>
+    <w:qFormat/>
+    <w:pPr>
+      <w:keepNext/>
+      <w:keepLines/>
+      <w:spacing w:after="0" w:before="200"/>
+      <w:outlineLvl w:val="8"/>
+    </w:pPr>
+    <w:rPr>
+      <w:rFonts w:asciiTheme="majorHAnsi" w:cstheme="majorBidi" w:eastAsiaTheme="majorEastAsia" w:hAnsiTheme="majorHAnsi"/>
+      <w:color w:val="E64C38"/>
+      <w:sz w:val="24"/>
+      <w:szCs w:val="24"/>
+    </w:rPr>
+  </w:style>
+  <w:style w:default="1" w:styleId="DefaultParagraphFont" w:type="character">
+    <w:name w:val="Default Paragraph Font"/>
+    <w:uiPriority w:val="1"/>
+    <w:semiHidden/>
+    <w:unhideWhenUsed/>
+  </w:style>
+  <w:style w:default="1" w:styleId="TableNormal" w:type="table">
+    <w:name w:val="Normal Table"/>
+    <w:uiPriority w:val="99"/>
+    <w:semiHidden/>
+    <w:unhideWhenUsed/>
+    <w:tblPr>
+      <w:tblInd w:type="dxa" w:w="0"/>
+      <w:tblCellMar>
+        <w:top w:type="dxa" w:w="0"/>
+        <w:left w:type="dxa" w:w="108"/>
+        <w:bottom w:type="dxa" w:w="0"/>
+        <w:right w:type="dxa" w:w="108"/>
+      </w:tblCellMar>
+    </w:tblPr>
+  </w:style>
+  <w:style w:default="1" w:styleId="NoList" w:type="numbering">
+    <w:name w:val="No List"/>
+    <w:uiPriority w:val="99"/>
+    <w:semiHidden/>
+    <w:unhideWhenUsed/>
+  </w:style>
   <w:style w:styleId="BodyText" w:type="paragraph">
     <w:name w:val="Body Text"/>
     <w:basedOn w:val="Normal"/>
-    <w:link w:val="BodyTextChar"/>
     <w:qFormat/>
     <w:pPr>
       <w:spacing w:after="180" w:before="180"/>
@@ -9091,111 +10530,52 @@
     <w:name w:val="Title"/>
     <w:basedOn w:val="Normal"/>
     <w:next w:val="BodyText"/>
-    <w:link w:val="TitleChar"/>
-    <w:uiPriority w:val="10"/>
     <w:qFormat/>
-    <w:rsid w:val="00A10FD9"/>
     <w:pPr>
-      <w:spacing w:after="80" w:line="240" w:lineRule="auto"/>
-      <w:contextualSpacing/>
+      <w:keepNext/>
+      <w:keepLines/>
+      <w:spacing w:after="240" w:before="480"/>
       <w:jc w:val="center"/>
     </w:pPr>
     <w:rPr>
-      <w:rFonts w:asciiTheme="majorHAnsi" w:cstheme="majorBidi" w:eastAsiaTheme="majorEastAsia" w:hAnsiTheme="majorHAnsi"/>
-      <w:sz w:val="56"/>
-      <w:szCs w:val="56"/>
-    </w:rPr>
-  </w:style>
-  <w:style w:customStyle="1" w:styleId="TitleChar" w:type="character">
-    <w:name w:val="Title Char"/>
-    <w:basedOn w:val="DefaultParagraphFont"/>
-    <w:link w:val="Title"/>
-    <w:uiPriority w:val="10"/>
-    <w:rsid w:val="00A10FD9"/>
-    <w:rPr>
-      <w:rFonts w:asciiTheme="majorHAnsi" w:cstheme="majorBidi" w:eastAsiaTheme="majorEastAsia" w:hAnsiTheme="majorHAnsi"/>
-      <w:sz w:val="56"/>
-      <w:szCs w:val="56"/>
+      <w:b/>
+      <w:color w:val="E64C38"/>
+      <w:sz w:val="52"/>
+      <w:szCs w:val="52"/>
     </w:rPr>
   </w:style>
   <w:style w:styleId="Subtitle" w:type="paragraph">
     <w:name w:val="Subtitle"/>
     <w:basedOn w:val="Title"/>
     <w:next w:val="BodyText"/>
-    <w:link w:val="SubtitleChar"/>
-    <w:uiPriority w:val="11"/>
     <w:qFormat/>
-    <w:rsid w:val="00A10FD9"/>
     <w:pPr>
-      <w:numPr>
-        <w:ilvl w:val="1"/>
-      </w:numPr>
+      <w:spacing w:before="240"/>
     </w:pPr>
     <w:rPr>
-      <w:rFonts w:cstheme="majorBidi" w:eastAsiaTheme="majorEastAsia"/>
-      <w:spacing w:val="15"/>
-      <w:sz w:val="28"/>
-      <w:szCs w:val="28"/>
-    </w:rPr>
-  </w:style>
-  <w:style w:customStyle="1" w:styleId="SubtitleChar" w:type="character">
-    <w:name w:val="Subtitle Char"/>
-    <w:basedOn w:val="DefaultParagraphFont"/>
-    <w:link w:val="Subtitle"/>
-    <w:uiPriority w:val="11"/>
-    <w:rsid w:val="00A10FD9"/>
-    <w:rPr>
-      <w:rFonts w:cstheme="majorBidi" w:eastAsiaTheme="majorEastAsia"/>
-      <w:color w:themeColor="text1" w:themeTint="A6" w:val="595959"/>
-      <w:spacing w:val="15"/>
-      <w:sz w:val="28"/>
-      <w:szCs w:val="28"/>
+      <w:sz w:val="30"/>
+      <w:szCs w:val="30"/>
     </w:rPr>
   </w:style>
   <w:style w:customStyle="1" w:styleId="Author" w:type="paragraph">
     <w:name w:val="Author"/>
-    <w:basedOn w:val="Title"/>
     <w:next w:val="BodyText"/>
     <w:qFormat/>
     <w:pPr>
       <w:keepNext/>
       <w:keepLines/>
+      <w:jc w:val="center"/>
     </w:pPr>
-    <w:rPr>
-      <w:sz w:val="24"/>
-      <w:szCs w:val="24"/>
-    </w:rPr>
   </w:style>
   <w:style w:styleId="Date" w:type="paragraph">
     <w:name w:val="Date"/>
-    <w:basedOn w:val="Title"/>
     <w:next w:val="BodyText"/>
     <w:qFormat/>
     <w:pPr>
       <w:keepNext/>
       <w:keepLines/>
-    </w:pPr>
-    <w:rPr>
-      <w:sz w:val="24"/>
-      <w:szCs w:val="24"/>
-    </w:rPr>
-  </w:style>
-  <w:style w:customStyle="1" w:styleId="AbstractTitle" w:type="paragraph">
-    <w:name w:val="Abstract Title"/>
-    <w:basedOn w:val="Normal"/>
-    <w:next w:val="Abstract"/>
-    <w:qFormat/>
-    <w:pPr>
-      <w:keepNext/>
-      <w:keepLines/>
-      <w:spacing w:after="0" w:before="300"/>
       <w:jc w:val="center"/>
     </w:pPr>
-    <w:rPr>
-      <w:b/>
-      <w:sz w:val="20"/>
-      <w:szCs w:val="20"/>
-    </w:rPr>
   </w:style>
   <w:style w:customStyle="1" w:styleId="Abstract" w:type="paragraph">
     <w:name w:val="Abstract"/>
@@ -9205,7 +10585,7 @@
     <w:pPr>
       <w:keepNext/>
       <w:keepLines/>
-      <w:spacing w:after="300" w:before="100"/>
+      <w:spacing w:after="300" w:before="300"/>
     </w:pPr>
     <w:rPr>
       <w:sz w:val="20"/>
@@ -9215,328 +10595,7 @@
   <w:style w:styleId="Bibliography" w:type="paragraph">
     <w:name w:val="Bibliography"/>
     <w:basedOn w:val="Normal"/>
-    <w:next w:val="Bibliography"/>
     <w:qFormat/>
-    <w:pPr/>
-    <w:rPr/>
-  </w:style>
-  <w:style w:styleId="Heading1" w:type="paragraph">
-    <w:name w:val="heading 1"/>
-    <w:basedOn w:val="Normal"/>
-    <w:next w:val="BodyText"/>
-    <w:link w:val="Heading1Char"/>
-    <w:uiPriority w:val="9"/>
-    <w:qFormat/>
-    <w:rsid w:val="00A10FD9"/>
-    <w:pPr>
-      <w:keepNext/>
-      <w:keepLines/>
-      <w:spacing w:after="80" w:before="360"/>
-      <w:outlineLvl w:val="0"/>
-    </w:pPr>
-    <w:rPr>
-      <w:rFonts w:asciiTheme="majorHAnsi" w:cstheme="majorBidi" w:eastAsiaTheme="majorEastAsia" w:hAnsiTheme="majorHAnsi"/>
-      <w:color w:themeColor="accent1" w:themeShade="BF" w:val="0F4761"/>
-      <w:sz w:val="40"/>
-      <w:szCs w:val="40"/>
-    </w:rPr>
-  </w:style>
-  <w:style w:styleId="Heading2" w:type="paragraph">
-    <w:name w:val="heading 2"/>
-    <w:basedOn w:val="Normal"/>
-    <w:next w:val="BodyText"/>
-    <w:link w:val="Heading2Char"/>
-    <w:uiPriority w:val="9"/>
-    <w:semiHidden/>
-    <w:unhideWhenUsed/>
-    <w:qFormat/>
-    <w:rsid w:val="00A10FD9"/>
-    <w:pPr>
-      <w:keepNext/>
-      <w:keepLines/>
-      <w:spacing w:after="80" w:before="160"/>
-      <w:outlineLvl w:val="1"/>
-    </w:pPr>
-    <w:rPr>
-      <w:rFonts w:asciiTheme="majorHAnsi" w:cstheme="majorBidi" w:eastAsiaTheme="majorEastAsia" w:hAnsiTheme="majorHAnsi"/>
-      <w:color w:themeColor="accent1" w:themeShade="BF" w:val="0F4761"/>
-      <w:sz w:val="32"/>
-      <w:szCs w:val="32"/>
-    </w:rPr>
-  </w:style>
-  <w:style w:styleId="Heading3" w:type="paragraph">
-    <w:name w:val="heading 3"/>
-    <w:basedOn w:val="Normal"/>
-    <w:next w:val="BodyText"/>
-    <w:link w:val="Heading3Char"/>
-    <w:uiPriority w:val="9"/>
-    <w:semiHidden/>
-    <w:unhideWhenUsed/>
-    <w:qFormat/>
-    <w:rsid w:val="00A10FD9"/>
-    <w:pPr>
-      <w:keepNext/>
-      <w:keepLines/>
-      <w:spacing w:after="80" w:before="160"/>
-      <w:outlineLvl w:val="2"/>
-    </w:pPr>
-    <w:rPr>
-      <w:rFonts w:cstheme="majorBidi" w:eastAsiaTheme="majorEastAsia"/>
-      <w:color w:themeColor="accent1" w:themeShade="BF" w:val="0F4761"/>
-      <w:sz w:val="28"/>
-      <w:szCs w:val="28"/>
-    </w:rPr>
-  </w:style>
-  <w:style w:styleId="Heading4" w:type="paragraph">
-    <w:name w:val="heading 4"/>
-    <w:basedOn w:val="Normal"/>
-    <w:next w:val="BodyText"/>
-    <w:link w:val="Heading4Char"/>
-    <w:uiPriority w:val="9"/>
-    <w:semiHidden/>
-    <w:unhideWhenUsed/>
-    <w:qFormat/>
-    <w:rsid w:val="00A10FD9"/>
-    <w:pPr>
-      <w:keepNext/>
-      <w:keepLines/>
-      <w:spacing w:after="40" w:before="80"/>
-      <w:outlineLvl w:val="3"/>
-    </w:pPr>
-    <w:rPr>
-      <w:rFonts w:cstheme="majorBidi" w:eastAsiaTheme="majorEastAsia"/>
-      <w:i/>
-      <w:iCs/>
-      <w:color w:themeColor="accent1" w:themeShade="BF" w:val="0F4761"/>
-    </w:rPr>
-  </w:style>
-  <w:style w:styleId="Heading5" w:type="paragraph">
-    <w:name w:val="heading 5"/>
-    <w:basedOn w:val="Normal"/>
-    <w:next w:val="BodyText"/>
-    <w:link w:val="Heading5Char"/>
-    <w:uiPriority w:val="9"/>
-    <w:semiHidden/>
-    <w:unhideWhenUsed/>
-    <w:qFormat/>
-    <w:rsid w:val="00A10FD9"/>
-    <w:pPr>
-      <w:keepNext/>
-      <w:keepLines/>
-      <w:spacing w:after="40" w:before="80"/>
-      <w:outlineLvl w:val="4"/>
-    </w:pPr>
-    <w:rPr>
-      <w:rFonts w:cstheme="majorBidi" w:eastAsiaTheme="majorEastAsia"/>
-      <w:color w:themeColor="accent1" w:themeShade="BF" w:val="0F4761"/>
-    </w:rPr>
-  </w:style>
-  <w:style w:styleId="Heading6" w:type="paragraph">
-    <w:name w:val="heading 6"/>
-    <w:basedOn w:val="Normal"/>
-    <w:next w:val="BodyText"/>
-    <w:link w:val="Heading6Char"/>
-    <w:uiPriority w:val="9"/>
-    <w:semiHidden/>
-    <w:unhideWhenUsed/>
-    <w:qFormat/>
-    <w:rsid w:val="00A10FD9"/>
-    <w:pPr>
-      <w:keepNext/>
-      <w:keepLines/>
-      <w:spacing w:after="0" w:before="40"/>
-      <w:outlineLvl w:val="5"/>
-    </w:pPr>
-    <w:rPr>
-      <w:rFonts w:cstheme="majorBidi" w:eastAsiaTheme="majorEastAsia"/>
-      <w:i/>
-      <w:iCs/>
-      <w:color w:themeColor="text1" w:themeTint="A6" w:val="595959"/>
-    </w:rPr>
-  </w:style>
-  <w:style w:styleId="Heading7" w:type="paragraph">
-    <w:name w:val="heading 7"/>
-    <w:basedOn w:val="Normal"/>
-    <w:next w:val="BodyText"/>
-    <w:link w:val="Heading7Char"/>
-    <w:uiPriority w:val="9"/>
-    <w:semiHidden/>
-    <w:unhideWhenUsed/>
-    <w:qFormat/>
-    <w:rsid w:val="00A10FD9"/>
-    <w:pPr>
-      <w:keepNext/>
-      <w:keepLines/>
-      <w:spacing w:after="0" w:before="40"/>
-      <w:outlineLvl w:val="6"/>
-    </w:pPr>
-    <w:rPr>
-      <w:rFonts w:cstheme="majorBidi" w:eastAsiaTheme="majorEastAsia"/>
-      <w:color w:themeColor="text1" w:themeTint="A6" w:val="595959"/>
-    </w:rPr>
-  </w:style>
-  <w:style w:styleId="Heading8" w:type="paragraph">
-    <w:name w:val="heading 8"/>
-    <w:basedOn w:val="Normal"/>
-    <w:next w:val="BodyText"/>
-    <w:link w:val="Heading8Char"/>
-    <w:uiPriority w:val="9"/>
-    <w:semiHidden/>
-    <w:unhideWhenUsed/>
-    <w:qFormat/>
-    <w:rsid w:val="00A10FD9"/>
-    <w:pPr>
-      <w:keepNext/>
-      <w:keepLines/>
-      <w:spacing w:after="0"/>
-      <w:outlineLvl w:val="7"/>
-    </w:pPr>
-    <w:rPr>
-      <w:rFonts w:cstheme="majorBidi" w:eastAsiaTheme="majorEastAsia"/>
-      <w:i/>
-      <w:iCs/>
-      <w:color w:themeColor="text1" w:themeTint="D8" w:val="272727"/>
-    </w:rPr>
-  </w:style>
-  <w:style w:styleId="Heading9" w:type="paragraph">
-    <w:name w:val="heading 9"/>
-    <w:basedOn w:val="Normal"/>
-    <w:next w:val="BodyText"/>
-    <w:link w:val="Heading9Char"/>
-    <w:uiPriority w:val="9"/>
-    <w:semiHidden/>
-    <w:unhideWhenUsed/>
-    <w:qFormat/>
-    <w:rsid w:val="00A10FD9"/>
-    <w:pPr>
-      <w:keepNext/>
-      <w:keepLines/>
-      <w:spacing w:after="0"/>
-      <w:outlineLvl w:val="8"/>
-    </w:pPr>
-    <w:rPr>
-      <w:rFonts w:cstheme="majorBidi" w:eastAsiaTheme="majorEastAsia"/>
-      <w:color w:themeColor="text1" w:themeTint="D8" w:val="272727"/>
-    </w:rPr>
-  </w:style>
-  <w:style w:customStyle="1" w:styleId="Heading1Char" w:type="character">
-    <w:name w:val="Heading 1 Char"/>
-    <w:basedOn w:val="DefaultParagraphFont"/>
-    <w:link w:val="Heading1"/>
-    <w:uiPriority w:val="9"/>
-    <w:rsid w:val="00A10FD9"/>
-    <w:rPr>
-      <w:rFonts w:asciiTheme="majorHAnsi" w:cstheme="majorBidi" w:eastAsiaTheme="majorEastAsia" w:hAnsiTheme="majorHAnsi"/>
-      <w:color w:themeColor="accent1" w:themeShade="BF" w:val="0F4761"/>
-      <w:sz w:val="40"/>
-      <w:szCs w:val="40"/>
-    </w:rPr>
-  </w:style>
-  <w:style w:customStyle="1" w:styleId="Heading2Char" w:type="character">
-    <w:name w:val="Heading 2 Char"/>
-    <w:basedOn w:val="DefaultParagraphFont"/>
-    <w:link w:val="Heading2"/>
-    <w:uiPriority w:val="9"/>
-    <w:semiHidden/>
-    <w:rsid w:val="00A10FD9"/>
-    <w:rPr>
-      <w:rFonts w:asciiTheme="majorHAnsi" w:cstheme="majorBidi" w:eastAsiaTheme="majorEastAsia" w:hAnsiTheme="majorHAnsi"/>
-      <w:color w:themeColor="accent1" w:themeShade="BF" w:val="0F4761"/>
-      <w:sz w:val="32"/>
-      <w:szCs w:val="32"/>
-    </w:rPr>
-  </w:style>
-  <w:style w:customStyle="1" w:styleId="Heading3Char" w:type="character">
-    <w:name w:val="Heading 3 Char"/>
-    <w:basedOn w:val="DefaultParagraphFont"/>
-    <w:link w:val="Heading3"/>
-    <w:uiPriority w:val="9"/>
-    <w:semiHidden/>
-    <w:rsid w:val="00A10FD9"/>
-    <w:rPr>
-      <w:rFonts w:cstheme="majorBidi" w:eastAsiaTheme="majorEastAsia"/>
-      <w:color w:themeColor="accent1" w:themeShade="BF" w:val="0F4761"/>
-      <w:sz w:val="28"/>
-      <w:szCs w:val="28"/>
-    </w:rPr>
-  </w:style>
-  <w:style w:customStyle="1" w:styleId="Heading4Char" w:type="character">
-    <w:name w:val="Heading 4 Char"/>
-    <w:basedOn w:val="DefaultParagraphFont"/>
-    <w:link w:val="Heading4"/>
-    <w:uiPriority w:val="9"/>
-    <w:semiHidden/>
-    <w:rsid w:val="00A10FD9"/>
-    <w:rPr>
-      <w:rFonts w:cstheme="majorBidi" w:eastAsiaTheme="majorEastAsia"/>
-      <w:i/>
-      <w:iCs/>
-      <w:color w:themeColor="accent1" w:themeShade="BF" w:val="0F4761"/>
-    </w:rPr>
-  </w:style>
-  <w:style w:customStyle="1" w:styleId="Heading5Char" w:type="character">
-    <w:name w:val="Heading 5 Char"/>
-    <w:basedOn w:val="DefaultParagraphFont"/>
-    <w:link w:val="Heading5"/>
-    <w:uiPriority w:val="9"/>
-    <w:semiHidden/>
-    <w:rsid w:val="00A10FD9"/>
-    <w:rPr>
-      <w:rFonts w:cstheme="majorBidi" w:eastAsiaTheme="majorEastAsia"/>
-      <w:color w:themeColor="accent1" w:themeShade="BF" w:val="0F4761"/>
-    </w:rPr>
-  </w:style>
-  <w:style w:customStyle="1" w:styleId="Heading6Char" w:type="character">
-    <w:name w:val="Heading 6 Char"/>
-    <w:basedOn w:val="DefaultParagraphFont"/>
-    <w:link w:val="Heading6"/>
-    <w:uiPriority w:val="9"/>
-    <w:semiHidden/>
-    <w:rsid w:val="00A10FD9"/>
-    <w:rPr>
-      <w:rFonts w:cstheme="majorBidi" w:eastAsiaTheme="majorEastAsia"/>
-      <w:i/>
-      <w:iCs/>
-      <w:color w:themeColor="text1" w:themeTint="A6" w:val="595959"/>
-    </w:rPr>
-  </w:style>
-  <w:style w:customStyle="1" w:styleId="Heading7Char" w:type="character">
-    <w:name w:val="Heading 7 Char"/>
-    <w:basedOn w:val="DefaultParagraphFont"/>
-    <w:link w:val="Heading7"/>
-    <w:uiPriority w:val="9"/>
-    <w:semiHidden/>
-    <w:rsid w:val="00A10FD9"/>
-    <w:rPr>
-      <w:rFonts w:cstheme="majorBidi" w:eastAsiaTheme="majorEastAsia"/>
-      <w:color w:themeColor="text1" w:themeTint="A6" w:val="595959"/>
-    </w:rPr>
-  </w:style>
-  <w:style w:customStyle="1" w:styleId="Heading8Char" w:type="character">
-    <w:name w:val="Heading 8 Char"/>
-    <w:basedOn w:val="DefaultParagraphFont"/>
-    <w:link w:val="Heading8"/>
-    <w:uiPriority w:val="9"/>
-    <w:semiHidden/>
-    <w:rsid w:val="00A10FD9"/>
-    <w:rPr>
-      <w:rFonts w:cstheme="majorBidi" w:eastAsiaTheme="majorEastAsia"/>
-      <w:i/>
-      <w:iCs/>
-      <w:color w:themeColor="text1" w:themeTint="D8" w:val="272727"/>
-    </w:rPr>
-  </w:style>
-  <w:style w:customStyle="1" w:styleId="Heading9Char" w:type="character">
-    <w:name w:val="Heading 9 Char"/>
-    <w:basedOn w:val="DefaultParagraphFont"/>
-    <w:link w:val="Heading9"/>
-    <w:uiPriority w:val="9"/>
-    <w:semiHidden/>
-    <w:rsid w:val="00A10FD9"/>
-    <w:rPr>
-      <w:rFonts w:cstheme="majorBidi" w:eastAsiaTheme="majorEastAsia"/>
-      <w:color w:themeColor="text1" w:themeTint="D8" w:val="272727"/>
-    </w:rPr>
   </w:style>
   <w:style w:styleId="BlockText" w:type="paragraph">
     <w:name w:val="Block Text"/>
@@ -9547,37 +10606,18 @@
     <w:qFormat/>
     <w:pPr>
       <w:spacing w:after="100" w:before="100"/>
-      <w:ind w:firstLine="0" w:left="480" w:right="480"/>
+      <w:ind w:left="480" w:right="480"/>
     </w:pPr>
   </w:style>
   <w:style w:styleId="FootnoteText" w:type="paragraph">
-    <w:name w:val="Footnote Text"/>
+    <w:name w:val="footnote text"/>
     <w:basedOn w:val="Normal"/>
-    <w:next w:val="FootnoteText"/>
     <w:uiPriority w:val="9"/>
     <w:unhideWhenUsed/>
     <w:qFormat/>
   </w:style>
-  <w:style w:styleId="FootnoteBlockText" w:type="paragraph">
-    <w:name w:val="Footnote Block Text"/>
-    <w:basedOn w:val="FootnoteText"/>
-    <w:next w:val="FootnoteText"/>
-    <w:uiPriority w:val="9"/>
-    <w:unhideWhenUsed/>
-    <w:qFormat/>
-    <w:pPr>
-      <w:spacing w:after="100" w:before="100"/>
-      <w:ind w:firstLine="0" w:left="480" w:right="480"/>
-    </w:pPr>
-  </w:style>
-  <w:style w:default="1" w:styleId="DefaultParagraphFont" w:type="character">
-    <w:name w:val="Default Paragraph Font"/>
-    <w:semiHidden/>
-    <w:unhideWhenUsed/>
-  </w:style>
-  <w:style w:default="1" w:styleId="Table" w:type="table">
+  <w:style w:customStyle="1" w:styleId="Table" w:type="table">
     <w:name w:val="Table"/>
-    <w:basedOn w:val="TableNormal"/>
     <w:semiHidden/>
     <w:unhideWhenUsed/>
     <w:qFormat/>
@@ -9590,14 +10630,6 @@
         <w:right w:type="dxa" w:w="108"/>
       </w:tblCellMar>
     </w:tblPr>
-    <w:tblStylePr w:type="firstRow">
-      <w:tcPr>
-        <w:tcBorders>
-          <w:bottom w:val="single"/>
-        </w:tcBorders>
-        <w:vAlign w:val="bottom"/>
-      </w:tcPr>
-    </w:tblStylePr>
   </w:style>
   <w:style w:customStyle="1" w:styleId="DefinitionTerm" w:type="paragraph">
     <w:name w:val="Definition Term"/>
@@ -9617,11 +10649,11 @@
     <w:basedOn w:val="Normal"/>
   </w:style>
   <w:style w:styleId="Caption" w:type="paragraph">
-    <w:name w:val="Caption"/>
+    <w:name w:val="caption"/>
     <w:basedOn w:val="Normal"/>
-    <w:link w:val="BodyTextChar"/>
+    <w:link w:val="CaptionChar"/>
     <w:pPr>
-      <w:spacing w:after="120" w:before="0"/>
+      <w:spacing w:after="120"/>
     </w:pPr>
     <w:rPr>
       <w:i/>
@@ -9649,35 +10681,33 @@
       <w:keepNext/>
     </w:pPr>
   </w:style>
-  <w:style w:customStyle="1" w:styleId="BodyTextChar" w:type="character">
-    <w:name w:val="Body Text Char"/>
+  <w:style w:customStyle="1" w:styleId="CaptionChar" w:type="character">
+    <w:name w:val="Caption Char"/>
     <w:basedOn w:val="DefaultParagraphFont"/>
-    <w:link w:val="BodyText"/>
+    <w:link w:val="Caption"/>
   </w:style>
   <w:style w:customStyle="1" w:styleId="VerbatimChar" w:type="character">
     <w:name w:val="Verbatim Char"/>
-    <w:basedOn w:val="BodyTextChar"/>
+    <w:basedOn w:val="CaptionChar"/>
+    <w:link w:val="SourceCode"/>
     <w:rPr>
       <w:rFonts w:ascii="Consolas" w:hAnsi="Consolas"/>
       <w:sz w:val="22"/>
     </w:rPr>
   </w:style>
-  <w:style w:customStyle="1" w:styleId="SectionNumber" w:type="character">
-    <w:name w:val="Section Number"/>
-    <w:basedOn w:val="BodyTextChar"/>
-  </w:style>
   <w:style w:styleId="FootnoteReference" w:type="character">
-    <w:name w:val="Footnote Reference"/>
-    <w:basedOn w:val="BodyTextChar"/>
+    <w:name w:val="footnote reference"/>
+    <w:basedOn w:val="CaptionChar"/>
     <w:rPr>
       <w:vertAlign w:val="superscript"/>
     </w:rPr>
   </w:style>
   <w:style w:styleId="Hyperlink" w:type="character">
     <w:name w:val="Hyperlink"/>
-    <w:basedOn w:val="BodyTextChar"/>
+    <w:basedOn w:val="CaptionChar"/>
+    <w:uiPriority w:val="99"/>
     <w:rPr>
-      <w:color w:themeColor="accent1" w:val="4F81BD"/>
+      <w:color w:val="E64C38"/>
     </w:rPr>
   </w:style>
   <w:style w:styleId="TOCHeading" w:type="paragraph">
@@ -9692,245 +10722,328 @@
       <w:outlineLvl w:val="9"/>
     </w:pPr>
     <w:rPr>
-      <w:rFonts w:asciiTheme="majorHAnsi" w:cstheme="majorBidi" w:eastAsiaTheme="majorEastAsia" w:hAnsiTheme="majorHAnsi"/>
       <w:b w:val="0"/>
       <w:bCs w:val="0"/>
-      <w:color w:themeColor="accent1" w:themeShade="BF" w:val="365F91"/>
     </w:rPr>
   </w:style>
-  <w:style w:type="paragraph" w:customStyle="1" w:styleId="SourceCode">
+  <w:style w:customStyle="1" w:styleId="SourceCode" w:type="paragraph">
     <w:name w:val="Source Code"/>
     <w:basedOn w:val="Normal"/>
     <w:link w:val="VerbatimChar"/>
     <w:pPr>
-      <w:wordWrap w:val="off"/>
+      <w:wordWrap w:val="0"/>
     </w:pPr>
   </w:style>
-  <w:style w:type="character" w:customStyle="1" w:styleId="KeywordTok">
+  <w:style w:customStyle="1" w:styleId="KeywordTok" w:type="character">
     <w:name w:val="KeywordTok"/>
     <w:basedOn w:val="VerbatimChar"/>
     <w:rPr>
+      <w:rFonts w:ascii="Consolas" w:hAnsi="Consolas"/>
       <w:b/>
       <w:color w:val="007020"/>
+      <w:sz w:val="22"/>
     </w:rPr>
   </w:style>
-  <w:style w:type="character" w:customStyle="1" w:styleId="DataTypeTok">
+  <w:style w:customStyle="1" w:styleId="DataTypeTok" w:type="character">
     <w:name w:val="DataTypeTok"/>
     <w:basedOn w:val="VerbatimChar"/>
     <w:rPr>
+      <w:rFonts w:ascii="Consolas" w:hAnsi="Consolas"/>
       <w:color w:val="902000"/>
+      <w:sz w:val="22"/>
     </w:rPr>
   </w:style>
-  <w:style w:type="character" w:customStyle="1" w:styleId="DecValTok">
+  <w:style w:customStyle="1" w:styleId="DecValTok" w:type="character">
     <w:name w:val="DecValTok"/>
     <w:basedOn w:val="VerbatimChar"/>
     <w:rPr>
-      <w:color w:val="40a070"/>
+      <w:rFonts w:ascii="Consolas" w:hAnsi="Consolas"/>
+      <w:color w:val="40A070"/>
+      <w:sz w:val="22"/>
     </w:rPr>
   </w:style>
-  <w:style w:type="character" w:customStyle="1" w:styleId="BaseNTok">
+  <w:style w:customStyle="1" w:styleId="BaseNTok" w:type="character">
     <w:name w:val="BaseNTok"/>
     <w:basedOn w:val="VerbatimChar"/>
     <w:rPr>
-      <w:color w:val="40a070"/>
+      <w:rFonts w:ascii="Consolas" w:hAnsi="Consolas"/>
+      <w:color w:val="40A070"/>
+      <w:sz w:val="22"/>
     </w:rPr>
   </w:style>
-  <w:style w:type="character" w:customStyle="1" w:styleId="FloatTok">
+  <w:style w:customStyle="1" w:styleId="FloatTok" w:type="character">
     <w:name w:val="FloatTok"/>
     <w:basedOn w:val="VerbatimChar"/>
     <w:rPr>
-      <w:color w:val="40a070"/>
+      <w:rFonts w:ascii="Consolas" w:hAnsi="Consolas"/>
+      <w:color w:val="40A070"/>
+      <w:sz w:val="22"/>
     </w:rPr>
   </w:style>
-  <w:style w:type="character" w:customStyle="1" w:styleId="ConstantTok">
+  <w:style w:customStyle="1" w:styleId="ConstantTok" w:type="character">
     <w:name w:val="ConstantTok"/>
     <w:basedOn w:val="VerbatimChar"/>
     <w:rPr>
+      <w:rFonts w:ascii="Consolas" w:hAnsi="Consolas"/>
       <w:color w:val="880000"/>
+      <w:sz w:val="22"/>
     </w:rPr>
   </w:style>
-  <w:style w:type="character" w:customStyle="1" w:styleId="CharTok">
+  <w:style w:customStyle="1" w:styleId="CharTok" w:type="character">
     <w:name w:val="CharTok"/>
     <w:basedOn w:val="VerbatimChar"/>
     <w:rPr>
-      <w:color w:val="4070a0"/>
+      <w:rFonts w:ascii="Consolas" w:hAnsi="Consolas"/>
+      <w:color w:val="4070A0"/>
+      <w:sz w:val="22"/>
     </w:rPr>
   </w:style>
-  <w:style w:type="character" w:customStyle="1" w:styleId="SpecialCharTok">
+  <w:style w:customStyle="1" w:styleId="SpecialCharTok" w:type="character">
     <w:name w:val="SpecialCharTok"/>
     <w:basedOn w:val="VerbatimChar"/>
     <w:rPr>
-      <w:color w:val="4070a0"/>
+      <w:rFonts w:ascii="Consolas" w:hAnsi="Consolas"/>
+      <w:color w:val="4070A0"/>
+      <w:sz w:val="22"/>
     </w:rPr>
   </w:style>
-  <w:style w:type="character" w:customStyle="1" w:styleId="StringTok">
+  <w:style w:customStyle="1" w:styleId="StringTok" w:type="character">
     <w:name w:val="StringTok"/>
     <w:basedOn w:val="VerbatimChar"/>
     <w:rPr>
-      <w:color w:val="4070a0"/>
+      <w:rFonts w:ascii="Consolas" w:hAnsi="Consolas"/>
+      <w:color w:val="4070A0"/>
+      <w:sz w:val="22"/>
     </w:rPr>
   </w:style>
-  <w:style w:type="character" w:customStyle="1" w:styleId="VerbatimStringTok">
+  <w:style w:customStyle="1" w:styleId="VerbatimStringTok" w:type="character">
     <w:name w:val="VerbatimStringTok"/>
     <w:basedOn w:val="VerbatimChar"/>
     <w:rPr>
-      <w:color w:val="4070a0"/>
+      <w:rFonts w:ascii="Consolas" w:hAnsi="Consolas"/>
+      <w:color w:val="4070A0"/>
+      <w:sz w:val="22"/>
     </w:rPr>
   </w:style>
-  <w:style w:type="character" w:customStyle="1" w:styleId="SpecialStringTok">
+  <w:style w:customStyle="1" w:styleId="SpecialStringTok" w:type="character">
     <w:name w:val="SpecialStringTok"/>
     <w:basedOn w:val="VerbatimChar"/>
     <w:rPr>
-      <w:color w:val="bb6688"/>
+      <w:rFonts w:ascii="Consolas" w:hAnsi="Consolas"/>
+      <w:color w:val="BB6688"/>
+      <w:sz w:val="22"/>
     </w:rPr>
   </w:style>
-  <w:style w:type="character" w:customStyle="1" w:styleId="ImportTok">
+  <w:style w:customStyle="1" w:styleId="ImportTok" w:type="character">
     <w:name w:val="ImportTok"/>
     <w:basedOn w:val="VerbatimChar"/>
     <w:rPr>
-      <w:b/>
-      <w:color w:val="008000"/>
+      <w:rFonts w:ascii="Consolas" w:hAnsi="Consolas"/>
+      <w:sz w:val="22"/>
     </w:rPr>
   </w:style>
-  <w:style w:type="character" w:customStyle="1" w:styleId="CommentTok">
+  <w:style w:customStyle="1" w:styleId="CommentTok" w:type="character">
     <w:name w:val="CommentTok"/>
     <w:basedOn w:val="VerbatimChar"/>
     <w:rPr>
+      <w:rFonts w:ascii="Consolas" w:hAnsi="Consolas"/>
       <w:i/>
-      <w:color w:val="60a0b0"/>
+      <w:color w:val="60A0B0"/>
+      <w:sz w:val="22"/>
     </w:rPr>
   </w:style>
-  <w:style w:type="character" w:customStyle="1" w:styleId="DocumentationTok">
+  <w:style w:customStyle="1" w:styleId="DocumentationTok" w:type="character">
     <w:name w:val="DocumentationTok"/>
     <w:basedOn w:val="VerbatimChar"/>
     <w:rPr>
+      <w:rFonts w:ascii="Consolas" w:hAnsi="Consolas"/>
       <w:i/>
-      <w:color w:val="ba2121"/>
+      <w:color w:val="BA2121"/>
+      <w:sz w:val="22"/>
     </w:rPr>
   </w:style>
-  <w:style w:type="character" w:customStyle="1" w:styleId="AnnotationTok">
+  <w:style w:customStyle="1" w:styleId="AnnotationTok" w:type="character">
     <w:name w:val="AnnotationTok"/>
     <w:basedOn w:val="VerbatimChar"/>
     <w:rPr>
+      <w:rFonts w:ascii="Consolas" w:hAnsi="Consolas"/>
       <w:b/>
       <w:i/>
-      <w:color w:val="60a0b0"/>
+      <w:color w:val="60A0B0"/>
+      <w:sz w:val="22"/>
     </w:rPr>
   </w:style>
-  <w:style w:type="character" w:customStyle="1" w:styleId="CommentVarTok">
+  <w:style w:customStyle="1" w:styleId="CommentVarTok" w:type="character">
     <w:name w:val="CommentVarTok"/>
     <w:basedOn w:val="VerbatimChar"/>
     <w:rPr>
+      <w:rFonts w:ascii="Consolas" w:hAnsi="Consolas"/>
       <w:b/>
       <w:i/>
-      <w:color w:val="60a0b0"/>
+      <w:color w:val="60A0B0"/>
+      <w:sz w:val="22"/>
     </w:rPr>
   </w:style>
-  <w:style w:type="character" w:customStyle="1" w:styleId="OtherTok">
+  <w:style w:customStyle="1" w:styleId="OtherTok" w:type="character">
     <w:name w:val="OtherTok"/>
     <w:basedOn w:val="VerbatimChar"/>
     <w:rPr>
+      <w:rFonts w:ascii="Consolas" w:hAnsi="Consolas"/>
       <w:color w:val="007020"/>
+      <w:sz w:val="22"/>
     </w:rPr>
   </w:style>
-  <w:style w:type="character" w:customStyle="1" w:styleId="FunctionTok">
+  <w:style w:customStyle="1" w:styleId="FunctionTok" w:type="character">
     <w:name w:val="FunctionTok"/>
     <w:basedOn w:val="VerbatimChar"/>
     <w:rPr>
-      <w:color w:val="06287e"/>
+      <w:rFonts w:ascii="Consolas" w:hAnsi="Consolas"/>
+      <w:color w:val="06287E"/>
+      <w:sz w:val="22"/>
     </w:rPr>
   </w:style>
-  <w:style w:type="character" w:customStyle="1" w:styleId="VariableTok">
+  <w:style w:customStyle="1" w:styleId="VariableTok" w:type="character">
     <w:name w:val="VariableTok"/>
     <w:basedOn w:val="VerbatimChar"/>
     <w:rPr>
-      <w:color w:val="19177c"/>
+      <w:rFonts w:ascii="Consolas" w:hAnsi="Consolas"/>
+      <w:color w:val="19177C"/>
+      <w:sz w:val="22"/>
     </w:rPr>
   </w:style>
-  <w:style w:type="character" w:customStyle="1" w:styleId="ControlFlowTok">
+  <w:style w:customStyle="1" w:styleId="ControlFlowTok" w:type="character">
     <w:name w:val="ControlFlowTok"/>
     <w:basedOn w:val="VerbatimChar"/>
     <w:rPr>
+      <w:rFonts w:ascii="Consolas" w:hAnsi="Consolas"/>
       <w:b/>
       <w:color w:val="007020"/>
+      <w:sz w:val="22"/>
     </w:rPr>
   </w:style>
-  <w:style w:type="character" w:customStyle="1" w:styleId="OperatorTok">
+  <w:style w:customStyle="1" w:styleId="OperatorTok" w:type="character">
     <w:name w:val="OperatorTok"/>
     <w:basedOn w:val="VerbatimChar"/>
     <w:rPr>
+      <w:rFonts w:ascii="Consolas" w:hAnsi="Consolas"/>
       <w:color w:val="666666"/>
+      <w:sz w:val="22"/>
     </w:rPr>
   </w:style>
-  <w:style w:type="character" w:customStyle="1" w:styleId="BuiltInTok">
+  <w:style w:customStyle="1" w:styleId="BuiltInTok" w:type="character">
     <w:name w:val="BuiltInTok"/>
     <w:basedOn w:val="VerbatimChar"/>
     <w:rPr>
-      <w:color w:val="008000"/>
+      <w:rFonts w:ascii="Consolas" w:hAnsi="Consolas"/>
+      <w:sz w:val="22"/>
     </w:rPr>
   </w:style>
-  <w:style w:type="character" w:customStyle="1" w:styleId="ExtensionTok">
+  <w:style w:customStyle="1" w:styleId="ExtensionTok" w:type="character">
     <w:name w:val="ExtensionTok"/>
     <w:basedOn w:val="VerbatimChar"/>
-    <w:rPr/>
+    <w:rPr>
+      <w:rFonts w:ascii="Consolas" w:hAnsi="Consolas"/>
+      <w:sz w:val="22"/>
+    </w:rPr>
   </w:style>
-  <w:style w:type="character" w:customStyle="1" w:styleId="PreprocessorTok">
+  <w:style w:customStyle="1" w:styleId="PreprocessorTok" w:type="character">
     <w:name w:val="PreprocessorTok"/>
     <w:basedOn w:val="VerbatimChar"/>
     <w:rPr>
-      <w:color w:val="bc7a00"/>
+      <w:rFonts w:ascii="Consolas" w:hAnsi="Consolas"/>
+      <w:color w:val="BC7A00"/>
+      <w:sz w:val="22"/>
     </w:rPr>
   </w:style>
-  <w:style w:type="character" w:customStyle="1" w:styleId="AttributeTok">
+  <w:style w:customStyle="1" w:styleId="AttributeTok" w:type="character">
     <w:name w:val="AttributeTok"/>
     <w:basedOn w:val="VerbatimChar"/>
     <w:rPr>
-      <w:color w:val="7d9029"/>
+      <w:rFonts w:ascii="Consolas" w:hAnsi="Consolas"/>
+      <w:color w:val="7D9029"/>
+      <w:sz w:val="22"/>
     </w:rPr>
   </w:style>
-  <w:style w:type="character" w:customStyle="1" w:styleId="RegionMarkerTok">
+  <w:style w:customStyle="1" w:styleId="RegionMarkerTok" w:type="character">
     <w:name w:val="RegionMarkerTok"/>
     <w:basedOn w:val="VerbatimChar"/>
-    <w:rPr/>
+    <w:rPr>
+      <w:rFonts w:ascii="Consolas" w:hAnsi="Consolas"/>
+      <w:sz w:val="22"/>
+    </w:rPr>
   </w:style>
-  <w:style w:type="character" w:customStyle="1" w:styleId="InformationTok">
+  <w:style w:customStyle="1" w:styleId="InformationTok" w:type="character">
     <w:name w:val="InformationTok"/>
     <w:basedOn w:val="VerbatimChar"/>
     <w:rPr>
+      <w:rFonts w:ascii="Consolas" w:hAnsi="Consolas"/>
       <w:b/>
       <w:i/>
-      <w:color w:val="60a0b0"/>
+      <w:color w:val="60A0B0"/>
+      <w:sz w:val="22"/>
     </w:rPr>
   </w:style>
-  <w:style w:type="character" w:customStyle="1" w:styleId="WarningTok">
+  <w:style w:customStyle="1" w:styleId="WarningTok" w:type="character">
     <w:name w:val="WarningTok"/>
     <w:basedOn w:val="VerbatimChar"/>
     <w:rPr>
+      <w:rFonts w:ascii="Consolas" w:hAnsi="Consolas"/>
       <w:b/>
       <w:i/>
-      <w:color w:val="60a0b0"/>
+      <w:color w:val="60A0B0"/>
+      <w:sz w:val="22"/>
     </w:rPr>
   </w:style>
-  <w:style w:type="character" w:customStyle="1" w:styleId="AlertTok">
+  <w:style w:customStyle="1" w:styleId="AlertTok" w:type="character">
     <w:name w:val="AlertTok"/>
     <w:basedOn w:val="VerbatimChar"/>
     <w:rPr>
+      <w:rFonts w:ascii="Consolas" w:hAnsi="Consolas"/>
       <w:b/>
-      <w:color w:val="ff0000"/>
+      <w:color w:val="FF0000"/>
+      <w:sz w:val="22"/>
     </w:rPr>
   </w:style>
-  <w:style w:type="character" w:customStyle="1" w:styleId="ErrorTok">
+  <w:style w:customStyle="1" w:styleId="ErrorTok" w:type="character">
     <w:name w:val="ErrorTok"/>
     <w:basedOn w:val="VerbatimChar"/>
     <w:rPr>
+      <w:rFonts w:ascii="Consolas" w:hAnsi="Consolas"/>
       <w:b/>
-      <w:color w:val="ff0000"/>
+      <w:color w:val="FF0000"/>
+      <w:sz w:val="22"/>
     </w:rPr>
   </w:style>
-  <w:style w:type="character" w:customStyle="1" w:styleId="NormalTok">
+  <w:style w:customStyle="1" w:styleId="NormalTok" w:type="character">
     <w:name w:val="NormalTok"/>
     <w:basedOn w:val="VerbatimChar"/>
-    <w:rPr/>
+    <w:rPr>
+      <w:rFonts w:ascii="Consolas" w:hAnsi="Consolas"/>
+      <w:sz w:val="22"/>
+    </w:rPr>
+  </w:style>
+  <w:style w:styleId="TOC1" w:type="paragraph">
+    <w:name w:val="toc 1"/>
+    <w:basedOn w:val="Normal"/>
+    <w:next w:val="Normal"/>
+    <w:autoRedefine/>
+    <w:uiPriority w:val="39"/>
+    <w:rsid w:val="005704A3"/>
+    <w:pPr>
+      <w:spacing w:after="100"/>
+    </w:pPr>
+  </w:style>
+  <w:style w:styleId="TOC2" w:type="paragraph">
+    <w:name w:val="toc 2"/>
+    <w:basedOn w:val="Normal"/>
+    <w:next w:val="Normal"/>
+    <w:autoRedefine/>
+    <w:uiPriority w:val="39"/>
+    <w:rsid w:val="005704A3"/>
+    <w:pPr>
+      <w:spacing w:after="100"/>
+      <w:ind w:left="220"/>
+    </w:pPr>
   </w:style>
 </w:styles>
 </file>
@@ -9946,44 +11059,44 @@
         <a:sysClr val="window" lastClr="FFFFFF"/>
       </a:lt1>
       <a:dk2>
-        <a:srgbClr val="0E2841"/>
+        <a:srgbClr val="1F497D"/>
       </a:dk2>
       <a:lt2>
-        <a:srgbClr val="E8E8E8"/>
+        <a:srgbClr val="EEECE1"/>
       </a:lt2>
       <a:accent1>
-        <a:srgbClr val="156082"/>
+        <a:srgbClr val="4F81BD"/>
       </a:accent1>
       <a:accent2>
-        <a:srgbClr val="E97132"/>
+        <a:srgbClr val="C0504D"/>
       </a:accent2>
       <a:accent3>
-        <a:srgbClr val="196B24"/>
+        <a:srgbClr val="9BBB59"/>
       </a:accent3>
       <a:accent4>
-        <a:srgbClr val="0F9ED5"/>
+        <a:srgbClr val="8064A2"/>
       </a:accent4>
       <a:accent5>
-        <a:srgbClr val="A02B93"/>
+        <a:srgbClr val="4BACC6"/>
       </a:accent5>
       <a:accent6>
-        <a:srgbClr val="4EA72E"/>
+        <a:srgbClr val="F79646"/>
       </a:accent6>
       <a:hlink>
-        <a:srgbClr val="467886"/>
+        <a:srgbClr val="0000FF"/>
       </a:hlink>
       <a:folHlink>
-        <a:srgbClr val="96607D"/>
+        <a:srgbClr val="800080"/>
       </a:folHlink>
     </a:clrScheme>
     <a:fontScheme name="Office">
       <a:majorFont>
-        <a:latin typeface="Aptos Display" panose="02110004020202020204"/>
+        <a:latin typeface="Montserrat"/>
         <a:ea typeface=""/>
         <a:cs typeface=""/>
-        <a:font script="Jpan" typeface="游ゴシック Light"/>
+        <a:font script="Jpan" typeface="ＭＳ ゴシック"/>
         <a:font script="Hang" typeface="맑은 고딕"/>
-        <a:font script="Hans" typeface="等线 Light"/>
+        <a:font script="Hans" typeface="宋体"/>
         <a:font script="Hant" typeface="新細明體"/>
         <a:font script="Arab" typeface="Times New Roman"/>
         <a:font script="Hebr" typeface="Times New Roman"/>
@@ -10010,32 +11123,14 @@
         <a:font script="Mong" typeface="Mongolian Baiti"/>
         <a:font script="Viet" typeface="Times New Roman"/>
         <a:font script="Uigh" typeface="Microsoft Uighur"/>
-        <a:font script="Geor" typeface="Sylfaen"/>
-        <a:font script="Armn" typeface="Arial"/>
-        <a:font script="Bugi" typeface="Leelawadee UI"/>
-        <a:font script="Bopo" typeface="Microsoft JhengHei"/>
-        <a:font script="Java" typeface="Javanese Text"/>
-        <a:font script="Lisu" typeface="Segoe UI"/>
-        <a:font script="Mymr" typeface="Myanmar Text"/>
-        <a:font script="Nkoo" typeface="Ebrima"/>
-        <a:font script="Olck" typeface="Nirmala UI"/>
-        <a:font script="Osma" typeface="Ebrima"/>
-        <a:font script="Phag" typeface="Phagspa"/>
-        <a:font script="Syrn" typeface="Estrangelo Edessa"/>
-        <a:font script="Syrj" typeface="Estrangelo Edessa"/>
-        <a:font script="Syre" typeface="Estrangelo Edessa"/>
-        <a:font script="Sora" typeface="Nirmala UI"/>
-        <a:font script="Tale" typeface="Microsoft Tai Le"/>
-        <a:font script="Talu" typeface="Microsoft New Tai Lue"/>
-        <a:font script="Tfng" typeface="Ebrima"/>
       </a:majorFont>
       <a:minorFont>
-        <a:latin typeface="Aptos" panose="02110004020202020204"/>
+        <a:latin typeface="Montserrat"/>
         <a:ea typeface=""/>
         <a:cs typeface=""/>
-        <a:font script="Jpan" typeface="游明朝"/>
+        <a:font script="Jpan" typeface="ＭＳ 明朝"/>
         <a:font script="Hang" typeface="맑은 고딕"/>
-        <a:font script="Hans" typeface="等线"/>
+        <a:font script="Hans" typeface="宋体"/>
         <a:font script="Hant" typeface="新細明體"/>
         <a:font script="Arab" typeface="Arial"/>
         <a:font script="Hebr" typeface="Arial"/>
@@ -10062,24 +11157,6 @@
         <a:font script="Mong" typeface="Mongolian Baiti"/>
         <a:font script="Viet" typeface="Arial"/>
         <a:font script="Uigh" typeface="Microsoft Uighur"/>
-        <a:font script="Geor" typeface="Sylfaen"/>
-        <a:font script="Armn" typeface="Arial"/>
-        <a:font script="Bugi" typeface="Leelawadee UI"/>
-        <a:font script="Bopo" typeface="Microsoft JhengHei"/>
-        <a:font script="Java" typeface="Javanese Text"/>
-        <a:font script="Lisu" typeface="Segoe UI"/>
-        <a:font script="Mymr" typeface="Myanmar Text"/>
-        <a:font script="Nkoo" typeface="Ebrima"/>
-        <a:font script="Olck" typeface="Nirmala UI"/>
-        <a:font script="Osma" typeface="Ebrima"/>
-        <a:font script="Phag" typeface="Phagspa"/>
-        <a:font script="Syrn" typeface="Estrangelo Edessa"/>
-        <a:font script="Syrj" typeface="Estrangelo Edessa"/>
-        <a:font script="Syre" typeface="Estrangelo Edessa"/>
-        <a:font script="Sora" typeface="Nirmala UI"/>
-        <a:font script="Tale" typeface="Microsoft Tai Le"/>
-        <a:font script="Talu" typeface="Microsoft New Tai Lue"/>
-        <a:font script="Tfng" typeface="Ebrima"/>
       </a:minorFont>
     </a:fontScheme>
     <a:fmtScheme name="Office">
@@ -10091,141 +11168,200 @@
           <a:gsLst>
             <a:gs pos="0">
               <a:schemeClr val="phClr">
-                <a:lumMod val="110000"/>
-                <a:satMod val="105000"/>
-                <a:tint val="67000"/>
+                <a:tint val="50000"/>
+                <a:satMod val="300000"/>
               </a:schemeClr>
             </a:gs>
-            <a:gs pos="50000">
+            <a:gs pos="35000">
               <a:schemeClr val="phClr">
-                <a:lumMod val="105000"/>
-                <a:satMod val="103000"/>
-                <a:tint val="73000"/>
+                <a:tint val="37000"/>
+                <a:satMod val="300000"/>
               </a:schemeClr>
             </a:gs>
             <a:gs pos="100000">
               <a:schemeClr val="phClr">
-                <a:lumMod val="105000"/>
-                <a:satMod val="109000"/>
-                <a:tint val="81000"/>
+                <a:tint val="15000"/>
+                <a:satMod val="350000"/>
               </a:schemeClr>
             </a:gs>
           </a:gsLst>
-          <a:lin ang="5400000" scaled="0"/>
+          <a:lin ang="16200000" scaled="1"/>
         </a:gradFill>
         <a:gradFill rotWithShape="1">
           <a:gsLst>
             <a:gs pos="0">
               <a:schemeClr val="phClr">
-                <a:satMod val="103000"/>
-                <a:lumMod val="102000"/>
-                <a:tint val="94000"/>
-              </a:schemeClr>
-            </a:gs>
-            <a:gs pos="50000">
-              <a:schemeClr val="phClr">
-                <a:satMod val="110000"/>
-                <a:lumMod val="100000"/>
+                <a:tint val="100000"/>
                 <a:shade val="100000"/>
+                <a:satMod val="130000"/>
               </a:schemeClr>
             </a:gs>
             <a:gs pos="100000">
               <a:schemeClr val="phClr">
-                <a:lumMod val="99000"/>
-                <a:satMod val="120000"/>
-                <a:shade val="78000"/>
+                <a:tint val="50000"/>
+                <a:shade val="100000"/>
+                <a:satMod val="350000"/>
               </a:schemeClr>
             </a:gs>
           </a:gsLst>
-          <a:lin ang="5400000" scaled="0"/>
+          <a:lin ang="16200000" scaled="0"/>
         </a:gradFill>
       </a:fillStyleLst>
       <a:lnStyleLst>
-        <a:ln w="6350" cap="flat" cmpd="sng" algn="ctr">
+        <a:ln w="9525" cap="flat" cmpd="sng" algn="ctr">
+          <a:solidFill>
+            <a:schemeClr val="phClr">
+              <a:shade val="95000"/>
+              <a:satMod val="105000"/>
+            </a:schemeClr>
+          </a:solidFill>
+          <a:prstDash val="solid"/>
+        </a:ln>
+        <a:ln w="25400" cap="flat" cmpd="sng" algn="ctr">
           <a:solidFill>
             <a:schemeClr val="phClr"/>
           </a:solidFill>
           <a:prstDash val="solid"/>
-          <a:miter lim="800000"/>
         </a:ln>
-        <a:ln w="12700" cap="flat" cmpd="sng" algn="ctr">
+        <a:ln w="38100" cap="flat" cmpd="sng" algn="ctr">
           <a:solidFill>
             <a:schemeClr val="phClr"/>
           </a:solidFill>
           <a:prstDash val="solid"/>
-          <a:miter lim="800000"/>
-        </a:ln>
-        <a:ln w="19050" cap="flat" cmpd="sng" algn="ctr">
-          <a:solidFill>
-            <a:schemeClr val="phClr"/>
-          </a:solidFill>
-          <a:prstDash val="solid"/>
-          <a:miter lim="800000"/>
         </a:ln>
       </a:lnStyleLst>
       <a:effectStyleLst>
         <a:effectStyle>
-          <a:effectLst/>
-        </a:effectStyle>
-        <a:effectStyle>
-          <a:effectLst/>
+          <a:effectLst>
+            <a:outerShdw blurRad="40000" dist="20000" dir="5400000" rotWithShape="0">
+              <a:srgbClr val="000000">
+                <a:alpha val="38000"/>
+              </a:srgbClr>
+            </a:outerShdw>
+          </a:effectLst>
         </a:effectStyle>
         <a:effectStyle>
           <a:effectLst>
-            <a:outerShdw blurRad="57150" dist="19050" dir="5400000" algn="ctr" rotWithShape="0">
+            <a:outerShdw blurRad="40000" dist="23000" dir="5400000" rotWithShape="0">
               <a:srgbClr val="000000">
-                <a:alpha val="63000"/>
+                <a:alpha val="35000"/>
               </a:srgbClr>
             </a:outerShdw>
           </a:effectLst>
+        </a:effectStyle>
+        <a:effectStyle>
+          <a:effectLst>
+            <a:outerShdw blurRad="40000" dist="23000" dir="5400000" rotWithShape="0">
+              <a:srgbClr val="000000">
+                <a:alpha val="35000"/>
+              </a:srgbClr>
+            </a:outerShdw>
+          </a:effectLst>
+          <a:scene3d>
+            <a:camera prst="orthographicFront">
+              <a:rot lat="0" lon="0" rev="0"/>
+            </a:camera>
+            <a:lightRig rig="threePt" dir="t">
+              <a:rot lat="0" lon="0" rev="1200000"/>
+            </a:lightRig>
+          </a:scene3d>
+          <a:sp3d>
+            <a:bevelT w="63500" h="25400"/>
+          </a:sp3d>
         </a:effectStyle>
       </a:effectStyleLst>
       <a:bgFillStyleLst>
         <a:solidFill>
           <a:schemeClr val="phClr"/>
         </a:solidFill>
-        <a:solidFill>
-          <a:schemeClr val="phClr">
-            <a:tint val="95000"/>
-            <a:satMod val="170000"/>
-          </a:schemeClr>
-        </a:solidFill>
         <a:gradFill rotWithShape="1">
           <a:gsLst>
             <a:gs pos="0">
               <a:schemeClr val="phClr">
-                <a:tint val="93000"/>
-                <a:satMod val="150000"/>
-                <a:shade val="98000"/>
-                <a:lumMod val="102000"/>
+                <a:tint val="40000"/>
+                <a:satMod val="350000"/>
               </a:schemeClr>
             </a:gs>
-            <a:gs pos="50000">
+            <a:gs pos="40000">
               <a:schemeClr val="phClr">
-                <a:tint val="98000"/>
-                <a:satMod val="130000"/>
-                <a:shade val="90000"/>
-                <a:lumMod val="103000"/>
+                <a:tint val="45000"/>
+                <a:shade val="99000"/>
+                <a:satMod val="350000"/>
               </a:schemeClr>
             </a:gs>
             <a:gs pos="100000">
               <a:schemeClr val="phClr">
-                <a:shade val="63000"/>
-                <a:satMod val="120000"/>
+                <a:shade val="20000"/>
+                <a:satMod val="255000"/>
               </a:schemeClr>
             </a:gs>
           </a:gsLst>
-          <a:lin ang="5400000" scaled="0"/>
+          <a:path path="circle">
+            <a:fillToRect l="50000" t="-80000" r="50000" b="180000"/>
+          </a:path>
+        </a:gradFill>
+        <a:gradFill rotWithShape="1">
+          <a:gsLst>
+            <a:gs pos="0">
+              <a:schemeClr val="phClr">
+                <a:tint val="80000"/>
+                <a:satMod val="300000"/>
+              </a:schemeClr>
+            </a:gs>
+            <a:gs pos="100000">
+              <a:schemeClr val="phClr">
+                <a:shade val="30000"/>
+                <a:satMod val="200000"/>
+              </a:schemeClr>
+            </a:gs>
+          </a:gsLst>
+          <a:path path="circle">
+            <a:fillToRect l="50000" t="50000" r="50000" b="50000"/>
+          </a:path>
         </a:gradFill>
       </a:bgFillStyleLst>
     </a:fmtScheme>
   </a:themeElements>
-  <a:objectDefaults/>
+  <a:objectDefaults>
+    <a:spDef>
+      <a:spPr/>
+      <a:bodyPr/>
+      <a:lstStyle/>
+      <a:style>
+        <a:lnRef idx="1">
+          <a:schemeClr val="accent1"/>
+        </a:lnRef>
+        <a:fillRef idx="3">
+          <a:schemeClr val="accent1"/>
+        </a:fillRef>
+        <a:effectRef idx="2">
+          <a:schemeClr val="accent1"/>
+        </a:effectRef>
+        <a:fontRef idx="minor">
+          <a:schemeClr val="lt1"/>
+        </a:fontRef>
+      </a:style>
+    </a:spDef>
+    <a:lnDef>
+      <a:spPr/>
+      <a:bodyPr/>
+      <a:lstStyle/>
+      <a:style>
+        <a:lnRef idx="2">
+          <a:schemeClr val="accent1"/>
+        </a:lnRef>
+        <a:fillRef idx="0">
+          <a:schemeClr val="accent1"/>
+        </a:fillRef>
+        <a:effectRef idx="1">
+          <a:schemeClr val="accent1"/>
+        </a:effectRef>
+        <a:fontRef idx="minor">
+          <a:schemeClr val="tx1"/>
+        </a:fontRef>
+      </a:style>
+    </a:lnDef>
+  </a:objectDefaults>
   <a:extraClrSchemeLst/>
-  <a:extLst>
-    <a:ext uri="{05A4C25C-085E-4340-85A3-A5531E510DB2}">
-      <thm15:themeFamily xmlns:thm15="http://schemas.microsoft.com/office/thememl/2012/main" name="Office Theme" id="{2E142A2C-CD16-42D6-873A-C26D2A0506FA}" vid="{1BDDFF52-6CD6-40A5-AB3C-68EB2F1E4D0A}"/>
-    </a:ext>
-  </a:extLst>
 </a:theme>
 </file>